--- a/shinmok1/pack/2609/H1MOGO26-09_34_SET.docx
+++ b/shinmok1/pack/2609/H1MOGO26-09_34_SET.docx
@@ -58,7 +58,7 @@
           <w:sz w:val="16"/>
           <w:u w:val="none"/>
         </w:rPr>
-        <w:t>(   )반 (   )번 이름(            )  CHECK ___/35  전용 ___/68.0점</w:t>
+        <w:t>(   )반 (   )번 이름(            )  CHECK ___/35  전용 ___/30.0점</w:t>
       </w:r>
     </w:p>
     <w:p>
@@ -1458,7 +1458,7 @@
           <w:sz w:val="18"/>
           <w:u w:val="none"/>
         </w:rPr>
-        <w:t>PART 2 · 전용문제  (선택형 13 · 서답형 7 · 68.0점)</w:t>
+        <w:t>PART 2 · 전용문제  (선택형 8 · 서답형 2 · 30.0점)</w:t>
       </w:r>
     </w:p>
     <w:p>
@@ -1483,7 +1483,7 @@
           <w:sz w:val="17"/>
           <w:u w:val="none"/>
         </w:rPr>
-        <w:t xml:space="preserve"> 다음 글의 제목으로 가장 적절한 것은? [3.0점]</w:t>
+        <w:t xml:space="preserve"> 다음 글에 대한 &lt;보기&gt;의 설명 중 옳은 것만을 있는 대로 고른 것은? [3.3점]</w:t>
       </w:r>
     </w:p>
     <w:p>
@@ -1506,14 +1506,98 @@
           <w:sz w:val="17"/>
           <w:u w:val="none"/>
         </w:rPr>
-        <w:t>If our bodies know best, why are they easily injured when we do something so seemingly natural as running? On the one hand, running seems very easy, but that is only because our bodies are so very good at it. The most powerful supercomputer on the planet cannot administer the enormous number of computations it takes to run, untethered, on two legs. Wherever our running intelligence is, running is not all conscious to us and is so complicated that only the T-1000 Terminators of our imagination are able to do it. Because our running knowledge is buried so deeply within muscle fibres, cells and our DNA, we have to accept that we cannot fully explain its complexities. That doesn't mean our bodies don't know how to do it. We may feel our way towards understanding the alchemy of running by learning how to use our senses, getting them firing, and seeing what they are capable of, and accepting that our bodies know more about running than we ever will.</w:t>
+        <w:t>If our bodies know best, why are they so easily injured when we do something so seemingly natural as running? On the one hand, running seems very easy, but that is only because our bodies are so very good at it. The most powerful supercomputer on the planet cannot administer the enormous number of computations ⓐ</w:t>
+      </w:r>
+      <w:r>
+        <w:rPr>
+          <w:rFonts w:ascii="맑은 고딕" w:hAnsi="맑은 고딕" w:eastAsia="맑은 고딕"/>
+          <w:b w:val="0"/>
+          <w:sz w:val="17"/>
+          <w:u w:val="single"/>
+        </w:rPr>
+        <w:t>it takes to run</w:t>
+      </w:r>
+      <w:r>
+        <w:rPr>
+          <w:rFonts w:ascii="맑은 고딕" w:hAnsi="맑은 고딕" w:eastAsia="맑은 고딕"/>
+          <w:b w:val="0"/>
+          <w:sz w:val="17"/>
+          <w:u w:val="none"/>
+        </w:rPr>
+        <w:t>, ⓑ</w:t>
+      </w:r>
+      <w:r>
+        <w:rPr>
+          <w:rFonts w:ascii="맑은 고딕" w:hAnsi="맑은 고딕" w:eastAsia="맑은 고딕"/>
+          <w:b w:val="0"/>
+          <w:sz w:val="17"/>
+          <w:u w:val="single"/>
+        </w:rPr>
+        <w:t>untethered</w:t>
+      </w:r>
+      <w:r>
+        <w:rPr>
+          <w:rFonts w:ascii="맑은 고딕" w:hAnsi="맑은 고딕" w:eastAsia="맑은 고딕"/>
+          <w:b w:val="0"/>
+          <w:sz w:val="17"/>
+          <w:u w:val="none"/>
+        </w:rPr>
+        <w:t>, on two legs. Wherever our running intelligence is, running is not all conscious to us and is so complicated that only the T-1000 Terminators of our imagination are able to do it. Because our running knowledge is buried so deeply within muscle fibres, cells and our DNA, we have to accept that we cannot fully explain its complexities. That doesn’t mean our bodies don’t know how to do it. We may feel our way towards understanding the alchemy of running by learning how to use our senses, getting them to fire, and seeing what they are capable of, and accepting that our bodies know more about running ⓒ</w:t>
+      </w:r>
+      <w:r>
+        <w:rPr>
+          <w:rFonts w:ascii="맑은 고딕" w:hAnsi="맑은 고딕" w:eastAsia="맑은 고딕"/>
+          <w:b w:val="0"/>
+          <w:sz w:val="17"/>
+          <w:u w:val="single"/>
+        </w:rPr>
+        <w:t>than we ever will</w:t>
+      </w:r>
+      <w:r>
+        <w:rPr>
+          <w:rFonts w:ascii="맑은 고딕" w:hAnsi="맑은 고딕" w:eastAsia="맑은 고딕"/>
+          <w:b w:val="0"/>
+          <w:sz w:val="17"/>
+          <w:u w:val="none"/>
+        </w:rPr>
+        <w:t>.</w:t>
       </w:r>
     </w:p>
     <w:p>
       <w:pPr>
-        <w:spacing w:before="0" w:after="0" w:line="269" w:lineRule="auto"/>
-        <w:ind w:left="180" w:hanging="180"/>
+        <w:spacing w:before="0" w:after="0" w:line="288" w:lineRule="auto"/>
+        <w:ind w:left="40"/>
         <w:snapToGrid w:val="0"/>
+        <w:pBdr>
+          <w:top w:val="single" w:sz="4" w:space="2" w:color="9B6BD0"/>
+          <w:left w:val="single" w:sz="4" w:space="2" w:color="9B6BD0"/>
+          <w:bottom w:val="single" w:sz="4" w:space="2" w:color="9B6BD0"/>
+          <w:right w:val="single" w:sz="4" w:space="2" w:color="9B6BD0"/>
+        </w:pBdr>
+        <w:shd w:val="clear" w:color="auto" w:fill="FAF5FF"/>
+      </w:pPr>
+      <w:r>
+        <w:rPr>
+          <w:rFonts w:ascii="맑은 고딕" w:hAnsi="맑은 고딕" w:eastAsia="맑은 고딕"/>
+          <w:b/>
+          <w:sz w:val="17"/>
+          <w:u w:val="none"/>
+        </w:rPr>
+        <w:t>&lt;보 기&gt;</w:t>
+      </w:r>
+    </w:p>
+    <w:p>
+      <w:pPr>
+        <w:spacing w:before="0" w:after="0" w:line="288" w:lineRule="auto"/>
+        <w:ind w:left="40"/>
+        <w:snapToGrid w:val="0"/>
+        <w:pBdr>
+          <w:top w:val="single" w:sz="4" w:space="2" w:color="9B6BD0"/>
+          <w:left w:val="single" w:sz="4" w:space="2" w:color="9B6BD0"/>
+          <w:bottom w:val="single" w:sz="4" w:space="2" w:color="9B6BD0"/>
+          <w:right w:val="single" w:sz="4" w:space="2" w:color="9B6BD0"/>
+        </w:pBdr>
+        <w:shd w:val="clear" w:color="auto" w:fill="FAF5FF"/>
       </w:pPr>
       <w:r>
         <w:rPr>
@@ -1522,14 +1606,21 @@
           <w:sz w:val="17"/>
           <w:u w:val="none"/>
         </w:rPr>
-        <w:t>① Why Supercomputers Will Soon Run Just Like Us</w:t>
+        <w:t>(a) The writer says running looks easy because it is actually a simple task.</w:t>
       </w:r>
     </w:p>
     <w:p>
       <w:pPr>
-        <w:spacing w:before="0" w:after="0" w:line="269" w:lineRule="auto"/>
-        <w:ind w:left="180" w:hanging="180"/>
+        <w:spacing w:before="0" w:after="0" w:line="288" w:lineRule="auto"/>
+        <w:ind w:left="40"/>
         <w:snapToGrid w:val="0"/>
+        <w:pBdr>
+          <w:top w:val="single" w:sz="4" w:space="2" w:color="9B6BD0"/>
+          <w:left w:val="single" w:sz="4" w:space="2" w:color="9B6BD0"/>
+          <w:bottom w:val="single" w:sz="4" w:space="2" w:color="9B6BD0"/>
+          <w:right w:val="single" w:sz="4" w:space="2" w:color="9B6BD0"/>
+        </w:pBdr>
+        <w:shd w:val="clear" w:color="auto" w:fill="FAF5FF"/>
       </w:pPr>
       <w:r>
         <w:rPr>
@@ -1538,14 +1629,21 @@
           <w:sz w:val="17"/>
           <w:u w:val="none"/>
         </w:rPr>
-        <w:t>② Ten Rules Every Runner Must Follow to Avoid Injury</w:t>
+        <w:t>(b) In ⓐ, a relative pronoun is omitted before ‘it’, and ‘it’ is the subject of ‘takes’.</w:t>
       </w:r>
     </w:p>
     <w:p>
       <w:pPr>
-        <w:spacing w:before="0" w:after="0" w:line="269" w:lineRule="auto"/>
-        <w:ind w:left="180" w:hanging="180"/>
+        <w:spacing w:before="0" w:after="0" w:line="288" w:lineRule="auto"/>
+        <w:ind w:left="40"/>
         <w:snapToGrid w:val="0"/>
+        <w:pBdr>
+          <w:top w:val="single" w:sz="4" w:space="2" w:color="9B6BD0"/>
+          <w:left w:val="single" w:sz="4" w:space="2" w:color="9B6BD0"/>
+          <w:bottom w:val="single" w:sz="4" w:space="2" w:color="9B6BD0"/>
+          <w:right w:val="single" w:sz="4" w:space="2" w:color="9B6BD0"/>
+        </w:pBdr>
+        <w:shd w:val="clear" w:color="auto" w:fill="FAF5FF"/>
       </w:pPr>
       <w:r>
         <w:rPr>
@@ -1554,14 +1652,21 @@
           <w:sz w:val="17"/>
           <w:u w:val="none"/>
         </w:rPr>
-        <w:t>③ The Body Knows: Why We Run Better Than We Can Explain</w:t>
+        <w:t>(c) In the context, ⓑ ‘untethered’ is close in meaning to ‘tied down’.</w:t>
       </w:r>
     </w:p>
     <w:p>
       <w:pPr>
-        <w:spacing w:before="0" w:after="0" w:line="269" w:lineRule="auto"/>
-        <w:ind w:left="180" w:hanging="180"/>
+        <w:spacing w:before="0" w:after="0" w:line="288" w:lineRule="auto"/>
+        <w:ind w:left="40"/>
         <w:snapToGrid w:val="0"/>
+        <w:pBdr>
+          <w:top w:val="single" w:sz="4" w:space="2" w:color="9B6BD0"/>
+          <w:left w:val="single" w:sz="4" w:space="2" w:color="9B6BD0"/>
+          <w:bottom w:val="single" w:sz="4" w:space="2" w:color="9B6BD0"/>
+          <w:right w:val="single" w:sz="4" w:space="2" w:color="9B6BD0"/>
+        </w:pBdr>
+        <w:shd w:val="clear" w:color="auto" w:fill="FAF5FF"/>
       </w:pPr>
       <w:r>
         <w:rPr>
@@ -1570,14 +1675,21 @@
           <w:sz w:val="17"/>
           <w:u w:val="none"/>
         </w:rPr>
-        <w:t>④ Conscious Control: The Secret to a Perfect Running Form</w:t>
+        <w:t>(d) The writer suggests that we can approach an understanding of running by using our senses.</w:t>
       </w:r>
     </w:p>
     <w:p>
       <w:pPr>
-        <w:spacing w:before="0" w:after="0" w:line="269" w:lineRule="auto"/>
-        <w:ind w:left="180" w:hanging="180"/>
+        <w:spacing w:before="0" w:after="60" w:line="288" w:lineRule="auto"/>
+        <w:ind w:left="40"/>
         <w:snapToGrid w:val="0"/>
+        <w:pBdr>
+          <w:top w:val="single" w:sz="4" w:space="2" w:color="9B6BD0"/>
+          <w:left w:val="single" w:sz="4" w:space="2" w:color="9B6BD0"/>
+          <w:bottom w:val="single" w:sz="4" w:space="2" w:color="9B6BD0"/>
+          <w:right w:val="single" w:sz="4" w:space="2" w:color="9B6BD0"/>
+        </w:pBdr>
+        <w:shd w:val="clear" w:color="auto" w:fill="FAF5FF"/>
       </w:pPr>
       <w:r>
         <w:rPr>
@@ -1586,7 +1698,23 @@
           <w:sz w:val="17"/>
           <w:u w:val="none"/>
         </w:rPr>
-        <w:t>⑤ From Terminators to Track: Science Fiction Meets Sport</w:t>
+        <w:t>(e) In ⓒ, ‘will’ can be replaced by ‘do’ without changing the meaning.</w:t>
+      </w:r>
+    </w:p>
+    <w:p>
+      <w:pPr>
+        <w:spacing w:before="0" w:after="20" w:line="276" w:lineRule="auto"/>
+        <w:ind w:left="80"/>
+        <w:snapToGrid w:val="0"/>
+      </w:pPr>
+      <w:r>
+        <w:rPr>
+          <w:rFonts w:ascii="맑은 고딕" w:hAnsi="맑은 고딕" w:eastAsia="맑은 고딕"/>
+          <w:b w:val="0"/>
+          <w:sz w:val="17"/>
+          <w:u w:val="none"/>
+        </w:rPr>
+        <w:t>① (a), (c)    ② (b), (e)    ③ (c), (d), (e)    ④ (a), (b), (d)    ⑤ (b), (d)</w:t>
       </w:r>
     </w:p>
     <w:p>
@@ -1611,7 +1739,25 @@
           <w:sz w:val="17"/>
           <w:u w:val="none"/>
         </w:rPr>
-        <w:t xml:space="preserve"> 다음 글의 요지를 가장 잘 나타내는 속담은? [3.0점]</w:t>
+        <w:t xml:space="preserve"> 다음 글의 밑줄 친 ⓐ ~ ⓕ 중, 어법상 </w:t>
+      </w:r>
+      <w:r>
+        <w:rPr>
+          <w:rFonts w:ascii="맑은 고딕" w:hAnsi="맑은 고딕" w:eastAsia="맑은 고딕"/>
+          <w:b w:val="0"/>
+          <w:sz w:val="17"/>
+          <w:u w:val="single"/>
+        </w:rPr>
+        <w:t>틀린</w:t>
+      </w:r>
+      <w:r>
+        <w:rPr>
+          <w:rFonts w:ascii="맑은 고딕" w:hAnsi="맑은 고딕" w:eastAsia="맑은 고딕"/>
+          <w:b w:val="0"/>
+          <w:sz w:val="17"/>
+          <w:u w:val="none"/>
+        </w:rPr>
+        <w:t xml:space="preserve"> 것을 모두 고른 것은? [3.1점]</w:t>
       </w:r>
     </w:p>
     <w:p>
@@ -1634,13 +1780,121 @@
           <w:sz w:val="17"/>
           <w:u w:val="none"/>
         </w:rPr>
-        <w:t>If our bodies know best, why are they easily injured when we do something so seemingly natural as running? On the one hand, running seems very easy, but that is only because our bodies are so very good at it. The most powerful supercomputer on the planet cannot administer the enormous number of computations it takes to run, untethered, on two legs. Wherever our running intelligence is, running is not all conscious to us and is so complicated that only the T-1000 Terminators of our imagination are able to do it. Because our running knowledge is buried so deeply within muscle fibres, cells and our DNA, we have to accept that we cannot fully explain its complexities. That doesn't mean our bodies don't know how to do it. We may feel our way towards understanding the alchemy of running by learning how to use our senses, getting them firing, and seeing what they are capable of, and accepting that our bodies know more about running than we ever will.</w:t>
+        <w:t>If our bodies know best, why ⓐ</w:t>
+      </w:r>
+      <w:r>
+        <w:rPr>
+          <w:rFonts w:ascii="맑은 고딕" w:hAnsi="맑은 고딕" w:eastAsia="맑은 고딕"/>
+          <w:b w:val="0"/>
+          <w:sz w:val="17"/>
+          <w:u w:val="single"/>
+        </w:rPr>
+        <w:t>they are</w:t>
+      </w:r>
+      <w:r>
+        <w:rPr>
+          <w:rFonts w:ascii="맑은 고딕" w:hAnsi="맑은 고딕" w:eastAsia="맑은 고딕"/>
+          <w:b w:val="0"/>
+          <w:sz w:val="17"/>
+          <w:u w:val="none"/>
+        </w:rPr>
+        <w:t xml:space="preserve"> so easily injured when we do something so ⓑ</w:t>
+      </w:r>
+      <w:r>
+        <w:rPr>
+          <w:rFonts w:ascii="맑은 고딕" w:hAnsi="맑은 고딕" w:eastAsia="맑은 고딕"/>
+          <w:b w:val="0"/>
+          <w:sz w:val="17"/>
+          <w:u w:val="single"/>
+        </w:rPr>
+        <w:t>seemingly</w:t>
+      </w:r>
+      <w:r>
+        <w:rPr>
+          <w:rFonts w:ascii="맑은 고딕" w:hAnsi="맑은 고딕" w:eastAsia="맑은 고딕"/>
+          <w:b w:val="0"/>
+          <w:sz w:val="17"/>
+          <w:u w:val="none"/>
+        </w:rPr>
+        <w:t xml:space="preserve"> natural as running? On the one hand, running seems very easy, but that is only because our bodies are so very good at it. The most powerful supercomputer on the planet cannot administer the enormous number of computations it takes to run, untethered, on two legs. Wherever our running intelligence is, running is not all conscious to us and is ⓒ</w:t>
+      </w:r>
+      <w:r>
+        <w:rPr>
+          <w:rFonts w:ascii="맑은 고딕" w:hAnsi="맑은 고딕" w:eastAsia="맑은 고딕"/>
+          <w:b w:val="0"/>
+          <w:sz w:val="17"/>
+          <w:u w:val="single"/>
+        </w:rPr>
+        <w:t>such</w:t>
+      </w:r>
+      <w:r>
+        <w:rPr>
+          <w:rFonts w:ascii="맑은 고딕" w:hAnsi="맑은 고딕" w:eastAsia="맑은 고딕"/>
+          <w:b w:val="0"/>
+          <w:sz w:val="17"/>
+          <w:u w:val="none"/>
+        </w:rPr>
+        <w:t xml:space="preserve"> complicated that only the T-1000 Terminators of our imagination are able to do it. Because our running knowledge is ⓓ</w:t>
+      </w:r>
+      <w:r>
+        <w:rPr>
+          <w:rFonts w:ascii="맑은 고딕" w:hAnsi="맑은 고딕" w:eastAsia="맑은 고딕"/>
+          <w:b w:val="0"/>
+          <w:sz w:val="17"/>
+          <w:u w:val="single"/>
+        </w:rPr>
+        <w:t>buried</w:t>
+      </w:r>
+      <w:r>
+        <w:rPr>
+          <w:rFonts w:ascii="맑은 고딕" w:hAnsi="맑은 고딕" w:eastAsia="맑은 고딕"/>
+          <w:b w:val="0"/>
+          <w:sz w:val="17"/>
+          <w:u w:val="none"/>
+        </w:rPr>
+        <w:t xml:space="preserve"> so deeply within muscle fibres, cells and our DNA, we have to accept that we cannot fully explain its complexities. That doesn’t mean our bodies don’t know how to do it. We may feel our way towards understanding the alchemy of running by learning how to use our senses, getting them ⓔ</w:t>
+      </w:r>
+      <w:r>
+        <w:rPr>
+          <w:rFonts w:ascii="맑은 고딕" w:hAnsi="맑은 고딕" w:eastAsia="맑은 고딕"/>
+          <w:b w:val="0"/>
+          <w:sz w:val="17"/>
+          <w:u w:val="single"/>
+        </w:rPr>
+        <w:t>to fire</w:t>
+      </w:r>
+      <w:r>
+        <w:rPr>
+          <w:rFonts w:ascii="맑은 고딕" w:hAnsi="맑은 고딕" w:eastAsia="맑은 고딕"/>
+          <w:b w:val="0"/>
+          <w:sz w:val="17"/>
+          <w:u w:val="none"/>
+        </w:rPr>
+        <w:t>, and ⓕ</w:t>
+      </w:r>
+      <w:r>
+        <w:rPr>
+          <w:rFonts w:ascii="맑은 고딕" w:hAnsi="맑은 고딕" w:eastAsia="맑은 고딕"/>
+          <w:b w:val="0"/>
+          <w:sz w:val="17"/>
+          <w:u w:val="single"/>
+        </w:rPr>
+        <w:t>see</w:t>
+      </w:r>
+      <w:r>
+        <w:rPr>
+          <w:rFonts w:ascii="맑은 고딕" w:hAnsi="맑은 고딕" w:eastAsia="맑은 고딕"/>
+          <w:b w:val="0"/>
+          <w:sz w:val="17"/>
+          <w:u w:val="none"/>
+        </w:rPr>
+        <w:t xml:space="preserve"> what they are capable of, and accepting that our bodies know more about running than we ever will.</w:t>
       </w:r>
     </w:p>
     <w:p>
       <w:pPr>
-        <w:spacing w:before="0" w:after="0" w:line="269" w:lineRule="auto"/>
-        <w:ind w:left="180" w:hanging="180"/>
+        <w:spacing w:before="0" w:after="20" w:line="276" w:lineRule="auto"/>
+        <w:ind w:left="80"/>
         <w:snapToGrid w:val="0"/>
       </w:pPr>
       <w:r>
@@ -1650,71 +1904,7 @@
           <w:sz w:val="17"/>
           <w:u w:val="none"/>
         </w:rPr>
-        <w:t>① Practice makes perfect.</w:t>
-      </w:r>
-    </w:p>
-    <w:p>
-      <w:pPr>
-        <w:spacing w:before="0" w:after="0" w:line="269" w:lineRule="auto"/>
-        <w:ind w:left="180" w:hanging="180"/>
-        <w:snapToGrid w:val="0"/>
-      </w:pPr>
-      <w:r>
-        <w:rPr>
-          <w:rFonts w:ascii="맑은 고딕" w:hAnsi="맑은 고딕" w:eastAsia="맑은 고딕"/>
-          <w:b w:val="0"/>
-          <w:sz w:val="17"/>
-          <w:u w:val="none"/>
-        </w:rPr>
-        <w:t>② Knowledge is power.</w:t>
-      </w:r>
-    </w:p>
-    <w:p>
-      <w:pPr>
-        <w:spacing w:before="0" w:after="0" w:line="269" w:lineRule="auto"/>
-        <w:ind w:left="180" w:hanging="180"/>
-        <w:snapToGrid w:val="0"/>
-      </w:pPr>
-      <w:r>
-        <w:rPr>
-          <w:rFonts w:ascii="맑은 고딕" w:hAnsi="맑은 고딕" w:eastAsia="맑은 고딕"/>
-          <w:b w:val="0"/>
-          <w:sz w:val="17"/>
-          <w:u w:val="none"/>
-        </w:rPr>
-        <w:t>③ Some things are better felt than explained.</w:t>
-      </w:r>
-    </w:p>
-    <w:p>
-      <w:pPr>
-        <w:spacing w:before="0" w:after="0" w:line="269" w:lineRule="auto"/>
-        <w:ind w:left="180" w:hanging="180"/>
-        <w:snapToGrid w:val="0"/>
-      </w:pPr>
-      <w:r>
-        <w:rPr>
-          <w:rFonts w:ascii="맑은 고딕" w:hAnsi="맑은 고딕" w:eastAsia="맑은 고딕"/>
-          <w:b w:val="0"/>
-          <w:sz w:val="17"/>
-          <w:u w:val="none"/>
-        </w:rPr>
-        <w:t>④ No pain, no gain.</w:t>
-      </w:r>
-    </w:p>
-    <w:p>
-      <w:pPr>
-        <w:spacing w:before="0" w:after="0" w:line="269" w:lineRule="auto"/>
-        <w:ind w:left="180" w:hanging="180"/>
-        <w:snapToGrid w:val="0"/>
-      </w:pPr>
-      <w:r>
-        <w:rPr>
-          <w:rFonts w:ascii="맑은 고딕" w:hAnsi="맑은 고딕" w:eastAsia="맑은 고딕"/>
-          <w:b w:val="0"/>
-          <w:sz w:val="17"/>
-          <w:u w:val="none"/>
-        </w:rPr>
-        <w:t>⑤ Look before you leap.</w:t>
+        <w:t>① ⓑ, ⓓ    ② ⓐ, ⓔ    ③ ⓐ, ⓒ, ⓕ    ④ ⓒ, ⓓ, ⓔ    ⑤ ⓑ, ⓕ</w:t>
       </w:r>
     </w:p>
     <w:p>
@@ -1739,25 +1929,7 @@
           <w:sz w:val="17"/>
           <w:u w:val="none"/>
         </w:rPr>
-        <w:t xml:space="preserve"> 다음 글의 내용과 일치하지 </w:t>
-      </w:r>
-      <w:r>
-        <w:rPr>
-          <w:rFonts w:ascii="맑은 고딕" w:hAnsi="맑은 고딕" w:eastAsia="맑은 고딕"/>
-          <w:b/>
-          <w:sz w:val="17"/>
-          <w:u w:val="none"/>
-        </w:rPr>
-        <w:t>않는</w:t>
-      </w:r>
-      <w:r>
-        <w:rPr>
-          <w:rFonts w:ascii="맑은 고딕" w:hAnsi="맑은 고딕" w:eastAsia="맑은 고딕"/>
-          <w:b w:val="0"/>
-          <w:sz w:val="17"/>
-          <w:u w:val="none"/>
-        </w:rPr>
-        <w:t xml:space="preserve"> 것은? [3.0점]</w:t>
+        <w:t xml:space="preserve"> 다음 글의 (A), (B), (C)의 각 괄호 안에서 문맥에 맞는 낱말로 가장 적절한 것은? [3.0점]</w:t>
       </w:r>
     </w:p>
     <w:p>
@@ -1780,7 +1952,7 @@
           <w:sz w:val="17"/>
           <w:u w:val="none"/>
         </w:rPr>
-        <w:t>If our bodies know best, why are they easily injured when we do something so seemingly natural as running? On the one hand, running seems very easy, but that is only because our bodies are so very good at it. The most powerful supercomputer on the planet cannot administer the enormous number of computations it takes to run, untethered, on two legs. Wherever our running intelligence is, running is not all conscious to us and is so complicated that only the T-1000 Terminators of our imagination are able to do it. Because our running knowledge is buried so deeply within muscle fibres, cells and our DNA, we have to accept that we cannot fully explain its complexities. That doesn't mean our bodies don't know how to do it. We may feel our way towards understanding the alchemy of running by learning how to use our senses, getting them firing, and seeing what they are capable of, and accepting that our bodies know more about running than we ever will.</w:t>
+        <w:t>If our bodies know best, why are they so easily injured when we do something so seemingly natural as running? On the one hand, running seems very easy, but that is only because our bodies are so very good at it. The most powerful supercomputer on the planet cannot administer the (A) [enormous / tiny] number of computations it takes to run, untethered, on two legs. Wherever our running intelligence is, running is not all (B) [conscious / unconscious] to us and is so complicated that only the T-1000 Terminators of our imagination are able to do it. Because our running knowledge is (C) [buried / displayed] so deeply within muscle fibres, cells and our DNA, we have to accept that we cannot fully explain its complexities. That doesn’t mean our bodies don’t know how to do it. We may feel our way towards understanding the alchemy of running by learning how to use our senses, getting them to fire, and seeing what they are capable of, and accepting that our bodies know more about running than we ever will.</w:t>
       </w:r>
     </w:p>
     <w:p>
@@ -1796,7 +1968,7 @@
           <w:sz w:val="17"/>
           <w:u w:val="none"/>
         </w:rPr>
-        <w:t>① 달리기가 쉬워 보이는 것은 우리 몸이 그것에 매우 능숙하기 때문일 뿐이다.</w:t>
+        <w:t>① (A) tiny  (B) conscious  (C) buried</w:t>
       </w:r>
     </w:p>
     <w:p>
@@ -1812,7 +1984,7 @@
           <w:sz w:val="17"/>
           <w:u w:val="none"/>
         </w:rPr>
-        <w:t>② 지구상 가장 강력한 슈퍼컴퓨터도 두 다리로 달리는 데 필요한 계산을 처리하지 못한다.</w:t>
+        <w:t>② (A) enormous  (B) conscious  (C) buried</w:t>
       </w:r>
     </w:p>
     <w:p>
@@ -1828,7 +2000,7 @@
           <w:sz w:val="17"/>
           <w:u w:val="none"/>
         </w:rPr>
-        <w:t>③ 달리기는 우리에게 전적으로 의식적인 활동이며 그 절차를 낱낱이 자각할 수 있다.</w:t>
+        <w:t>③ (A) enormous  (B) unconscious  (C) buried</w:t>
       </w:r>
     </w:p>
     <w:p>
@@ -1844,7 +2016,7 @@
           <w:sz w:val="17"/>
           <w:u w:val="none"/>
         </w:rPr>
-        <w:t>④ 달리기 지식은 근섬유·세포·DNA에 깊이 묻혀 있어 그 복잡성을 완전히 설명할 수 없다.</w:t>
+        <w:t>④ (A) tiny  (B) unconscious  (C) displayed</w:t>
       </w:r>
     </w:p>
     <w:p>
@@ -1860,7 +2032,7 @@
           <w:sz w:val="17"/>
           <w:u w:val="none"/>
         </w:rPr>
-        <w:t>⑤ 필자는 감각을 사용하는 법을 배움으로써 달리기의 이해에 다가갈 수 있다고 본다.</w:t>
+        <w:t>⑤ (A) enormous  (B) conscious  (C) displayed</w:t>
       </w:r>
     </w:p>
     <w:p>
@@ -1885,25 +2057,25 @@
           <w:sz w:val="17"/>
           <w:u w:val="none"/>
         </w:rPr>
-        <w:t xml:space="preserve"> 다음 글의 밑줄 친 부분 중, 어법상 </w:t>
-      </w:r>
-      <w:r>
-        <w:rPr>
-          <w:rFonts w:ascii="맑은 고딕" w:hAnsi="맑은 고딕" w:eastAsia="맑은 고딕"/>
-          <w:b/>
-          <w:sz w:val="17"/>
-          <w:u w:val="none"/>
-        </w:rPr>
-        <w:t>틀린</w:t>
+        <w:t xml:space="preserve"> According to the passage, which of the following is </w:t>
       </w:r>
       <w:r>
         <w:rPr>
           <w:rFonts w:ascii="맑은 고딕" w:hAnsi="맑은 고딕" w:eastAsia="맑은 고딕"/>
           <w:b w:val="0"/>
           <w:sz w:val="17"/>
-          <w:u w:val="none"/>
-        </w:rPr>
-        <w:t xml:space="preserve"> 것은? [3.0점]</w:t>
+          <w:u w:val="single"/>
+        </w:rPr>
+        <w:t>NOT</w:t>
+      </w:r>
+      <w:r>
+        <w:rPr>
+          <w:rFonts w:ascii="맑은 고딕" w:hAnsi="맑은 고딕" w:eastAsia="맑은 고딕"/>
+          <w:b w:val="0"/>
+          <w:sz w:val="17"/>
+          <w:u w:val="none"/>
+        </w:rPr>
+        <w:t xml:space="preserve"> true? [2.8점]</w:t>
       </w:r>
     </w:p>
     <w:p>
@@ -1926,7 +2098,112 @@
           <w:sz w:val="17"/>
           <w:u w:val="none"/>
         </w:rPr>
-        <w:t xml:space="preserve">If our bodies know best, why ① </w:t>
+        <w:t>If our bodies know best, why are they so easily injured when we do something so seemingly natural as running? On the one hand, running seems very easy, but that is only because our bodies are so very good at it. The most powerful supercomputer on the planet cannot administer the enormous number of computations it takes to run, untethered, on two legs. Wherever our running intelligence is, running is not all conscious to us and is so complicated that only the T-1000 Terminators of our imagination are able to do it. Because our running knowledge is buried so deeply within muscle fibres, cells and our DNA, we have to accept that we cannot fully explain its complexities. That doesn’t mean our bodies don’t know how to do it. We may feel our way towards understanding the alchemy of running by learning how to use our senses, getting them to fire, and seeing what they are capable of, and accepting that our bodies know more about running than we ever will.</w:t>
+      </w:r>
+    </w:p>
+    <w:p>
+      <w:pPr>
+        <w:spacing w:before="0" w:after="0" w:line="269" w:lineRule="auto"/>
+        <w:ind w:left="180" w:hanging="180"/>
+        <w:snapToGrid w:val="0"/>
+      </w:pPr>
+      <w:r>
+        <w:rPr>
+          <w:rFonts w:ascii="맑은 고딕" w:hAnsi="맑은 고딕" w:eastAsia="맑은 고딕"/>
+          <w:b w:val="0"/>
+          <w:sz w:val="17"/>
+          <w:u w:val="none"/>
+        </w:rPr>
+        <w:t>① Running seems easy because our bodies are very skilled at it.</w:t>
+      </w:r>
+    </w:p>
+    <w:p>
+      <w:pPr>
+        <w:spacing w:before="0" w:after="0" w:line="269" w:lineRule="auto"/>
+        <w:ind w:left="180" w:hanging="180"/>
+        <w:snapToGrid w:val="0"/>
+      </w:pPr>
+      <w:r>
+        <w:rPr>
+          <w:rFonts w:ascii="맑은 고딕" w:hAnsi="맑은 고딕" w:eastAsia="맑은 고딕"/>
+          <w:b w:val="0"/>
+          <w:sz w:val="17"/>
+          <w:u w:val="none"/>
+        </w:rPr>
+        <w:t>② Even the strongest supercomputer cannot handle the calculations needed for running.</w:t>
+      </w:r>
+    </w:p>
+    <w:p>
+      <w:pPr>
+        <w:spacing w:before="0" w:after="0" w:line="269" w:lineRule="auto"/>
+        <w:ind w:left="180" w:hanging="180"/>
+        <w:snapToGrid w:val="0"/>
+      </w:pPr>
+      <w:r>
+        <w:rPr>
+          <w:rFonts w:ascii="맑은 고딕" w:hAnsi="맑은 고딕" w:eastAsia="맑은 고딕"/>
+          <w:b w:val="0"/>
+          <w:sz w:val="17"/>
+          <w:u w:val="none"/>
+        </w:rPr>
+        <w:t>③ Our knowledge of running lies deep in our muscles, cells, and DNA.</w:t>
+      </w:r>
+    </w:p>
+    <w:p>
+      <w:pPr>
+        <w:spacing w:before="0" w:after="0" w:line="269" w:lineRule="auto"/>
+        <w:ind w:left="180" w:hanging="180"/>
+        <w:snapToGrid w:val="0"/>
+      </w:pPr>
+      <w:r>
+        <w:rPr>
+          <w:rFonts w:ascii="맑은 고딕" w:hAnsi="맑은 고딕" w:eastAsia="맑은 고딕"/>
+          <w:b w:val="0"/>
+          <w:sz w:val="17"/>
+          <w:u w:val="none"/>
+        </w:rPr>
+        <w:t>④ Since we cannot explain running fully, our bodies do not really know how to run.</w:t>
+      </w:r>
+    </w:p>
+    <w:p>
+      <w:pPr>
+        <w:spacing w:before="0" w:after="0" w:line="269" w:lineRule="auto"/>
+        <w:ind w:left="180" w:hanging="180"/>
+        <w:snapToGrid w:val="0"/>
+      </w:pPr>
+      <w:r>
+        <w:rPr>
+          <w:rFonts w:ascii="맑은 고딕" w:hAnsi="맑은 고딕" w:eastAsia="맑은 고딕"/>
+          <w:b w:val="0"/>
+          <w:sz w:val="17"/>
+          <w:u w:val="none"/>
+        </w:rPr>
+        <w:t>⑤ The writer believes our bodies know more about running than we will ever know.</w:t>
+      </w:r>
+    </w:p>
+    <w:p>
+      <w:pPr>
+        <w:keepNext/>
+        <w:spacing w:before="80" w:after="20" w:line="276" w:lineRule="auto"/>
+        <w:snapToGrid w:val="0"/>
+      </w:pPr>
+      <w:r>
+        <w:rPr>
+          <w:rFonts w:ascii="맑은 고딕" w:hAnsi="맑은 고딕" w:eastAsia="맑은 고딕"/>
+          <w:b/>
+          <w:sz w:val="17"/>
+          <w:u w:val="none"/>
+        </w:rPr>
+        <w:t>34-5.</w:t>
+      </w:r>
+      <w:r>
+        <w:rPr>
+          <w:rFonts w:ascii="맑은 고딕" w:hAnsi="맑은 고딕" w:eastAsia="맑은 고딕"/>
+          <w:b w:val="0"/>
+          <w:sz w:val="17"/>
+          <w:u w:val="none"/>
+        </w:rPr>
+        <w:t xml:space="preserve"> [A]와 [B]를 읽고 이해한 것으로 가장 적절하지 </w:t>
       </w:r>
       <w:r>
         <w:rPr>
@@ -1935,7 +2212,7 @@
           <w:sz w:val="17"/>
           <w:u w:val="single"/>
         </w:rPr>
-        <w:t>are they easily injured</w:t>
+        <w:t>않은</w:t>
       </w:r>
       <w:r>
         <w:rPr>
@@ -1944,122 +2221,7 @@
           <w:sz w:val="17"/>
           <w:u w:val="none"/>
         </w:rPr>
-        <w:t xml:space="preserve"> when we do something so seemingly natural as running? On the one hand, running seems very easy, but that is only because our bodies are so very good at it. The most powerful supercomputer on the planet cannot administer the enormous number of computations ② </w:t>
-      </w:r>
-      <w:r>
-        <w:rPr>
-          <w:rFonts w:ascii="맑은 고딕" w:hAnsi="맑은 고딕" w:eastAsia="맑은 고딕"/>
-          <w:b w:val="0"/>
-          <w:sz w:val="17"/>
-          <w:u w:val="single"/>
-        </w:rPr>
-        <w:t>it takes to run</w:t>
-      </w:r>
-      <w:r>
-        <w:rPr>
-          <w:rFonts w:ascii="맑은 고딕" w:hAnsi="맑은 고딕" w:eastAsia="맑은 고딕"/>
-          <w:b w:val="0"/>
-          <w:sz w:val="17"/>
-          <w:u w:val="none"/>
-        </w:rPr>
-        <w:t xml:space="preserve">, untethered, on two legs. ③ </w:t>
-      </w:r>
-      <w:r>
-        <w:rPr>
-          <w:rFonts w:ascii="맑은 고딕" w:hAnsi="맑은 고딕" w:eastAsia="맑은 고딕"/>
-          <w:b w:val="0"/>
-          <w:sz w:val="17"/>
-          <w:u w:val="single"/>
-        </w:rPr>
-        <w:t>Wherever</w:t>
-      </w:r>
-      <w:r>
-        <w:rPr>
-          <w:rFonts w:ascii="맑은 고딕" w:hAnsi="맑은 고딕" w:eastAsia="맑은 고딕"/>
-          <w:b w:val="0"/>
-          <w:sz w:val="17"/>
-          <w:u w:val="none"/>
-        </w:rPr>
-        <w:t xml:space="preserve"> our running intelligence is, running is not all conscious to us and is so complicated that only the T-1000 Terminators of our imagination ④ </w:t>
-      </w:r>
-      <w:r>
-        <w:rPr>
-          <w:rFonts w:ascii="맑은 고딕" w:hAnsi="맑은 고딕" w:eastAsia="맑은 고딕"/>
-          <w:b w:val="0"/>
-          <w:sz w:val="17"/>
-          <w:u w:val="single"/>
-        </w:rPr>
-        <w:t>are able to do</w:t>
-      </w:r>
-      <w:r>
-        <w:rPr>
-          <w:rFonts w:ascii="맑은 고딕" w:hAnsi="맑은 고딕" w:eastAsia="맑은 고딕"/>
-          <w:b w:val="0"/>
-          <w:sz w:val="17"/>
-          <w:u w:val="none"/>
-        </w:rPr>
-        <w:t xml:space="preserve"> it. Because our running knowledge is buried so deeply within muscle fibres, cells and our DNA, we have to accept that we cannot fully explain its complexities. That doesn't mean our bodies don't know how to do it. We may feel our way towards understanding the alchemy of running by learning how to use our senses, getting them firing, and seeing ⑤ </w:t>
-      </w:r>
-      <w:r>
-        <w:rPr>
-          <w:rFonts w:ascii="맑은 고딕" w:hAnsi="맑은 고딕" w:eastAsia="맑은 고딕"/>
-          <w:b w:val="0"/>
-          <w:sz w:val="17"/>
-          <w:u w:val="single"/>
-        </w:rPr>
-        <w:t>what they are capable</w:t>
-      </w:r>
-      <w:r>
-        <w:rPr>
-          <w:rFonts w:ascii="맑은 고딕" w:hAnsi="맑은 고딕" w:eastAsia="맑은 고딕"/>
-          <w:b w:val="0"/>
-          <w:sz w:val="17"/>
-          <w:u w:val="none"/>
-        </w:rPr>
-        <w:t>, and accepting that our bodies know more about running than we ever will.</w:t>
-      </w:r>
-    </w:p>
-    <w:p>
-      <w:pPr>
-        <w:keepNext/>
-        <w:spacing w:before="80" w:after="20" w:line="276" w:lineRule="auto"/>
-        <w:snapToGrid w:val="0"/>
-      </w:pPr>
-      <w:r>
-        <w:rPr>
-          <w:rFonts w:ascii="맑은 고딕" w:hAnsi="맑은 고딕" w:eastAsia="맑은 고딕"/>
-          <w:b/>
-          <w:sz w:val="17"/>
-          <w:u w:val="none"/>
-        </w:rPr>
-        <w:t>34-5.</w:t>
-      </w:r>
-      <w:r>
-        <w:rPr>
-          <w:rFonts w:ascii="맑은 고딕" w:hAnsi="맑은 고딕" w:eastAsia="맑은 고딕"/>
-          <w:b w:val="0"/>
-          <w:sz w:val="17"/>
-          <w:u w:val="none"/>
-        </w:rPr>
-        <w:t xml:space="preserve"> 다음 글의 밑줄 친 부분 중, 문맥상 낱말의 쓰임이 적절하지 </w:t>
-      </w:r>
-      <w:r>
-        <w:rPr>
-          <w:rFonts w:ascii="맑은 고딕" w:hAnsi="맑은 고딕" w:eastAsia="맑은 고딕"/>
-          <w:b/>
-          <w:sz w:val="17"/>
-          <w:u w:val="none"/>
-        </w:rPr>
-        <w:t>않은</w:t>
-      </w:r>
-      <w:r>
-        <w:rPr>
-          <w:rFonts w:ascii="맑은 고딕" w:hAnsi="맑은 고딕" w:eastAsia="맑은 고딕"/>
-          <w:b w:val="0"/>
-          <w:sz w:val="17"/>
-          <w:u w:val="none"/>
-        </w:rPr>
-        <w:t xml:space="preserve"> 것은? [3.0점]</w:t>
+        <w:t xml:space="preserve"> 것은? [3.2점]</w:t>
       </w:r>
     </w:p>
     <w:p>
@@ -2082,7 +2244,135 @@
           <w:sz w:val="17"/>
           <w:u w:val="none"/>
         </w:rPr>
-        <w:t xml:space="preserve">If our bodies know best, why are they easily injured when we do something so seemingly natural as running? On the one hand, running seems very ① </w:t>
+        <w:t>[A] Because our running knowledge is buried so deeply within muscle fibres, cells and our DNA, we have to accept that we cannot fully explain its complexities. That doesn’t mean our bodies don’t know how to do it.</w:t>
+      </w:r>
+    </w:p>
+    <w:p>
+      <w:pPr>
+        <w:spacing w:before="0" w:after="60" w:line="288" w:lineRule="auto"/>
+        <w:ind w:left="40"/>
+        <w:snapToGrid w:val="0"/>
+        <w:pBdr>
+          <w:top w:val="single" w:sz="4" w:space="2" w:color="6B7FB8"/>
+          <w:left w:val="single" w:sz="4" w:space="2" w:color="6B7FB8"/>
+          <w:bottom w:val="single" w:sz="4" w:space="2" w:color="6B7FB8"/>
+          <w:right w:val="single" w:sz="4" w:space="2" w:color="6B7FB8"/>
+        </w:pBdr>
+        <w:shd w:val="clear" w:color="auto" w:fill="EEF2FF"/>
+      </w:pPr>
+      <w:r>
+        <w:rPr>
+          <w:rFonts w:ascii="맑은 고딕" w:hAnsi="맑은 고딕" w:eastAsia="맑은 고딕"/>
+          <w:b w:val="0"/>
+          <w:sz w:val="17"/>
+          <w:u w:val="none"/>
+        </w:rPr>
+        <w:t>[B] Ask an experienced cyclist exactly how she keeps her balance, and she will probably struggle to answer. She cannot list the tiny turns of the handlebars or the shifts of her weight, yet she rides through traffic without a second thought. Her body holds a skill that her words cannot reach.</w:t>
+      </w:r>
+    </w:p>
+    <w:p>
+      <w:pPr>
+        <w:spacing w:before="0" w:after="0" w:line="269" w:lineRule="auto"/>
+        <w:ind w:left="180" w:hanging="180"/>
+        <w:snapToGrid w:val="0"/>
+      </w:pPr>
+      <w:r>
+        <w:rPr>
+          <w:rFonts w:ascii="맑은 고딕" w:hAnsi="맑은 고딕" w:eastAsia="맑은 고딕"/>
+          <w:b w:val="0"/>
+          <w:sz w:val="17"/>
+          <w:u w:val="none"/>
+        </w:rPr>
+        <w:t>① Riding a bicycle, rather than words, is offered as the best way to explain balance.</w:t>
+      </w:r>
+    </w:p>
+    <w:p>
+      <w:pPr>
+        <w:spacing w:before="0" w:after="0" w:line="269" w:lineRule="auto"/>
+        <w:ind w:left="180" w:hanging="180"/>
+        <w:snapToGrid w:val="0"/>
+      </w:pPr>
+      <w:r>
+        <w:rPr>
+          <w:rFonts w:ascii="맑은 고딕" w:hAnsi="맑은 고딕" w:eastAsia="맑은 고딕"/>
+          <w:b w:val="0"/>
+          <w:sz w:val="17"/>
+          <w:u w:val="none"/>
+        </w:rPr>
+        <w:t>② Both texts describe a skill the body performs well but the mind cannot fully explain.</w:t>
+      </w:r>
+    </w:p>
+    <w:p>
+      <w:pPr>
+        <w:spacing w:before="0" w:after="0" w:line="269" w:lineRule="auto"/>
+        <w:ind w:left="180" w:hanging="180"/>
+        <w:snapToGrid w:val="0"/>
+      </w:pPr>
+      <w:r>
+        <w:rPr>
+          <w:rFonts w:ascii="맑은 고딕" w:hAnsi="맑은 고딕" w:eastAsia="맑은 고딕"/>
+          <w:b w:val="0"/>
+          <w:sz w:val="17"/>
+          <w:u w:val="none"/>
+        </w:rPr>
+        <w:t>③ In both texts, a lack of explanation does not mean a lack of ability.</w:t>
+      </w:r>
+    </w:p>
+    <w:p>
+      <w:pPr>
+        <w:spacing w:before="0" w:after="0" w:line="269" w:lineRule="auto"/>
+        <w:ind w:left="180" w:hanging="180"/>
+        <w:snapToGrid w:val="0"/>
+      </w:pPr>
+      <w:r>
+        <w:rPr>
+          <w:rFonts w:ascii="맑은 고딕" w:hAnsi="맑은 고딕" w:eastAsia="맑은 고딕"/>
+          <w:b w:val="0"/>
+          <w:sz w:val="17"/>
+          <w:u w:val="none"/>
+        </w:rPr>
+        <w:t>④ [B]’s ‘a skill that her words cannot reach’ matches [A]’s idea that we cannot fully explain running.</w:t>
+      </w:r>
+    </w:p>
+    <w:p>
+      <w:pPr>
+        <w:spacing w:before="0" w:after="0" w:line="269" w:lineRule="auto"/>
+        <w:ind w:left="180" w:hanging="180"/>
+        <w:snapToGrid w:val="0"/>
+      </w:pPr>
+      <w:r>
+        <w:rPr>
+          <w:rFonts w:ascii="맑은 고딕" w:hAnsi="맑은 고딕" w:eastAsia="맑은 고딕"/>
+          <w:b w:val="0"/>
+          <w:sz w:val="17"/>
+          <w:u w:val="none"/>
+        </w:rPr>
+        <w:t>⑤ Both texts suggest that bodily knowledge can exist outside conscious thought.</w:t>
+      </w:r>
+    </w:p>
+    <w:p>
+      <w:pPr>
+        <w:keepNext/>
+        <w:spacing w:before="80" w:after="20" w:line="276" w:lineRule="auto"/>
+        <w:snapToGrid w:val="0"/>
+      </w:pPr>
+      <w:r>
+        <w:rPr>
+          <w:rFonts w:ascii="맑은 고딕" w:hAnsi="맑은 고딕" w:eastAsia="맑은 고딕"/>
+          <w:b/>
+          <w:sz w:val="17"/>
+          <w:u w:val="none"/>
+        </w:rPr>
+        <w:t>34-6.</w:t>
+      </w:r>
+      <w:r>
+        <w:rPr>
+          <w:rFonts w:ascii="맑은 고딕" w:hAnsi="맑은 고딕" w:eastAsia="맑은 고딕"/>
+          <w:b w:val="0"/>
+          <w:sz w:val="17"/>
+          <w:u w:val="none"/>
+        </w:rPr>
+        <w:t xml:space="preserve"> 밑줄 친 </w:t>
       </w:r>
       <w:r>
         <w:rPr>
@@ -2091,7 +2381,7 @@
           <w:sz w:val="17"/>
           <w:u w:val="single"/>
         </w:rPr>
-        <w:t>easy</w:t>
+        <w:t>the alchemy of running</w:t>
       </w:r>
       <w:r>
         <w:rPr>
@@ -2100,104 +2390,7 @@
           <w:sz w:val="17"/>
           <w:u w:val="none"/>
         </w:rPr>
-        <w:t xml:space="preserve">, but that is only because our bodies are so very good at it. The most powerful supercomputer on the planet cannot administer the ② </w:t>
-      </w:r>
-      <w:r>
-        <w:rPr>
-          <w:rFonts w:ascii="맑은 고딕" w:hAnsi="맑은 고딕" w:eastAsia="맑은 고딕"/>
-          <w:b w:val="0"/>
-          <w:sz w:val="17"/>
-          <w:u w:val="single"/>
-        </w:rPr>
-        <w:t>enormous</w:t>
-      </w:r>
-      <w:r>
-        <w:rPr>
-          <w:rFonts w:ascii="맑은 고딕" w:hAnsi="맑은 고딕" w:eastAsia="맑은 고딕"/>
-          <w:b w:val="0"/>
-          <w:sz w:val="17"/>
-          <w:u w:val="none"/>
-        </w:rPr>
-        <w:t xml:space="preserve"> number of computations it takes to run, untethered, on two legs. Wherever our running intelligence is, running is not all conscious to us and is so ③ </w:t>
-      </w:r>
-      <w:r>
-        <w:rPr>
-          <w:rFonts w:ascii="맑은 고딕" w:hAnsi="맑은 고딕" w:eastAsia="맑은 고딕"/>
-          <w:b w:val="0"/>
-          <w:sz w:val="17"/>
-          <w:u w:val="single"/>
-        </w:rPr>
-        <w:t>complicated</w:t>
-      </w:r>
-      <w:r>
-        <w:rPr>
-          <w:rFonts w:ascii="맑은 고딕" w:hAnsi="맑은 고딕" w:eastAsia="맑은 고딕"/>
-          <w:b w:val="0"/>
-          <w:sz w:val="17"/>
-          <w:u w:val="none"/>
-        </w:rPr>
-        <w:t xml:space="preserve"> that only the T-1000 Terminators of our imagination are able to do it. Because our running knowledge is buried so ④ </w:t>
-      </w:r>
-      <w:r>
-        <w:rPr>
-          <w:rFonts w:ascii="맑은 고딕" w:hAnsi="맑은 고딕" w:eastAsia="맑은 고딕"/>
-          <w:b w:val="0"/>
-          <w:sz w:val="17"/>
-          <w:u w:val="single"/>
-        </w:rPr>
-        <w:t>shallowly</w:t>
-      </w:r>
-      <w:r>
-        <w:rPr>
-          <w:rFonts w:ascii="맑은 고딕" w:hAnsi="맑은 고딕" w:eastAsia="맑은 고딕"/>
-          <w:b w:val="0"/>
-          <w:sz w:val="17"/>
-          <w:u w:val="none"/>
-        </w:rPr>
-        <w:t xml:space="preserve"> within muscle fibres, cells and our DNA, we have to accept that we cannot fully explain its complexities. That doesn't mean our bodies don't know how to do it. We may feel our way towards understanding the alchemy of running by learning how to use our senses, getting them firing, and seeing what they are capable of, and ⑤ </w:t>
-      </w:r>
-      <w:r>
-        <w:rPr>
-          <w:rFonts w:ascii="맑은 고딕" w:hAnsi="맑은 고딕" w:eastAsia="맑은 고딕"/>
-          <w:b w:val="0"/>
-          <w:sz w:val="17"/>
-          <w:u w:val="single"/>
-        </w:rPr>
-        <w:t>accepting</w:t>
-      </w:r>
-      <w:r>
-        <w:rPr>
-          <w:rFonts w:ascii="맑은 고딕" w:hAnsi="맑은 고딕" w:eastAsia="맑은 고딕"/>
-          <w:b w:val="0"/>
-          <w:sz w:val="17"/>
-          <w:u w:val="none"/>
-        </w:rPr>
-        <w:t xml:space="preserve"> that our bodies know more about running than we ever will.</w:t>
-      </w:r>
-    </w:p>
-    <w:p>
-      <w:pPr>
-        <w:keepNext/>
-        <w:spacing w:before="80" w:after="20" w:line="276" w:lineRule="auto"/>
-        <w:snapToGrid w:val="0"/>
-      </w:pPr>
-      <w:r>
-        <w:rPr>
-          <w:rFonts w:ascii="맑은 고딕" w:hAnsi="맑은 고딕" w:eastAsia="맑은 고딕"/>
-          <w:b/>
-          <w:sz w:val="17"/>
-          <w:u w:val="none"/>
-        </w:rPr>
-        <w:t>34-6.</w:t>
-      </w:r>
-      <w:r>
-        <w:rPr>
-          <w:rFonts w:ascii="맑은 고딕" w:hAnsi="맑은 고딕" w:eastAsia="맑은 고딕"/>
-          <w:b w:val="0"/>
-          <w:sz w:val="17"/>
-          <w:u w:val="none"/>
-        </w:rPr>
-        <w:t xml:space="preserve"> 다음 글의 빈칸에 들어갈 말로 가장 적절한 것은? [3.0점]</w:t>
+        <w:t>이 의미하는 바로 가장 적절한 것은? [2.9점]</w:t>
       </w:r>
     </w:p>
     <w:p>
@@ -2220,7 +2413,25 @@
           <w:sz w:val="17"/>
           <w:u w:val="none"/>
         </w:rPr>
-        <w:t>If our bodies know best, why are they easily injured when we do something so seemingly natural as running? On the one hand, running seems very easy, but that is only because  . The most powerful supercomputer on the planet cannot administer the enormous number of computations it takes to run, untethered, on two legs. Wherever our running intelligence is, running is not all conscious to us and is so complicated that only the T-1000 Terminators of our imagination are able to do it. Because our running knowledge is buried so deeply within muscle fibres, cells and our DNA, we have to accept that we cannot fully explain its complexities. That doesn't mean our bodies don't know how to do it. We may feel our way towards understanding the alchemy of running by learning how to use our senses, getting them firing, and seeing what they are capable of, and accepting that our bodies know more about running than we ever will.</w:t>
+        <w:t xml:space="preserve">If our bodies know best, why are they so easily injured when we do something so seemingly natural as running? On the one hand, running seems very easy, but that is only because our bodies are so very good at it. The most powerful supercomputer on the planet cannot administer the enormous number of computations it takes to run, untethered, on two legs. Wherever our running intelligence is, running is not all conscious to us and is so complicated that only the T-1000 Terminators of our imagination are able to do it. Because our running knowledge is buried so deeply within muscle fibres, cells and our DNA, we have to accept that we cannot fully explain its complexities. That doesn’t mean our bodies don’t know how to do it. We may feel our way towards understanding </w:t>
+      </w:r>
+      <w:r>
+        <w:rPr>
+          <w:rFonts w:ascii="맑은 고딕" w:hAnsi="맑은 고딕" w:eastAsia="맑은 고딕"/>
+          <w:b w:val="0"/>
+          <w:sz w:val="17"/>
+          <w:u w:val="single"/>
+        </w:rPr>
+        <w:t>the alchemy of running</w:t>
+      </w:r>
+      <w:r>
+        <w:rPr>
+          <w:rFonts w:ascii="맑은 고딕" w:hAnsi="맑은 고딕" w:eastAsia="맑은 고딕"/>
+          <w:b w:val="0"/>
+          <w:sz w:val="17"/>
+          <w:u w:val="none"/>
+        </w:rPr>
+        <w:t xml:space="preserve"> by learning how to use our senses, getting them to fire, and seeing what they are capable of, and accepting that our bodies know more about running than we ever will.</w:t>
       </w:r>
     </w:p>
     <w:p>
@@ -2236,7 +2447,7 @@
           <w:sz w:val="17"/>
           <w:u w:val="none"/>
         </w:rPr>
-        <w:t>① our bodies have mastered it to an extraordinary degree</w:t>
+        <w:t>① the chemical changes in muscles caused by running shoes</w:t>
       </w:r>
     </w:p>
     <w:p>
@@ -2252,7 +2463,7 @@
           <w:sz w:val="17"/>
           <w:u w:val="none"/>
         </w:rPr>
-        <w:t>② we consciously control every step we take</w:t>
+        <w:t>② the history of running as a sport</w:t>
       </w:r>
     </w:p>
     <w:p>
@@ -2268,7 +2479,7 @@
           <w:sz w:val="17"/>
           <w:u w:val="none"/>
         </w:rPr>
-        <w:t>③ supercomputers have already solved its computations</w:t>
+        <w:t>③ the training programs used by professional runners</w:t>
       </w:r>
     </w:p>
     <w:p>
@@ -2284,7 +2495,7 @@
           <w:sz w:val="17"/>
           <w:u w:val="none"/>
         </w:rPr>
-        <w:t>④ its complexities have been fully explained</w:t>
+        <w:t>④ the mysterious and complex way our bodies manage to run</w:t>
       </w:r>
     </w:p>
     <w:p>
@@ -2300,7 +2511,7 @@
           <w:sz w:val="17"/>
           <w:u w:val="none"/>
         </w:rPr>
-        <w:t>⑤ we rarely get injured while doing it</w:t>
+        <w:t>⑤ the fastest possible speed a human can reach</w:t>
       </w:r>
     </w:p>
     <w:p>
@@ -2325,25 +2536,25 @@
           <w:sz w:val="17"/>
           <w:u w:val="none"/>
         </w:rPr>
-        <w:t xml:space="preserve"> 다음 글의 내용과 일치하지 </w:t>
-      </w:r>
-      <w:r>
-        <w:rPr>
-          <w:rFonts w:ascii="맑은 고딕" w:hAnsi="맑은 고딕" w:eastAsia="맑은 고딕"/>
-          <w:b/>
-          <w:sz w:val="17"/>
-          <w:u w:val="none"/>
-        </w:rPr>
-        <w:t>않는</w:t>
+        <w:t xml:space="preserve"> 다음 글에서 전체 흐름과 관계 </w:t>
       </w:r>
       <w:r>
         <w:rPr>
           <w:rFonts w:ascii="맑은 고딕" w:hAnsi="맑은 고딕" w:eastAsia="맑은 고딕"/>
           <w:b w:val="0"/>
           <w:sz w:val="17"/>
-          <w:u w:val="none"/>
-        </w:rPr>
-        <w:t xml:space="preserve"> 것을 있는 대로 고른 것은? (부분점수 없음) [3.0점]</w:t>
+          <w:u w:val="single"/>
+        </w:rPr>
+        <w:t>없는</w:t>
+      </w:r>
+      <w:r>
+        <w:rPr>
+          <w:rFonts w:ascii="맑은 고딕" w:hAnsi="맑은 고딕" w:eastAsia="맑은 고딕"/>
+          <w:b w:val="0"/>
+          <w:sz w:val="17"/>
+          <w:u w:val="none"/>
+        </w:rPr>
+        <w:t xml:space="preserve"> 문장은? [3.0점]</w:t>
       </w:r>
     </w:p>
     <w:p>
@@ -2366,7 +2577,84 @@
           <w:sz w:val="17"/>
           <w:u w:val="none"/>
         </w:rPr>
-        <w:t>If our bodies know best, why are they easily injured when we do something so seemingly natural as running? On the one hand, running seems very easy, but that is only because our bodies are so very good at it. The most powerful supercomputer on the planet cannot administer the enormous number of computations it takes to run, untethered, on two legs. Wherever our running intelligence is, running is not all conscious to us and is so complicated that only the T-1000 Terminators of our imagination are able to do it. Because our running knowledge is buried so deeply within muscle fibres, cells and our DNA, we have to accept that we cannot fully explain its complexities. That doesn't mean our bodies don't know how to do it. We may feel our way towards understanding the alchemy of running by learning how to use our senses, getting them firing, and seeing what they are capable of, and accepting that our bodies know more about running than we ever will.</w:t>
+        <w:t>If our bodies know best, why are they so easily injured when we do something so seemingly natural as running? ① On the one hand, running seems very easy, but that is only because our bodies are so very good at it. ② Supercomputers have doubled in speed almost every two years since the 1970s. ③ The most powerful supercomputer on the planet cannot administer the enormous number of computations it takes to run, untethered, on two legs. ④ Wherever our running intelligence is, running is not all conscious to us and is so complicated that only the T-1000 Terminators of our imagination are able to do it. ⑤ Because our running knowledge is buried so deeply within muscle fibres, cells and our DNA, we have to accept that we cannot fully explain its complexities.</w:t>
+      </w:r>
+    </w:p>
+    <w:p>
+      <w:pPr>
+        <w:spacing w:before="0" w:after="20" w:line="276" w:lineRule="auto"/>
+        <w:ind w:left="80"/>
+        <w:snapToGrid w:val="0"/>
+      </w:pPr>
+      <w:r>
+        <w:rPr>
+          <w:rFonts w:ascii="맑은 고딕" w:hAnsi="맑은 고딕" w:eastAsia="맑은 고딕"/>
+          <w:b w:val="0"/>
+          <w:sz w:val="17"/>
+          <w:u w:val="none"/>
+        </w:rPr>
+        <w:t>① ①    ② ②    ③ ③    ④ ④    ⑤ ⑤</w:t>
+      </w:r>
+    </w:p>
+    <w:p>
+      <w:pPr>
+        <w:keepNext/>
+        <w:spacing w:before="80" w:after="40" w:line="276" w:lineRule="auto"/>
+        <w:snapToGrid w:val="0"/>
+        <w:shd w:val="clear" w:color="auto" w:fill="8A3A12"/>
+      </w:pPr>
+      <w:r>
+        <w:rPr>
+          <w:rFonts w:ascii="맑은 고딕" w:hAnsi="맑은 고딕" w:eastAsia="맑은 고딕"/>
+          <w:b/>
+          <w:color w:val="FFFFFF"/>
+          <w:sz w:val="17"/>
+          <w:u w:val="none"/>
+        </w:rPr>
+        <w:t>서답형  34-서1 ~ 34-서2</w:t>
+      </w:r>
+    </w:p>
+    <w:p>
+      <w:pPr>
+        <w:keepNext/>
+        <w:spacing w:before="80" w:after="20" w:line="276" w:lineRule="auto"/>
+        <w:snapToGrid w:val="0"/>
+      </w:pPr>
+      <w:r>
+        <w:rPr>
+          <w:rFonts w:ascii="맑은 고딕" w:hAnsi="맑은 고딕" w:eastAsia="맑은 고딕"/>
+          <w:b/>
+          <w:sz w:val="17"/>
+          <w:u w:val="none"/>
+        </w:rPr>
+        <w:t>34-서1.</w:t>
+      </w:r>
+      <w:r>
+        <w:rPr>
+          <w:rFonts w:ascii="맑은 고딕" w:hAnsi="맑은 고딕" w:eastAsia="맑은 고딕"/>
+          <w:b w:val="0"/>
+          <w:sz w:val="17"/>
+          <w:u w:val="none"/>
+        </w:rPr>
+        <w:t xml:space="preserve"> 다음 글의 내용을 요약하고자 한다. 빈칸 (1)~(3)에 들어갈 말을 본문에서 찾아 </w:t>
+      </w:r>
+      <w:r>
+        <w:rPr>
+          <w:rFonts w:ascii="맑은 고딕" w:hAnsi="맑은 고딕" w:eastAsia="맑은 고딕"/>
+          <w:b w:val="0"/>
+          <w:sz w:val="17"/>
+          <w:u w:val="single"/>
+        </w:rPr>
+        <w:t>반드시 변형하여</w:t>
+      </w:r>
+      <w:r>
+        <w:rPr>
+          <w:rFonts w:ascii="맑은 고딕" w:hAnsi="맑은 고딕" w:eastAsia="맑은 고딕"/>
+          <w:b w:val="0"/>
+          <w:sz w:val="17"/>
+          <w:u w:val="none"/>
+        </w:rPr>
+        <w:t xml:space="preserve"> 쓰시오. (한 칸에 한 단어) [각 1점, 총 3점] [3.0점]</w:t>
       </w:r>
     </w:p>
     <w:p>
@@ -2389,7 +2677,139 @@
           <w:sz w:val="17"/>
           <w:u w:val="none"/>
         </w:rPr>
-        <w:t>ⓐ Even the strongest computer cannot handle the calculations that two-legged running requires.</w:t>
+        <w:t>If our bodies know best, why are they so easily injured when we do something so seemingly natural as running? On the one hand, running seems very easy, but that is only because our bodies are so very good at it. The most powerful supercomputer on the planet cannot administer the enormous number of computations it takes to run, untethered, on two legs. Wherever our running intelligence is, running is not all conscious to us and is so complicated that only the T-1000 Terminators of our imagination are able to do it. Because our running knowledge is buried so deeply within muscle fibres, cells and our DNA, we have to accept that we cannot fully explain its complexities. That doesn’t mean our bodies don’t know how to do it. We may feel our way towards understanding the alchemy of running by learning how to use our senses, getting them to fire, and seeing what they are capable of, and accepting that our bodies know more about running than we ever will.</w:t>
+      </w:r>
+    </w:p>
+    <w:p>
+      <w:pPr>
+        <w:spacing w:before="0" w:after="60" w:line="288" w:lineRule="auto"/>
+        <w:ind w:left="40"/>
+        <w:snapToGrid w:val="0"/>
+        <w:pBdr>
+          <w:top w:val="single" w:sz="4" w:space="2" w:color="C99B4E"/>
+          <w:left w:val="single" w:sz="4" w:space="2" w:color="C99B4E"/>
+          <w:bottom w:val="single" w:sz="4" w:space="2" w:color="C99B4E"/>
+          <w:right w:val="single" w:sz="4" w:space="2" w:color="C99B4E"/>
+        </w:pBdr>
+        <w:shd w:val="clear" w:color="auto" w:fill="FFF8E1"/>
+      </w:pPr>
+      <w:r>
+        <w:rPr>
+          <w:rFonts w:ascii="맑은 고딕" w:hAnsi="맑은 고딕" w:eastAsia="맑은 고딕"/>
+          <w:b w:val="0"/>
+          <w:sz w:val="17"/>
+          <w:u w:val="none"/>
+        </w:rPr>
+        <w:t>Running may (1) ________ simple, but it is too complex for full (2) ________; our bodies run well without our (3) ________ controlling every step.</w:t>
+      </w:r>
+    </w:p>
+    <w:p>
+      <w:pPr>
+        <w:spacing w:before="0" w:after="0" w:line="288" w:lineRule="auto"/>
+        <w:ind w:left="40"/>
+        <w:snapToGrid w:val="0"/>
+        <w:pBdr>
+          <w:top w:val="single" w:sz="4" w:space="2" w:color="9B6BD0"/>
+          <w:left w:val="single" w:sz="4" w:space="2" w:color="9B6BD0"/>
+          <w:bottom w:val="single" w:sz="4" w:space="2" w:color="9B6BD0"/>
+          <w:right w:val="single" w:sz="4" w:space="2" w:color="9B6BD0"/>
+        </w:pBdr>
+        <w:shd w:val="clear" w:color="auto" w:fill="FAF5FF"/>
+      </w:pPr>
+      <w:r>
+        <w:rPr>
+          <w:rFonts w:ascii="맑은 고딕" w:hAnsi="맑은 고딕" w:eastAsia="맑은 고딕"/>
+          <w:b/>
+          <w:sz w:val="17"/>
+          <w:u w:val="none"/>
+        </w:rPr>
+        <w:t>&lt;조 건&gt;</w:t>
+      </w:r>
+    </w:p>
+    <w:p>
+      <w:pPr>
+        <w:spacing w:before="0" w:after="0" w:line="288" w:lineRule="auto"/>
+        <w:ind w:left="40"/>
+        <w:snapToGrid w:val="0"/>
+        <w:pBdr>
+          <w:top w:val="single" w:sz="4" w:space="2" w:color="9B6BD0"/>
+          <w:left w:val="single" w:sz="4" w:space="2" w:color="9B6BD0"/>
+          <w:bottom w:val="single" w:sz="4" w:space="2" w:color="9B6BD0"/>
+          <w:right w:val="single" w:sz="4" w:space="2" w:color="9B6BD0"/>
+        </w:pBdr>
+        <w:shd w:val="clear" w:color="auto" w:fill="FAF5FF"/>
+      </w:pPr>
+      <w:r>
+        <w:rPr>
+          <w:rFonts w:ascii="맑은 고딕" w:hAnsi="맑은 고딕" w:eastAsia="맑은 고딕"/>
+          <w:b w:val="0"/>
+          <w:sz w:val="17"/>
+          <w:u w:val="none"/>
+        </w:rPr>
+        <w:t>1. 본문의 단어를 반드시 변형(품사·어형)하여 쓸 것 — 본문 형태 그대로 쓰면 0점</w:t>
+      </w:r>
+    </w:p>
+    <w:p>
+      <w:pPr>
+        <w:spacing w:before="0" w:after="60" w:line="288" w:lineRule="auto"/>
+        <w:ind w:left="40"/>
+        <w:snapToGrid w:val="0"/>
+        <w:pBdr>
+          <w:top w:val="single" w:sz="4" w:space="2" w:color="9B6BD0"/>
+          <w:left w:val="single" w:sz="4" w:space="2" w:color="9B6BD0"/>
+          <w:bottom w:val="single" w:sz="4" w:space="2" w:color="9B6BD0"/>
+          <w:right w:val="single" w:sz="4" w:space="2" w:color="9B6BD0"/>
+        </w:pBdr>
+        <w:shd w:val="clear" w:color="auto" w:fill="FAF5FF"/>
+      </w:pPr>
+      <w:r>
+        <w:rPr>
+          <w:rFonts w:ascii="맑은 고딕" w:hAnsi="맑은 고딕" w:eastAsia="맑은 고딕"/>
+          <w:b w:val="0"/>
+          <w:sz w:val="17"/>
+          <w:u w:val="none"/>
+        </w:rPr>
+        <w:t>2. 답안지에 소문항 번호를 정확하게 기입할 것  예) 1-(1) 1-(2) 1-(3)</w:t>
+      </w:r>
+    </w:p>
+    <w:p>
+      <w:pPr>
+        <w:spacing w:before="0" w:after="40" w:line="360" w:lineRule="auto"/>
+        <w:snapToGrid w:val="0"/>
+      </w:pPr>
+      <w:r>
+        <w:rPr>
+          <w:rFonts w:ascii="맑은 고딕" w:hAnsi="맑은 고딕" w:eastAsia="맑은 고딕"/>
+          <w:b w:val="0"/>
+          <w:sz w:val="17"/>
+          <w:u w:val="none"/>
+        </w:rPr>
+        <w:t>(1) ______________   (2) ______________   (3) ______________</w:t>
+      </w:r>
+    </w:p>
+    <w:p>
+      <w:pPr>
+        <w:keepNext/>
+        <w:spacing w:before="80" w:after="20" w:line="276" w:lineRule="auto"/>
+        <w:snapToGrid w:val="0"/>
+      </w:pPr>
+      <w:r>
+        <w:rPr>
+          <w:rFonts w:ascii="맑은 고딕" w:hAnsi="맑은 고딕" w:eastAsia="맑은 고딕"/>
+          <w:b/>
+          <w:sz w:val="17"/>
+          <w:u w:val="none"/>
+        </w:rPr>
+        <w:t>34-서2.</w:t>
+      </w:r>
+      <w:r>
+        <w:rPr>
+          <w:rFonts w:ascii="맑은 고딕" w:hAnsi="맑은 고딕" w:eastAsia="맑은 고딕"/>
+          <w:b w:val="0"/>
+          <w:sz w:val="17"/>
+          <w:u w:val="none"/>
+        </w:rPr>
+        <w:t xml:space="preserve"> 다음 우리말과 같은 뜻이 되도록 &lt;보기&gt;의 표현을 모두 사용하여 &lt;조건&gt;에 맞게 영작하시오. [3점] [3.0점]</w:t>
       </w:r>
     </w:p>
     <w:p>
@@ -2412,7 +2832,290 @@
           <w:sz w:val="17"/>
           <w:u w:val="none"/>
         </w:rPr>
-        <w:t>ⓑ Running is entirely a conscious process that we direct step by step.</w:t>
+        <w:t xml:space="preserve">Wherever our running intelligence is, running is not all conscious to us and </w:t>
+      </w:r>
+      <w:r>
+        <w:rPr>
+          <w:rFonts w:ascii="맑은 고딕" w:hAnsi="맑은 고딕" w:eastAsia="맑은 고딕"/>
+          <w:b w:val="0"/>
+          <w:sz w:val="17"/>
+          <w:u w:val="single"/>
+        </w:rPr>
+        <w:t>is so complicated that only the T-1000 Terminators of our imagination are able to do it.</w:t>
+      </w:r>
+    </w:p>
+    <w:p>
+      <w:pPr>
+        <w:spacing w:before="0" w:after="60" w:line="288" w:lineRule="auto"/>
+        <w:ind w:left="40"/>
+        <w:snapToGrid w:val="0"/>
+        <w:pBdr>
+          <w:top w:val="single" w:sz="4" w:space="2" w:color="C99B4E"/>
+          <w:left w:val="single" w:sz="4" w:space="2" w:color="C99B4E"/>
+          <w:bottom w:val="single" w:sz="4" w:space="2" w:color="C99B4E"/>
+          <w:right w:val="single" w:sz="4" w:space="2" w:color="C99B4E"/>
+        </w:pBdr>
+        <w:shd w:val="clear" w:color="auto" w:fill="FFF8E1"/>
+      </w:pPr>
+      <w:r>
+        <w:rPr>
+          <w:rFonts w:ascii="맑은 고딕" w:hAnsi="맑은 고딕" w:eastAsia="맑은 고딕"/>
+          <w:b w:val="0"/>
+          <w:sz w:val="17"/>
+          <w:u w:val="none"/>
+        </w:rPr>
+        <w:t>달리기는 너무나 복잡해서 우리 상상 속의 터미네이터만이 그것을 할 수 있다.</w:t>
+      </w:r>
+    </w:p>
+    <w:p>
+      <w:pPr>
+        <w:spacing w:before="0" w:after="60" w:line="288" w:lineRule="auto"/>
+        <w:ind w:left="40"/>
+        <w:snapToGrid w:val="0"/>
+        <w:pBdr>
+          <w:top w:val="single" w:sz="4" w:space="2" w:color="9B6BD0"/>
+          <w:left w:val="single" w:sz="4" w:space="2" w:color="9B6BD0"/>
+          <w:bottom w:val="single" w:sz="4" w:space="2" w:color="9B6BD0"/>
+          <w:right w:val="single" w:sz="4" w:space="2" w:color="9B6BD0"/>
+        </w:pBdr>
+        <w:shd w:val="clear" w:color="auto" w:fill="FAF5FF"/>
+      </w:pPr>
+      <w:r>
+        <w:rPr>
+          <w:rFonts w:ascii="맑은 고딕" w:hAnsi="맑은 고딕" w:eastAsia="맑은 고딕"/>
+          <w:b/>
+          <w:sz w:val="17"/>
+          <w:u w:val="none"/>
+        </w:rPr>
+        <w:t>&lt;보 기&gt;</w:t>
+      </w:r>
+      <w:r>
+        <w:rPr>
+          <w:rFonts w:ascii="맑은 고딕" w:hAnsi="맑은 고딕" w:eastAsia="맑은 고딕"/>
+          <w:b w:val="0"/>
+          <w:sz w:val="17"/>
+          <w:u w:val="none"/>
+        </w:rPr>
+        <w:t xml:space="preserve"> running / be / so / complicated / that / only / the Terminators / of our imagination / are able to / do / it</w:t>
+      </w:r>
+    </w:p>
+    <w:p>
+      <w:pPr>
+        <w:spacing w:before="0" w:after="0" w:line="288" w:lineRule="auto"/>
+        <w:ind w:left="40"/>
+        <w:snapToGrid w:val="0"/>
+        <w:pBdr>
+          <w:top w:val="single" w:sz="4" w:space="2" w:color="9B6BD0"/>
+          <w:left w:val="single" w:sz="4" w:space="2" w:color="9B6BD0"/>
+          <w:bottom w:val="single" w:sz="4" w:space="2" w:color="9B6BD0"/>
+          <w:right w:val="single" w:sz="4" w:space="2" w:color="9B6BD0"/>
+        </w:pBdr>
+        <w:shd w:val="clear" w:color="auto" w:fill="FAF5FF"/>
+      </w:pPr>
+      <w:r>
+        <w:rPr>
+          <w:rFonts w:ascii="맑은 고딕" w:hAnsi="맑은 고딕" w:eastAsia="맑은 고딕"/>
+          <w:b/>
+          <w:sz w:val="17"/>
+          <w:u w:val="none"/>
+        </w:rPr>
+        <w:t>&lt;조 건&gt;</w:t>
+      </w:r>
+    </w:p>
+    <w:p>
+      <w:pPr>
+        <w:spacing w:before="0" w:after="0" w:line="288" w:lineRule="auto"/>
+        <w:ind w:left="40"/>
+        <w:snapToGrid w:val="0"/>
+        <w:pBdr>
+          <w:top w:val="single" w:sz="4" w:space="2" w:color="9B6BD0"/>
+          <w:left w:val="single" w:sz="4" w:space="2" w:color="9B6BD0"/>
+          <w:bottom w:val="single" w:sz="4" w:space="2" w:color="9B6BD0"/>
+          <w:right w:val="single" w:sz="4" w:space="2" w:color="9B6BD0"/>
+        </w:pBdr>
+        <w:shd w:val="clear" w:color="auto" w:fill="FAF5FF"/>
+      </w:pPr>
+      <w:r>
+        <w:rPr>
+          <w:rFonts w:ascii="맑은 고딕" w:hAnsi="맑은 고딕" w:eastAsia="맑은 고딕"/>
+          <w:b w:val="0"/>
+          <w:sz w:val="17"/>
+          <w:u w:val="none"/>
+        </w:rPr>
+        <w:t>1. &lt;보기&gt;의 표현을 모두 한 번씩만 사용할 것</w:t>
+      </w:r>
+    </w:p>
+    <w:p>
+      <w:pPr>
+        <w:spacing w:before="0" w:after="0" w:line="288" w:lineRule="auto"/>
+        <w:ind w:left="40"/>
+        <w:snapToGrid w:val="0"/>
+        <w:pBdr>
+          <w:top w:val="single" w:sz="4" w:space="2" w:color="9B6BD0"/>
+          <w:left w:val="single" w:sz="4" w:space="2" w:color="9B6BD0"/>
+          <w:bottom w:val="single" w:sz="4" w:space="2" w:color="9B6BD0"/>
+          <w:right w:val="single" w:sz="4" w:space="2" w:color="9B6BD0"/>
+        </w:pBdr>
+        <w:shd w:val="clear" w:color="auto" w:fill="FAF5FF"/>
+      </w:pPr>
+      <w:r>
+        <w:rPr>
+          <w:rFonts w:ascii="맑은 고딕" w:hAnsi="맑은 고딕" w:eastAsia="맑은 고딕"/>
+          <w:b w:val="0"/>
+          <w:sz w:val="17"/>
+          <w:u w:val="none"/>
+        </w:rPr>
+        <w:t>2. 필요시 어형을 바꾸되 다른 단어를 추가하지 말 것</w:t>
+      </w:r>
+    </w:p>
+    <w:p>
+      <w:pPr>
+        <w:spacing w:before="0" w:after="0" w:line="288" w:lineRule="auto"/>
+        <w:ind w:left="40"/>
+        <w:snapToGrid w:val="0"/>
+        <w:pBdr>
+          <w:top w:val="single" w:sz="4" w:space="2" w:color="9B6BD0"/>
+          <w:left w:val="single" w:sz="4" w:space="2" w:color="9B6BD0"/>
+          <w:bottom w:val="single" w:sz="4" w:space="2" w:color="9B6BD0"/>
+          <w:right w:val="single" w:sz="4" w:space="2" w:color="9B6BD0"/>
+        </w:pBdr>
+        <w:shd w:val="clear" w:color="auto" w:fill="FAF5FF"/>
+      </w:pPr>
+      <w:r>
+        <w:rPr>
+          <w:rFonts w:ascii="맑은 고딕" w:hAnsi="맑은 고딕" w:eastAsia="맑은 고딕"/>
+          <w:b w:val="0"/>
+          <w:sz w:val="17"/>
+          <w:u w:val="none"/>
+        </w:rPr>
+        <w:t>3. so ~ that 구문을 쓸 것</w:t>
+      </w:r>
+    </w:p>
+    <w:p>
+      <w:pPr>
+        <w:spacing w:before="0" w:after="0" w:line="288" w:lineRule="auto"/>
+        <w:ind w:left="40"/>
+        <w:snapToGrid w:val="0"/>
+        <w:pBdr>
+          <w:top w:val="single" w:sz="4" w:space="2" w:color="9B6BD0"/>
+          <w:left w:val="single" w:sz="4" w:space="2" w:color="9B6BD0"/>
+          <w:bottom w:val="single" w:sz="4" w:space="2" w:color="9B6BD0"/>
+          <w:right w:val="single" w:sz="4" w:space="2" w:color="9B6BD0"/>
+        </w:pBdr>
+        <w:shd w:val="clear" w:color="auto" w:fill="FAF5FF"/>
+      </w:pPr>
+      <w:r>
+        <w:rPr>
+          <w:rFonts w:ascii="맑은 고딕" w:hAnsi="맑은 고딕" w:eastAsia="맑은 고딕"/>
+          <w:b w:val="0"/>
+          <w:sz w:val="17"/>
+          <w:u w:val="none"/>
+        </w:rPr>
+        <w:t>4. 총 16단어로 쓸 것</w:t>
+      </w:r>
+    </w:p>
+    <w:p>
+      <w:pPr>
+        <w:spacing w:before="0" w:after="60" w:line="288" w:lineRule="auto"/>
+        <w:ind w:left="40"/>
+        <w:snapToGrid w:val="0"/>
+        <w:pBdr>
+          <w:top w:val="single" w:sz="4" w:space="2" w:color="9B6BD0"/>
+          <w:left w:val="single" w:sz="4" w:space="2" w:color="9B6BD0"/>
+          <w:bottom w:val="single" w:sz="4" w:space="2" w:color="9B6BD0"/>
+          <w:right w:val="single" w:sz="4" w:space="2" w:color="9B6BD0"/>
+        </w:pBdr>
+        <w:shd w:val="clear" w:color="auto" w:fill="FAF5FF"/>
+      </w:pPr>
+      <w:r>
+        <w:rPr>
+          <w:rFonts w:ascii="맑은 고딕" w:hAnsi="맑은 고딕" w:eastAsia="맑은 고딕"/>
+          <w:b w:val="0"/>
+          <w:sz w:val="17"/>
+          <w:u w:val="none"/>
+        </w:rPr>
+        <w:t>5. 답안지에 소문항 번호를 정확하게 기입할 것</w:t>
+      </w:r>
+    </w:p>
+    <w:p>
+      <w:pPr>
+        <w:spacing w:before="0" w:after="40" w:line="360" w:lineRule="auto"/>
+        <w:snapToGrid w:val="0"/>
+      </w:pPr>
+      <w:r>
+        <w:rPr>
+          <w:rFonts w:ascii="맑은 고딕" w:hAnsi="맑은 고딕" w:eastAsia="맑은 고딕"/>
+          <w:b w:val="0"/>
+          <w:sz w:val="17"/>
+          <w:u w:val="none"/>
+        </w:rPr>
+        <w:t>⇒ ______________________________________________________________ .</w:t>
+      </w:r>
+    </w:p>
+    <w:p>
+      <w:pPr>
+        <w:keepNext/>
+        <w:spacing w:before="80" w:after="40" w:line="276" w:lineRule="auto"/>
+        <w:snapToGrid w:val="0"/>
+        <w:shd w:val="clear" w:color="auto" w:fill="6B21A8"/>
+      </w:pPr>
+      <w:r>
+        <w:rPr>
+          <w:rFonts w:ascii="맑은 고딕" w:hAnsi="맑은 고딕" w:eastAsia="맑은 고딕"/>
+          <w:b/>
+          <w:color w:val="FFFFFF"/>
+          <w:sz w:val="17"/>
+          <w:u w:val="none"/>
+        </w:rPr>
+        <w:t>[지문 구조]  ※ 앞 문항을 모두 푼 뒤에 풀 것</w:t>
+      </w:r>
+    </w:p>
+    <w:p>
+      <w:pPr>
+        <w:keepNext/>
+        <w:spacing w:before="80" w:after="20" w:line="276" w:lineRule="auto"/>
+        <w:snapToGrid w:val="0"/>
+      </w:pPr>
+      <w:r>
+        <w:rPr>
+          <w:rFonts w:ascii="맑은 고딕" w:hAnsi="맑은 고딕" w:eastAsia="맑은 고딕"/>
+          <w:b/>
+          <w:sz w:val="17"/>
+          <w:u w:val="none"/>
+        </w:rPr>
+        <w:t>34-8.</w:t>
+      </w:r>
+      <w:r>
+        <w:rPr>
+          <w:rFonts w:ascii="맑은 고딕" w:hAnsi="맑은 고딕" w:eastAsia="맑은 고딕"/>
+          <w:b w:val="0"/>
+          <w:sz w:val="17"/>
+          <w:u w:val="none"/>
+        </w:rPr>
+        <w:t xml:space="preserve"> 글의 흐름으로 보아, 주어진 문장이 들어가기에 가장 적절한 곳은? [2.7점]</w:t>
+      </w:r>
+    </w:p>
+    <w:p>
+      <w:pPr>
+        <w:spacing w:before="0" w:after="60" w:line="288" w:lineRule="auto"/>
+        <w:ind w:left="40"/>
+        <w:snapToGrid w:val="0"/>
+        <w:pBdr>
+          <w:top w:val="single" w:sz="4" w:space="2" w:color="C99B4E"/>
+          <w:left w:val="single" w:sz="4" w:space="2" w:color="C99B4E"/>
+          <w:bottom w:val="single" w:sz="4" w:space="2" w:color="C99B4E"/>
+          <w:right w:val="single" w:sz="4" w:space="2" w:color="C99B4E"/>
+        </w:pBdr>
+        <w:shd w:val="clear" w:color="auto" w:fill="FFF8E1"/>
+      </w:pPr>
+      <w:r>
+        <w:rPr>
+          <w:rFonts w:ascii="맑은 고딕" w:hAnsi="맑은 고딕" w:eastAsia="맑은 고딕"/>
+          <w:b w:val="0"/>
+          <w:sz w:val="17"/>
+          <w:u w:val="none"/>
+        </w:rPr>
+        <w:t>That doesn’t mean our bodies don’t know how to do it.</w:t>
       </w:r>
     </w:p>
     <w:p>
@@ -2435,53 +3138,7 @@
           <w:sz w:val="17"/>
           <w:u w:val="none"/>
         </w:rPr>
-        <w:t>ⓒ Our inability to explain running proves that our bodies do not know how to run.</w:t>
-      </w:r>
-    </w:p>
-    <w:p>
-      <w:pPr>
-        <w:spacing w:before="0" w:after="60" w:line="288" w:lineRule="auto"/>
-        <w:ind w:left="40"/>
-        <w:snapToGrid w:val="0"/>
-        <w:pBdr>
-          <w:top w:val="single" w:sz="4" w:space="2" w:color="999999"/>
-          <w:left w:val="single" w:sz="4" w:space="2" w:color="999999"/>
-          <w:bottom w:val="single" w:sz="4" w:space="2" w:color="999999"/>
-          <w:right w:val="single" w:sz="4" w:space="2" w:color="999999"/>
-        </w:pBdr>
-        <w:shd w:val="clear" w:color="auto" w:fill="F6F3EA"/>
-      </w:pPr>
-      <w:r>
-        <w:rPr>
-          <w:rFonts w:ascii="맑은 고딕" w:hAnsi="맑은 고딕" w:eastAsia="맑은 고딕"/>
-          <w:b w:val="0"/>
-          <w:sz w:val="17"/>
-          <w:u w:val="none"/>
-        </w:rPr>
-        <w:t>ⓓ The writer suggests approaching running through the senses rather than through complete explanation.</w:t>
-      </w:r>
-    </w:p>
-    <w:p>
-      <w:pPr>
-        <w:spacing w:before="0" w:after="60" w:line="288" w:lineRule="auto"/>
-        <w:ind w:left="40"/>
-        <w:snapToGrid w:val="0"/>
-        <w:pBdr>
-          <w:top w:val="single" w:sz="4" w:space="2" w:color="999999"/>
-          <w:left w:val="single" w:sz="4" w:space="2" w:color="999999"/>
-          <w:bottom w:val="single" w:sz="4" w:space="2" w:color="999999"/>
-          <w:right w:val="single" w:sz="4" w:space="2" w:color="999999"/>
-        </w:pBdr>
-        <w:shd w:val="clear" w:color="auto" w:fill="F6F3EA"/>
-      </w:pPr>
-      <w:r>
-        <w:rPr>
-          <w:rFonts w:ascii="맑은 고딕" w:hAnsi="맑은 고딕" w:eastAsia="맑은 고딕"/>
-          <w:b w:val="0"/>
-          <w:sz w:val="17"/>
-          <w:u w:val="none"/>
-        </w:rPr>
-        <w:t>ⓔ The writer promises that science will soon explain running in full.</w:t>
+        <w:t>If our bodies know best, why are they so easily injured when we do something so seemingly natural as running? ( ① ) On the one hand, running seems very easy, but that is only because our bodies are so very good at it. ( ② ) The most powerful supercomputer on the planet cannot administer the enormous number of computations it takes to run, untethered, on two legs. ( ③ ) Wherever our running intelligence is, running is not all conscious to us and is so complicated that only the T-1000 Terminators of our imagination are able to do it. ( ④ ) Because our running knowledge is buried so deeply within muscle fibres, cells and our DNA, we have to accept that we cannot fully explain its complexities. ( ⑤ ) We may feel our way towards understanding the alchemy of running by learning how to use our senses, getting them to fire, and seeing what they are capable of, and accepting that our bodies know more about running than we ever will.</w:t>
       </w:r>
     </w:p>
     <w:p>
@@ -2497,2630 +3154,7 @@
           <w:sz w:val="17"/>
           <w:u w:val="none"/>
         </w:rPr>
-        <w:t>① ⓐ, ⓓ    ② ⓑ, ⓒ    ③ ⓒ, ⓓ, ⓔ    ④ ⓑ, ⓒ, ⓔ    ⑤ ⓐ, ⓓ, ⓔ</w:t>
-      </w:r>
-    </w:p>
-    <w:p>
-      <w:pPr>
-        <w:keepNext/>
-        <w:spacing w:before="80" w:after="20" w:line="276" w:lineRule="auto"/>
-        <w:snapToGrid w:val="0"/>
-      </w:pPr>
-      <w:r>
-        <w:rPr>
-          <w:rFonts w:ascii="맑은 고딕" w:hAnsi="맑은 고딕" w:eastAsia="맑은 고딕"/>
-          <w:b/>
-          <w:sz w:val="17"/>
-          <w:u w:val="none"/>
-        </w:rPr>
-        <w:t>34-8.</w:t>
-      </w:r>
-      <w:r>
-        <w:rPr>
-          <w:rFonts w:ascii="맑은 고딕" w:hAnsi="맑은 고딕" w:eastAsia="맑은 고딕"/>
-          <w:b w:val="0"/>
-          <w:sz w:val="17"/>
-          <w:u w:val="none"/>
-        </w:rPr>
-        <w:t xml:space="preserve"> 다음 글의 빈칸 ⓐ~ⓒ에 들어갈 말을 [보기]에서 골라 바르게 짝지은 것은? [3.0점]</w:t>
-      </w:r>
-    </w:p>
-    <w:p>
-      <w:pPr>
-        <w:spacing w:before="0" w:after="60" w:line="288" w:lineRule="auto"/>
-        <w:ind w:left="40"/>
-        <w:snapToGrid w:val="0"/>
-        <w:pBdr>
-          <w:top w:val="single" w:sz="4" w:space="2" w:color="999999"/>
-          <w:left w:val="single" w:sz="4" w:space="2" w:color="999999"/>
-          <w:bottom w:val="single" w:sz="4" w:space="2" w:color="999999"/>
-          <w:right w:val="single" w:sz="4" w:space="2" w:color="999999"/>
-        </w:pBdr>
-        <w:shd w:val="clear" w:color="auto" w:fill="F6F3EA"/>
-      </w:pPr>
-      <w:r>
-        <w:rPr>
-          <w:rFonts w:ascii="맑은 고딕" w:hAnsi="맑은 고딕" w:eastAsia="맑은 고딕"/>
-          <w:b w:val="0"/>
-          <w:sz w:val="17"/>
-          <w:u w:val="none"/>
-        </w:rPr>
-        <w:t>The most powerful supercomputer on the planet cannot ⓐ ________ the enormous number of computations it takes to run, untethered, on two legs. Wherever our running intelligence is, running is not all ⓑ ________ to us and is so complicated that only the T-1000 Terminators of our imagination are able to do it. (...) We may feel our way towards understanding the ⓒ ________ of running by learning how to use our senses, getting them firing, and seeing what they are capable of.</w:t>
-      </w:r>
-    </w:p>
-    <w:p>
-      <w:pPr>
-        <w:spacing w:before="0" w:after="0" w:line="336" w:lineRule="auto"/>
-        <w:ind w:left="40"/>
-        <w:snapToGrid w:val="0"/>
-        <w:pBdr>
-          <w:top w:val="single" w:sz="4" w:space="2" w:color="555555"/>
-          <w:left w:val="single" w:sz="4" w:space="2" w:color="555555"/>
-          <w:bottom w:val="single" w:sz="4" w:space="2" w:color="555555"/>
-          <w:right w:val="single" w:sz="4" w:space="2" w:color="555555"/>
-        </w:pBdr>
-        <w:shd w:val="clear" w:color="auto" w:fill="FFFFFF"/>
-      </w:pPr>
-      <w:r>
-        <w:rPr>
-          <w:rFonts w:ascii="맑은 고딕" w:hAnsi="맑은 고딕" w:eastAsia="맑은 고딕"/>
-          <w:b/>
-          <w:sz w:val="17"/>
-          <w:u w:val="none"/>
-        </w:rPr>
-        <w:t>조건 · 보기</w:t>
-      </w:r>
-    </w:p>
-    <w:p>
-      <w:pPr>
-        <w:spacing w:before="0" w:after="60" w:line="336" w:lineRule="auto"/>
-        <w:ind w:left="40"/>
-        <w:snapToGrid w:val="0"/>
-        <w:pBdr>
-          <w:top w:val="single" w:sz="4" w:space="2" w:color="555555"/>
-          <w:left w:val="single" w:sz="4" w:space="2" w:color="555555"/>
-          <w:bottom w:val="single" w:sz="4" w:space="2" w:color="555555"/>
-          <w:right w:val="single" w:sz="4" w:space="2" w:color="555555"/>
-        </w:pBdr>
-        <w:shd w:val="clear" w:color="auto" w:fill="FFFFFF"/>
-      </w:pPr>
-      <w:r>
-        <w:rPr>
-          <w:rFonts w:ascii="맑은 고딕" w:hAnsi="맑은 고딕" w:eastAsia="맑은 고딕"/>
-          <w:b w:val="0"/>
-          <w:sz w:val="17"/>
-          <w:u w:val="none"/>
-        </w:rPr>
-        <w:t>[보기] administer  /  alchemy  /  conscious  /  simplicity</w:t>
-      </w:r>
-    </w:p>
-    <w:p>
-      <w:pPr>
-        <w:spacing w:before="0" w:after="0" w:line="269" w:lineRule="auto"/>
-        <w:ind w:left="180" w:hanging="180"/>
-        <w:snapToGrid w:val="0"/>
-      </w:pPr>
-      <w:r>
-        <w:rPr>
-          <w:rFonts w:ascii="맑은 고딕" w:hAnsi="맑은 고딕" w:eastAsia="맑은 고딕"/>
-          <w:b w:val="0"/>
-          <w:sz w:val="17"/>
-          <w:u w:val="none"/>
-        </w:rPr>
-        <w:t>① ⓐ administer – ⓑ conscious – ⓒ simplicity</w:t>
-      </w:r>
-    </w:p>
-    <w:p>
-      <w:pPr>
-        <w:spacing w:before="0" w:after="0" w:line="269" w:lineRule="auto"/>
-        <w:ind w:left="180" w:hanging="180"/>
-        <w:snapToGrid w:val="0"/>
-      </w:pPr>
-      <w:r>
-        <w:rPr>
-          <w:rFonts w:ascii="맑은 고딕" w:hAnsi="맑은 고딕" w:eastAsia="맑은 고딕"/>
-          <w:b w:val="0"/>
-          <w:sz w:val="17"/>
-          <w:u w:val="none"/>
-        </w:rPr>
-        <w:t>② ⓐ conscious – ⓑ administer – ⓒ alchemy</w:t>
-      </w:r>
-    </w:p>
-    <w:p>
-      <w:pPr>
-        <w:spacing w:before="0" w:after="0" w:line="269" w:lineRule="auto"/>
-        <w:ind w:left="180" w:hanging="180"/>
-        <w:snapToGrid w:val="0"/>
-      </w:pPr>
-      <w:r>
-        <w:rPr>
-          <w:rFonts w:ascii="맑은 고딕" w:hAnsi="맑은 고딕" w:eastAsia="맑은 고딕"/>
-          <w:b w:val="0"/>
-          <w:sz w:val="17"/>
-          <w:u w:val="none"/>
-        </w:rPr>
-        <w:t>③ ⓐ administer – ⓑ simplicity – ⓒ alchemy</w:t>
-      </w:r>
-    </w:p>
-    <w:p>
-      <w:pPr>
-        <w:spacing w:before="0" w:after="0" w:line="269" w:lineRule="auto"/>
-        <w:ind w:left="180" w:hanging="180"/>
-        <w:snapToGrid w:val="0"/>
-      </w:pPr>
-      <w:r>
-        <w:rPr>
-          <w:rFonts w:ascii="맑은 고딕" w:hAnsi="맑은 고딕" w:eastAsia="맑은 고딕"/>
-          <w:b w:val="0"/>
-          <w:sz w:val="17"/>
-          <w:u w:val="none"/>
-        </w:rPr>
-        <w:t>④ ⓐ alchemy – ⓑ conscious – ⓒ simplicity</w:t>
-      </w:r>
-    </w:p>
-    <w:p>
-      <w:pPr>
-        <w:spacing w:before="0" w:after="0" w:line="269" w:lineRule="auto"/>
-        <w:ind w:left="180" w:hanging="180"/>
-        <w:snapToGrid w:val="0"/>
-      </w:pPr>
-      <w:r>
-        <w:rPr>
-          <w:rFonts w:ascii="맑은 고딕" w:hAnsi="맑은 고딕" w:eastAsia="맑은 고딕"/>
-          <w:b w:val="0"/>
-          <w:sz w:val="17"/>
-          <w:u w:val="none"/>
-        </w:rPr>
-        <w:t>⑤ ⓐ administer – ⓑ conscious – ⓒ alchemy</w:t>
-      </w:r>
-    </w:p>
-    <w:p>
-      <w:pPr>
-        <w:keepNext/>
-        <w:spacing w:before="80" w:after="20" w:line="276" w:lineRule="auto"/>
-        <w:snapToGrid w:val="0"/>
-      </w:pPr>
-      <w:r>
-        <w:rPr>
-          <w:rFonts w:ascii="맑은 고딕" w:hAnsi="맑은 고딕" w:eastAsia="맑은 고딕"/>
-          <w:b/>
-          <w:sz w:val="17"/>
-          <w:u w:val="none"/>
-        </w:rPr>
-        <w:t>34-9.</w:t>
-      </w:r>
-      <w:r>
-        <w:rPr>
-          <w:rFonts w:ascii="맑은 고딕" w:hAnsi="맑은 고딕" w:eastAsia="맑은 고딕"/>
-          <w:b w:val="0"/>
-          <w:sz w:val="17"/>
-          <w:u w:val="none"/>
-        </w:rPr>
-        <w:t xml:space="preserve"> 다음은 윗글을 요약한 것이다. 밑줄 친 ①~⑤ 중 윗글의 내용과 일치하지 </w:t>
-      </w:r>
-      <w:r>
-        <w:rPr>
-          <w:rFonts w:ascii="맑은 고딕" w:hAnsi="맑은 고딕" w:eastAsia="맑은 고딕"/>
-          <w:b/>
-          <w:sz w:val="17"/>
-          <w:u w:val="none"/>
-        </w:rPr>
-        <w:t>않는</w:t>
-      </w:r>
-      <w:r>
-        <w:rPr>
-          <w:rFonts w:ascii="맑은 고딕" w:hAnsi="맑은 고딕" w:eastAsia="맑은 고딕"/>
-          <w:b w:val="0"/>
-          <w:sz w:val="17"/>
-          <w:u w:val="none"/>
-        </w:rPr>
-        <w:t xml:space="preserve"> 것은? [3.0점]</w:t>
-      </w:r>
-    </w:p>
-    <w:p>
-      <w:pPr>
-        <w:spacing w:before="0" w:after="60" w:line="288" w:lineRule="auto"/>
-        <w:ind w:left="40"/>
-        <w:snapToGrid w:val="0"/>
-        <w:pBdr>
-          <w:top w:val="single" w:sz="4" w:space="2" w:color="999999"/>
-          <w:left w:val="single" w:sz="4" w:space="2" w:color="999999"/>
-          <w:bottom w:val="single" w:sz="4" w:space="2" w:color="999999"/>
-          <w:right w:val="single" w:sz="4" w:space="2" w:color="999999"/>
-        </w:pBdr>
-        <w:shd w:val="clear" w:color="auto" w:fill="F6F3EA"/>
-      </w:pPr>
-      <w:r>
-        <w:rPr>
-          <w:rFonts w:ascii="맑은 고딕" w:hAnsi="맑은 고딕" w:eastAsia="맑은 고딕"/>
-          <w:b w:val="0"/>
-          <w:sz w:val="17"/>
-          <w:u w:val="none"/>
-        </w:rPr>
-        <w:t>If our bodies know best, why are they easily injured when we do something so seemingly natural as running? On the one hand, running seems very easy, but that is only because our bodies are so very good at it. The most powerful supercomputer on the planet cannot administer the enormous number of computations it takes to run, untethered, on two legs. Wherever our running intelligence is, running is not all conscious to us and is so complicated that only the T-1000 Terminators of our imagination are able to do it. Because our running knowledge is buried so deeply within muscle fibres, cells and our DNA, we have to accept that we cannot fully explain its complexities. That doesn't mean our bodies don't know how to do it. We may feel our way towards understanding the alchemy of running by learning how to use our senses, getting them firing, and seeing what they are capable of, and accepting that our bodies know more about running than we ever will.</w:t>
-      </w:r>
-    </w:p>
-    <w:p>
-      <w:pPr>
-        <w:spacing w:before="0" w:after="60" w:line="288" w:lineRule="auto"/>
-        <w:ind w:left="40"/>
-        <w:snapToGrid w:val="0"/>
-        <w:pBdr>
-          <w:top w:val="single" w:sz="4" w:space="2" w:color="999999"/>
-          <w:left w:val="single" w:sz="4" w:space="2" w:color="999999"/>
-          <w:bottom w:val="single" w:sz="4" w:space="2" w:color="999999"/>
-          <w:right w:val="single" w:sz="4" w:space="2" w:color="999999"/>
-        </w:pBdr>
-        <w:shd w:val="clear" w:color="auto" w:fill="F6F3EA"/>
-      </w:pPr>
-      <w:r>
-        <w:rPr>
-          <w:rFonts w:ascii="맑은 고딕" w:hAnsi="맑은 고딕" w:eastAsia="맑은 고딕"/>
-          <w:b w:val="0"/>
-          <w:sz w:val="17"/>
-          <w:u w:val="none"/>
-        </w:rPr>
-        <w:t xml:space="preserve">Running ① </w:t>
-      </w:r>
-      <w:r>
-        <w:rPr>
-          <w:rFonts w:ascii="맑은 고딕" w:hAnsi="맑은 고딕" w:eastAsia="맑은 고딕"/>
-          <w:b w:val="0"/>
-          <w:sz w:val="17"/>
-          <w:u w:val="single"/>
-        </w:rPr>
-        <w:t>feels effortless only because our bodies are superbly good at it</w:t>
-      </w:r>
-      <w:r>
-        <w:rPr>
-          <w:rFonts w:ascii="맑은 고딕" w:hAnsi="맑은 고딕" w:eastAsia="맑은 고딕"/>
-          <w:b w:val="0"/>
-          <w:sz w:val="17"/>
-          <w:u w:val="none"/>
-        </w:rPr>
-        <w:t xml:space="preserve">; ② </w:t>
-      </w:r>
-      <w:r>
-        <w:rPr>
-          <w:rFonts w:ascii="맑은 고딕" w:hAnsi="맑은 고딕" w:eastAsia="맑은 고딕"/>
-          <w:b w:val="0"/>
-          <w:sz w:val="17"/>
-          <w:u w:val="single"/>
-        </w:rPr>
-        <w:t>no computer can match the calculations it demands</w:t>
-      </w:r>
-      <w:r>
-        <w:rPr>
-          <w:rFonts w:ascii="맑은 고딕" w:hAnsi="맑은 고딕" w:eastAsia="맑은 고딕"/>
-          <w:b w:val="0"/>
-          <w:sz w:val="17"/>
-          <w:u w:val="none"/>
-        </w:rPr>
-        <w:t xml:space="preserve">. Since the know-how ③ </w:t>
-      </w:r>
-      <w:r>
-        <w:rPr>
-          <w:rFonts w:ascii="맑은 고딕" w:hAnsi="맑은 고딕" w:eastAsia="맑은 고딕"/>
-          <w:b w:val="0"/>
-          <w:sz w:val="17"/>
-          <w:u w:val="single"/>
-        </w:rPr>
-        <w:t>sits deep in muscle, cell and gene</w:t>
-      </w:r>
-      <w:r>
-        <w:rPr>
-          <w:rFonts w:ascii="맑은 고딕" w:hAnsi="맑은 고딕" w:eastAsia="맑은 고딕"/>
-          <w:b w:val="0"/>
-          <w:sz w:val="17"/>
-          <w:u w:val="none"/>
-        </w:rPr>
-        <w:t xml:space="preserve">, we ④ </w:t>
-      </w:r>
-      <w:r>
-        <w:rPr>
-          <w:rFonts w:ascii="맑은 고딕" w:hAnsi="맑은 고딕" w:eastAsia="맑은 고딕"/>
-          <w:b w:val="0"/>
-          <w:sz w:val="17"/>
-          <w:u w:val="single"/>
-        </w:rPr>
-        <w:t>cannot explain even its most basic elements</w:t>
-      </w:r>
-      <w:r>
-        <w:rPr>
-          <w:rFonts w:ascii="맑은 고딕" w:hAnsi="맑은 고딕" w:eastAsia="맑은 고딕"/>
-          <w:b w:val="0"/>
-          <w:sz w:val="17"/>
-          <w:u w:val="none"/>
-        </w:rPr>
-        <w:t xml:space="preserve"> — but that ⑤ </w:t>
-      </w:r>
-      <w:r>
-        <w:rPr>
-          <w:rFonts w:ascii="맑은 고딕" w:hAnsi="맑은 고딕" w:eastAsia="맑은 고딕"/>
-          <w:b w:val="0"/>
-          <w:sz w:val="17"/>
-          <w:u w:val="single"/>
-        </w:rPr>
-        <w:t>does not mean the body lacks the knowledge</w:t>
-      </w:r>
-      <w:r>
-        <w:rPr>
-          <w:rFonts w:ascii="맑은 고딕" w:hAnsi="맑은 고딕" w:eastAsia="맑은 고딕"/>
-          <w:b w:val="0"/>
-          <w:sz w:val="17"/>
-          <w:u w:val="none"/>
-        </w:rPr>
-        <w:t>; we can grow into it through our senses.</w:t>
-      </w:r>
-    </w:p>
-    <w:p>
-      <w:pPr>
-        <w:keepNext/>
-        <w:spacing w:before="80" w:after="20" w:line="276" w:lineRule="auto"/>
-        <w:snapToGrid w:val="0"/>
-      </w:pPr>
-      <w:r>
-        <w:rPr>
-          <w:rFonts w:ascii="맑은 고딕" w:hAnsi="맑은 고딕" w:eastAsia="맑은 고딕"/>
-          <w:b/>
-          <w:sz w:val="17"/>
-          <w:u w:val="none"/>
-        </w:rPr>
-        <w:t>34-12.</w:t>
-      </w:r>
-      <w:r>
-        <w:rPr>
-          <w:rFonts w:ascii="맑은 고딕" w:hAnsi="맑은 고딕" w:eastAsia="맑은 고딕"/>
-          <w:b w:val="0"/>
-          <w:sz w:val="17"/>
-          <w:u w:val="none"/>
-        </w:rPr>
-        <w:t xml:space="preserve"> 다음 글의 밑줄 친 ⓐ~ⓓ 중 어법상 </w:t>
-      </w:r>
-      <w:r>
-        <w:rPr>
-          <w:rFonts w:ascii="맑은 고딕" w:hAnsi="맑은 고딕" w:eastAsia="맑은 고딕"/>
-          <w:b/>
-          <w:sz w:val="17"/>
-          <w:u w:val="none"/>
-        </w:rPr>
-        <w:t>틀린</w:t>
-      </w:r>
-      <w:r>
-        <w:rPr>
-          <w:rFonts w:ascii="맑은 고딕" w:hAnsi="맑은 고딕" w:eastAsia="맑은 고딕"/>
-          <w:b w:val="0"/>
-          <w:sz w:val="17"/>
-          <w:u w:val="none"/>
-        </w:rPr>
-        <w:t xml:space="preserve"> 것을 있는 대로 고른 것은? [4.0점]</w:t>
-      </w:r>
-    </w:p>
-    <w:p>
-      <w:pPr>
-        <w:spacing w:before="0" w:after="60" w:line="288" w:lineRule="auto"/>
-        <w:ind w:left="40"/>
-        <w:snapToGrid w:val="0"/>
-        <w:pBdr>
-          <w:top w:val="single" w:sz="4" w:space="2" w:color="999999"/>
-          <w:left w:val="single" w:sz="4" w:space="2" w:color="999999"/>
-          <w:bottom w:val="single" w:sz="4" w:space="2" w:color="999999"/>
-          <w:right w:val="single" w:sz="4" w:space="2" w:color="999999"/>
-        </w:pBdr>
-        <w:shd w:val="clear" w:color="auto" w:fill="F6F3EA"/>
-      </w:pPr>
-      <w:r>
-        <w:rPr>
-          <w:rFonts w:ascii="맑은 고딕" w:hAnsi="맑은 고딕" w:eastAsia="맑은 고딕"/>
-          <w:b w:val="0"/>
-          <w:sz w:val="17"/>
-          <w:u w:val="none"/>
-        </w:rPr>
-        <w:t>[Research Note: Measuring the Running Body]</w:t>
-      </w:r>
-    </w:p>
-    <w:p>
-      <w:pPr>
-        <w:spacing w:before="0" w:after="60" w:line="288" w:lineRule="auto"/>
-        <w:ind w:left="40"/>
-        <w:snapToGrid w:val="0"/>
-        <w:pBdr>
-          <w:top w:val="single" w:sz="4" w:space="2" w:color="999999"/>
-          <w:left w:val="single" w:sz="4" w:space="2" w:color="999999"/>
-          <w:bottom w:val="single" w:sz="4" w:space="2" w:color="999999"/>
-          <w:right w:val="single" w:sz="4" w:space="2" w:color="999999"/>
-        </w:pBdr>
-        <w:shd w:val="clear" w:color="auto" w:fill="F6F3EA"/>
-      </w:pPr>
-    </w:p>
-    <w:p>
-      <w:pPr>
-        <w:spacing w:before="0" w:after="60" w:line="288" w:lineRule="auto"/>
-        <w:ind w:left="40"/>
-        <w:snapToGrid w:val="0"/>
-        <w:pBdr>
-          <w:top w:val="single" w:sz="4" w:space="2" w:color="999999"/>
-          <w:left w:val="single" w:sz="4" w:space="2" w:color="999999"/>
-          <w:bottom w:val="single" w:sz="4" w:space="2" w:color="999999"/>
-          <w:right w:val="single" w:sz="4" w:space="2" w:color="999999"/>
-        </w:pBdr>
-        <w:shd w:val="clear" w:color="auto" w:fill="F6F3EA"/>
-      </w:pPr>
-      <w:r>
-        <w:rPr>
-          <w:rFonts w:ascii="맑은 고딕" w:hAnsi="맑은 고딕" w:eastAsia="맑은 고딕"/>
-          <w:b w:val="0"/>
-          <w:sz w:val="17"/>
-          <w:u w:val="none"/>
-        </w:rPr>
-        <w:t xml:space="preserve">A biomechanics lab filmed 60 runners at 1,000 frames per second. The ⓐ </w:t>
-      </w:r>
-      <w:r>
-        <w:rPr>
-          <w:rFonts w:ascii="맑은 고딕" w:hAnsi="맑은 고딕" w:eastAsia="맑은 고딕"/>
-          <w:b w:val="0"/>
-          <w:sz w:val="17"/>
-          <w:u w:val="single"/>
-        </w:rPr>
-        <w:t>vertebrae of each runner was</w:t>
-      </w:r>
-      <w:r>
-        <w:rPr>
-          <w:rFonts w:ascii="맑은 고딕" w:hAnsi="맑은 고딕" w:eastAsia="맑은 고딕"/>
-          <w:b w:val="0"/>
-          <w:sz w:val="17"/>
-          <w:u w:val="none"/>
-        </w:rPr>
-        <w:t xml:space="preserve"> tracked as the foot struck the ground, and pressure sensors recorded several ⓑ </w:t>
-      </w:r>
-      <w:r>
-        <w:rPr>
-          <w:rFonts w:ascii="맑은 고딕" w:hAnsi="맑은 고딕" w:eastAsia="맑은 고딕"/>
-          <w:b w:val="0"/>
-          <w:sz w:val="17"/>
-          <w:u w:val="single"/>
-        </w:rPr>
-        <w:t>strata</w:t>
-      </w:r>
-      <w:r>
-        <w:rPr>
-          <w:rFonts w:ascii="맑은 고딕" w:hAnsi="맑은 고딕" w:eastAsia="맑은 고딕"/>
-          <w:b w:val="0"/>
-          <w:sz w:val="17"/>
-          <w:u w:val="none"/>
-        </w:rPr>
-        <w:t xml:space="preserve"> of impact through the sole. Each ⓒ </w:t>
-      </w:r>
-      <w:r>
-        <w:rPr>
-          <w:rFonts w:ascii="맑은 고딕" w:hAnsi="맑은 고딕" w:eastAsia="맑은 고딕"/>
-          <w:b w:val="0"/>
-          <w:sz w:val="17"/>
-          <w:u w:val="single"/>
-        </w:rPr>
-        <w:t>radius</w:t>
-      </w:r>
-      <w:r>
-        <w:rPr>
-          <w:rFonts w:ascii="맑은 고딕" w:hAnsi="맑은 고딕" w:eastAsia="맑은 고딕"/>
-          <w:b w:val="0"/>
-          <w:sz w:val="17"/>
-          <w:u w:val="none"/>
-        </w:rPr>
-        <w:t xml:space="preserve"> of the knee's rotation was calculated, and two ⓓ </w:t>
-      </w:r>
-      <w:r>
-        <w:rPr>
-          <w:rFonts w:ascii="맑은 고딕" w:hAnsi="맑은 고딕" w:eastAsia="맑은 고딕"/>
-          <w:b w:val="0"/>
-          <w:sz w:val="17"/>
-          <w:u w:val="single"/>
-        </w:rPr>
-        <w:t>formulae was</w:t>
-      </w:r>
-      <w:r>
-        <w:rPr>
-          <w:rFonts w:ascii="맑은 고딕" w:hAnsi="맑은 고딕" w:eastAsia="맑은 고딕"/>
-          <w:b w:val="0"/>
-          <w:sz w:val="17"/>
-          <w:u w:val="none"/>
-        </w:rPr>
-        <w:t xml:space="preserve"> used to estimate the load — yet none could fully predict who would be injured.</w:t>
-      </w:r>
-    </w:p>
-    <w:p>
-      <w:pPr>
-        <w:spacing w:before="0" w:after="20" w:line="276" w:lineRule="auto"/>
-        <w:ind w:left="80"/>
-        <w:snapToGrid w:val="0"/>
-      </w:pPr>
-      <w:r>
-        <w:rPr>
-          <w:rFonts w:ascii="맑은 고딕" w:hAnsi="맑은 고딕" w:eastAsia="맑은 고딕"/>
-          <w:b w:val="0"/>
-          <w:sz w:val="17"/>
-          <w:u w:val="none"/>
-        </w:rPr>
-        <w:t>① ⓐ    ② ⓑ, ⓒ    ③ ⓒ, ⓓ    ④ ⓐ, ⓑ, ⓓ    ⑤ ⓐ, ⓓ</w:t>
-      </w:r>
-    </w:p>
-    <w:p>
-      <w:pPr>
-        <w:keepNext/>
-        <w:spacing w:before="80" w:after="20" w:line="276" w:lineRule="auto"/>
-        <w:snapToGrid w:val="0"/>
-      </w:pPr>
-      <w:r>
-        <w:rPr>
-          <w:rFonts w:ascii="맑은 고딕" w:hAnsi="맑은 고딕" w:eastAsia="맑은 고딕"/>
-          <w:b/>
-          <w:sz w:val="17"/>
-          <w:u w:val="none"/>
-        </w:rPr>
-        <w:t>34-13.</w:t>
-      </w:r>
-      <w:r>
-        <w:rPr>
-          <w:rFonts w:ascii="맑은 고딕" w:hAnsi="맑은 고딕" w:eastAsia="맑은 고딕"/>
-          <w:b w:val="0"/>
-          <w:sz w:val="17"/>
-          <w:u w:val="none"/>
-        </w:rPr>
-        <w:t xml:space="preserve"> 다음 글의 (A), (B), (C)의 각 네모 안에서 문맥에 맞는 낱말로 가장 적절한 것은? [3.0점]</w:t>
-      </w:r>
-    </w:p>
-    <w:p>
-      <w:pPr>
-        <w:spacing w:before="0" w:after="60" w:line="288" w:lineRule="auto"/>
-        <w:ind w:left="40"/>
-        <w:snapToGrid w:val="0"/>
-        <w:pBdr>
-          <w:top w:val="single" w:sz="4" w:space="2" w:color="999999"/>
-          <w:left w:val="single" w:sz="4" w:space="2" w:color="999999"/>
-          <w:bottom w:val="single" w:sz="4" w:space="2" w:color="999999"/>
-          <w:right w:val="single" w:sz="4" w:space="2" w:color="999999"/>
-        </w:pBdr>
-        <w:shd w:val="clear" w:color="auto" w:fill="F6F3EA"/>
-      </w:pPr>
-      <w:r>
-        <w:rPr>
-          <w:rFonts w:ascii="맑은 고딕" w:hAnsi="맑은 고딕" w:eastAsia="맑은 고딕"/>
-          <w:b w:val="0"/>
-          <w:sz w:val="17"/>
-          <w:u w:val="none"/>
-        </w:rPr>
-        <w:t>[Commentary]</w:t>
-      </w:r>
-    </w:p>
-    <w:p>
-      <w:pPr>
-        <w:spacing w:before="0" w:after="60" w:line="288" w:lineRule="auto"/>
-        <w:ind w:left="40"/>
-        <w:snapToGrid w:val="0"/>
-        <w:pBdr>
-          <w:top w:val="single" w:sz="4" w:space="2" w:color="999999"/>
-          <w:left w:val="single" w:sz="4" w:space="2" w:color="999999"/>
-          <w:bottom w:val="single" w:sz="4" w:space="2" w:color="999999"/>
-          <w:right w:val="single" w:sz="4" w:space="2" w:color="999999"/>
-        </w:pBdr>
-        <w:shd w:val="clear" w:color="auto" w:fill="F6F3EA"/>
-      </w:pPr>
-    </w:p>
-    <w:p>
-      <w:pPr>
-        <w:spacing w:before="0" w:after="60" w:line="288" w:lineRule="auto"/>
-        <w:ind w:left="40"/>
-        <w:snapToGrid w:val="0"/>
-        <w:pBdr>
-          <w:top w:val="single" w:sz="4" w:space="2" w:color="999999"/>
-          <w:left w:val="single" w:sz="4" w:space="2" w:color="999999"/>
-          <w:bottom w:val="single" w:sz="4" w:space="2" w:color="999999"/>
-          <w:right w:val="single" w:sz="4" w:space="2" w:color="999999"/>
-        </w:pBdr>
-        <w:shd w:val="clear" w:color="auto" w:fill="F6F3EA"/>
-      </w:pPr>
-      <w:r>
-        <w:rPr>
-          <w:rFonts w:ascii="맑은 고딕" w:hAnsi="맑은 고딕" w:eastAsia="맑은 고딕"/>
-          <w:b w:val="0"/>
-          <w:sz w:val="17"/>
-          <w:u w:val="none"/>
-        </w:rPr>
-        <w:t>The writer's point is that running is not a (A) [</w:t>
-      </w:r>
-      <w:r>
-        <w:rPr>
-          <w:rFonts w:ascii="맑은 고딕" w:hAnsi="맑은 고딕" w:eastAsia="맑은 고딕"/>
-          <w:b/>
-          <w:sz w:val="17"/>
-          <w:u w:val="none"/>
-        </w:rPr>
-        <w:t>conscious</w:t>
-      </w:r>
-      <w:r>
-        <w:rPr>
-          <w:rFonts w:ascii="맑은 고딕" w:hAnsi="맑은 고딕" w:eastAsia="맑은 고딕"/>
-          <w:b w:val="0"/>
-          <w:sz w:val="17"/>
-          <w:u w:val="none"/>
-        </w:rPr>
-        <w:t xml:space="preserve"> / </w:t>
-      </w:r>
-      <w:r>
-        <w:rPr>
-          <w:rFonts w:ascii="맑은 고딕" w:hAnsi="맑은 고딕" w:eastAsia="맑은 고딕"/>
-          <w:b/>
-          <w:sz w:val="17"/>
-          <w:u w:val="none"/>
-        </w:rPr>
-        <w:t>conscientious</w:t>
-      </w:r>
-      <w:r>
-        <w:rPr>
-          <w:rFonts w:ascii="맑은 고딕" w:hAnsi="맑은 고딕" w:eastAsia="맑은 고딕"/>
-          <w:b w:val="0"/>
-          <w:sz w:val="17"/>
-          <w:u w:val="none"/>
-        </w:rPr>
-        <w:t>] act we assemble step by step; it is a (B) [</w:t>
-      </w:r>
-      <w:r>
-        <w:rPr>
-          <w:rFonts w:ascii="맑은 고딕" w:hAnsi="맑은 고딕" w:eastAsia="맑은 고딕"/>
-          <w:b/>
-          <w:sz w:val="17"/>
-          <w:u w:val="none"/>
-        </w:rPr>
-        <w:t>continuous</w:t>
-      </w:r>
-      <w:r>
-        <w:rPr>
-          <w:rFonts w:ascii="맑은 고딕" w:hAnsi="맑은 고딕" w:eastAsia="맑은 고딕"/>
-          <w:b w:val="0"/>
-          <w:sz w:val="17"/>
-          <w:u w:val="none"/>
-        </w:rPr>
-        <w:t xml:space="preserve"> / </w:t>
-      </w:r>
-      <w:r>
-        <w:rPr>
-          <w:rFonts w:ascii="맑은 고딕" w:hAnsi="맑은 고딕" w:eastAsia="맑은 고딕"/>
-          <w:b/>
-          <w:sz w:val="17"/>
-          <w:u w:val="none"/>
-        </w:rPr>
-        <w:t>continual</w:t>
-      </w:r>
-      <w:r>
-        <w:rPr>
-          <w:rFonts w:ascii="맑은 고딕" w:hAnsi="맑은 고딕" w:eastAsia="맑은 고딕"/>
-          <w:b w:val="0"/>
-          <w:sz w:val="17"/>
-          <w:u w:val="none"/>
-        </w:rPr>
-        <w:t>] stream of computations the body runs on its own. The most (C) [</w:t>
-      </w:r>
-      <w:r>
-        <w:rPr>
-          <w:rFonts w:ascii="맑은 고딕" w:hAnsi="맑은 고딕" w:eastAsia="맑은 고딕"/>
-          <w:b/>
-          <w:sz w:val="17"/>
-          <w:u w:val="none"/>
-        </w:rPr>
-        <w:t>economical</w:t>
-      </w:r>
-      <w:r>
-        <w:rPr>
-          <w:rFonts w:ascii="맑은 고딕" w:hAnsi="맑은 고딕" w:eastAsia="맑은 고딕"/>
-          <w:b w:val="0"/>
-          <w:sz w:val="17"/>
-          <w:u w:val="none"/>
-        </w:rPr>
-        <w:t xml:space="preserve"> / </w:t>
-      </w:r>
-      <w:r>
-        <w:rPr>
-          <w:rFonts w:ascii="맑은 고딕" w:hAnsi="맑은 고딕" w:eastAsia="맑은 고딕"/>
-          <w:b/>
-          <w:sz w:val="17"/>
-          <w:u w:val="none"/>
-        </w:rPr>
-        <w:t>economic</w:t>
-      </w:r>
-      <w:r>
-        <w:rPr>
-          <w:rFonts w:ascii="맑은 고딕" w:hAnsi="맑은 고딕" w:eastAsia="맑은 고딕"/>
-          <w:b w:val="0"/>
-          <w:sz w:val="17"/>
-          <w:u w:val="none"/>
-        </w:rPr>
-        <w:t>] stride, then, is not one we design but one we learn to feel — which is why the writer sends us back to our senses.</w:t>
-      </w:r>
-    </w:p>
-    <w:p>
-      <w:pPr>
-        <w:spacing w:before="0" w:after="0" w:line="269" w:lineRule="auto"/>
-        <w:ind w:left="180" w:hanging="180"/>
-        <w:snapToGrid w:val="0"/>
-      </w:pPr>
-      <w:r>
-        <w:rPr>
-          <w:rFonts w:ascii="맑은 고딕" w:hAnsi="맑은 고딕" w:eastAsia="맑은 고딕"/>
-          <w:b w:val="0"/>
-          <w:sz w:val="17"/>
-          <w:u w:val="none"/>
-        </w:rPr>
-        <w:t>① (A) conscious – (B) continuous – (C) economical</w:t>
-      </w:r>
-    </w:p>
-    <w:p>
-      <w:pPr>
-        <w:spacing w:before="0" w:after="0" w:line="269" w:lineRule="auto"/>
-        <w:ind w:left="180" w:hanging="180"/>
-        <w:snapToGrid w:val="0"/>
-      </w:pPr>
-      <w:r>
-        <w:rPr>
-          <w:rFonts w:ascii="맑은 고딕" w:hAnsi="맑은 고딕" w:eastAsia="맑은 고딕"/>
-          <w:b w:val="0"/>
-          <w:sz w:val="17"/>
-          <w:u w:val="none"/>
-        </w:rPr>
-        <w:t>② (A) conscientious – (B) continuous – (C) economical</w:t>
-      </w:r>
-    </w:p>
-    <w:p>
-      <w:pPr>
-        <w:spacing w:before="0" w:after="0" w:line="269" w:lineRule="auto"/>
-        <w:ind w:left="180" w:hanging="180"/>
-        <w:snapToGrid w:val="0"/>
-      </w:pPr>
-      <w:r>
-        <w:rPr>
-          <w:rFonts w:ascii="맑은 고딕" w:hAnsi="맑은 고딕" w:eastAsia="맑은 고딕"/>
-          <w:b w:val="0"/>
-          <w:sz w:val="17"/>
-          <w:u w:val="none"/>
-        </w:rPr>
-        <w:t>③ (A) conscious – (B) continual – (C) economic</w:t>
-      </w:r>
-    </w:p>
-    <w:p>
-      <w:pPr>
-        <w:spacing w:before="0" w:after="0" w:line="269" w:lineRule="auto"/>
-        <w:ind w:left="180" w:hanging="180"/>
-        <w:snapToGrid w:val="0"/>
-      </w:pPr>
-      <w:r>
-        <w:rPr>
-          <w:rFonts w:ascii="맑은 고딕" w:hAnsi="맑은 고딕" w:eastAsia="맑은 고딕"/>
-          <w:b w:val="0"/>
-          <w:sz w:val="17"/>
-          <w:u w:val="none"/>
-        </w:rPr>
-        <w:t>④ (A) conscious – (B) continuous – (C) economic</w:t>
-      </w:r>
-    </w:p>
-    <w:p>
-      <w:pPr>
-        <w:spacing w:before="0" w:after="0" w:line="269" w:lineRule="auto"/>
-        <w:ind w:left="180" w:hanging="180"/>
-        <w:snapToGrid w:val="0"/>
-      </w:pPr>
-      <w:r>
-        <w:rPr>
-          <w:rFonts w:ascii="맑은 고딕" w:hAnsi="맑은 고딕" w:eastAsia="맑은 고딕"/>
-          <w:b w:val="0"/>
-          <w:sz w:val="17"/>
-          <w:u w:val="none"/>
-        </w:rPr>
-        <w:t>⑤ (A) conscientious – (B) continual – (C) economical</w:t>
-      </w:r>
-    </w:p>
-    <w:p>
-      <w:pPr>
-        <w:keepNext/>
-        <w:spacing w:before="80" w:after="40" w:line="276" w:lineRule="auto"/>
-        <w:snapToGrid w:val="0"/>
-        <w:shd w:val="clear" w:color="auto" w:fill="8A3A12"/>
-      </w:pPr>
-      <w:r>
-        <w:rPr>
-          <w:rFonts w:ascii="맑은 고딕" w:hAnsi="맑은 고딕" w:eastAsia="맑은 고딕"/>
-          <w:b/>
-          <w:color w:val="FFFFFF"/>
-          <w:sz w:val="17"/>
-          <w:u w:val="none"/>
-        </w:rPr>
-        <w:t>서답형  34-서1 ~ 34-서7</w:t>
-      </w:r>
-    </w:p>
-    <w:p>
-      <w:pPr>
-        <w:keepNext/>
-        <w:spacing w:before="80" w:after="20" w:line="276" w:lineRule="auto"/>
-        <w:snapToGrid w:val="0"/>
-      </w:pPr>
-      <w:r>
-        <w:rPr>
-          <w:rFonts w:ascii="맑은 고딕" w:hAnsi="맑은 고딕" w:eastAsia="맑은 고딕"/>
-          <w:b/>
-          <w:sz w:val="17"/>
-          <w:u w:val="none"/>
-        </w:rPr>
-        <w:t>34-서1.</w:t>
-      </w:r>
-      <w:r>
-        <w:rPr>
-          <w:rFonts w:ascii="맑은 고딕" w:hAnsi="맑은 고딕" w:eastAsia="맑은 고딕"/>
-          <w:b w:val="0"/>
-          <w:sz w:val="17"/>
-          <w:u w:val="none"/>
-        </w:rPr>
-        <w:t xml:space="preserve"> 윗글을 바탕으로 아래 '체육대회 계주' 일화의 빈칸 (1)~(3)을 &lt;조건&gt;에 맞게 채우시오. [4.0점]</w:t>
-      </w:r>
-    </w:p>
-    <w:p>
-      <w:pPr>
-        <w:spacing w:before="0" w:after="60" w:line="288" w:lineRule="auto"/>
-        <w:ind w:left="40"/>
-        <w:snapToGrid w:val="0"/>
-        <w:pBdr>
-          <w:top w:val="single" w:sz="4" w:space="2" w:color="999999"/>
-          <w:left w:val="single" w:sz="4" w:space="2" w:color="999999"/>
-          <w:bottom w:val="single" w:sz="4" w:space="2" w:color="999999"/>
-          <w:right w:val="single" w:sz="4" w:space="2" w:color="999999"/>
-        </w:pBdr>
-        <w:shd w:val="clear" w:color="auto" w:fill="F6F3EA"/>
-      </w:pPr>
-      <w:r>
-        <w:rPr>
-          <w:rFonts w:ascii="맑은 고딕" w:hAnsi="맑은 고딕" w:eastAsia="맑은 고딕"/>
-          <w:b w:val="0"/>
-          <w:sz w:val="17"/>
-          <w:u w:val="none"/>
-        </w:rPr>
-        <w:t>[The Relay I Overthought]</w:t>
-      </w:r>
-    </w:p>
-    <w:p>
-      <w:pPr>
-        <w:spacing w:before="0" w:after="60" w:line="288" w:lineRule="auto"/>
-        <w:ind w:left="40"/>
-        <w:snapToGrid w:val="0"/>
-        <w:pBdr>
-          <w:top w:val="single" w:sz="4" w:space="2" w:color="999999"/>
-          <w:left w:val="single" w:sz="4" w:space="2" w:color="999999"/>
-          <w:bottom w:val="single" w:sz="4" w:space="2" w:color="999999"/>
-          <w:right w:val="single" w:sz="4" w:space="2" w:color="999999"/>
-        </w:pBdr>
-        <w:shd w:val="clear" w:color="auto" w:fill="F6F3EA"/>
-      </w:pPr>
-    </w:p>
-    <w:p>
-      <w:pPr>
-        <w:spacing w:before="0" w:after="60" w:line="288" w:lineRule="auto"/>
-        <w:ind w:left="40"/>
-        <w:snapToGrid w:val="0"/>
-        <w:pBdr>
-          <w:top w:val="single" w:sz="4" w:space="2" w:color="999999"/>
-          <w:left w:val="single" w:sz="4" w:space="2" w:color="999999"/>
-          <w:bottom w:val="single" w:sz="4" w:space="2" w:color="999999"/>
-          <w:right w:val="single" w:sz="4" w:space="2" w:color="999999"/>
-        </w:pBdr>
-        <w:shd w:val="clear" w:color="auto" w:fill="F6F3EA"/>
-      </w:pPr>
-      <w:r>
-        <w:rPr>
-          <w:rFonts w:ascii="맑은 고딕" w:hAnsi="맑은 고딕" w:eastAsia="맑은 고딕"/>
-          <w:b w:val="0"/>
-          <w:sz w:val="17"/>
-          <w:u w:val="none"/>
-        </w:rPr>
-        <w:t>Before the relay at sports day, I read three articles on running form. On the track I tried to think about every step — knee up, land softly, swing the arms — and I stumbled twice. Running, I learned, is not all (1) ________: the more I tried to control it, the worse it got. In the second heat I stopped thinking and just let my (2) ________ do the work, feeling the track through my feet. I ran my best time. The article was right: (3) ________.</w:t>
-      </w:r>
-    </w:p>
-    <w:p>
-      <w:pPr>
-        <w:spacing w:before="0" w:after="0" w:line="336" w:lineRule="auto"/>
-        <w:ind w:left="40"/>
-        <w:snapToGrid w:val="0"/>
-        <w:pBdr>
-          <w:top w:val="single" w:sz="4" w:space="2" w:color="555555"/>
-          <w:left w:val="single" w:sz="4" w:space="2" w:color="555555"/>
-          <w:bottom w:val="single" w:sz="4" w:space="2" w:color="555555"/>
-          <w:right w:val="single" w:sz="4" w:space="2" w:color="555555"/>
-        </w:pBdr>
-        <w:shd w:val="clear" w:color="auto" w:fill="FFFFFF"/>
-      </w:pPr>
-      <w:r>
-        <w:rPr>
-          <w:rFonts w:ascii="맑은 고딕" w:hAnsi="맑은 고딕" w:eastAsia="맑은 고딕"/>
-          <w:b/>
-          <w:sz w:val="17"/>
-          <w:u w:val="none"/>
-        </w:rPr>
-        <w:t>조건 · 보기</w:t>
-      </w:r>
-    </w:p>
-    <w:p>
-      <w:pPr>
-        <w:spacing w:before="0" w:after="0" w:line="336" w:lineRule="auto"/>
-        <w:ind w:left="40"/>
-        <w:snapToGrid w:val="0"/>
-        <w:pBdr>
-          <w:top w:val="single" w:sz="4" w:space="2" w:color="555555"/>
-          <w:left w:val="single" w:sz="4" w:space="2" w:color="555555"/>
-          <w:bottom w:val="single" w:sz="4" w:space="2" w:color="555555"/>
-          <w:right w:val="single" w:sz="4" w:space="2" w:color="555555"/>
-        </w:pBdr>
-        <w:shd w:val="clear" w:color="auto" w:fill="FFFFFF"/>
-      </w:pPr>
-      <w:r>
-        <w:rPr>
-          <w:rFonts w:ascii="맑은 고딕" w:hAnsi="맑은 고딕" w:eastAsia="맑은 고딕"/>
-          <w:b w:val="0"/>
-          <w:sz w:val="17"/>
-          <w:u w:val="none"/>
-        </w:rPr>
-        <w:t>&lt;조건&gt;</w:t>
-        <w:br/>
-        <w:t xml:space="preserve">(1)과 (2)는 윗글에서 찾아 </w:t>
-      </w:r>
-      <w:r>
-        <w:rPr>
-          <w:rFonts w:ascii="맑은 고딕" w:hAnsi="맑은 고딕" w:eastAsia="맑은 고딕"/>
-          <w:b/>
-          <w:sz w:val="17"/>
-          <w:u w:val="none"/>
-        </w:rPr>
-        <w:t>그대로 한 단어</w:t>
-      </w:r>
-      <w:r>
-        <w:rPr>
-          <w:rFonts w:ascii="맑은 고딕" w:hAnsi="맑은 고딕" w:eastAsia="맑은 고딕"/>
-          <w:b w:val="0"/>
-          <w:sz w:val="17"/>
-          <w:u w:val="none"/>
-        </w:rPr>
-        <w:t>로 쓸 것 (어형 변형 불가)</w:t>
-      </w:r>
-    </w:p>
-    <w:p>
-      <w:pPr>
-        <w:spacing w:before="0" w:after="60" w:line="336" w:lineRule="auto"/>
-        <w:ind w:left="40"/>
-        <w:snapToGrid w:val="0"/>
-        <w:pBdr>
-          <w:top w:val="single" w:sz="4" w:space="2" w:color="555555"/>
-          <w:left w:val="single" w:sz="4" w:space="2" w:color="555555"/>
-          <w:bottom w:val="single" w:sz="4" w:space="2" w:color="555555"/>
-          <w:right w:val="single" w:sz="4" w:space="2" w:color="555555"/>
-        </w:pBdr>
-        <w:shd w:val="clear" w:color="auto" w:fill="FFFFFF"/>
-      </w:pPr>
-      <w:r>
-        <w:rPr>
-          <w:rFonts w:ascii="맑은 고딕" w:hAnsi="맑은 고딕" w:eastAsia="맑은 고딕"/>
-          <w:b w:val="0"/>
-          <w:sz w:val="17"/>
-          <w:u w:val="none"/>
-        </w:rPr>
-        <w:t xml:space="preserve">(3)은 아래 [보기]의 표현을 </w:t>
-      </w:r>
-      <w:r>
-        <w:rPr>
-          <w:rFonts w:ascii="맑은 고딕" w:hAnsi="맑은 고딕" w:eastAsia="맑은 고딕"/>
-          <w:b/>
-          <w:sz w:val="17"/>
-          <w:u w:val="none"/>
-        </w:rPr>
-        <w:t>모두 한 번씩만</w:t>
-      </w:r>
-      <w:r>
-        <w:rPr>
-          <w:rFonts w:ascii="맑은 고딕" w:hAnsi="맑은 고딕" w:eastAsia="맑은 고딕"/>
-          <w:b w:val="0"/>
-          <w:sz w:val="17"/>
-          <w:u w:val="none"/>
-        </w:rPr>
-        <w:t xml:space="preserve"> 사용하여 9단어로 쓸 것 (※어형 변형 없이 배열만 할 것)</w:t>
-        <w:br/>
-        <w:t>[보기] than  /  our bodies  /  ever  /  know  /  running  /  will  /  about  /  more  /  we</w:t>
-      </w:r>
-    </w:p>
-    <w:p>
-      <w:pPr>
-        <w:keepNext/>
-        <w:spacing w:before="80" w:after="20" w:line="276" w:lineRule="auto"/>
-        <w:snapToGrid w:val="0"/>
-      </w:pPr>
-      <w:r>
-        <w:rPr>
-          <w:rFonts w:ascii="맑은 고딕" w:hAnsi="맑은 고딕" w:eastAsia="맑은 고딕"/>
-          <w:b/>
-          <w:sz w:val="17"/>
-          <w:u w:val="none"/>
-        </w:rPr>
-        <w:t>34-서2.</w:t>
-      </w:r>
-      <w:r>
-        <w:rPr>
-          <w:rFonts w:ascii="맑은 고딕" w:hAnsi="맑은 고딕" w:eastAsia="맑은 고딕"/>
-          <w:b w:val="0"/>
-          <w:sz w:val="17"/>
-          <w:u w:val="none"/>
-        </w:rPr>
-        <w:t xml:space="preserve"> 다음 글의 밑줄 친 (1)~(4)에서 문맥·어법상 알맞은 말을 골라 쓰시오. [4.0점]</w:t>
-      </w:r>
-    </w:p>
-    <w:p>
-      <w:pPr>
-        <w:spacing w:before="0" w:after="60" w:line="288" w:lineRule="auto"/>
-        <w:ind w:left="40"/>
-        <w:snapToGrid w:val="0"/>
-        <w:pBdr>
-          <w:top w:val="single" w:sz="4" w:space="2" w:color="999999"/>
-          <w:left w:val="single" w:sz="4" w:space="2" w:color="999999"/>
-          <w:bottom w:val="single" w:sz="4" w:space="2" w:color="999999"/>
-          <w:right w:val="single" w:sz="4" w:space="2" w:color="999999"/>
-        </w:pBdr>
-        <w:shd w:val="clear" w:color="auto" w:fill="F6F3EA"/>
-      </w:pPr>
-      <w:r>
-        <w:rPr>
-          <w:rFonts w:ascii="맑은 고딕" w:hAnsi="맑은 고딕" w:eastAsia="맑은 고딕"/>
-          <w:b w:val="0"/>
-          <w:sz w:val="17"/>
-          <w:u w:val="none"/>
-        </w:rPr>
-        <w:t xml:space="preserve">If our bodies know best, why are they easily (1) </w:t>
-      </w:r>
-      <w:r>
-        <w:rPr>
-          <w:rFonts w:ascii="맑은 고딕" w:hAnsi="맑은 고딕" w:eastAsia="맑은 고딕"/>
-          <w:b/>
-          <w:sz w:val="17"/>
-          <w:u w:val="none"/>
-        </w:rPr>
-        <w:t>[ⓐ injured / ⓑ strengthened]</w:t>
-      </w:r>
-      <w:r>
-        <w:rPr>
-          <w:rFonts w:ascii="맑은 고딕" w:hAnsi="맑은 고딕" w:eastAsia="맑은 고딕"/>
-          <w:b w:val="0"/>
-          <w:sz w:val="17"/>
-          <w:u w:val="none"/>
-        </w:rPr>
-        <w:t xml:space="preserve"> when we do something so seemingly natural as running? On the one hand, running seems very easy, but that is only because our bodies are so very good at (2) </w:t>
-      </w:r>
-      <w:r>
-        <w:rPr>
-          <w:rFonts w:ascii="맑은 고딕" w:hAnsi="맑은 고딕" w:eastAsia="맑은 고딕"/>
-          <w:b/>
-          <w:sz w:val="17"/>
-          <w:u w:val="none"/>
-        </w:rPr>
-        <w:t>[ⓐ them / ⓑ it]</w:t>
-      </w:r>
-      <w:r>
-        <w:rPr>
-          <w:rFonts w:ascii="맑은 고딕" w:hAnsi="맑은 고딕" w:eastAsia="맑은 고딕"/>
-          <w:b w:val="0"/>
-          <w:sz w:val="17"/>
-          <w:u w:val="none"/>
-        </w:rPr>
-        <w:t xml:space="preserve">. The most powerful supercomputer on the planet cannot administer the enormous number of computations it takes to run, untethered, on two legs. (3) </w:t>
-      </w:r>
-      <w:r>
-        <w:rPr>
-          <w:rFonts w:ascii="맑은 고딕" w:hAnsi="맑은 고딕" w:eastAsia="맑은 고딕"/>
-          <w:b/>
-          <w:sz w:val="17"/>
-          <w:u w:val="none"/>
-        </w:rPr>
-        <w:t>[ⓐ Because our running knowledge is buried so deeply within muscle fibres, cells and our DNA, we have to accept that we cannot fully explain its complexities / ⓑ Because our running knowledge is stored in conscious memory, we can explain every step of it in detail]</w:t>
-      </w:r>
-      <w:r>
-        <w:rPr>
-          <w:rFonts w:ascii="맑은 고딕" w:hAnsi="맑은 고딕" w:eastAsia="맑은 고딕"/>
-          <w:b w:val="0"/>
-          <w:sz w:val="17"/>
-          <w:u w:val="none"/>
-        </w:rPr>
-        <w:t xml:space="preserve">. That doesn’t mean our bodies don’t know how to do it. We may feel our way towards understanding the alchemy of running by accepting that our bodies know (4) </w:t>
-      </w:r>
-      <w:r>
-        <w:rPr>
-          <w:rFonts w:ascii="맑은 고딕" w:hAnsi="맑은 고딕" w:eastAsia="맑은 고딕"/>
-          <w:b/>
-          <w:sz w:val="17"/>
-          <w:u w:val="none"/>
-        </w:rPr>
-        <w:t>[ⓐ less / ⓑ more]</w:t>
-      </w:r>
-      <w:r>
-        <w:rPr>
-          <w:rFonts w:ascii="맑은 고딕" w:hAnsi="맑은 고딕" w:eastAsia="맑은 고딕"/>
-          <w:b w:val="0"/>
-          <w:sz w:val="17"/>
-          <w:u w:val="none"/>
-        </w:rPr>
-        <w:t xml:space="preserve"> about running than we ever will.</w:t>
-      </w:r>
-    </w:p>
-    <w:p>
-      <w:pPr>
-        <w:spacing w:before="0" w:after="0" w:line="336" w:lineRule="auto"/>
-        <w:ind w:left="40"/>
-        <w:snapToGrid w:val="0"/>
-        <w:pBdr>
-          <w:top w:val="single" w:sz="4" w:space="2" w:color="555555"/>
-          <w:left w:val="single" w:sz="4" w:space="2" w:color="555555"/>
-          <w:bottom w:val="single" w:sz="4" w:space="2" w:color="555555"/>
-          <w:right w:val="single" w:sz="4" w:space="2" w:color="555555"/>
-        </w:pBdr>
-        <w:shd w:val="clear" w:color="auto" w:fill="FFFFFF"/>
-      </w:pPr>
-      <w:r>
-        <w:rPr>
-          <w:rFonts w:ascii="맑은 고딕" w:hAnsi="맑은 고딕" w:eastAsia="맑은 고딕"/>
-          <w:b/>
-          <w:sz w:val="17"/>
-          <w:u w:val="none"/>
-        </w:rPr>
-        <w:t>조건 · 보기</w:t>
-      </w:r>
-    </w:p>
-    <w:p>
-      <w:pPr>
-        <w:spacing w:before="0" w:after="0" w:line="336" w:lineRule="auto"/>
-        <w:ind w:left="40"/>
-        <w:snapToGrid w:val="0"/>
-        <w:pBdr>
-          <w:top w:val="single" w:sz="4" w:space="2" w:color="555555"/>
-          <w:left w:val="single" w:sz="4" w:space="2" w:color="555555"/>
-          <w:bottom w:val="single" w:sz="4" w:space="2" w:color="555555"/>
-          <w:right w:val="single" w:sz="4" w:space="2" w:color="555555"/>
-        </w:pBdr>
-        <w:shd w:val="clear" w:color="auto" w:fill="FFFFFF"/>
-      </w:pPr>
-      <w:r>
-        <w:rPr>
-          <w:rFonts w:ascii="맑은 고딕" w:hAnsi="맑은 고딕" w:eastAsia="맑은 고딕"/>
-          <w:b w:val="0"/>
-          <w:sz w:val="17"/>
-          <w:u w:val="none"/>
-        </w:rPr>
-        <w:t xml:space="preserve">&lt;조건&gt;각 소문항 안에서 ⓐ와 ⓑ 중 하나만 골라 </w:t>
-      </w:r>
-      <w:r>
-        <w:rPr>
-          <w:rFonts w:ascii="맑은 고딕" w:hAnsi="맑은 고딕" w:eastAsia="맑은 고딕"/>
-          <w:b/>
-          <w:sz w:val="17"/>
-          <w:u w:val="none"/>
-        </w:rPr>
-        <w:t>기호 또는 답 전체</w:t>
-      </w:r>
-      <w:r>
-        <w:rPr>
-          <w:rFonts w:ascii="맑은 고딕" w:hAnsi="맑은 고딕" w:eastAsia="맑은 고딕"/>
-          <w:b w:val="0"/>
-          <w:sz w:val="17"/>
-          <w:u w:val="none"/>
-        </w:rPr>
-        <w:t>를 쓸 것</w:t>
-      </w:r>
-    </w:p>
-    <w:p>
-      <w:pPr>
-        <w:spacing w:before="0" w:after="60" w:line="336" w:lineRule="auto"/>
-        <w:ind w:left="40"/>
-        <w:snapToGrid w:val="0"/>
-        <w:pBdr>
-          <w:top w:val="single" w:sz="4" w:space="2" w:color="555555"/>
-          <w:left w:val="single" w:sz="4" w:space="2" w:color="555555"/>
-          <w:bottom w:val="single" w:sz="4" w:space="2" w:color="555555"/>
-          <w:right w:val="single" w:sz="4" w:space="2" w:color="555555"/>
-        </w:pBdr>
-        <w:shd w:val="clear" w:color="auto" w:fill="FFFFFF"/>
-      </w:pPr>
-      <w:r>
-        <w:rPr>
-          <w:rFonts w:ascii="맑은 고딕" w:hAnsi="맑은 고딕" w:eastAsia="맑은 고딕"/>
-          <w:b w:val="0"/>
-          <w:sz w:val="17"/>
-          <w:u w:val="none"/>
-        </w:rPr>
-        <w:t>답안지에 소문항 번호를 정확하게 기입할 것 (예: 2-(1) 2-(2) 2-(3) 2-(4))</w:t>
-      </w:r>
-    </w:p>
-    <w:p>
-      <w:pPr>
-        <w:keepNext/>
-        <w:spacing w:before="80" w:after="20" w:line="276" w:lineRule="auto"/>
-        <w:snapToGrid w:val="0"/>
-      </w:pPr>
-      <w:r>
-        <w:rPr>
-          <w:rFonts w:ascii="맑은 고딕" w:hAnsi="맑은 고딕" w:eastAsia="맑은 고딕"/>
-          <w:b/>
-          <w:sz w:val="17"/>
-          <w:u w:val="none"/>
-        </w:rPr>
-        <w:t>34-서3.</w:t>
-      </w:r>
-      <w:r>
-        <w:rPr>
-          <w:rFonts w:ascii="맑은 고딕" w:hAnsi="맑은 고딕" w:eastAsia="맑은 고딕"/>
-          <w:b w:val="0"/>
-          <w:sz w:val="17"/>
-          <w:u w:val="none"/>
-        </w:rPr>
-        <w:t xml:space="preserve"> 윗글을 읽고 다음 두 질문에 &lt;조건&gt;에 맞게 영어로 답하시오. [4.0점]</w:t>
-      </w:r>
-    </w:p>
-    <w:p>
-      <w:pPr>
-        <w:spacing w:before="0" w:after="60" w:line="288" w:lineRule="auto"/>
-        <w:ind w:left="40"/>
-        <w:snapToGrid w:val="0"/>
-        <w:pBdr>
-          <w:top w:val="single" w:sz="4" w:space="2" w:color="999999"/>
-          <w:left w:val="single" w:sz="4" w:space="2" w:color="999999"/>
-          <w:bottom w:val="single" w:sz="4" w:space="2" w:color="999999"/>
-          <w:right w:val="single" w:sz="4" w:space="2" w:color="999999"/>
-        </w:pBdr>
-        <w:shd w:val="clear" w:color="auto" w:fill="F6F3EA"/>
-      </w:pPr>
-      <w:r>
-        <w:rPr>
-          <w:rFonts w:ascii="맑은 고딕" w:hAnsi="맑은 고딕" w:eastAsia="맑은 고딕"/>
-          <w:b/>
-          <w:sz w:val="17"/>
-          <w:u w:val="none"/>
-        </w:rPr>
-        <w:t>Q1.</w:t>
-      </w:r>
-      <w:r>
-        <w:rPr>
-          <w:rFonts w:ascii="맑은 고딕" w:hAnsi="맑은 고딕" w:eastAsia="맑은 고딕"/>
-          <w:b w:val="0"/>
-          <w:sz w:val="17"/>
-          <w:u w:val="none"/>
-        </w:rPr>
-        <w:t xml:space="preserve"> According to the passage, why does running seem very easy?</w:t>
-      </w:r>
-    </w:p>
-    <w:p>
-      <w:pPr>
-        <w:spacing w:before="0" w:after="60" w:line="288" w:lineRule="auto"/>
-        <w:ind w:left="40"/>
-        <w:snapToGrid w:val="0"/>
-        <w:pBdr>
-          <w:top w:val="single" w:sz="4" w:space="2" w:color="999999"/>
-          <w:left w:val="single" w:sz="4" w:space="2" w:color="999999"/>
-          <w:bottom w:val="single" w:sz="4" w:space="2" w:color="999999"/>
-          <w:right w:val="single" w:sz="4" w:space="2" w:color="999999"/>
-        </w:pBdr>
-        <w:shd w:val="clear" w:color="auto" w:fill="F6F3EA"/>
-      </w:pPr>
-    </w:p>
-    <w:p>
-      <w:pPr>
-        <w:spacing w:before="0" w:after="60" w:line="288" w:lineRule="auto"/>
-        <w:ind w:left="40"/>
-        <w:snapToGrid w:val="0"/>
-        <w:pBdr>
-          <w:top w:val="single" w:sz="4" w:space="2" w:color="999999"/>
-          <w:left w:val="single" w:sz="4" w:space="2" w:color="999999"/>
-          <w:bottom w:val="single" w:sz="4" w:space="2" w:color="999999"/>
-          <w:right w:val="single" w:sz="4" w:space="2" w:color="999999"/>
-        </w:pBdr>
-        <w:shd w:val="clear" w:color="auto" w:fill="F6F3EA"/>
-      </w:pPr>
-      <w:r>
-        <w:rPr>
-          <w:rFonts w:ascii="맑은 고딕" w:hAnsi="맑은 고딕" w:eastAsia="맑은 고딕"/>
-          <w:b w:val="0"/>
-          <w:sz w:val="17"/>
-          <w:u w:val="none"/>
-        </w:rPr>
-        <w:t>A1. Only because our bodies are                ________.</w:t>
-      </w:r>
-    </w:p>
-    <w:p>
-      <w:pPr>
-        <w:spacing w:before="0" w:after="60" w:line="288" w:lineRule="auto"/>
-        <w:ind w:left="40"/>
-        <w:snapToGrid w:val="0"/>
-        <w:pBdr>
-          <w:top w:val="single" w:sz="4" w:space="2" w:color="999999"/>
-          <w:left w:val="single" w:sz="4" w:space="2" w:color="999999"/>
-          <w:bottom w:val="single" w:sz="4" w:space="2" w:color="999999"/>
-          <w:right w:val="single" w:sz="4" w:space="2" w:color="999999"/>
-        </w:pBdr>
-        <w:shd w:val="clear" w:color="auto" w:fill="F6F3EA"/>
-      </w:pPr>
-    </w:p>
-    <w:p>
-      <w:pPr>
-        <w:spacing w:before="0" w:after="60" w:line="288" w:lineRule="auto"/>
-        <w:ind w:left="40"/>
-        <w:snapToGrid w:val="0"/>
-        <w:pBdr>
-          <w:top w:val="single" w:sz="4" w:space="2" w:color="999999"/>
-          <w:left w:val="single" w:sz="4" w:space="2" w:color="999999"/>
-          <w:bottom w:val="single" w:sz="4" w:space="2" w:color="999999"/>
-          <w:right w:val="single" w:sz="4" w:space="2" w:color="999999"/>
-        </w:pBdr>
-        <w:shd w:val="clear" w:color="auto" w:fill="F6F3EA"/>
-      </w:pPr>
-    </w:p>
-    <w:p>
-      <w:pPr>
-        <w:spacing w:before="0" w:after="60" w:line="288" w:lineRule="auto"/>
-        <w:ind w:left="40"/>
-        <w:snapToGrid w:val="0"/>
-        <w:pBdr>
-          <w:top w:val="single" w:sz="4" w:space="2" w:color="999999"/>
-          <w:left w:val="single" w:sz="4" w:space="2" w:color="999999"/>
-          <w:bottom w:val="single" w:sz="4" w:space="2" w:color="999999"/>
-          <w:right w:val="single" w:sz="4" w:space="2" w:color="999999"/>
-        </w:pBdr>
-        <w:shd w:val="clear" w:color="auto" w:fill="F6F3EA"/>
-      </w:pPr>
-      <w:r>
-        <w:rPr>
-          <w:rFonts w:ascii="맑은 고딕" w:hAnsi="맑은 고딕" w:eastAsia="맑은 고딕"/>
-          <w:b/>
-          <w:sz w:val="17"/>
-          <w:u w:val="none"/>
-        </w:rPr>
-        <w:t>Q2.</w:t>
-      </w:r>
-      <w:r>
-        <w:rPr>
-          <w:rFonts w:ascii="맑은 고딕" w:hAnsi="맑은 고딕" w:eastAsia="맑은 고딕"/>
-          <w:b w:val="0"/>
-          <w:sz w:val="17"/>
-          <w:u w:val="none"/>
-        </w:rPr>
-        <w:t xml:space="preserve"> Where does the writer say our running knowledge is buried?</w:t>
-      </w:r>
-    </w:p>
-    <w:p>
-      <w:pPr>
-        <w:spacing w:before="0" w:after="60" w:line="288" w:lineRule="auto"/>
-        <w:ind w:left="40"/>
-        <w:snapToGrid w:val="0"/>
-        <w:pBdr>
-          <w:top w:val="single" w:sz="4" w:space="2" w:color="999999"/>
-          <w:left w:val="single" w:sz="4" w:space="2" w:color="999999"/>
-          <w:bottom w:val="single" w:sz="4" w:space="2" w:color="999999"/>
-          <w:right w:val="single" w:sz="4" w:space="2" w:color="999999"/>
-        </w:pBdr>
-        <w:shd w:val="clear" w:color="auto" w:fill="F6F3EA"/>
-      </w:pPr>
-    </w:p>
-    <w:p>
-      <w:pPr>
-        <w:spacing w:before="0" w:after="60" w:line="288" w:lineRule="auto"/>
-        <w:ind w:left="40"/>
-        <w:snapToGrid w:val="0"/>
-        <w:pBdr>
-          <w:top w:val="single" w:sz="4" w:space="2" w:color="999999"/>
-          <w:left w:val="single" w:sz="4" w:space="2" w:color="999999"/>
-          <w:bottom w:val="single" w:sz="4" w:space="2" w:color="999999"/>
-          <w:right w:val="single" w:sz="4" w:space="2" w:color="999999"/>
-        </w:pBdr>
-        <w:shd w:val="clear" w:color="auto" w:fill="F6F3EA"/>
-      </w:pPr>
-      <w:r>
-        <w:rPr>
-          <w:rFonts w:ascii="맑은 고딕" w:hAnsi="맑은 고딕" w:eastAsia="맑은 고딕"/>
-          <w:b w:val="0"/>
-          <w:sz w:val="17"/>
-          <w:u w:val="none"/>
-        </w:rPr>
-        <w:t>A2. Within muscle fibres, cells and            ________.</w:t>
-      </w:r>
-    </w:p>
-    <w:p>
-      <w:pPr>
-        <w:spacing w:before="0" w:after="0" w:line="336" w:lineRule="auto"/>
-        <w:ind w:left="40"/>
-        <w:snapToGrid w:val="0"/>
-        <w:pBdr>
-          <w:top w:val="single" w:sz="4" w:space="2" w:color="555555"/>
-          <w:left w:val="single" w:sz="4" w:space="2" w:color="555555"/>
-          <w:bottom w:val="single" w:sz="4" w:space="2" w:color="555555"/>
-          <w:right w:val="single" w:sz="4" w:space="2" w:color="555555"/>
-        </w:pBdr>
-        <w:shd w:val="clear" w:color="auto" w:fill="FFFFFF"/>
-      </w:pPr>
-      <w:r>
-        <w:rPr>
-          <w:rFonts w:ascii="맑은 고딕" w:hAnsi="맑은 고딕" w:eastAsia="맑은 고딕"/>
-          <w:b/>
-          <w:sz w:val="17"/>
-          <w:u w:val="none"/>
-        </w:rPr>
-        <w:t>조건 · 보기</w:t>
-      </w:r>
-    </w:p>
-    <w:p>
-      <w:pPr>
-        <w:spacing w:before="0" w:after="0" w:line="336" w:lineRule="auto"/>
-        <w:ind w:left="40"/>
-        <w:snapToGrid w:val="0"/>
-        <w:pBdr>
-          <w:top w:val="single" w:sz="4" w:space="2" w:color="555555"/>
-          <w:left w:val="single" w:sz="4" w:space="2" w:color="555555"/>
-          <w:bottom w:val="single" w:sz="4" w:space="2" w:color="555555"/>
-          <w:right w:val="single" w:sz="4" w:space="2" w:color="555555"/>
-        </w:pBdr>
-        <w:shd w:val="clear" w:color="auto" w:fill="FFFFFF"/>
-      </w:pPr>
-      <w:r>
-        <w:rPr>
-          <w:rFonts w:ascii="맑은 고딕" w:hAnsi="맑은 고딕" w:eastAsia="맑은 고딕"/>
-          <w:b w:val="0"/>
-          <w:sz w:val="17"/>
-          <w:u w:val="none"/>
-        </w:rPr>
-        <w:t>&lt;조건&gt;</w:t>
-        <w:br/>
-        <w:t xml:space="preserve">A1의 빈칸은 </w:t>
-      </w:r>
-      <w:r>
-        <w:rPr>
-          <w:rFonts w:ascii="맑은 고딕" w:hAnsi="맑은 고딕" w:eastAsia="맑은 고딕"/>
-          <w:b/>
-          <w:sz w:val="17"/>
-          <w:u w:val="none"/>
-        </w:rPr>
-        <w:t>다섯 단어</w:t>
-      </w:r>
-      <w:r>
-        <w:rPr>
-          <w:rFonts w:ascii="맑은 고딕" w:hAnsi="맑은 고딕" w:eastAsia="맑은 고딕"/>
-          <w:b w:val="0"/>
-          <w:sz w:val="17"/>
-          <w:u w:val="none"/>
-        </w:rPr>
-        <w:t>로 쓸 것. 답란에 이미 인쇄된 표현을 다시 쓰면 감점</w:t>
-      </w:r>
-    </w:p>
-    <w:p>
-      <w:pPr>
-        <w:spacing w:before="0" w:after="60" w:line="336" w:lineRule="auto"/>
-        <w:ind w:left="40"/>
-        <w:snapToGrid w:val="0"/>
-        <w:pBdr>
-          <w:top w:val="single" w:sz="4" w:space="2" w:color="555555"/>
-          <w:left w:val="single" w:sz="4" w:space="2" w:color="555555"/>
-          <w:bottom w:val="single" w:sz="4" w:space="2" w:color="555555"/>
-          <w:right w:val="single" w:sz="4" w:space="2" w:color="555555"/>
-        </w:pBdr>
-        <w:shd w:val="clear" w:color="auto" w:fill="FFFFFF"/>
-      </w:pPr>
-      <w:r>
-        <w:rPr>
-          <w:rFonts w:ascii="맑은 고딕" w:hAnsi="맑은 고딕" w:eastAsia="맑은 고딕"/>
-          <w:b w:val="0"/>
-          <w:sz w:val="17"/>
-          <w:u w:val="none"/>
-        </w:rPr>
-        <w:t xml:space="preserve">A2의 빈칸은 </w:t>
-      </w:r>
-      <w:r>
-        <w:rPr>
-          <w:rFonts w:ascii="맑은 고딕" w:hAnsi="맑은 고딕" w:eastAsia="맑은 고딕"/>
-          <w:b/>
-          <w:sz w:val="17"/>
-          <w:u w:val="none"/>
-        </w:rPr>
-        <w:t>두 단어</w:t>
-      </w:r>
-      <w:r>
-        <w:rPr>
-          <w:rFonts w:ascii="맑은 고딕" w:hAnsi="맑은 고딕" w:eastAsia="맑은 고딕"/>
-          <w:b w:val="0"/>
-          <w:sz w:val="17"/>
-          <w:u w:val="none"/>
-        </w:rPr>
-        <w:t>로 쓸 것</w:t>
-      </w:r>
-    </w:p>
-    <w:p>
-      <w:pPr>
-        <w:keepNext/>
-        <w:spacing w:before="80" w:after="20" w:line="276" w:lineRule="auto"/>
-        <w:snapToGrid w:val="0"/>
-      </w:pPr>
-      <w:r>
-        <w:rPr>
-          <w:rFonts w:ascii="맑은 고딕" w:hAnsi="맑은 고딕" w:eastAsia="맑은 고딕"/>
-          <w:b/>
-          <w:sz w:val="17"/>
-          <w:u w:val="none"/>
-        </w:rPr>
-        <w:t>34-서4.</w:t>
-      </w:r>
-      <w:r>
-        <w:rPr>
-          <w:rFonts w:ascii="맑은 고딕" w:hAnsi="맑은 고딕" w:eastAsia="맑은 고딕"/>
-          <w:b w:val="0"/>
-          <w:sz w:val="17"/>
-          <w:u w:val="none"/>
-        </w:rPr>
-        <w:t xml:space="preserve"> 윗글의 밑줄 친 (1), (2)와 </w:t>
-      </w:r>
-      <w:r>
-        <w:rPr>
-          <w:rFonts w:ascii="맑은 고딕" w:hAnsi="맑은 고딕" w:eastAsia="맑은 고딕"/>
-          <w:b/>
-          <w:sz w:val="17"/>
-          <w:u w:val="none"/>
-        </w:rPr>
-        <w:t>같은 뜻이 되도록</w:t>
-      </w:r>
-      <w:r>
-        <w:rPr>
-          <w:rFonts w:ascii="맑은 고딕" w:hAnsi="맑은 고딕" w:eastAsia="맑은 고딕"/>
-          <w:b w:val="0"/>
-          <w:sz w:val="17"/>
-          <w:u w:val="none"/>
-        </w:rPr>
-        <w:t xml:space="preserve"> &lt;조건&gt;에 맞게 다시 쓰시오. [4.0점]</w:t>
-      </w:r>
-    </w:p>
-    <w:p>
-      <w:pPr>
-        <w:spacing w:before="0" w:after="60" w:line="288" w:lineRule="auto"/>
-        <w:ind w:left="40"/>
-        <w:snapToGrid w:val="0"/>
-        <w:pBdr>
-          <w:top w:val="single" w:sz="4" w:space="2" w:color="999999"/>
-          <w:left w:val="single" w:sz="4" w:space="2" w:color="999999"/>
-          <w:bottom w:val="single" w:sz="4" w:space="2" w:color="999999"/>
-          <w:right w:val="single" w:sz="4" w:space="2" w:color="999999"/>
-        </w:pBdr>
-        <w:shd w:val="clear" w:color="auto" w:fill="F6F3EA"/>
-      </w:pPr>
-      <w:r>
-        <w:rPr>
-          <w:rFonts w:ascii="맑은 고딕" w:hAnsi="맑은 고딕" w:eastAsia="맑은 고딕"/>
-          <w:b w:val="0"/>
-          <w:sz w:val="17"/>
-          <w:u w:val="none"/>
-        </w:rPr>
-        <w:t xml:space="preserve">(1) </w:t>
-      </w:r>
-      <w:r>
-        <w:rPr>
-          <w:rFonts w:ascii="맑은 고딕" w:hAnsi="맑은 고딕" w:eastAsia="맑은 고딕"/>
-          <w:b w:val="0"/>
-          <w:sz w:val="17"/>
-          <w:u w:val="single"/>
-        </w:rPr>
-        <w:t>The most powerful supercomputer on the planet cannot administer the enormous number of computations it takes to run, untethered, on two legs.</w:t>
-      </w:r>
-      <w:r>
-        <w:rPr>
-          <w:rFonts w:ascii="맑은 고딕" w:hAnsi="맑은 고딕" w:eastAsia="맑은 고딕"/>
-          <w:b w:val="0"/>
-          <w:sz w:val="17"/>
-          <w:u w:val="none"/>
-        </w:rPr>
-        <w:t xml:space="preserve"> (...) We may feel our way towards understanding the alchemy of running by learning how to use our senses, getting them firing, and seeing what they are capable of, and (2) </w:t>
-      </w:r>
-      <w:r>
-        <w:rPr>
-          <w:rFonts w:ascii="맑은 고딕" w:hAnsi="맑은 고딕" w:eastAsia="맑은 고딕"/>
-          <w:b w:val="0"/>
-          <w:sz w:val="17"/>
-          <w:u w:val="single"/>
-        </w:rPr>
-        <w:t>accepting that our bodies know more about running than we ever will</w:t>
-      </w:r>
-      <w:r>
-        <w:rPr>
-          <w:rFonts w:ascii="맑은 고딕" w:hAnsi="맑은 고딕" w:eastAsia="맑은 고딕"/>
-          <w:b w:val="0"/>
-          <w:sz w:val="17"/>
-          <w:u w:val="none"/>
-        </w:rPr>
-        <w:t>.</w:t>
-      </w:r>
-    </w:p>
-    <w:p>
-      <w:pPr>
-        <w:spacing w:before="0" w:after="0" w:line="336" w:lineRule="auto"/>
-        <w:ind w:left="40"/>
-        <w:snapToGrid w:val="0"/>
-        <w:pBdr>
-          <w:top w:val="single" w:sz="4" w:space="2" w:color="555555"/>
-          <w:left w:val="single" w:sz="4" w:space="2" w:color="555555"/>
-          <w:bottom w:val="single" w:sz="4" w:space="2" w:color="555555"/>
-          <w:right w:val="single" w:sz="4" w:space="2" w:color="555555"/>
-        </w:pBdr>
-        <w:shd w:val="clear" w:color="auto" w:fill="FFFFFF"/>
-      </w:pPr>
-      <w:r>
-        <w:rPr>
-          <w:rFonts w:ascii="맑은 고딕" w:hAnsi="맑은 고딕" w:eastAsia="맑은 고딕"/>
-          <w:b/>
-          <w:sz w:val="17"/>
-          <w:u w:val="none"/>
-        </w:rPr>
-        <w:t>조건 · 보기</w:t>
-      </w:r>
-    </w:p>
-    <w:p>
-      <w:pPr>
-        <w:spacing w:before="0" w:after="0" w:line="336" w:lineRule="auto"/>
-        <w:ind w:left="40"/>
-        <w:snapToGrid w:val="0"/>
-        <w:pBdr>
-          <w:top w:val="single" w:sz="4" w:space="2" w:color="555555"/>
-          <w:left w:val="single" w:sz="4" w:space="2" w:color="555555"/>
-          <w:bottom w:val="single" w:sz="4" w:space="2" w:color="555555"/>
-          <w:right w:val="single" w:sz="4" w:space="2" w:color="555555"/>
-        </w:pBdr>
-        <w:shd w:val="clear" w:color="auto" w:fill="FFFFFF"/>
-      </w:pPr>
-      <w:r>
-        <w:rPr>
-          <w:rFonts w:ascii="맑은 고딕" w:hAnsi="맑은 고딕" w:eastAsia="맑은 고딕"/>
-          <w:b w:val="0"/>
-          <w:sz w:val="17"/>
-          <w:u w:val="none"/>
-        </w:rPr>
-        <w:t>&lt;조건&gt;</w:t>
-        <w:br/>
-        <w:t xml:space="preserve">(1)은 </w:t>
-      </w:r>
-      <w:r>
-        <w:rPr>
-          <w:rFonts w:ascii="맑은 고딕" w:hAnsi="맑은 고딕" w:eastAsia="맑은 고딕"/>
-          <w:b/>
-          <w:sz w:val="17"/>
-          <w:u w:val="none"/>
-        </w:rPr>
-        <w:t>수동태</w:t>
-      </w:r>
-      <w:r>
-        <w:rPr>
-          <w:rFonts w:ascii="맑은 고딕" w:hAnsi="맑은 고딕" w:eastAsia="맑은 고딕"/>
-          <w:b w:val="0"/>
-          <w:sz w:val="17"/>
-          <w:u w:val="none"/>
-        </w:rPr>
-        <w:t>로 바꾸어 쓸 것. [보기 1]을 모두 사용하고 필요시 변형할 것</w:t>
-      </w:r>
-    </w:p>
-    <w:p>
-      <w:pPr>
-        <w:spacing w:before="0" w:after="0" w:line="336" w:lineRule="auto"/>
-        <w:ind w:left="40"/>
-        <w:snapToGrid w:val="0"/>
-        <w:pBdr>
-          <w:top w:val="single" w:sz="4" w:space="2" w:color="555555"/>
-          <w:left w:val="single" w:sz="4" w:space="2" w:color="555555"/>
-          <w:bottom w:val="single" w:sz="4" w:space="2" w:color="555555"/>
-          <w:right w:val="single" w:sz="4" w:space="2" w:color="555555"/>
-        </w:pBdr>
-        <w:shd w:val="clear" w:color="auto" w:fill="FFFFFF"/>
-      </w:pPr>
-      <w:r>
-        <w:rPr>
-          <w:rFonts w:ascii="맑은 고딕" w:hAnsi="맑은 고딕" w:eastAsia="맑은 고딕"/>
-          <w:b w:val="0"/>
-          <w:sz w:val="17"/>
-          <w:u w:val="none"/>
-        </w:rPr>
-        <w:t>[보기 1] the enormous number of computations / it takes to run on two legs / cannot / be / administer / by / the most powerful supercomputer on the planet</w:t>
-      </w:r>
-    </w:p>
-    <w:p>
-      <w:pPr>
-        <w:spacing w:before="0" w:after="0" w:line="336" w:lineRule="auto"/>
-        <w:ind w:left="40"/>
-        <w:snapToGrid w:val="0"/>
-        <w:pBdr>
-          <w:top w:val="single" w:sz="4" w:space="2" w:color="555555"/>
-          <w:left w:val="single" w:sz="4" w:space="2" w:color="555555"/>
-          <w:bottom w:val="single" w:sz="4" w:space="2" w:color="555555"/>
-          <w:right w:val="single" w:sz="4" w:space="2" w:color="555555"/>
-        </w:pBdr>
-        <w:shd w:val="clear" w:color="auto" w:fill="FFFFFF"/>
-      </w:pPr>
-      <w:r>
-        <w:rPr>
-          <w:rFonts w:ascii="맑은 고딕" w:hAnsi="맑은 고딕" w:eastAsia="맑은 고딕"/>
-          <w:b w:val="0"/>
-          <w:sz w:val="17"/>
-          <w:u w:val="none"/>
-        </w:rPr>
-        <w:t xml:space="preserve">(2)는 비교급(more ~ than)을 </w:t>
-      </w:r>
-      <w:r>
-        <w:rPr>
-          <w:rFonts w:ascii="맑은 고딕" w:hAnsi="맑은 고딕" w:eastAsia="맑은 고딕"/>
-          <w:b/>
-          <w:sz w:val="17"/>
-          <w:u w:val="none"/>
-        </w:rPr>
-        <w:t>원급 비교(as much ~ as)와 never</w:t>
-      </w:r>
-      <w:r>
-        <w:rPr>
-          <w:rFonts w:ascii="맑은 고딕" w:hAnsi="맑은 고딕" w:eastAsia="맑은 고딕"/>
-          <w:b w:val="0"/>
-          <w:sz w:val="17"/>
-          <w:u w:val="none"/>
-        </w:rPr>
-        <w:t>를 사용한 표현으로 바꾸어 쓸 것. [보기 2]를 모두 사용하고 필요시 변형할 것</w:t>
-      </w:r>
-    </w:p>
-    <w:p>
-      <w:pPr>
-        <w:spacing w:before="0" w:after="60" w:line="336" w:lineRule="auto"/>
-        <w:ind w:left="40"/>
-        <w:snapToGrid w:val="0"/>
-        <w:pBdr>
-          <w:top w:val="single" w:sz="4" w:space="2" w:color="555555"/>
-          <w:left w:val="single" w:sz="4" w:space="2" w:color="555555"/>
-          <w:bottom w:val="single" w:sz="4" w:space="2" w:color="555555"/>
-          <w:right w:val="single" w:sz="4" w:space="2" w:color="555555"/>
-        </w:pBdr>
-        <w:shd w:val="clear" w:color="auto" w:fill="FFFFFF"/>
-      </w:pPr>
-      <w:r>
-        <w:rPr>
-          <w:rFonts w:ascii="맑은 고딕" w:hAnsi="맑은 고딕" w:eastAsia="맑은 고딕"/>
-          <w:b w:val="0"/>
-          <w:sz w:val="17"/>
-          <w:u w:val="none"/>
-        </w:rPr>
-        <w:t>[보기 2] accept / that / we / will / never / know / as much / about / running / as / our bodies / do</w:t>
-      </w:r>
-    </w:p>
-    <w:p>
-      <w:pPr>
-        <w:keepNext/>
-        <w:spacing w:before="80" w:after="20" w:line="276" w:lineRule="auto"/>
-        <w:snapToGrid w:val="0"/>
-      </w:pPr>
-      <w:r>
-        <w:rPr>
-          <w:rFonts w:ascii="맑은 고딕" w:hAnsi="맑은 고딕" w:eastAsia="맑은 고딕"/>
-          <w:b/>
-          <w:sz w:val="17"/>
-          <w:u w:val="none"/>
-        </w:rPr>
-        <w:t>34-서5.</w:t>
-      </w:r>
-      <w:r>
-        <w:rPr>
-          <w:rFonts w:ascii="맑은 고딕" w:hAnsi="맑은 고딕" w:eastAsia="맑은 고딕"/>
-          <w:b w:val="0"/>
-          <w:sz w:val="17"/>
-          <w:u w:val="none"/>
-        </w:rPr>
-        <w:t xml:space="preserve"> 다음 글의 밑줄 친 ⓐ~ⓕ 중 </w:t>
-      </w:r>
-      <w:r>
-        <w:rPr>
-          <w:rFonts w:ascii="맑은 고딕" w:hAnsi="맑은 고딕" w:eastAsia="맑은 고딕"/>
-          <w:b/>
-          <w:sz w:val="17"/>
-          <w:u w:val="none"/>
-        </w:rPr>
-        <w:t>어법상 틀린 것 두 개</w:t>
-      </w:r>
-      <w:r>
-        <w:rPr>
-          <w:rFonts w:ascii="맑은 고딕" w:hAnsi="맑은 고딕" w:eastAsia="맑은 고딕"/>
-          <w:b w:val="0"/>
-          <w:sz w:val="17"/>
-          <w:u w:val="none"/>
-        </w:rPr>
-        <w:t>를 찾아 기호를 쓰고 바르게 고치시오. [4.0점]</w:t>
-      </w:r>
-    </w:p>
-    <w:p>
-      <w:pPr>
-        <w:spacing w:before="0" w:after="60" w:line="288" w:lineRule="auto"/>
-        <w:ind w:left="40"/>
-        <w:snapToGrid w:val="0"/>
-        <w:pBdr>
-          <w:top w:val="single" w:sz="4" w:space="2" w:color="999999"/>
-          <w:left w:val="single" w:sz="4" w:space="2" w:color="999999"/>
-          <w:bottom w:val="single" w:sz="4" w:space="2" w:color="999999"/>
-          <w:right w:val="single" w:sz="4" w:space="2" w:color="999999"/>
-        </w:pBdr>
-        <w:shd w:val="clear" w:color="auto" w:fill="F6F3EA"/>
-      </w:pPr>
-      <w:r>
-        <w:rPr>
-          <w:rFonts w:ascii="맑은 고딕" w:hAnsi="맑은 고딕" w:eastAsia="맑은 고딕"/>
-          <w:b w:val="0"/>
-          <w:sz w:val="17"/>
-          <w:u w:val="none"/>
-        </w:rPr>
-        <w:t xml:space="preserve">If our bodies know best, why ⓐ </w:t>
-      </w:r>
-      <w:r>
-        <w:rPr>
-          <w:rFonts w:ascii="맑은 고딕" w:hAnsi="맑은 고딕" w:eastAsia="맑은 고딕"/>
-          <w:b w:val="0"/>
-          <w:sz w:val="17"/>
-          <w:u w:val="single"/>
-        </w:rPr>
-        <w:t>are they easily injured</w:t>
-      </w:r>
-      <w:r>
-        <w:rPr>
-          <w:rFonts w:ascii="맑은 고딕" w:hAnsi="맑은 고딕" w:eastAsia="맑은 고딕"/>
-          <w:b w:val="0"/>
-          <w:sz w:val="17"/>
-          <w:u w:val="none"/>
-        </w:rPr>
-        <w:t xml:space="preserve"> when we do something so seemingly natural as running? On the one hand, running seems very easy, but that is only because our bodies are so very good at it. The most powerful supercomputer on the planet cannot administer the enormous number of computations ⓑ </w:t>
-      </w:r>
-      <w:r>
-        <w:rPr>
-          <w:rFonts w:ascii="맑은 고딕" w:hAnsi="맑은 고딕" w:eastAsia="맑은 고딕"/>
-          <w:b w:val="0"/>
-          <w:sz w:val="17"/>
-          <w:u w:val="single"/>
-        </w:rPr>
-        <w:t>it takes to run</w:t>
-      </w:r>
-      <w:r>
-        <w:rPr>
-          <w:rFonts w:ascii="맑은 고딕" w:hAnsi="맑은 고딕" w:eastAsia="맑은 고딕"/>
-          <w:b w:val="0"/>
-          <w:sz w:val="17"/>
-          <w:u w:val="none"/>
-        </w:rPr>
-        <w:t xml:space="preserve">, untethered, on two legs. Wherever our running intelligence is, running is not all conscious to us and is ⓒ </w:t>
-      </w:r>
-      <w:r>
-        <w:rPr>
-          <w:rFonts w:ascii="맑은 고딕" w:hAnsi="맑은 고딕" w:eastAsia="맑은 고딕"/>
-          <w:b w:val="0"/>
-          <w:sz w:val="17"/>
-          <w:u w:val="single"/>
-        </w:rPr>
-        <w:t>such complicated that</w:t>
-      </w:r>
-      <w:r>
-        <w:rPr>
-          <w:rFonts w:ascii="맑은 고딕" w:hAnsi="맑은 고딕" w:eastAsia="맑은 고딕"/>
-          <w:b w:val="0"/>
-          <w:sz w:val="17"/>
-          <w:u w:val="none"/>
-        </w:rPr>
-        <w:t xml:space="preserve"> only the T-1000 Terminators of our imagination are able to do it. Because our running knowledge ⓓ </w:t>
-      </w:r>
-      <w:r>
-        <w:rPr>
-          <w:rFonts w:ascii="맑은 고딕" w:hAnsi="맑은 고딕" w:eastAsia="맑은 고딕"/>
-          <w:b w:val="0"/>
-          <w:sz w:val="17"/>
-          <w:u w:val="single"/>
-        </w:rPr>
-        <w:t>is buried</w:t>
-      </w:r>
-      <w:r>
-        <w:rPr>
-          <w:rFonts w:ascii="맑은 고딕" w:hAnsi="맑은 고딕" w:eastAsia="맑은 고딕"/>
-          <w:b w:val="0"/>
-          <w:sz w:val="17"/>
-          <w:u w:val="none"/>
-        </w:rPr>
-        <w:t xml:space="preserve"> so deeply within muscle fibres, cells and our DNA, we have to accept that we cannot fully explain its complexities. That doesn't mean our bodies don't know how to do it. We may feel our way towards understanding the alchemy of running by learning how to use our senses, ⓔ </w:t>
-      </w:r>
-      <w:r>
-        <w:rPr>
-          <w:rFonts w:ascii="맑은 고딕" w:hAnsi="맑은 고딕" w:eastAsia="맑은 고딕"/>
-          <w:b w:val="0"/>
-          <w:sz w:val="17"/>
-          <w:u w:val="single"/>
-        </w:rPr>
-        <w:t>getting them fire</w:t>
-      </w:r>
-      <w:r>
-        <w:rPr>
-          <w:rFonts w:ascii="맑은 고딕" w:hAnsi="맑은 고딕" w:eastAsia="맑은 고딕"/>
-          <w:b w:val="0"/>
-          <w:sz w:val="17"/>
-          <w:u w:val="none"/>
-        </w:rPr>
-        <w:t xml:space="preserve">, and seeing what they are capable of, and ⓕ </w:t>
-      </w:r>
-      <w:r>
-        <w:rPr>
-          <w:rFonts w:ascii="맑은 고딕" w:hAnsi="맑은 고딕" w:eastAsia="맑은 고딕"/>
-          <w:b w:val="0"/>
-          <w:sz w:val="17"/>
-          <w:u w:val="single"/>
-        </w:rPr>
-        <w:t>accepting that</w:t>
-      </w:r>
-      <w:r>
-        <w:rPr>
-          <w:rFonts w:ascii="맑은 고딕" w:hAnsi="맑은 고딕" w:eastAsia="맑은 고딕"/>
-          <w:b w:val="0"/>
-          <w:sz w:val="17"/>
-          <w:u w:val="none"/>
-        </w:rPr>
-        <w:t xml:space="preserve"> our bodies know more about running than we ever will.</w:t>
-      </w:r>
-    </w:p>
-    <w:p>
-      <w:pPr>
-        <w:spacing w:before="0" w:after="0" w:line="336" w:lineRule="auto"/>
-        <w:ind w:left="40"/>
-        <w:snapToGrid w:val="0"/>
-        <w:pBdr>
-          <w:top w:val="single" w:sz="4" w:space="2" w:color="555555"/>
-          <w:left w:val="single" w:sz="4" w:space="2" w:color="555555"/>
-          <w:bottom w:val="single" w:sz="4" w:space="2" w:color="555555"/>
-          <w:right w:val="single" w:sz="4" w:space="2" w:color="555555"/>
-        </w:pBdr>
-        <w:shd w:val="clear" w:color="auto" w:fill="FFFFFF"/>
-      </w:pPr>
-      <w:r>
-        <w:rPr>
-          <w:rFonts w:ascii="맑은 고딕" w:hAnsi="맑은 고딕" w:eastAsia="맑은 고딕"/>
-          <w:b/>
-          <w:sz w:val="17"/>
-          <w:u w:val="none"/>
-        </w:rPr>
-        <w:t>조건 · 보기</w:t>
-      </w:r>
-    </w:p>
-    <w:p>
-      <w:pPr>
-        <w:spacing w:before="0" w:after="0" w:line="336" w:lineRule="auto"/>
-        <w:ind w:left="40"/>
-        <w:snapToGrid w:val="0"/>
-        <w:pBdr>
-          <w:top w:val="single" w:sz="4" w:space="2" w:color="555555"/>
-          <w:left w:val="single" w:sz="4" w:space="2" w:color="555555"/>
-          <w:bottom w:val="single" w:sz="4" w:space="2" w:color="555555"/>
-          <w:right w:val="single" w:sz="4" w:space="2" w:color="555555"/>
-        </w:pBdr>
-        <w:shd w:val="clear" w:color="auto" w:fill="FFFFFF"/>
-      </w:pPr>
-      <w:r>
-        <w:rPr>
-          <w:rFonts w:ascii="맑은 고딕" w:hAnsi="맑은 고딕" w:eastAsia="맑은 고딕"/>
-          <w:b w:val="0"/>
-          <w:sz w:val="17"/>
-          <w:u w:val="none"/>
-        </w:rPr>
-        <w:t>&lt;조건&gt;기호와 고친 표현을 함께 쓸 것 (예: ⓧ ___ → ___)</w:t>
-      </w:r>
-    </w:p>
-    <w:p>
-      <w:pPr>
-        <w:spacing w:before="0" w:after="60" w:line="336" w:lineRule="auto"/>
-        <w:ind w:left="40"/>
-        <w:snapToGrid w:val="0"/>
-        <w:pBdr>
-          <w:top w:val="single" w:sz="4" w:space="2" w:color="555555"/>
-          <w:left w:val="single" w:sz="4" w:space="2" w:color="555555"/>
-          <w:bottom w:val="single" w:sz="4" w:space="2" w:color="555555"/>
-          <w:right w:val="single" w:sz="4" w:space="2" w:color="555555"/>
-        </w:pBdr>
-        <w:shd w:val="clear" w:color="auto" w:fill="FFFFFF"/>
-      </w:pPr>
-      <w:r>
-        <w:rPr>
-          <w:rFonts w:ascii="맑은 고딕" w:hAnsi="맑은 고딕" w:eastAsia="맑은 고딕"/>
-          <w:b w:val="0"/>
-          <w:sz w:val="17"/>
-          <w:u w:val="none"/>
-        </w:rPr>
-        <w:t>두 개 모두 고쳐야 만점(각 2점). 기호 3개 이상 기재 시 0점</w:t>
-      </w:r>
-    </w:p>
-    <w:p>
-      <w:pPr>
-        <w:keepNext/>
-        <w:spacing w:before="80" w:after="20" w:line="276" w:lineRule="auto"/>
-        <w:snapToGrid w:val="0"/>
-      </w:pPr>
-      <w:r>
-        <w:rPr>
-          <w:rFonts w:ascii="맑은 고딕" w:hAnsi="맑은 고딕" w:eastAsia="맑은 고딕"/>
-          <w:b/>
-          <w:sz w:val="17"/>
-          <w:u w:val="none"/>
-        </w:rPr>
-        <w:t>34-서6.</w:t>
-      </w:r>
-      <w:r>
-        <w:rPr>
-          <w:rFonts w:ascii="맑은 고딕" w:hAnsi="맑은 고딕" w:eastAsia="맑은 고딕"/>
-          <w:b w:val="0"/>
-          <w:sz w:val="17"/>
-          <w:u w:val="none"/>
-        </w:rPr>
-        <w:t xml:space="preserve"> 다음 글의 (A)~(C)의 빈칸을 문맥 및 주어진 &lt;조건&gt;에 맞게 완성하시오. [4.0점]</w:t>
-      </w:r>
-    </w:p>
-    <w:p>
-      <w:pPr>
-        <w:spacing w:before="0" w:after="60" w:line="288" w:lineRule="auto"/>
-        <w:ind w:left="40"/>
-        <w:snapToGrid w:val="0"/>
-        <w:pBdr>
-          <w:top w:val="single" w:sz="4" w:space="2" w:color="999999"/>
-          <w:left w:val="single" w:sz="4" w:space="2" w:color="999999"/>
-          <w:bottom w:val="single" w:sz="4" w:space="2" w:color="999999"/>
-          <w:right w:val="single" w:sz="4" w:space="2" w:color="999999"/>
-        </w:pBdr>
-        <w:shd w:val="clear" w:color="auto" w:fill="F6F3EA"/>
-      </w:pPr>
-      <w:r>
-        <w:rPr>
-          <w:rFonts w:ascii="맑은 고딕" w:hAnsi="맑은 고딕" w:eastAsia="맑은 고딕"/>
-          <w:b w:val="0"/>
-          <w:sz w:val="17"/>
-          <w:u w:val="none"/>
-        </w:rPr>
-        <w:t>On the one hand, running seems very easy, but that is only because our bodies are so very good at it. (A) ________ ______________________________ it takes to run, untethered, on two legs. Because our running knowledge is buried so deeply within muscle fibres, cells and our DNA, we have to accept that we cannot fully explain its complexities. (C) ________ ______________________________. (B) ________ ______________________________, getting them firing, and seeing what they are capable of.</w:t>
-      </w:r>
-    </w:p>
-    <w:p>
-      <w:pPr>
-        <w:spacing w:before="0" w:after="0" w:line="336" w:lineRule="auto"/>
-        <w:ind w:left="40"/>
-        <w:snapToGrid w:val="0"/>
-        <w:pBdr>
-          <w:top w:val="single" w:sz="4" w:space="2" w:color="555555"/>
-          <w:left w:val="single" w:sz="4" w:space="2" w:color="555555"/>
-          <w:bottom w:val="single" w:sz="4" w:space="2" w:color="555555"/>
-          <w:right w:val="single" w:sz="4" w:space="2" w:color="555555"/>
-        </w:pBdr>
-        <w:shd w:val="clear" w:color="auto" w:fill="FFFFFF"/>
-      </w:pPr>
-      <w:r>
-        <w:rPr>
-          <w:rFonts w:ascii="맑은 고딕" w:hAnsi="맑은 고딕" w:eastAsia="맑은 고딕"/>
-          <w:b/>
-          <w:sz w:val="17"/>
-          <w:u w:val="none"/>
-        </w:rPr>
-        <w:t>조건 · 보기</w:t>
-      </w:r>
-    </w:p>
-    <w:p>
-      <w:pPr>
-        <w:spacing w:before="0" w:after="0" w:line="336" w:lineRule="auto"/>
-        <w:ind w:left="40"/>
-        <w:snapToGrid w:val="0"/>
-        <w:pBdr>
-          <w:top w:val="single" w:sz="4" w:space="2" w:color="555555"/>
-          <w:left w:val="single" w:sz="4" w:space="2" w:color="555555"/>
-          <w:bottom w:val="single" w:sz="4" w:space="2" w:color="555555"/>
-          <w:right w:val="single" w:sz="4" w:space="2" w:color="555555"/>
-        </w:pBdr>
-        <w:shd w:val="clear" w:color="auto" w:fill="FFFFFF"/>
-      </w:pPr>
-      <w:r>
-        <w:rPr>
-          <w:rFonts w:ascii="맑은 고딕" w:hAnsi="맑은 고딕" w:eastAsia="맑은 고딕"/>
-          <w:b w:val="0"/>
-          <w:sz w:val="17"/>
-          <w:u w:val="none"/>
-        </w:rPr>
-        <w:t xml:space="preserve">&lt;조건&gt;각 빈칸에 </w:t>
-      </w:r>
-      <w:r>
-        <w:rPr>
-          <w:rFonts w:ascii="맑은 고딕" w:hAnsi="맑은 고딕" w:eastAsia="맑은 고딕"/>
-          <w:b/>
-          <w:sz w:val="17"/>
-          <w:u w:val="none"/>
-        </w:rPr>
-        <w:t>주어진 표현을 변형 없이 모두</w:t>
-      </w:r>
-      <w:r>
-        <w:rPr>
-          <w:rFonts w:ascii="맑은 고딕" w:hAnsi="맑은 고딕" w:eastAsia="맑은 고딕"/>
-          <w:b w:val="0"/>
-          <w:sz w:val="17"/>
-          <w:u w:val="none"/>
-        </w:rPr>
-        <w:t xml:space="preserve"> 사용할 것</w:t>
-      </w:r>
-    </w:p>
-    <w:p>
-      <w:pPr>
-        <w:spacing w:before="0" w:after="0" w:line="336" w:lineRule="auto"/>
-        <w:ind w:left="40"/>
-        <w:snapToGrid w:val="0"/>
-        <w:pBdr>
-          <w:top w:val="single" w:sz="4" w:space="2" w:color="555555"/>
-          <w:left w:val="single" w:sz="4" w:space="2" w:color="555555"/>
-          <w:bottom w:val="single" w:sz="4" w:space="2" w:color="555555"/>
-          <w:right w:val="single" w:sz="4" w:space="2" w:color="555555"/>
-        </w:pBdr>
-        <w:shd w:val="clear" w:color="auto" w:fill="FFFFFF"/>
-      </w:pPr>
-      <w:r>
-        <w:rPr>
-          <w:rFonts w:ascii="맑은 고딕" w:hAnsi="맑은 고딕" w:eastAsia="맑은 고딕"/>
-          <w:b w:val="0"/>
-          <w:sz w:val="17"/>
-          <w:u w:val="none"/>
-        </w:rPr>
-        <w:t>단어 추가 없음 · 어순 오류 시 0점</w:t>
-      </w:r>
-    </w:p>
-    <w:p>
-      <w:pPr>
-        <w:spacing w:before="0" w:after="0" w:line="336" w:lineRule="auto"/>
-        <w:ind w:left="40"/>
-        <w:snapToGrid w:val="0"/>
-        <w:pBdr>
-          <w:top w:val="single" w:sz="4" w:space="2" w:color="555555"/>
-          <w:left w:val="single" w:sz="4" w:space="2" w:color="555555"/>
-          <w:bottom w:val="single" w:sz="4" w:space="2" w:color="555555"/>
-          <w:right w:val="single" w:sz="4" w:space="2" w:color="555555"/>
-        </w:pBdr>
-        <w:shd w:val="clear" w:color="auto" w:fill="FFFFFF"/>
-      </w:pPr>
-      <w:r>
-        <w:rPr>
-          <w:rFonts w:ascii="맑은 고딕" w:hAnsi="맑은 고딕" w:eastAsia="맑은 고딕"/>
-          <w:b w:val="0"/>
-          <w:sz w:val="17"/>
-          <w:u w:val="none"/>
-        </w:rPr>
-        <w:t>답안지에 소문항 번호를 정확하게 기입할 것 (예: 6-(A) 6-(B) 6-(C))(A) cannot administer  /  the most powerful supercomputer  /  on the planet  /  the enormous number  /  of computations</w:t>
-      </w:r>
-    </w:p>
-    <w:p>
-      <w:pPr>
-        <w:spacing w:before="0" w:after="0" w:line="336" w:lineRule="auto"/>
-        <w:ind w:left="40"/>
-        <w:snapToGrid w:val="0"/>
-        <w:pBdr>
-          <w:top w:val="single" w:sz="4" w:space="2" w:color="555555"/>
-          <w:left w:val="single" w:sz="4" w:space="2" w:color="555555"/>
-          <w:bottom w:val="single" w:sz="4" w:space="2" w:color="555555"/>
-          <w:right w:val="single" w:sz="4" w:space="2" w:color="555555"/>
-        </w:pBdr>
-        <w:shd w:val="clear" w:color="auto" w:fill="FFFFFF"/>
-      </w:pPr>
-      <w:r>
-        <w:rPr>
-          <w:rFonts w:ascii="맑은 고딕" w:hAnsi="맑은 고딕" w:eastAsia="맑은 고딕"/>
-          <w:b w:val="0"/>
-          <w:sz w:val="17"/>
-          <w:u w:val="none"/>
-        </w:rPr>
-        <w:t>(B) by learning  /  we may feel our way  /  towards understanding  /  the alchemy of running  /  how to use our senses</w:t>
-      </w:r>
-    </w:p>
-    <w:p>
-      <w:pPr>
-        <w:spacing w:before="0" w:after="60" w:line="336" w:lineRule="auto"/>
-        <w:ind w:left="40"/>
-        <w:snapToGrid w:val="0"/>
-        <w:pBdr>
-          <w:top w:val="single" w:sz="4" w:space="2" w:color="555555"/>
-          <w:left w:val="single" w:sz="4" w:space="2" w:color="555555"/>
-          <w:bottom w:val="single" w:sz="4" w:space="2" w:color="555555"/>
-          <w:right w:val="single" w:sz="4" w:space="2" w:color="555555"/>
-        </w:pBdr>
-        <w:shd w:val="clear" w:color="auto" w:fill="FFFFFF"/>
-      </w:pPr>
-      <w:r>
-        <w:rPr>
-          <w:rFonts w:ascii="맑은 고딕" w:hAnsi="맑은 고딕" w:eastAsia="맑은 고딕"/>
-          <w:b w:val="0"/>
-          <w:sz w:val="17"/>
-          <w:u w:val="none"/>
-        </w:rPr>
-        <w:t>(C) our bodies  /  that doesn’t mean  /  don’t know  /  how to do it</w:t>
-      </w:r>
-    </w:p>
-    <w:p>
-      <w:pPr>
-        <w:keepNext/>
-        <w:spacing w:before="80" w:after="20" w:line="276" w:lineRule="auto"/>
-        <w:snapToGrid w:val="0"/>
-      </w:pPr>
-      <w:r>
-        <w:rPr>
-          <w:rFonts w:ascii="맑은 고딕" w:hAnsi="맑은 고딕" w:eastAsia="맑은 고딕"/>
-          <w:b/>
-          <w:sz w:val="17"/>
-          <w:u w:val="none"/>
-        </w:rPr>
-        <w:t>34-서7.</w:t>
-      </w:r>
-      <w:r>
-        <w:rPr>
-          <w:rFonts w:ascii="맑은 고딕" w:hAnsi="맑은 고딕" w:eastAsia="맑은 고딕"/>
-          <w:b w:val="0"/>
-          <w:sz w:val="17"/>
-          <w:u w:val="none"/>
-        </w:rPr>
-        <w:t xml:space="preserve"> 다음 글의 내용을 한 문장으로 요약하고자 한다. 빈칸 (A), (B)에 들어갈 말로 가장 적절한 것을 &lt;조건&gt;에 맞게 쓰시오. [4.0점]</w:t>
-      </w:r>
-    </w:p>
-    <w:p>
-      <w:pPr>
-        <w:spacing w:before="0" w:after="60" w:line="288" w:lineRule="auto"/>
-        <w:ind w:left="40"/>
-        <w:snapToGrid w:val="0"/>
-        <w:pBdr>
-          <w:top w:val="single" w:sz="4" w:space="2" w:color="999999"/>
-          <w:left w:val="single" w:sz="4" w:space="2" w:color="999999"/>
-          <w:bottom w:val="single" w:sz="4" w:space="2" w:color="999999"/>
-          <w:right w:val="single" w:sz="4" w:space="2" w:color="999999"/>
-        </w:pBdr>
-        <w:shd w:val="clear" w:color="auto" w:fill="F6F3EA"/>
-      </w:pPr>
-      <w:r>
-        <w:rPr>
-          <w:rFonts w:ascii="맑은 고딕" w:hAnsi="맑은 고딕" w:eastAsia="맑은 고딕"/>
-          <w:b w:val="0"/>
-          <w:sz w:val="17"/>
-          <w:u w:val="none"/>
-        </w:rPr>
-        <w:t>Running feels effortless only because the body performs (A) ________ of enormous complexity below the level of awareness; rather than explain them, we should trust our senses and accept the body’s superior (B) ________.</w:t>
-      </w:r>
-    </w:p>
-    <w:p>
-      <w:pPr>
-        <w:spacing w:before="0" w:after="0" w:line="336" w:lineRule="auto"/>
-        <w:ind w:left="40"/>
-        <w:snapToGrid w:val="0"/>
-        <w:pBdr>
-          <w:top w:val="single" w:sz="4" w:space="2" w:color="555555"/>
-          <w:left w:val="single" w:sz="4" w:space="2" w:color="555555"/>
-          <w:bottom w:val="single" w:sz="4" w:space="2" w:color="555555"/>
-          <w:right w:val="single" w:sz="4" w:space="2" w:color="555555"/>
-        </w:pBdr>
-        <w:shd w:val="clear" w:color="auto" w:fill="FFFFFF"/>
-      </w:pPr>
-      <w:r>
-        <w:rPr>
-          <w:rFonts w:ascii="맑은 고딕" w:hAnsi="맑은 고딕" w:eastAsia="맑은 고딕"/>
-          <w:b/>
-          <w:sz w:val="17"/>
-          <w:u w:val="none"/>
-        </w:rPr>
-        <w:t>조건 · 보기</w:t>
-      </w:r>
-    </w:p>
-    <w:p>
-      <w:pPr>
-        <w:spacing w:before="0" w:after="0" w:line="336" w:lineRule="auto"/>
-        <w:ind w:left="40"/>
-        <w:snapToGrid w:val="0"/>
-        <w:pBdr>
-          <w:top w:val="single" w:sz="4" w:space="2" w:color="555555"/>
-          <w:left w:val="single" w:sz="4" w:space="2" w:color="555555"/>
-          <w:bottom w:val="single" w:sz="4" w:space="2" w:color="555555"/>
-          <w:right w:val="single" w:sz="4" w:space="2" w:color="555555"/>
-        </w:pBdr>
-        <w:shd w:val="clear" w:color="auto" w:fill="FFFFFF"/>
-      </w:pPr>
-      <w:r>
-        <w:rPr>
-          <w:rFonts w:ascii="맑은 고딕" w:hAnsi="맑은 고딕" w:eastAsia="맑은 고딕"/>
-          <w:b w:val="0"/>
-          <w:sz w:val="17"/>
-          <w:u w:val="none"/>
-        </w:rPr>
-        <w:t xml:space="preserve">&lt;조건&gt;(A), (B) 모두 각 </w:t>
-      </w:r>
-      <w:r>
-        <w:rPr>
-          <w:rFonts w:ascii="맑은 고딕" w:hAnsi="맑은 고딕" w:eastAsia="맑은 고딕"/>
-          <w:b/>
-          <w:sz w:val="17"/>
-          <w:u w:val="none"/>
-        </w:rPr>
-        <w:t>한 단어</w:t>
-      </w:r>
-      <w:r>
-        <w:rPr>
-          <w:rFonts w:ascii="맑은 고딕" w:hAnsi="맑은 고딕" w:eastAsia="맑은 고딕"/>
-          <w:b w:val="0"/>
-          <w:sz w:val="17"/>
-          <w:u w:val="none"/>
-        </w:rPr>
-        <w:t>로 작성할 것</w:t>
-      </w:r>
-    </w:p>
-    <w:p>
-      <w:pPr>
-        <w:spacing w:before="0" w:after="60" w:line="336" w:lineRule="auto"/>
-        <w:ind w:left="40"/>
-        <w:snapToGrid w:val="0"/>
-        <w:pBdr>
-          <w:top w:val="single" w:sz="4" w:space="2" w:color="555555"/>
-          <w:left w:val="single" w:sz="4" w:space="2" w:color="555555"/>
-          <w:bottom w:val="single" w:sz="4" w:space="2" w:color="555555"/>
-          <w:right w:val="single" w:sz="4" w:space="2" w:color="555555"/>
-        </w:pBdr>
-        <w:shd w:val="clear" w:color="auto" w:fill="FFFFFF"/>
-      </w:pPr>
-      <w:r>
-        <w:rPr>
-          <w:rFonts w:ascii="맑은 고딕" w:hAnsi="맑은 고딕" w:eastAsia="맑은 고딕"/>
-          <w:b w:val="0"/>
-          <w:sz w:val="17"/>
-          <w:u w:val="none"/>
-        </w:rPr>
-        <w:t>아래 [보기]에서 고를 것 (※필요한 경우 문맥과 어법에 맞게 형태를 변형할 것)[보기] compute  /  computations  /  know  /  knowledge  /  injure  /  imagine  /  tether  /  explain</w:t>
-      </w:r>
-    </w:p>
-    <w:p>
-      <w:pPr>
-        <w:keepNext/>
-        <w:spacing w:before="80" w:after="40" w:line="276" w:lineRule="auto"/>
-        <w:snapToGrid w:val="0"/>
-        <w:shd w:val="clear" w:color="auto" w:fill="6B21A8"/>
-      </w:pPr>
-      <w:r>
-        <w:rPr>
-          <w:rFonts w:ascii="맑은 고딕" w:hAnsi="맑은 고딕" w:eastAsia="맑은 고딕"/>
-          <w:b/>
-          <w:color w:val="FFFFFF"/>
-          <w:sz w:val="17"/>
-          <w:u w:val="none"/>
-        </w:rPr>
-        <w:t>[지문 구조]  ※ 앞 문항을 모두 푼 뒤에 풀 것</w:t>
-      </w:r>
-    </w:p>
-    <w:p>
-      <w:pPr>
-        <w:keepNext/>
-        <w:spacing w:before="80" w:after="20" w:line="276" w:lineRule="auto"/>
-        <w:snapToGrid w:val="0"/>
-      </w:pPr>
-      <w:r>
-        <w:rPr>
-          <w:rFonts w:ascii="맑은 고딕" w:hAnsi="맑은 고딕" w:eastAsia="맑은 고딕"/>
-          <w:b/>
-          <w:sz w:val="17"/>
-          <w:u w:val="none"/>
-        </w:rPr>
-        <w:t>34-10.</w:t>
-      </w:r>
-      <w:r>
-        <w:rPr>
-          <w:rFonts w:ascii="맑은 고딕" w:hAnsi="맑은 고딕" w:eastAsia="맑은 고딕"/>
-          <w:b w:val="0"/>
-          <w:sz w:val="17"/>
-          <w:u w:val="none"/>
-        </w:rPr>
-        <w:t xml:space="preserve"> 글의 흐름으로 보아, 주어진 문장이 들어가기에 가장 적절한 곳은? [3.0점]</w:t>
-      </w:r>
-    </w:p>
-    <w:p>
-      <w:pPr>
-        <w:spacing w:before="0" w:after="0" w:line="336" w:lineRule="auto"/>
-        <w:ind w:left="40"/>
-        <w:snapToGrid w:val="0"/>
-        <w:pBdr>
-          <w:top w:val="single" w:sz="4" w:space="2" w:color="555555"/>
-          <w:left w:val="single" w:sz="4" w:space="2" w:color="555555"/>
-          <w:bottom w:val="single" w:sz="4" w:space="2" w:color="555555"/>
-          <w:right w:val="single" w:sz="4" w:space="2" w:color="555555"/>
-        </w:pBdr>
-        <w:shd w:val="clear" w:color="auto" w:fill="FFFFFF"/>
-      </w:pPr>
-      <w:r>
-        <w:rPr>
-          <w:rFonts w:ascii="맑은 고딕" w:hAnsi="맑은 고딕" w:eastAsia="맑은 고딕"/>
-          <w:b/>
-          <w:sz w:val="17"/>
-          <w:u w:val="none"/>
-        </w:rPr>
-        <w:t>조건 · 보기</w:t>
-      </w:r>
-    </w:p>
-    <w:p>
-      <w:pPr>
-        <w:spacing w:before="0" w:after="0" w:line="336" w:lineRule="auto"/>
-        <w:ind w:left="40"/>
-        <w:snapToGrid w:val="0"/>
-        <w:pBdr>
-          <w:top w:val="single" w:sz="4" w:space="2" w:color="555555"/>
-          <w:left w:val="single" w:sz="4" w:space="2" w:color="555555"/>
-          <w:bottom w:val="single" w:sz="4" w:space="2" w:color="555555"/>
-          <w:right w:val="single" w:sz="4" w:space="2" w:color="555555"/>
-        </w:pBdr>
-        <w:shd w:val="clear" w:color="auto" w:fill="FFFFFF"/>
-      </w:pPr>
-      <w:r>
-        <w:rPr>
-          <w:rFonts w:ascii="맑은 고딕" w:hAnsi="맑은 고딕" w:eastAsia="맑은 고딕"/>
-          <w:b w:val="0"/>
-          <w:sz w:val="17"/>
-          <w:u w:val="none"/>
-        </w:rPr>
-        <w:t>[주어진 문장]</w:t>
-      </w:r>
-    </w:p>
-    <w:p>
-      <w:pPr>
-        <w:spacing w:before="0" w:after="60" w:line="336" w:lineRule="auto"/>
-        <w:ind w:left="40"/>
-        <w:snapToGrid w:val="0"/>
-        <w:pBdr>
-          <w:top w:val="single" w:sz="4" w:space="2" w:color="555555"/>
-          <w:left w:val="single" w:sz="4" w:space="2" w:color="555555"/>
-          <w:bottom w:val="single" w:sz="4" w:space="2" w:color="555555"/>
-          <w:right w:val="single" w:sz="4" w:space="2" w:color="555555"/>
-        </w:pBdr>
-        <w:shd w:val="clear" w:color="auto" w:fill="FFFFFF"/>
-      </w:pPr>
-      <w:r>
-        <w:rPr>
-          <w:rFonts w:ascii="맑은 고딕" w:hAnsi="맑은 고딕" w:eastAsia="맑은 고딕"/>
-          <w:b w:val="0"/>
-          <w:sz w:val="17"/>
-          <w:u w:val="none"/>
-        </w:rPr>
-        <w:t>Still, the puzzle begins to dissolve once we look at what running actually demands.</w:t>
-      </w:r>
-    </w:p>
-    <w:p>
-      <w:pPr>
-        <w:spacing w:before="0" w:after="60" w:line="288" w:lineRule="auto"/>
-        <w:ind w:left="40"/>
-        <w:snapToGrid w:val="0"/>
-        <w:pBdr>
-          <w:top w:val="single" w:sz="4" w:space="2" w:color="999999"/>
-          <w:left w:val="single" w:sz="4" w:space="2" w:color="999999"/>
-          <w:bottom w:val="single" w:sz="4" w:space="2" w:color="999999"/>
-          <w:right w:val="single" w:sz="4" w:space="2" w:color="999999"/>
-        </w:pBdr>
-        <w:shd w:val="clear" w:color="auto" w:fill="F6F3EA"/>
-      </w:pPr>
-      <w:r>
-        <w:rPr>
-          <w:rFonts w:ascii="맑은 고딕" w:hAnsi="맑은 고딕" w:eastAsia="맑은 고딕"/>
-          <w:b w:val="0"/>
-          <w:sz w:val="17"/>
-          <w:u w:val="none"/>
-        </w:rPr>
-        <w:t>If our bodies know best, why are they easily injured when we do something so seemingly natural as running? ( ① ) On the one hand, running seems very easy, but that is only because our bodies are so very good at it. ( ② ) The most powerful supercomputer on the planet cannot administer the enormous number of computations it takes to run, untethered, on two legs. ( ③ ) Wherever our running intelligence is, running is not all conscious to us and is so complicated that only the T-1000 Terminators of our imagination are able to do it. ( ④ ) Because our running knowledge is buried so deeply within muscle fibres, cells and our DNA, we have to accept that we cannot fully explain its complexities. ( ⑤ ) That doesn't mean our bodies don't know how to do it.</w:t>
-      </w:r>
-    </w:p>
-    <w:p>
-      <w:pPr>
-        <w:keepNext/>
-        <w:spacing w:before="80" w:after="20" w:line="276" w:lineRule="auto"/>
-        <w:snapToGrid w:val="0"/>
-      </w:pPr>
-      <w:r>
-        <w:rPr>
-          <w:rFonts w:ascii="맑은 고딕" w:hAnsi="맑은 고딕" w:eastAsia="맑은 고딕"/>
-          <w:b/>
-          <w:sz w:val="17"/>
-          <w:u w:val="none"/>
-        </w:rPr>
-        <w:t>34-11.</w:t>
-      </w:r>
-      <w:r>
-        <w:rPr>
-          <w:rFonts w:ascii="맑은 고딕" w:hAnsi="맑은 고딕" w:eastAsia="맑은 고딕"/>
-          <w:b w:val="0"/>
-          <w:sz w:val="17"/>
-          <w:u w:val="none"/>
-        </w:rPr>
-        <w:t xml:space="preserve"> 글의 흐름으로 보아, 주어진 문장이 들어가기에 가장 적절한 곳은? [3.0점]</w:t>
-      </w:r>
-    </w:p>
-    <w:p>
-      <w:pPr>
-        <w:spacing w:before="0" w:after="0" w:line="336" w:lineRule="auto"/>
-        <w:ind w:left="40"/>
-        <w:snapToGrid w:val="0"/>
-        <w:pBdr>
-          <w:top w:val="single" w:sz="4" w:space="2" w:color="555555"/>
-          <w:left w:val="single" w:sz="4" w:space="2" w:color="555555"/>
-          <w:bottom w:val="single" w:sz="4" w:space="2" w:color="555555"/>
-          <w:right w:val="single" w:sz="4" w:space="2" w:color="555555"/>
-        </w:pBdr>
-        <w:shd w:val="clear" w:color="auto" w:fill="FFFFFF"/>
-      </w:pPr>
-      <w:r>
-        <w:rPr>
-          <w:rFonts w:ascii="맑은 고딕" w:hAnsi="맑은 고딕" w:eastAsia="맑은 고딕"/>
-          <w:b/>
-          <w:sz w:val="17"/>
-          <w:u w:val="none"/>
-        </w:rPr>
-        <w:t>조건 · 보기</w:t>
-      </w:r>
-    </w:p>
-    <w:p>
-      <w:pPr>
-        <w:spacing w:before="0" w:after="0" w:line="336" w:lineRule="auto"/>
-        <w:ind w:left="40"/>
-        <w:snapToGrid w:val="0"/>
-        <w:pBdr>
-          <w:top w:val="single" w:sz="4" w:space="2" w:color="555555"/>
-          <w:left w:val="single" w:sz="4" w:space="2" w:color="555555"/>
-          <w:bottom w:val="single" w:sz="4" w:space="2" w:color="555555"/>
-          <w:right w:val="single" w:sz="4" w:space="2" w:color="555555"/>
-        </w:pBdr>
-        <w:shd w:val="clear" w:color="auto" w:fill="FFFFFF"/>
-      </w:pPr>
-      <w:r>
-        <w:rPr>
-          <w:rFonts w:ascii="맑은 고딕" w:hAnsi="맑은 고딕" w:eastAsia="맑은 고딕"/>
-          <w:b w:val="0"/>
-          <w:sz w:val="17"/>
-          <w:u w:val="none"/>
-        </w:rPr>
-        <w:t>[주어진 문장]</w:t>
-      </w:r>
-    </w:p>
-    <w:p>
-      <w:pPr>
-        <w:spacing w:before="0" w:after="60" w:line="336" w:lineRule="auto"/>
-        <w:ind w:left="40"/>
-        <w:snapToGrid w:val="0"/>
-        <w:pBdr>
-          <w:top w:val="single" w:sz="4" w:space="2" w:color="555555"/>
-          <w:left w:val="single" w:sz="4" w:space="2" w:color="555555"/>
-          <w:bottom w:val="single" w:sz="4" w:space="2" w:color="555555"/>
-          <w:right w:val="single" w:sz="4" w:space="2" w:color="555555"/>
-        </w:pBdr>
-        <w:shd w:val="clear" w:color="auto" w:fill="FFFFFF"/>
-      </w:pPr>
-      <w:r>
-        <w:rPr>
-          <w:rFonts w:ascii="맑은 고딕" w:hAnsi="맑은 고딕" w:eastAsia="맑은 고딕"/>
-          <w:b w:val="0"/>
-          <w:sz w:val="17"/>
-          <w:u w:val="none"/>
-        </w:rPr>
-        <w:t>Such acceptance, however, is not resignation.</w:t>
-      </w:r>
-    </w:p>
-    <w:p>
-      <w:pPr>
-        <w:spacing w:before="0" w:after="60" w:line="288" w:lineRule="auto"/>
-        <w:ind w:left="40"/>
-        <w:snapToGrid w:val="0"/>
-        <w:pBdr>
-          <w:top w:val="single" w:sz="4" w:space="2" w:color="999999"/>
-          <w:left w:val="single" w:sz="4" w:space="2" w:color="999999"/>
-          <w:bottom w:val="single" w:sz="4" w:space="2" w:color="999999"/>
-          <w:right w:val="single" w:sz="4" w:space="2" w:color="999999"/>
-        </w:pBdr>
-        <w:shd w:val="clear" w:color="auto" w:fill="F6F3EA"/>
-      </w:pPr>
-      <w:r>
-        <w:rPr>
-          <w:rFonts w:ascii="맑은 고딕" w:hAnsi="맑은 고딕" w:eastAsia="맑은 고딕"/>
-          <w:b w:val="0"/>
-          <w:sz w:val="17"/>
-          <w:u w:val="none"/>
-        </w:rPr>
-        <w:t>The most powerful supercomputer on the planet cannot administer the enormous number of computations it takes to run, untethered, on two legs. ( ① ) Wherever our running intelligence is, running is not all conscious to us and is so complicated that only the T-1000 Terminators of our imagination are able to do it. ( ② ) Because our running knowledge is buried so deeply within muscle fibres, cells and our DNA, we have to accept that we cannot fully explain its complexities. ( ③ ) That doesn't mean our bodies don't know how to do it. ( ④ ) We may feel our way towards understanding the alchemy of running by learning how to use our senses, getting them firing, and seeing what they are capable of, and accepting that our bodies know more about running than we ever will. ( ⑤ )</w:t>
+        <w:t>① ①    ② ②    ③ ③    ④ ④    ⑤ ⑤</w:t>
       </w:r>
     </w:p>
     <w:p>
@@ -6080,7 +4114,7 @@
           <w:sz w:val="15"/>
           <w:u w:val="none"/>
         </w:rPr>
-        <w:t>34-서1</w:t>
+        <w:t>34-1</w:t>
       </w:r>
       <w:r>
         <w:rPr>
@@ -6089,43 +4123,7 @@
           <w:sz w:val="15"/>
           <w:u w:val="none"/>
         </w:rPr>
-        <w:t xml:space="preserve"> (1) </w:t>
-      </w:r>
-      <w:r>
-        <w:rPr>
-          <w:rFonts w:ascii="맑은 고딕" w:hAnsi="맑은 고딕" w:eastAsia="맑은 고딕"/>
-          <w:b/>
-          <w:sz w:val="15"/>
-          <w:u w:val="none"/>
-        </w:rPr>
-        <w:t>conscious</w:t>
-      </w:r>
-      <w:r>
-        <w:rPr>
-          <w:rFonts w:ascii="맑은 고딕" w:hAnsi="맑은 고딕" w:eastAsia="맑은 고딕"/>
-          <w:b w:val="0"/>
-          <w:sz w:val="15"/>
-          <w:u w:val="none"/>
-        </w:rPr>
-        <w:t xml:space="preserve">  ·  (2) </w:t>
-      </w:r>
-      <w:r>
-        <w:rPr>
-          <w:rFonts w:ascii="맑은 고딕" w:hAnsi="맑은 고딕" w:eastAsia="맑은 고딕"/>
-          <w:b/>
-          <w:sz w:val="15"/>
-          <w:u w:val="none"/>
-        </w:rPr>
-        <w:t>senses</w:t>
-      </w:r>
-      <w:r>
-        <w:rPr>
-          <w:rFonts w:ascii="맑은 고딕" w:hAnsi="맑은 고딕" w:eastAsia="맑은 고딕"/>
-          <w:b w:val="0"/>
-          <w:sz w:val="15"/>
-          <w:u w:val="none"/>
-        </w:rPr>
-        <w:t xml:space="preserve">  ·  (3) our bodies know more about running than we ever will</w:t>
+        <w:t xml:space="preserve"> 정답 ⑤ — (a) ✕ (b) ○ (c) ✕ (d) ○ (e) ✕</w:t>
       </w:r>
     </w:p>
     <w:p>
@@ -6141,7 +4139,7 @@
           <w:sz w:val="15"/>
           <w:u w:val="none"/>
         </w:rPr>
-        <w:t>34-서2</w:t>
+        <w:t>34-2</w:t>
       </w:r>
       <w:r>
         <w:rPr>
@@ -6150,70 +4148,7 @@
           <w:sz w:val="15"/>
           <w:u w:val="none"/>
         </w:rPr>
-        <w:t xml:space="preserve"> (1) </w:t>
-      </w:r>
-      <w:r>
-        <w:rPr>
-          <w:rFonts w:ascii="맑은 고딕" w:hAnsi="맑은 고딕" w:eastAsia="맑은 고딕"/>
-          <w:b/>
-          <w:sz w:val="15"/>
-          <w:u w:val="none"/>
-        </w:rPr>
-        <w:t>ⓐ injured</w:t>
-      </w:r>
-      <w:r>
-        <w:rPr>
-          <w:rFonts w:ascii="맑은 고딕" w:hAnsi="맑은 고딕" w:eastAsia="맑은 고딕"/>
-          <w:b w:val="0"/>
-          <w:sz w:val="15"/>
-          <w:u w:val="none"/>
-        </w:rPr>
-        <w:t xml:space="preserve">  ·  (2) </w:t>
-      </w:r>
-      <w:r>
-        <w:rPr>
-          <w:rFonts w:ascii="맑은 고딕" w:hAnsi="맑은 고딕" w:eastAsia="맑은 고딕"/>
-          <w:b/>
-          <w:sz w:val="15"/>
-          <w:u w:val="none"/>
-        </w:rPr>
-        <w:t>ⓑ it</w:t>
-      </w:r>
-      <w:r>
-        <w:rPr>
-          <w:rFonts w:ascii="맑은 고딕" w:hAnsi="맑은 고딕" w:eastAsia="맑은 고딕"/>
-          <w:b w:val="0"/>
-          <w:sz w:val="15"/>
-          <w:u w:val="none"/>
-        </w:rPr>
-        <w:t xml:space="preserve">  ·  (3) </w:t>
-      </w:r>
-      <w:r>
-        <w:rPr>
-          <w:rFonts w:ascii="맑은 고딕" w:hAnsi="맑은 고딕" w:eastAsia="맑은 고딕"/>
-          <w:b/>
-          <w:sz w:val="15"/>
-          <w:u w:val="none"/>
-        </w:rPr>
-        <w:t>ⓐ</w:t>
-      </w:r>
-      <w:r>
-        <w:rPr>
-          <w:rFonts w:ascii="맑은 고딕" w:hAnsi="맑은 고딕" w:eastAsia="맑은 고딕"/>
-          <w:b w:val="0"/>
-          <w:sz w:val="15"/>
-          <w:u w:val="none"/>
-        </w:rPr>
-        <w:t xml:space="preserve">  ·  (4) </w:t>
-      </w:r>
-      <w:r>
-        <w:rPr>
-          <w:rFonts w:ascii="맑은 고딕" w:hAnsi="맑은 고딕" w:eastAsia="맑은 고딕"/>
-          <w:b/>
-          <w:sz w:val="15"/>
-          <w:u w:val="none"/>
-        </w:rPr>
-        <w:t>ⓑ more</w:t>
+        <w:t xml:space="preserve"> 정답 ③ — ⓐ they are → are they / ⓒ such → so / ⓕ see → seeing</w:t>
       </w:r>
     </w:p>
     <w:p>
@@ -6229,7 +4164,7 @@
           <w:sz w:val="15"/>
           <w:u w:val="none"/>
         </w:rPr>
-        <w:t>34-서3</w:t>
+        <w:t>34-3</w:t>
       </w:r>
       <w:r>
         <w:rPr>
@@ -6238,34 +4173,7 @@
           <w:sz w:val="15"/>
           <w:u w:val="none"/>
         </w:rPr>
-        <w:t xml:space="preserve"> A1. </w:t>
-      </w:r>
-      <w:r>
-        <w:rPr>
-          <w:rFonts w:ascii="맑은 고딕" w:hAnsi="맑은 고딕" w:eastAsia="맑은 고딕"/>
-          <w:b/>
-          <w:sz w:val="15"/>
-          <w:u w:val="none"/>
-        </w:rPr>
-        <w:t>so very good at it</w:t>
-      </w:r>
-      <w:r>
-        <w:rPr>
-          <w:rFonts w:ascii="맑은 고딕" w:hAnsi="맑은 고딕" w:eastAsia="맑은 고딕"/>
-          <w:b w:val="0"/>
-          <w:sz w:val="15"/>
-          <w:u w:val="none"/>
-        </w:rPr>
-        <w:t xml:space="preserve">  ·  A2. </w:t>
-      </w:r>
-      <w:r>
-        <w:rPr>
-          <w:rFonts w:ascii="맑은 고딕" w:hAnsi="맑은 고딕" w:eastAsia="맑은 고딕"/>
-          <w:b/>
-          <w:sz w:val="15"/>
-          <w:u w:val="none"/>
-        </w:rPr>
-        <w:t>our DNA</w:t>
+        <w:t xml:space="preserve"> 정답 ② — enormous · conscious · buried</w:t>
       </w:r>
     </w:p>
     <w:p>
@@ -6281,7 +4189,7 @@
           <w:sz w:val="15"/>
           <w:u w:val="none"/>
         </w:rPr>
-        <w:t>34-서4</w:t>
+        <w:t>34-4</w:t>
       </w:r>
       <w:r>
         <w:rPr>
@@ -6290,9 +4198,7 @@
           <w:sz w:val="15"/>
           <w:u w:val="none"/>
         </w:rPr>
-        <w:t xml:space="preserve"> (1) The enormous number of computations it takes to run on two legs cannot be administered by the most powerful supercomputer on the planet.</w:t>
-        <w:br/>
-        <w:t>(2) accepting that we will never know as much about running as our bodies do</w:t>
+        <w:t xml:space="preserve"> 정답 ④</w:t>
       </w:r>
     </w:p>
     <w:p>
@@ -6308,7 +4214,7 @@
           <w:sz w:val="15"/>
           <w:u w:val="none"/>
         </w:rPr>
-        <w:t>34-서5</w:t>
+        <w:t>34-5</w:t>
       </w:r>
       <w:r>
         <w:rPr>
@@ -6317,34 +4223,7 @@
           <w:sz w:val="15"/>
           <w:u w:val="none"/>
         </w:rPr>
-        <w:t xml:space="preserve"> ⓒ such → </w:t>
-      </w:r>
-      <w:r>
-        <w:rPr>
-          <w:rFonts w:ascii="맑은 고딕" w:hAnsi="맑은 고딕" w:eastAsia="맑은 고딕"/>
-          <w:b/>
-          <w:sz w:val="15"/>
-          <w:u w:val="none"/>
-        </w:rPr>
-        <w:t>so</w:t>
-      </w:r>
-      <w:r>
-        <w:rPr>
-          <w:rFonts w:ascii="맑은 고딕" w:hAnsi="맑은 고딕" w:eastAsia="맑은 고딕"/>
-          <w:b w:val="0"/>
-          <w:sz w:val="15"/>
-          <w:u w:val="none"/>
-        </w:rPr>
-        <w:t xml:space="preserve">  ·  ⓔ fire → </w:t>
-      </w:r>
-      <w:r>
-        <w:rPr>
-          <w:rFonts w:ascii="맑은 고딕" w:hAnsi="맑은 고딕" w:eastAsia="맑은 고딕"/>
-          <w:b/>
-          <w:sz w:val="15"/>
-          <w:u w:val="none"/>
-        </w:rPr>
-        <w:t>firing</w:t>
+        <w:t xml:space="preserve"> 정답 ①</w:t>
       </w:r>
     </w:p>
     <w:p>
@@ -6360,7 +4239,7 @@
           <w:sz w:val="15"/>
           <w:u w:val="none"/>
         </w:rPr>
-        <w:t>34-서6</w:t>
+        <w:t>34-6</w:t>
       </w:r>
       <w:r>
         <w:rPr>
@@ -6369,11 +4248,7 @@
           <w:sz w:val="15"/>
           <w:u w:val="none"/>
         </w:rPr>
-        <w:t xml:space="preserve"> (A) The most powerful supercomputer on the planet cannot administer the enormous number of computations</w:t>
-        <w:br/>
-        <w:t>(B) We may feel our way towards understanding the alchemy of running by learning how to use our senses</w:t>
-        <w:br/>
-        <w:t>(C) That doesn’t mean our bodies don’t know how to do it</w:t>
+        <w:t xml:space="preserve"> 정답 ④</w:t>
       </w:r>
     </w:p>
     <w:p>
@@ -6389,7 +4264,7 @@
           <w:sz w:val="15"/>
           <w:u w:val="none"/>
         </w:rPr>
-        <w:t>34-서7</w:t>
+        <w:t>34-7</w:t>
       </w:r>
       <w:r>
         <w:rPr>
@@ -6398,7 +4273,7 @@
           <w:sz w:val="15"/>
           <w:u w:val="none"/>
         </w:rPr>
-        <w:t xml:space="preserve"> (A) computations  ·  (B) knowledge</w:t>
+        <w:t xml:space="preserve"> 정답 ②</w:t>
       </w:r>
     </w:p>
     <w:p>
@@ -6414,7 +4289,7 @@
           <w:sz w:val="15"/>
           <w:u w:val="none"/>
         </w:rPr>
-        <w:t>34-1</w:t>
+        <w:t>34-서1</w:t>
       </w:r>
       <w:r>
         <w:rPr>
@@ -6423,7 +4298,7 @@
           <w:sz w:val="15"/>
           <w:u w:val="none"/>
         </w:rPr>
-        <w:t xml:space="preserve"> 정답 ③</w:t>
+        <w:t xml:space="preserve"> (1) seem  (2) explanation  (3) consciously</w:t>
       </w:r>
     </w:p>
     <w:p>
@@ -6439,7 +4314,7 @@
           <w:sz w:val="15"/>
           <w:u w:val="none"/>
         </w:rPr>
-        <w:t>34-2</w:t>
+        <w:t>34-서2</w:t>
       </w:r>
       <w:r>
         <w:rPr>
@@ -6448,7 +4323,7 @@
           <w:sz w:val="15"/>
           <w:u w:val="none"/>
         </w:rPr>
-        <w:t xml:space="preserve"> 정답 ③</w:t>
+        <w:t xml:space="preserve"> Running is so complicated that only the Terminators of our imagination are able to do it.</w:t>
       </w:r>
     </w:p>
     <w:p>
@@ -6464,7 +4339,7 @@
           <w:sz w:val="15"/>
           <w:u w:val="none"/>
         </w:rPr>
-        <w:t>34-3</w:t>
+        <w:t>34-8</w:t>
       </w:r>
       <w:r>
         <w:rPr>
@@ -6473,257 +4348,7 @@
           <w:sz w:val="15"/>
           <w:u w:val="none"/>
         </w:rPr>
-        <w:t xml:space="preserve"> 정답 ③</w:t>
-      </w:r>
-    </w:p>
-    <w:p>
-      <w:pPr>
-        <w:spacing w:before="0" w:after="0" w:line="259" w:lineRule="auto"/>
-        <w:ind w:left="160" w:hanging="160"/>
-        <w:snapToGrid w:val="0"/>
-      </w:pPr>
-      <w:r>
-        <w:rPr>
-          <w:rFonts w:ascii="맑은 고딕" w:hAnsi="맑은 고딕" w:eastAsia="맑은 고딕"/>
-          <w:b/>
-          <w:sz w:val="15"/>
-          <w:u w:val="none"/>
-        </w:rPr>
-        <w:t>34-4</w:t>
-      </w:r>
-      <w:r>
-        <w:rPr>
-          <w:rFonts w:ascii="맑은 고딕" w:hAnsi="맑은 고딕" w:eastAsia="맑은 고딕"/>
-          <w:b w:val="0"/>
-          <w:sz w:val="15"/>
-          <w:u w:val="none"/>
-        </w:rPr>
         <w:t xml:space="preserve"> 정답 ⑤</w:t>
-      </w:r>
-    </w:p>
-    <w:p>
-      <w:pPr>
-        <w:spacing w:before="0" w:after="0" w:line="259" w:lineRule="auto"/>
-        <w:ind w:left="160" w:hanging="160"/>
-        <w:snapToGrid w:val="0"/>
-      </w:pPr>
-      <w:r>
-        <w:rPr>
-          <w:rFonts w:ascii="맑은 고딕" w:hAnsi="맑은 고딕" w:eastAsia="맑은 고딕"/>
-          <w:b/>
-          <w:sz w:val="15"/>
-          <w:u w:val="none"/>
-        </w:rPr>
-        <w:t>34-5</w:t>
-      </w:r>
-      <w:r>
-        <w:rPr>
-          <w:rFonts w:ascii="맑은 고딕" w:hAnsi="맑은 고딕" w:eastAsia="맑은 고딕"/>
-          <w:b w:val="0"/>
-          <w:sz w:val="15"/>
-          <w:u w:val="none"/>
-        </w:rPr>
-        <w:t xml:space="preserve"> 정답 ④</w:t>
-      </w:r>
-    </w:p>
-    <w:p>
-      <w:pPr>
-        <w:spacing w:before="0" w:after="0" w:line="259" w:lineRule="auto"/>
-        <w:ind w:left="160" w:hanging="160"/>
-        <w:snapToGrid w:val="0"/>
-      </w:pPr>
-      <w:r>
-        <w:rPr>
-          <w:rFonts w:ascii="맑은 고딕" w:hAnsi="맑은 고딕" w:eastAsia="맑은 고딕"/>
-          <w:b/>
-          <w:sz w:val="15"/>
-          <w:u w:val="none"/>
-        </w:rPr>
-        <w:t>34-6</w:t>
-      </w:r>
-      <w:r>
-        <w:rPr>
-          <w:rFonts w:ascii="맑은 고딕" w:hAnsi="맑은 고딕" w:eastAsia="맑은 고딕"/>
-          <w:b w:val="0"/>
-          <w:sz w:val="15"/>
-          <w:u w:val="none"/>
-        </w:rPr>
-        <w:t xml:space="preserve"> 정답 ①</w:t>
-      </w:r>
-    </w:p>
-    <w:p>
-      <w:pPr>
-        <w:spacing w:before="0" w:after="0" w:line="259" w:lineRule="auto"/>
-        <w:ind w:left="160" w:hanging="160"/>
-        <w:snapToGrid w:val="0"/>
-      </w:pPr>
-      <w:r>
-        <w:rPr>
-          <w:rFonts w:ascii="맑은 고딕" w:hAnsi="맑은 고딕" w:eastAsia="맑은 고딕"/>
-          <w:b/>
-          <w:sz w:val="15"/>
-          <w:u w:val="none"/>
-        </w:rPr>
-        <w:t>34-7</w:t>
-      </w:r>
-      <w:r>
-        <w:rPr>
-          <w:rFonts w:ascii="맑은 고딕" w:hAnsi="맑은 고딕" w:eastAsia="맑은 고딕"/>
-          <w:b w:val="0"/>
-          <w:sz w:val="15"/>
-          <w:u w:val="none"/>
-        </w:rPr>
-        <w:t xml:space="preserve"> 정답 ④</w:t>
-      </w:r>
-    </w:p>
-    <w:p>
-      <w:pPr>
-        <w:spacing w:before="0" w:after="0" w:line="259" w:lineRule="auto"/>
-        <w:ind w:left="160" w:hanging="160"/>
-        <w:snapToGrid w:val="0"/>
-      </w:pPr>
-      <w:r>
-        <w:rPr>
-          <w:rFonts w:ascii="맑은 고딕" w:hAnsi="맑은 고딕" w:eastAsia="맑은 고딕"/>
-          <w:b/>
-          <w:sz w:val="15"/>
-          <w:u w:val="none"/>
-        </w:rPr>
-        <w:t>34-8</w:t>
-      </w:r>
-      <w:r>
-        <w:rPr>
-          <w:rFonts w:ascii="맑은 고딕" w:hAnsi="맑은 고딕" w:eastAsia="맑은 고딕"/>
-          <w:b w:val="0"/>
-          <w:sz w:val="15"/>
-          <w:u w:val="none"/>
-        </w:rPr>
-        <w:t xml:space="preserve"> 정답 ⑤</w:t>
-      </w:r>
-    </w:p>
-    <w:p>
-      <w:pPr>
-        <w:spacing w:before="0" w:after="0" w:line="259" w:lineRule="auto"/>
-        <w:ind w:left="160" w:hanging="160"/>
-        <w:snapToGrid w:val="0"/>
-      </w:pPr>
-      <w:r>
-        <w:rPr>
-          <w:rFonts w:ascii="맑은 고딕" w:hAnsi="맑은 고딕" w:eastAsia="맑은 고딕"/>
-          <w:b/>
-          <w:sz w:val="15"/>
-          <w:u w:val="none"/>
-        </w:rPr>
-        <w:t>34-9</w:t>
-      </w:r>
-      <w:r>
-        <w:rPr>
-          <w:rFonts w:ascii="맑은 고딕" w:hAnsi="맑은 고딕" w:eastAsia="맑은 고딕"/>
-          <w:b w:val="0"/>
-          <w:sz w:val="15"/>
-          <w:u w:val="none"/>
-        </w:rPr>
-        <w:t xml:space="preserve"> 정답 ④</w:t>
-      </w:r>
-    </w:p>
-    <w:p>
-      <w:pPr>
-        <w:spacing w:before="0" w:after="0" w:line="259" w:lineRule="auto"/>
-        <w:ind w:left="160" w:hanging="160"/>
-        <w:snapToGrid w:val="0"/>
-      </w:pPr>
-      <w:r>
-        <w:rPr>
-          <w:rFonts w:ascii="맑은 고딕" w:hAnsi="맑은 고딕" w:eastAsia="맑은 고딕"/>
-          <w:b/>
-          <w:sz w:val="15"/>
-          <w:u w:val="none"/>
-        </w:rPr>
-        <w:t>34-10</w:t>
-      </w:r>
-      <w:r>
-        <w:rPr>
-          <w:rFonts w:ascii="맑은 고딕" w:hAnsi="맑은 고딕" w:eastAsia="맑은 고딕"/>
-          <w:b w:val="0"/>
-          <w:sz w:val="15"/>
-          <w:u w:val="none"/>
-        </w:rPr>
-        <w:t xml:space="preserve"> 정답 ②</w:t>
-      </w:r>
-    </w:p>
-    <w:p>
-      <w:pPr>
-        <w:spacing w:before="0" w:after="0" w:line="259" w:lineRule="auto"/>
-        <w:ind w:left="160" w:hanging="160"/>
-        <w:snapToGrid w:val="0"/>
-      </w:pPr>
-      <w:r>
-        <w:rPr>
-          <w:rFonts w:ascii="맑은 고딕" w:hAnsi="맑은 고딕" w:eastAsia="맑은 고딕"/>
-          <w:b/>
-          <w:sz w:val="15"/>
-          <w:u w:val="none"/>
-        </w:rPr>
-        <w:t>34-11</w:t>
-      </w:r>
-      <w:r>
-        <w:rPr>
-          <w:rFonts w:ascii="맑은 고딕" w:hAnsi="맑은 고딕" w:eastAsia="맑은 고딕"/>
-          <w:b w:val="0"/>
-          <w:sz w:val="15"/>
-          <w:u w:val="none"/>
-        </w:rPr>
-        <w:t xml:space="preserve"> 정답 ④</w:t>
-      </w:r>
-    </w:p>
-    <w:p>
-      <w:pPr>
-        <w:spacing w:before="0" w:after="0" w:line="259" w:lineRule="auto"/>
-        <w:ind w:left="160" w:hanging="160"/>
-        <w:snapToGrid w:val="0"/>
-      </w:pPr>
-      <w:r>
-        <w:rPr>
-          <w:rFonts w:ascii="맑은 고딕" w:hAnsi="맑은 고딕" w:eastAsia="맑은 고딕"/>
-          <w:b/>
-          <w:sz w:val="15"/>
-          <w:u w:val="none"/>
-        </w:rPr>
-        <w:t>34-12</w:t>
-      </w:r>
-      <w:r>
-        <w:rPr>
-          <w:rFonts w:ascii="맑은 고딕" w:hAnsi="맑은 고딕" w:eastAsia="맑은 고딕"/>
-          <w:b w:val="0"/>
-          <w:sz w:val="15"/>
-          <w:u w:val="none"/>
-        </w:rPr>
-        <w:t xml:space="preserve"> 정답 ⑤</w:t>
-      </w:r>
-    </w:p>
-    <w:p>
-      <w:pPr>
-        <w:spacing w:before="0" w:after="0" w:line="259" w:lineRule="auto"/>
-        <w:ind w:left="160" w:hanging="160"/>
-        <w:snapToGrid w:val="0"/>
-      </w:pPr>
-      <w:r>
-        <w:rPr>
-          <w:rFonts w:ascii="맑은 고딕" w:hAnsi="맑은 고딕" w:eastAsia="맑은 고딕"/>
-          <w:b/>
-          <w:sz w:val="15"/>
-          <w:u w:val="none"/>
-        </w:rPr>
-        <w:t>34-13</w:t>
-      </w:r>
-      <w:r>
-        <w:rPr>
-          <w:rFonts w:ascii="맑은 고딕" w:hAnsi="맑은 고딕" w:eastAsia="맑은 고딕"/>
-          <w:b w:val="0"/>
-          <w:sz w:val="15"/>
-          <w:u w:val="none"/>
-        </w:rPr>
-        <w:t xml:space="preserve"> 정답 ①</w:t>
       </w:r>
     </w:p>
     <w:p>
@@ -6755,7 +4380,7 @@
           <w:sz w:val="14"/>
           <w:u w:val="none"/>
         </w:rPr>
-        <w:t>34-서1</w:t>
+        <w:t>34-1</w:t>
       </w:r>
       <w:r>
         <w:rPr>
@@ -6764,7 +4389,7 @@
           <w:sz w:val="14"/>
           <w:u w:val="none"/>
         </w:rPr>
-        <w:t xml:space="preserve"> (1) 본문 "running is not all </w:t>
+        <w:t xml:space="preserve"> </w:t>
       </w:r>
       <w:r>
         <w:rPr>
@@ -6773,7 +4398,7 @@
           <w:sz w:val="14"/>
           <w:u w:val="none"/>
         </w:rPr>
-        <w:t>conscious</w:t>
+        <w:t>(e) [시제 decoy]</w:t>
       </w:r>
       <w:r>
         <w:rPr>
@@ -6782,7 +4407,7 @@
           <w:sz w:val="14"/>
           <w:u w:val="none"/>
         </w:rPr>
-        <w:t xml:space="preserve"> to us"의 형용사 — 일화의 'not all ___'이 본문 틀과 동일. 'natural'은 not all과 결합 시 의미 불일치. (2) "learning how to use our </w:t>
+        <w:t xml:space="preserve"> 비교 대상 생략만 보면 do도 가능해 보이지만 ever will은 ‘미래에도’의 의미 — 고르면 ②. </w:t>
       </w:r>
       <w:r>
         <w:rPr>
@@ -6791,7 +4416,7 @@
           <w:sz w:val="14"/>
           <w:u w:val="none"/>
         </w:rPr>
-        <w:t>senses</w:t>
+        <w:t>(a) [이유 바꿔치기]</w:t>
       </w:r>
       <w:r>
         <w:rPr>
@@ -6800,25 +4425,7 @@
           <w:sz w:val="14"/>
           <w:u w:val="none"/>
         </w:rPr>
-        <w:t xml:space="preserve">"의 복수형 그대로 — 'feeling the track through my feet'이 근거. 'muscles'는 본문에 'muscle fibres'로만 존재. (3) 본문 마지막 절 그대로: 'than we ever will'에서 will 뒤에 know를 반복하지 않는 </w:t>
-      </w:r>
-      <w:r>
-        <w:rPr>
-          <w:rFonts w:ascii="맑은 고딕" w:hAnsi="맑은 고딕" w:eastAsia="맑은 고딕"/>
-          <w:b/>
-          <w:sz w:val="14"/>
-          <w:u w:val="none"/>
-        </w:rPr>
-        <w:t>대동사 생략</w:t>
-      </w:r>
-      <w:r>
-        <w:rPr>
-          <w:rFonts w:ascii="맑은 고딕" w:hAnsi="맑은 고딕" w:eastAsia="맑은 고딕"/>
-          <w:b w:val="0"/>
-          <w:sz w:val="14"/>
-          <w:u w:val="none"/>
-        </w:rPr>
-        <w:t>이 핵심 — [보기]에 know가 하나뿐이므로 'than we will ever know'로 쓰면 know 중복(단어 초과). 'ever'의 위치(will 앞)도 채점 기준.</w:t>
+        <w:t xml:space="preserve"> but that is only because …의 이유를 뒤집음.</w:t>
       </w:r>
     </w:p>
     <w:p>
@@ -6834,7 +4441,7 @@
           <w:sz w:val="14"/>
           <w:u w:val="none"/>
         </w:rPr>
-        <w:t>34-서2</w:t>
+        <w:t>34-2</w:t>
       </w:r>
       <w:r>
         <w:rPr>
@@ -6843,7 +4450,43 @@
           <w:sz w:val="14"/>
           <w:u w:val="none"/>
         </w:rPr>
-        <w:t xml:space="preserve"> (3)의 ⓑ는 ‘stored in conscious memory’로 앞 문장(not all conscious)과 정면 충돌. (2)는 지시어 판단(at it = at running). (1)·(4)는 첫 문장의 전제(bodies know best)를 끝까지 유지하는지 묻는다.</w:t>
+        <w:t xml:space="preserve"> </w:t>
+      </w:r>
+      <w:r>
+        <w:rPr>
+          <w:rFonts w:ascii="맑은 고딕" w:hAnsi="맑은 고딕" w:eastAsia="맑은 고딕"/>
+          <w:b/>
+          <w:sz w:val="14"/>
+          <w:u w:val="none"/>
+        </w:rPr>
+        <w:t>ⓔ [사역 decoy]</w:t>
+      </w:r>
+      <w:r>
+        <w:rPr>
+          <w:rFonts w:ascii="맑은 고딕" w:hAnsi="맑은 고딕" w:eastAsia="맑은 고딕"/>
+          <w:b w:val="0"/>
+          <w:sz w:val="14"/>
+          <w:u w:val="none"/>
+        </w:rPr>
+        <w:t xml:space="preserve"> make/have처럼 원형을 써야 한다고 착각하면 ②·④. get은 to부정사. </w:t>
+      </w:r>
+      <w:r>
+        <w:rPr>
+          <w:rFonts w:ascii="맑은 고딕" w:hAnsi="맑은 고딕" w:eastAsia="맑은 고딕"/>
+          <w:b/>
+          <w:sz w:val="14"/>
+          <w:u w:val="none"/>
+        </w:rPr>
+        <w:t>ⓐ</w:t>
+      </w:r>
+      <w:r>
+        <w:rPr>
+          <w:rFonts w:ascii="맑은 고딕" w:hAnsi="맑은 고딕" w:eastAsia="맑은 고딕"/>
+          <w:b w:val="0"/>
+          <w:sz w:val="14"/>
+          <w:u w:val="none"/>
+        </w:rPr>
+        <w:t xml:space="preserve"> 문장 끝 물음표 확인 — 간접의문문이 아니다.</w:t>
       </w:r>
     </w:p>
     <w:p>
@@ -6859,7 +4502,7 @@
           <w:sz w:val="14"/>
           <w:u w:val="none"/>
         </w:rPr>
-        <w:t>34-서3</w:t>
+        <w:t>34-3</w:t>
       </w:r>
       <w:r>
         <w:rPr>
@@ -6868,7 +4511,25 @@
           <w:sz w:val="14"/>
           <w:u w:val="none"/>
         </w:rPr>
-        <w:t xml:space="preserve"> Q1은 단어 수 역산으로 강조 부사 'so very'를 모두 살려야 5단어가 된다 — 본문의 강조(so very)를 생략하면 조건 위반. Q2는 열거의 마지막 항목 'our DNA'; 소유격 our를 빠뜨리면 1단어. 'muscle fibres'를 쓰면 답란 인쇄어 중복.</w:t>
+        <w:t xml:space="preserve"> </w:t>
+      </w:r>
+      <w:r>
+        <w:rPr>
+          <w:rFonts w:ascii="맑은 고딕" w:hAnsi="맑은 고딕" w:eastAsia="맑은 고딕"/>
+          <w:b/>
+          <w:sz w:val="14"/>
+          <w:u w:val="none"/>
+        </w:rPr>
+        <w:t>③ [부분부정 함정]</w:t>
+      </w:r>
+      <w:r>
+        <w:rPr>
+          <w:rFonts w:ascii="맑은 고딕" w:hAnsi="맑은 고딕" w:eastAsia="맑은 고딕"/>
+          <w:b w:val="0"/>
+          <w:sz w:val="14"/>
+          <w:u w:val="none"/>
+        </w:rPr>
+        <w:t xml:space="preserve"> ‘의식하지 못한다’는 우리말에 끌려 unconscious를 고르면 not all unconscious = ‘전부 무의식인 것은 아니다’로 뜻이 뒤집힌다.</w:t>
       </w:r>
     </w:p>
     <w:p>
@@ -6884,7 +4545,7 @@
           <w:sz w:val="14"/>
           <w:u w:val="none"/>
         </w:rPr>
-        <w:t>34-서4</w:t>
+        <w:t>34-4</w:t>
       </w:r>
       <w:r>
         <w:rPr>
@@ -6893,7 +4554,7 @@
           <w:sz w:val="14"/>
           <w:u w:val="none"/>
         </w:rPr>
-        <w:t xml:space="preserve"> (1) 조동사 수동 'cannot be + p.p.' — 'cannot administered'(be 누락)·'cannot be administer'(과거분사 누락)는 감점. 주어가 길어 'The enormous number ... two legs'까지가 주어임을 보고 동사를 그 뒤에 두어야 한다. (2) '우리 몸이 우리보다 더 안다' = '우리는 결코 우리 몸만큼 알지 못할 것이다'로 </w:t>
+        <w:t xml:space="preserve"> </w:t>
       </w:r>
       <w:r>
         <w:rPr>
@@ -6902,7 +4563,7 @@
           <w:sz w:val="14"/>
           <w:u w:val="none"/>
         </w:rPr>
-        <w:t>주체·부정·비교 형식이 동시에 바뀌는</w:t>
+        <w:t>④ [이중부정 함정]</w:t>
       </w:r>
       <w:r>
         <w:rPr>
@@ -6911,7 +4572,7 @@
           <w:sz w:val="14"/>
           <w:u w:val="none"/>
         </w:rPr>
-        <w:t xml:space="preserve"> 전환. 대동사 do는 our bodies(복수)에 맞춰 원형 그대로(does ✗). accept는 앞 동명사들과 병렬이므로 accepting.</w:t>
+        <w:t xml:space="preserve"> doesn’t mean … don’t know를 한 번만 부정으로 읽으면 참처럼 보인다.</w:t>
       </w:r>
     </w:p>
     <w:p>
@@ -6927,7 +4588,7 @@
           <w:sz w:val="14"/>
           <w:u w:val="none"/>
         </w:rPr>
-        <w:t>34-서5</w:t>
+        <w:t>34-5</w:t>
       </w:r>
       <w:r>
         <w:rPr>
@@ -6936,7 +4597,7 @@
           <w:sz w:val="14"/>
           <w:u w:val="none"/>
         </w:rPr>
-        <w:t xml:space="preserve"> 오류 ①(단순) ⓒ: so + 형용사/부사 + that vs such + (a) + 명사 + that의 구분. 오류 ②(미묘) ⓔ: 사역 get은 make와 달리 목적보어로 원형을 취하지 않고 to RV·-ing·p.p.만 허용 — '감각을 작동시키다'는 진행 의미의 </w:t>
+        <w:t xml:space="preserve"> </w:t>
       </w:r>
       <w:r>
         <w:rPr>
@@ -6945,7 +4606,7 @@
           <w:sz w:val="14"/>
           <w:u w:val="none"/>
         </w:rPr>
-        <w:t>firing</w:t>
+        <w:t>① [목적 바꿔치기]</w:t>
       </w:r>
       <w:r>
         <w:rPr>
@@ -6954,7 +4615,25 @@
           <w:sz w:val="14"/>
           <w:u w:val="none"/>
         </w:rPr>
-        <w:t>. 정상형 함정 ⓑ: 'it takes to run'이 주어·목적어가 빠진 듯 불완전해 보이지만 'it takes [computations] to run'의 목적어가 선행사로 나간 정상 관계사절.</w:t>
+        <w:t xml:space="preserve"> [B]는 설명의 ‘방법’을 제시하지 않는다 — 설명할 수 없다는 것이 요점. </w:t>
+      </w:r>
+      <w:r>
+        <w:rPr>
+          <w:rFonts w:ascii="맑은 고딕" w:hAnsi="맑은 고딕" w:eastAsia="맑은 고딕"/>
+          <w:b/>
+          <w:sz w:val="14"/>
+          <w:u w:val="none"/>
+        </w:rPr>
+        <w:t>⑤</w:t>
+      </w:r>
+      <w:r>
+        <w:rPr>
+          <w:rFonts w:ascii="맑은 고딕" w:hAnsi="맑은 고딕" w:eastAsia="맑은 고딕"/>
+          <w:b w:val="0"/>
+          <w:sz w:val="14"/>
+          <w:u w:val="none"/>
+        </w:rPr>
+        <w:t xml:space="preserve"> [A] not all conscious, [B] without a second thought — 적절.</w:t>
       </w:r>
     </w:p>
     <w:p>
@@ -6970,7 +4649,7 @@
           <w:sz w:val="14"/>
           <w:u w:val="none"/>
         </w:rPr>
-        <w:t>34-서6</w:t>
+        <w:t>34-6</w:t>
       </w:r>
       <w:r>
         <w:rPr>
@@ -6979,7 +4658,25 @@
           <w:sz w:val="14"/>
           <w:u w:val="none"/>
         </w:rPr>
-        <w:t xml:space="preserve"> (B) 2점: by learning how to use our senses가 뒤의 getting them firing, and seeing … 과 병렬이므로 반드시 문미에 와야 하며, ‘towards understanding’과 ‘the alchemy of running’의 결합도 채점. (A)에서 of computations를 supercomputer 뒤에 붙이면 의미 오류. (C) 이중 부정 구조 유지. ※ (C)가 본문 순서상 (B)보다 앞에 놓임에 유의.</w:t>
+        <w:t xml:space="preserve"> </w:t>
+      </w:r>
+      <w:r>
+        <w:rPr>
+          <w:rFonts w:ascii="맑은 고딕" w:hAnsi="맑은 고딕" w:eastAsia="맑은 고딕"/>
+          <w:b/>
+          <w:sz w:val="14"/>
+          <w:u w:val="none"/>
+        </w:rPr>
+        <w:t>① [단어 직역 함정]</w:t>
+      </w:r>
+      <w:r>
+        <w:rPr>
+          <w:rFonts w:ascii="맑은 고딕" w:hAnsi="맑은 고딕" w:eastAsia="맑은 고딕"/>
+          <w:b w:val="0"/>
+          <w:sz w:val="14"/>
+          <w:u w:val="none"/>
+        </w:rPr>
+        <w:t xml:space="preserve"> alchemy를 ‘화학’으로 직역. 비유는 앞의 ‘설명할 수 없는 복잡성’과 연결해 해석.</w:t>
       </w:r>
     </w:p>
     <w:p>
@@ -6995,7 +4692,7 @@
           <w:sz w:val="14"/>
           <w:u w:val="none"/>
         </w:rPr>
-        <w:t>34-서7</w:t>
+        <w:t>34-7</w:t>
       </w:r>
       <w:r>
         <w:rPr>
@@ -7004,7 +4701,7 @@
           <w:sz w:val="14"/>
           <w:u w:val="none"/>
         </w:rPr>
-        <w:t xml:space="preserve"> (A) performs의 목적어 명사, 뒤의 them(복수 대명사)이 받으므로 복수 </w:t>
+        <w:t xml:space="preserve"> </w:t>
       </w:r>
       <w:r>
         <w:rPr>
@@ -7013,7 +4710,7 @@
           <w:sz w:val="14"/>
           <w:u w:val="none"/>
         </w:rPr>
-        <w:t>computations</w:t>
+        <w:t>② [소재어 재사용 함정]</w:t>
       </w:r>
       <w:r>
         <w:rPr>
@@ -7022,25 +4719,7 @@
           <w:sz w:val="14"/>
           <w:u w:val="none"/>
         </w:rPr>
-        <w:t xml:space="preserve">. (B) 소유격 the body’s + 형용사 superior 뒤 명사 → </w:t>
-      </w:r>
-      <w:r>
-        <w:rPr>
-          <w:rFonts w:ascii="맑은 고딕" w:hAnsi="맑은 고딕" w:eastAsia="맑은 고딕"/>
-          <w:b/>
-          <w:sz w:val="14"/>
-          <w:u w:val="none"/>
-        </w:rPr>
-        <w:t>knowledge</w:t>
-      </w:r>
-      <w:r>
-        <w:rPr>
-          <w:rFonts w:ascii="맑은 고딕" w:hAnsi="맑은 고딕" w:eastAsia="맑은 고딕"/>
-          <w:b w:val="0"/>
-          <w:sz w:val="14"/>
-          <w:u w:val="none"/>
-        </w:rPr>
-        <w:t>. 두 칸 모두 보기의 동사↔명사 짝에서 명사를 골라야 하며, ‘변형할 수 있음’ 문구에 이끌려 computes·knows로 쓰면 품사 오류.</w:t>
+        <w:t xml:space="preserve"> supercomputer가 ③과 이어져 자연스러워 보이지만, 달리기의 복잡성이 아닌 컴퓨터 자체로 화제가 이탈했다. ②를 빼면 ①의 ‘쉬워 보일 뿐’ → ③의 ‘실은 엄청난 계산’이 바로 이어진다.</w:t>
       </w:r>
     </w:p>
     <w:p>
@@ -7056,7 +4735,7 @@
           <w:sz w:val="14"/>
           <w:u w:val="none"/>
         </w:rPr>
-        <w:t>34-1</w:t>
+        <w:t>34-서1</w:t>
       </w:r>
       <w:r>
         <w:rPr>
@@ -7065,7 +4744,7 @@
           <w:sz w:val="14"/>
           <w:u w:val="none"/>
         </w:rPr>
-        <w:t xml:space="preserve"> 정답 ③: '몸의 앎'과 '설명 불가능성'이라는 두 축(bodies know / cannot fully explain)을 한 문장으로 압축. ① 본문은 슈퍼컴퓨터가 '할 수 없다'고 했지 '곧 할 것'이라 하지 않음(방향 반전). ② 부상은 첫 문장의 문제 제기일 뿐 규칙·처방은 없음(범위 축소·무관). ④ 'not all conscious'와 정면충돌. ⑤ T-1000은 복잡성을 강조하는 비유 한 번 — 범위 축소.</w:t>
+        <w:t xml:space="preserve"> (1) seems ✕ — 조동사 뒤 원형(본문 형태 seems도 변형 아님). (2) explain ✕. (3) conscious ✕ — 동명사 수식은 부사. [채점] 각 1점.</w:t>
       </w:r>
     </w:p>
     <w:p>
@@ -7081,7 +4760,7 @@
           <w:sz w:val="14"/>
           <w:u w:val="none"/>
         </w:rPr>
-        <w:t>34-2</w:t>
+        <w:t>34-서2</w:t>
       </w:r>
       <w:r>
         <w:rPr>
@@ -7090,7 +4769,7 @@
           <w:sz w:val="14"/>
           <w:u w:val="none"/>
         </w:rPr>
-        <w:t xml:space="preserve"> 정답 ③: 본문의 처방 'feel our way towards understanding ... by learning how to use our senses'와 결론 'accepting that our bodies know more than we ever will'이 '설명보다 느낌'이라는 교훈과 정확히 겹친다. </w:t>
+        <w:t xml:space="preserve"> </w:t>
       </w:r>
       <w:r>
         <w:rPr>
@@ -7099,7 +4778,7 @@
           <w:sz w:val="14"/>
           <w:u w:val="none"/>
         </w:rPr>
-        <w:t>최강 함정 ①</w:t>
+        <w:t>such complicated that</w:t>
       </w:r>
       <w:r>
         <w:rPr>
@@ -7108,7 +4787,7 @@
           <w:sz w:val="14"/>
           <w:u w:val="none"/>
         </w:rPr>
-        <w:t xml:space="preserve">: running·good at it이 표면 공명하지만 본문은 연습으로 능숙해진다는 논지가 없고, 능숙함은 이미 '몸이 아는 것'으로 전제됨. ②는 knowledge가 공명하나 본문은 명시적 지식의 </w:t>
+        <w:t xml:space="preserve"> ✕ — 형용사 단독 앞은 so. </w:t>
       </w:r>
       <w:r>
         <w:rPr>
@@ -7117,7 +4796,7 @@
           <w:sz w:val="14"/>
           <w:u w:val="none"/>
         </w:rPr>
-        <w:t>한계</w:t>
+        <w:t>Running are</w:t>
       </w:r>
       <w:r>
         <w:rPr>
@@ -7126,7 +4805,7 @@
           <w:sz w:val="14"/>
           <w:u w:val="none"/>
         </w:rPr>
-        <w:t>를 말한다 — 방향 반대. ④는 부상·고통 어휘 착시, ⑤는 신중함의 교훈으로 무관.</w:t>
+        <w:t xml:space="preserve"> ✕. [채점] so~that 1.5 / 수 일치 0.5 / 어순 1.</w:t>
       </w:r>
     </w:p>
     <w:p>
@@ -7142,7 +4821,7 @@
           <w:sz w:val="14"/>
           <w:u w:val="none"/>
         </w:rPr>
-        <w:t>34-3</w:t>
+        <w:t>34-8</w:t>
       </w:r>
       <w:r>
         <w:rPr>
@@ -7151,7 +4830,7 @@
           <w:sz w:val="14"/>
           <w:u w:val="none"/>
         </w:rPr>
-        <w:t xml:space="preserve"> 정답 ③: 본문은 "running is not all conscious to us"(전부 의식적인 것은 아니다)라고 했는데 선지는 '전적으로 의식적'으로 </w:t>
+        <w:t xml:space="preserve"> </w:t>
       </w:r>
       <w:r>
         <w:rPr>
@@ -7160,7 +4839,7 @@
           <w:sz w:val="14"/>
           <w:u w:val="none"/>
         </w:rPr>
-        <w:t>부분 부정을 전면 긍정으로 반전</w:t>
+        <w:t>④ [한 끗]</w:t>
       </w:r>
       <w:r>
         <w:rPr>
@@ -7169,509 +4848,7 @@
           <w:sz w:val="14"/>
           <w:u w:val="none"/>
         </w:rPr>
-        <w:t>했다. '달리기'·'의식'이라는 화제어가 겹치고 뒤에 '절차를 자각'이라는 그럴듯한 부연을 붙여 표면 일치도를 높인 함정. 나머지는 본문의 양태(only, cannot, may)를 보존.</w:t>
-      </w:r>
-    </w:p>
-    <w:p>
-      <w:pPr>
-        <w:spacing w:before="0" w:after="20" w:line="259" w:lineRule="auto"/>
-        <w:jc w:val="both"/>
-        <w:snapToGrid w:val="0"/>
-      </w:pPr>
-      <w:r>
-        <w:rPr>
-          <w:rFonts w:ascii="맑은 고딕" w:hAnsi="맑은 고딕" w:eastAsia="맑은 고딕"/>
-          <w:b/>
-          <w:sz w:val="14"/>
-          <w:u w:val="none"/>
-        </w:rPr>
-        <w:t>34-4</w:t>
-      </w:r>
-      <w:r>
-        <w:rPr>
-          <w:rFonts w:ascii="맑은 고딕" w:hAnsi="맑은 고딕" w:eastAsia="맑은 고딕"/>
-          <w:b w:val="0"/>
-          <w:sz w:val="14"/>
-          <w:u w:val="none"/>
-        </w:rPr>
-        <w:t xml:space="preserve"> 정답 ⑤: 'what they are capable of'에서 what은 전치사 of의 목적어이므로 of를 생략할 수 없다(they are capable of [what]). 의문사절이 끝난 것처럼 보여 of가 없어도 완결된 느낌을 주는 것이 함정 — </w:t>
-      </w:r>
-      <w:r>
-        <w:rPr>
-          <w:rFonts w:ascii="맑은 고딕" w:hAnsi="맑은 고딕" w:eastAsia="맑은 고딕"/>
-          <w:b/>
-          <w:sz w:val="14"/>
-          <w:u w:val="none"/>
-        </w:rPr>
-        <w:t>전치사 잔류(stranded preposition)</w:t>
-      </w:r>
-      <w:r>
-        <w:rPr>
-          <w:rFonts w:ascii="맑은 고딕" w:hAnsi="맑은 고딕" w:eastAsia="맑은 고딕"/>
-          <w:b w:val="0"/>
-          <w:sz w:val="14"/>
-          <w:u w:val="none"/>
-        </w:rPr>
-        <w:t xml:space="preserve"> 개념. 정상형 함정 ②: 'it takes to run'이 주어·목적어 없이 불완전해 보이지만 정상 관계사절(서5ⓑ 교차 점검). ③ Wherever는 '어디에 있든'의 양보로, where로 고치면 '있는 곳에서'가 되어 문맥 붕괴.</w:t>
-      </w:r>
-    </w:p>
-    <w:p>
-      <w:pPr>
-        <w:spacing w:before="0" w:after="20" w:line="259" w:lineRule="auto"/>
-        <w:jc w:val="both"/>
-        <w:snapToGrid w:val="0"/>
-      </w:pPr>
-      <w:r>
-        <w:rPr>
-          <w:rFonts w:ascii="맑은 고딕" w:hAnsi="맑은 고딕" w:eastAsia="맑은 고딕"/>
-          <w:b/>
-          <w:sz w:val="14"/>
-          <w:u w:val="none"/>
-        </w:rPr>
-        <w:t>34-5</w:t>
-      </w:r>
-      <w:r>
-        <w:rPr>
-          <w:rFonts w:ascii="맑은 고딕" w:hAnsi="맑은 고딕" w:eastAsia="맑은 고딕"/>
-          <w:b w:val="0"/>
-          <w:sz w:val="14"/>
-          <w:u w:val="none"/>
-        </w:rPr>
-        <w:t xml:space="preserve"> 정답 ④: 'Because ... buried so ___ ... we cannot fully explain'의 </w:t>
-      </w:r>
-      <w:r>
-        <w:rPr>
-          <w:rFonts w:ascii="맑은 고딕" w:hAnsi="맑은 고딕" w:eastAsia="맑은 고딕"/>
-          <w:b/>
-          <w:sz w:val="14"/>
-          <w:u w:val="none"/>
-        </w:rPr>
-        <w:t>인과</w:t>
-      </w:r>
-      <w:r>
-        <w:rPr>
-          <w:rFonts w:ascii="맑은 고딕" w:hAnsi="맑은 고딕" w:eastAsia="맑은 고딕"/>
-          <w:b w:val="0"/>
-          <w:sz w:val="14"/>
-          <w:u w:val="none"/>
-        </w:rPr>
-        <w:t xml:space="preserve">가 단서 — 설명할 수 없는 이유는 지식이 '깊이' 묻혀 있기 때문이며, 얕게(shallowly) 묻혀 있다면 설명이 쉬워야 하므로 논리가 뒤집힌다. 'buried shallowly'는 연어로 자연스럽고 'within cells and DNA'라는 미시 세계 묘사와도 표면상 어울려, 주절의 결과(cannot explain)까지 읽어야 판별되는 </w:t>
-      </w:r>
-      <w:r>
-        <w:rPr>
-          <w:rFonts w:ascii="맑은 고딕" w:hAnsi="맑은 고딕" w:eastAsia="맑은 고딕"/>
-          <w:b/>
-          <w:sz w:val="14"/>
-          <w:u w:val="none"/>
-        </w:rPr>
-        <w:t>인접 반의어 치환</w:t>
-      </w:r>
-      <w:r>
-        <w:rPr>
-          <w:rFonts w:ascii="맑은 고딕" w:hAnsi="맑은 고딕" w:eastAsia="맑은 고딕"/>
-          <w:b w:val="0"/>
-          <w:sz w:val="14"/>
-          <w:u w:val="none"/>
-        </w:rPr>
-        <w:t>. ①은 'seems ___, but only because good at it'의 양보 구조상 긍정 어휘가 맞다.</w:t>
-      </w:r>
-    </w:p>
-    <w:p>
-      <w:pPr>
-        <w:spacing w:before="0" w:after="20" w:line="259" w:lineRule="auto"/>
-        <w:jc w:val="both"/>
-        <w:snapToGrid w:val="0"/>
-      </w:pPr>
-      <w:r>
-        <w:rPr>
-          <w:rFonts w:ascii="맑은 고딕" w:hAnsi="맑은 고딕" w:eastAsia="맑은 고딕"/>
-          <w:b/>
-          <w:sz w:val="14"/>
-          <w:u w:val="none"/>
-        </w:rPr>
-        <w:t>34-6</w:t>
-      </w:r>
-      <w:r>
-        <w:rPr>
-          <w:rFonts w:ascii="맑은 고딕" w:hAnsi="맑은 고딕" w:eastAsia="맑은 고딕"/>
-          <w:b w:val="0"/>
-          <w:sz w:val="14"/>
-          <w:u w:val="none"/>
-        </w:rPr>
-        <w:t xml:space="preserve"> 정답 ①: 원문 "our bodies are so very good at it"의 </w:t>
-      </w:r>
-      <w:r>
-        <w:rPr>
-          <w:rFonts w:ascii="맑은 고딕" w:hAnsi="맑은 고딕" w:eastAsia="맑은 고딕"/>
-          <w:b/>
-          <w:sz w:val="14"/>
-          <w:u w:val="none"/>
-        </w:rPr>
-        <w:t>2단계 패러프레이즈</w:t>
-      </w:r>
-      <w:r>
-        <w:rPr>
-          <w:rFonts w:ascii="맑은 고딕" w:hAnsi="맑은 고딕" w:eastAsia="맑은 고딕"/>
-          <w:b w:val="0"/>
-          <w:sz w:val="14"/>
-          <w:u w:val="none"/>
-        </w:rPr>
-        <w:t xml:space="preserve">(so very good at → mastered to an extraordinary degree). 뒤 문장들(슈퍼컴퓨터도 불가, 복잡)이 '몸이 그만큼 대단하다'를 뒷받침. ②는 'not all conscious', ③은 'cannot administer', ④는 'cannot fully explain'과 각각 정면충돌하는 </w:t>
-      </w:r>
-      <w:r>
-        <w:rPr>
-          <w:rFonts w:ascii="맑은 고딕" w:hAnsi="맑은 고딕" w:eastAsia="맑은 고딕"/>
-          <w:b/>
-          <w:sz w:val="14"/>
-          <w:u w:val="none"/>
-        </w:rPr>
-        <w:t>방향 반대</w:t>
-      </w:r>
-      <w:r>
-        <w:rPr>
-          <w:rFonts w:ascii="맑은 고딕" w:hAnsi="맑은 고딕" w:eastAsia="맑은 고딕"/>
-          <w:b w:val="0"/>
-          <w:sz w:val="14"/>
-          <w:u w:val="none"/>
-        </w:rPr>
-        <w:t xml:space="preserve"> 선지, ⑤는 첫 문장 'easily injured'와 모순. ②·④가 본문 후반 어구(conscious, complexities, explain)를 재활용한 최강 함정.</w:t>
-      </w:r>
-    </w:p>
-    <w:p>
-      <w:pPr>
-        <w:spacing w:before="0" w:after="20" w:line="259" w:lineRule="auto"/>
-        <w:jc w:val="both"/>
-        <w:snapToGrid w:val="0"/>
-      </w:pPr>
-      <w:r>
-        <w:rPr>
-          <w:rFonts w:ascii="맑은 고딕" w:hAnsi="맑은 고딕" w:eastAsia="맑은 고딕"/>
-          <w:b/>
-          <w:sz w:val="14"/>
-          <w:u w:val="none"/>
-        </w:rPr>
-        <w:t>34-7</w:t>
-      </w:r>
-      <w:r>
-        <w:rPr>
-          <w:rFonts w:ascii="맑은 고딕" w:hAnsi="맑은 고딕" w:eastAsia="맑은 고딕"/>
-          <w:b w:val="0"/>
-          <w:sz w:val="14"/>
-          <w:u w:val="none"/>
-        </w:rPr>
-        <w:t xml:space="preserve"> 정답 ④ (ⓑ, ⓒ, ⓔ): ⓑ는 'entirely'로 부분 부정(not all)을 뒤집고, ⓒ는 본문이 명시적으로 부정한 추론('That doesn't mean ...')을 그대로 긍정, ⓔ는 'than we ever will'(우리는 결코 못 따라잡는다)과 충돌하는 낙관 날조. ⓐ·ⓓ는 어휘 전면 교체(administer → handle, senses → through the senses)의 일치 진술. ②는 ⓔ를 놓친 부분 정답, ③은 ⓓ를 불일치로 오판(감각 접근이 '설명 포기'처럼 보이는 착시).</w:t>
-      </w:r>
-    </w:p>
-    <w:p>
-      <w:pPr>
-        <w:spacing w:before="0" w:after="20" w:line="259" w:lineRule="auto"/>
-        <w:jc w:val="both"/>
-        <w:snapToGrid w:val="0"/>
-      </w:pPr>
-      <w:r>
-        <w:rPr>
-          <w:rFonts w:ascii="맑은 고딕" w:hAnsi="맑은 고딕" w:eastAsia="맑은 고딕"/>
-          <w:b/>
-          <w:sz w:val="14"/>
-          <w:u w:val="none"/>
-        </w:rPr>
-        <w:t>34-8</w:t>
-      </w:r>
-      <w:r>
-        <w:rPr>
-          <w:rFonts w:ascii="맑은 고딕" w:hAnsi="맑은 고딕" w:eastAsia="맑은 고딕"/>
-          <w:b w:val="0"/>
-          <w:sz w:val="14"/>
-          <w:u w:val="none"/>
-        </w:rPr>
-        <w:t xml:space="preserve"> 정답 ⑤: ⓐ는 'cannot ___ the number of computations'의 동사 → administer. ⓑ는 'not all ___ to us'의 형용사 → conscious. ⓒ는 'the ___ of running'을 '감각으로 느끼며 이해해야 하는' 대상 — 설명 불가한 복잡성을 가리키는 </w:t>
-      </w:r>
-      <w:r>
-        <w:rPr>
-          <w:rFonts w:ascii="맑은 고딕" w:hAnsi="맑은 고딕" w:eastAsia="맑은 고딕"/>
-          <w:b/>
-          <w:sz w:val="14"/>
-          <w:u w:val="none"/>
-        </w:rPr>
-        <w:t>alchemy</w:t>
-      </w:r>
-      <w:r>
-        <w:rPr>
-          <w:rFonts w:ascii="맑은 고딕" w:hAnsi="맑은 고딕" w:eastAsia="맑은 고딕"/>
-          <w:b w:val="0"/>
-          <w:sz w:val="14"/>
-          <w:u w:val="none"/>
-        </w:rPr>
-        <w:t>. 미끼 simplicity는 ⓒ에서 문법적으로 완벽하지만 앞의 'so complicated'·'cannot fully explain its complexities'와 정면충돌 — ①이 이 한 자리만 다른 최종 변별 선지. ②·④는 ⓐ에 형용사·명사를 넣은 비문, ③은 ⓑ에 명사를 넣어 'not all simplicity to us' 비문.</w:t>
-      </w:r>
-    </w:p>
-    <w:p>
-      <w:pPr>
-        <w:spacing w:before="0" w:after="20" w:line="259" w:lineRule="auto"/>
-        <w:jc w:val="both"/>
-        <w:snapToGrid w:val="0"/>
-      </w:pPr>
-      <w:r>
-        <w:rPr>
-          <w:rFonts w:ascii="맑은 고딕" w:hAnsi="맑은 고딕" w:eastAsia="맑은 고딕"/>
-          <w:b/>
-          <w:sz w:val="14"/>
-          <w:u w:val="none"/>
-        </w:rPr>
-        <w:t>34-9</w:t>
-      </w:r>
-      <w:r>
-        <w:rPr>
-          <w:rFonts w:ascii="맑은 고딕" w:hAnsi="맑은 고딕" w:eastAsia="맑은 고딕"/>
-          <w:b w:val="0"/>
-          <w:sz w:val="14"/>
-          <w:u w:val="none"/>
-        </w:rPr>
-        <w:t xml:space="preserve"> 정답 ④: 본문은 "cannot </w:t>
-      </w:r>
-      <w:r>
-        <w:rPr>
-          <w:rFonts w:ascii="맑은 고딕" w:hAnsi="맑은 고딕" w:eastAsia="맑은 고딕"/>
-          <w:b/>
-          <w:sz w:val="14"/>
-          <w:u w:val="none"/>
-        </w:rPr>
-        <w:t>fully</w:t>
-      </w:r>
-      <w:r>
-        <w:rPr>
-          <w:rFonts w:ascii="맑은 고딕" w:hAnsi="맑은 고딕" w:eastAsia="맑은 고딕"/>
-          <w:b w:val="0"/>
-          <w:sz w:val="14"/>
-          <w:u w:val="none"/>
-        </w:rPr>
-        <w:t xml:space="preserve"> explain its complexities"(복잡성을 </w:t>
-      </w:r>
-      <w:r>
-        <w:rPr>
-          <w:rFonts w:ascii="맑은 고딕" w:hAnsi="맑은 고딕" w:eastAsia="맑은 고딕"/>
-          <w:b/>
-          <w:sz w:val="14"/>
-          <w:u w:val="none"/>
-        </w:rPr>
-        <w:t>완전히는</w:t>
-      </w:r>
-      <w:r>
-        <w:rPr>
-          <w:rFonts w:ascii="맑은 고딕" w:hAnsi="맑은 고딕" w:eastAsia="맑은 고딕"/>
-          <w:b w:val="0"/>
-          <w:sz w:val="14"/>
-          <w:u w:val="none"/>
-        </w:rPr>
-        <w:t xml:space="preserve"> 설명할 수 없다)로 부분적 설명 가능성을 남겨 두는데, 요약문은 'cannot explain even its most basic elements'(기초조차 설명 불가)로 </w:t>
-      </w:r>
-      <w:r>
-        <w:rPr>
-          <w:rFonts w:ascii="맑은 고딕" w:hAnsi="맑은 고딕" w:eastAsia="맑은 고딕"/>
-          <w:b/>
-          <w:sz w:val="14"/>
-          <w:u w:val="none"/>
-        </w:rPr>
-        <w:t>정도를 격상</w:t>
-      </w:r>
-      <w:r>
-        <w:rPr>
-          <w:rFonts w:ascii="맑은 고딕" w:hAnsi="맑은 고딕" w:eastAsia="맑은 고딕"/>
-          <w:b w:val="0"/>
-          <w:sz w:val="14"/>
-          <w:u w:val="none"/>
-        </w:rPr>
-        <w:t>했다 — 뒤의 'we can grow into it through our senses'(이해에 다가갈 수 있다)와도 어긋난다. ①의 effortless, ②의 match, ③의 gene은 모두 본문 어휘를 바꾼 정당 환언이며 ⑤는 이중 부정 구조까지 보존.</w:t>
-      </w:r>
-    </w:p>
-    <w:p>
-      <w:pPr>
-        <w:spacing w:before="0" w:after="20" w:line="259" w:lineRule="auto"/>
-        <w:jc w:val="both"/>
-        <w:snapToGrid w:val="0"/>
-      </w:pPr>
-      <w:r>
-        <w:rPr>
-          <w:rFonts w:ascii="맑은 고딕" w:hAnsi="맑은 고딕" w:eastAsia="맑은 고딕"/>
-          <w:b/>
-          <w:sz w:val="14"/>
-          <w:u w:val="none"/>
-        </w:rPr>
-        <w:t>34-10</w:t>
-      </w:r>
-      <w:r>
-        <w:rPr>
-          <w:rFonts w:ascii="맑은 고딕" w:hAnsi="맑은 고딕" w:eastAsia="맑은 고딕"/>
-          <w:b w:val="0"/>
-          <w:sz w:val="14"/>
-          <w:u w:val="none"/>
-        </w:rPr>
-        <w:t xml:space="preserve"> 정답 ②: 'the puzzle'은 ① 앞 질문과 ② 앞 문장의 역설(쉬워 보임 ↔ 실은 능숙함)을 함께 받고, 'what running actually demands'는 직후 "the enormous number of computations it takes to run"으로 즉시 구체화된다. </w:t>
-      </w:r>
-      <w:r>
-        <w:rPr>
-          <w:rFonts w:ascii="맑은 고딕" w:hAnsi="맑은 고딕" w:eastAsia="맑은 고딕"/>
-          <w:b/>
-          <w:sz w:val="14"/>
-          <w:u w:val="none"/>
-        </w:rPr>
-        <w:t>함정 ①</w:t>
-      </w:r>
-      <w:r>
-        <w:rPr>
-          <w:rFonts w:ascii="맑은 고딕" w:hAnsi="맑은 고딕" w:eastAsia="맑은 고딕"/>
-          <w:b w:val="0"/>
-          <w:sz w:val="14"/>
-          <w:u w:val="none"/>
-        </w:rPr>
-        <w:t>: 질문 바로 뒤도 'the puzzle'을 받을 수 있어 보이지만, 그러면 다음 문장 "On the one hand, running seems very easy"가 '수수께끼가 풀린다'는 말 뒤에 다시 역설을 제시하는 셈이 되어 순서가 어긋난다. ③은 이미 '요구'가 서술된 뒤라 예고 기능 상실.</w:t>
-      </w:r>
-    </w:p>
-    <w:p>
-      <w:pPr>
-        <w:spacing w:before="0" w:after="20" w:line="259" w:lineRule="auto"/>
-        <w:jc w:val="both"/>
-        <w:snapToGrid w:val="0"/>
-      </w:pPr>
-      <w:r>
-        <w:rPr>
-          <w:rFonts w:ascii="맑은 고딕" w:hAnsi="맑은 고딕" w:eastAsia="맑은 고딕"/>
-          <w:b/>
-          <w:sz w:val="14"/>
-          <w:u w:val="none"/>
-        </w:rPr>
-        <w:t>34-11</w:t>
-      </w:r>
-      <w:r>
-        <w:rPr>
-          <w:rFonts w:ascii="맑은 고딕" w:hAnsi="맑은 고딕" w:eastAsia="맑은 고딕"/>
-          <w:b w:val="0"/>
-          <w:sz w:val="14"/>
-          <w:u w:val="none"/>
-        </w:rPr>
-        <w:t xml:space="preserve"> 정답 ④: 'Such acceptance'는 ③ 앞의 'we have to accept that ...'을 받고, 'not resignation'(체념이 아님)은 직후 "We may feel our way towards understanding ... by learning how to use our senses"(능동적 방법 제시)로 구체화된다. ④ 앞 문장 'That doesn't mean our bodies don't know'는 받아들임에 대한 첫 번째 단서(몸은 안다)이고, 삽입문은 두 번째 단서(우리도 접근할 수 있다)로 이어지는 구조. </w:t>
-      </w:r>
-      <w:r>
-        <w:rPr>
-          <w:rFonts w:ascii="맑은 고딕" w:hAnsi="맑은 고딕" w:eastAsia="맑은 고딕"/>
-          <w:b/>
-          <w:sz w:val="14"/>
-          <w:u w:val="none"/>
-        </w:rPr>
-        <w:t>함정 ③</w:t>
-      </w:r>
-      <w:r>
-        <w:rPr>
-          <w:rFonts w:ascii="맑은 고딕" w:hAnsi="맑은 고딕" w:eastAsia="맑은 고딕"/>
-          <w:b w:val="0"/>
-          <w:sz w:val="14"/>
-          <w:u w:val="none"/>
-        </w:rPr>
-        <w:t>: accept 직후이지만, 그러면 다음 문장 'That doesn't mean'의 That이 삽입문을 가리키게 되어 지시 관계가 꼬인다. ⑤는 결론 뒤라 'however'의 꺾기 대상이 없다.</w:t>
-      </w:r>
-    </w:p>
-    <w:p>
-      <w:pPr>
-        <w:spacing w:before="0" w:after="20" w:line="259" w:lineRule="auto"/>
-        <w:jc w:val="both"/>
-        <w:snapToGrid w:val="0"/>
-      </w:pPr>
-      <w:r>
-        <w:rPr>
-          <w:rFonts w:ascii="맑은 고딕" w:hAnsi="맑은 고딕" w:eastAsia="맑은 고딕"/>
-          <w:b/>
-          <w:sz w:val="14"/>
-          <w:u w:val="none"/>
-        </w:rPr>
-        <w:t>34-12</w:t>
-      </w:r>
-      <w:r>
-        <w:rPr>
-          <w:rFonts w:ascii="맑은 고딕" w:hAnsi="맑은 고딕" w:eastAsia="맑은 고딕"/>
-          <w:b w:val="0"/>
-          <w:sz w:val="14"/>
-          <w:u w:val="none"/>
-        </w:rPr>
-        <w:t xml:space="preserve"> 정답 ⑤ (ⓐ, ⓓ): ⓐ는 수식어구 안의 'each runner'(단수)에 끌려 was로 착각하기 쉬우나 주어 핵심어는 복수 vertebrae. ⓓ는 -ae 복수(formula→formulae; formulas도 가능)에 two가 붙어 복수 확정. ⓑ strata(-um→-a)·ⓒ radius(Each + 단수)는 정상형. ④는 ⓑ를 단수형으로 오인한 오답, ①은 ⓓ를 놓친 부분 정답.</w:t>
-      </w:r>
-    </w:p>
-    <w:p>
-      <w:pPr>
-        <w:spacing w:before="0" w:after="20" w:line="259" w:lineRule="auto"/>
-        <w:jc w:val="both"/>
-        <w:snapToGrid w:val="0"/>
-      </w:pPr>
-      <w:r>
-        <w:rPr>
-          <w:rFonts w:ascii="맑은 고딕" w:hAnsi="맑은 고딕" w:eastAsia="맑은 고딕"/>
-          <w:b/>
-          <w:sz w:val="14"/>
-          <w:u w:val="none"/>
-        </w:rPr>
-        <w:t>34-13</w:t>
-      </w:r>
-      <w:r>
-        <w:rPr>
-          <w:rFonts w:ascii="맑은 고딕" w:hAnsi="맑은 고딕" w:eastAsia="맑은 고딕"/>
-          <w:b w:val="0"/>
-          <w:sz w:val="14"/>
-          <w:u w:val="none"/>
-        </w:rPr>
-        <w:t xml:space="preserve"> 정답 ①: (A) 본문 'not all </w:t>
-      </w:r>
-      <w:r>
-        <w:rPr>
-          <w:rFonts w:ascii="맑은 고딕" w:hAnsi="맑은 고딕" w:eastAsia="맑은 고딕"/>
-          <w:b/>
-          <w:sz w:val="14"/>
-          <w:u w:val="none"/>
-        </w:rPr>
-        <w:t>conscious</w:t>
-      </w:r>
-      <w:r>
-        <w:rPr>
-          <w:rFonts w:ascii="맑은 고딕" w:hAnsi="맑은 고딕" w:eastAsia="맑은 고딕"/>
-          <w:b w:val="0"/>
-          <w:sz w:val="14"/>
-          <w:u w:val="none"/>
-        </w:rPr>
-        <w:t xml:space="preserve">'와 직결 — conscientious(성실한)는 어근 착시로, '성실한 행위가 아니다'는 논지와 무관. (B) 'stream'(흐름)은 끊김 없는 연속 → </w:t>
-      </w:r>
-      <w:r>
-        <w:rPr>
-          <w:rFonts w:ascii="맑은 고딕" w:hAnsi="맑은 고딕" w:eastAsia="맑은 고딕"/>
-          <w:b/>
-          <w:sz w:val="14"/>
-          <w:u w:val="none"/>
-        </w:rPr>
-        <w:t>continuous</w:t>
-      </w:r>
-      <w:r>
-        <w:rPr>
-          <w:rFonts w:ascii="맑은 고딕" w:hAnsi="맑은 고딕" w:eastAsia="맑은 고딕"/>
-          <w:b w:val="0"/>
-          <w:sz w:val="14"/>
-          <w:u w:val="none"/>
-        </w:rPr>
-        <w:t xml:space="preserve">; continual은 'continual interruptions'처럼 반복 발생에 쓴다. (C) 에너지 낭비가 없는 보폭 → </w:t>
-      </w:r>
-      <w:r>
-        <w:rPr>
-          <w:rFonts w:ascii="맑은 고딕" w:hAnsi="맑은 고딕" w:eastAsia="맑은 고딕"/>
-          <w:b/>
-          <w:sz w:val="14"/>
-          <w:u w:val="none"/>
-        </w:rPr>
-        <w:t>economical</w:t>
-      </w:r>
-      <w:r>
-        <w:rPr>
-          <w:rFonts w:ascii="맑은 고딕" w:hAnsi="맑은 고딕" w:eastAsia="맑은 고딕"/>
-          <w:b w:val="0"/>
-          <w:sz w:val="14"/>
-          <w:u w:val="none"/>
-        </w:rPr>
-        <w:t>; economic은 '경제(학)의'라 stride와 결합 불가. ④는 (C) 한 곳만 다른 최종 변별 선지, ②는 (A)만 다른 선지.</w:t>
+        <w:t xml:space="preserve"> Because 문장 바로 ‘앞’과 ‘뒤’를 구분 — 지시어 That은 ‘설명 불가’ 진술 뒤에 와야 한다.</w:t>
       </w:r>
     </w:p>
     <w:p>

--- a/shinmok1/pack/2609/H1MOGO26-09_34_SET.docx
+++ b/shinmok1/pack/2609/H1MOGO26-09_34_SET.docx
@@ -107,7 +107,7 @@
     </w:p>
     <w:p>
       <w:pPr>
-        <w:spacing w:before="0" w:after="20" w:line="360" w:lineRule="auto"/>
+        <w:spacing w:before="0" w:after="20" w:line="300" w:lineRule="auto"/>
         <w:jc w:val="both"/>
         <w:snapToGrid w:val="0"/>
       </w:pPr>
@@ -368,20 +368,11 @@
       <w:r>
         <w:rPr>
           <w:rFonts w:ascii="맑은 고딕" w:hAnsi="맑은 고딕" w:eastAsia="맑은 고딕"/>
-          <w:b/>
-          <w:sz w:val="17"/>
-          <w:u w:val="none"/>
-        </w:rPr>
-        <w:t>[ conscious / unconscious ]</w:t>
-      </w:r>
-      <w:r>
-        <w:rPr>
-          <w:rFonts w:ascii="맑은 고딕" w:hAnsi="맑은 고딕" w:eastAsia="맑은 고딕"/>
           <w:b w:val="0"/>
           <w:sz w:val="17"/>
           <w:u w:val="none"/>
         </w:rPr>
-        <w:t xml:space="preserve"> to us and is </w:t>
+        <w:t xml:space="preserve">c________ to us and is </w:t>
       </w:r>
       <w:r>
         <w:rPr>
@@ -539,7 +530,7 @@
           <w:sz w:val="17"/>
           <w:u w:val="none"/>
         </w:rPr>
-        <w:t xml:space="preserve">a________ of running by learning how to use our </w:t>
+        <w:t xml:space="preserve">a________ of running by learning how to use our senses, getting them </w:t>
       </w:r>
       <w:r>
         <w:rPr>
@@ -555,11 +546,20 @@
       <w:r>
         <w:rPr>
           <w:rFonts w:ascii="맑은 고딕" w:hAnsi="맑은 고딕" w:eastAsia="맑은 고딕"/>
+          <w:b/>
+          <w:sz w:val="17"/>
+          <w:u w:val="none"/>
+        </w:rPr>
+        <w:t>[ to fire / fire ]</w:t>
+      </w:r>
+      <w:r>
+        <w:rPr>
+          <w:rFonts w:ascii="맑은 고딕" w:hAnsi="맑은 고딕" w:eastAsia="맑은 고딕"/>
           <w:b w:val="0"/>
           <w:sz w:val="17"/>
           <w:u w:val="none"/>
         </w:rPr>
-        <w:t xml:space="preserve">s________, getting them </w:t>
+        <w:t xml:space="preserve">, and </w:t>
       </w:r>
       <w:r>
         <w:rPr>
@@ -579,7 +579,7 @@
           <w:sz w:val="17"/>
           <w:u w:val="none"/>
         </w:rPr>
-        <w:t>[ to fire / fire ]</w:t>
+        <w:t>[ seeing / seen ]</w:t>
       </w:r>
       <w:r>
         <w:rPr>
@@ -588,7 +588,7 @@
           <w:sz w:val="17"/>
           <w:u w:val="none"/>
         </w:rPr>
-        <w:t xml:space="preserve">, and </w:t>
+        <w:t xml:space="preserve"> what they are capable of, and </w:t>
       </w:r>
       <w:r>
         <w:rPr>
@@ -608,7 +608,7 @@
           <w:sz w:val="17"/>
           <w:u w:val="none"/>
         </w:rPr>
-        <w:t>[ seeing / seen ]</w:t>
+        <w:t>[ accepting / rejecting ]</w:t>
       </w:r>
       <w:r>
         <w:rPr>
@@ -617,7 +617,7 @@
           <w:sz w:val="17"/>
           <w:u w:val="none"/>
         </w:rPr>
-        <w:t xml:space="preserve"> what they are capable of, and accepting that our bodies know more about running than we ever </w:t>
+        <w:t xml:space="preserve"> that our bodies know more about running than we ever </w:t>
       </w:r>
       <w:r>
         <w:rPr>
@@ -716,7 +716,7 @@
           <w:sz w:val="17"/>
           <w:u w:val="none"/>
         </w:rPr>
-        <w:t xml:space="preserve"> only …  → 제시 교정: </w:t>
+        <w:t xml:space="preserve"> only the T-1000 Terminators of our imagination are able to do it.  → 제시 교정: </w:t>
       </w:r>
       <w:r>
         <w:rPr>
@@ -760,7 +760,7 @@
           <w:sz w:val="17"/>
           <w:u w:val="none"/>
         </w:rPr>
-        <w:t xml:space="preserve">… learning how to use our senses, getting them </w:t>
+        <w:t xml:space="preserve">… by learning how to use our senses, </w:t>
       </w:r>
       <w:r>
         <w:rPr>
@@ -769,7 +769,7 @@
           <w:sz w:val="17"/>
           <w:u w:val="single"/>
         </w:rPr>
-        <w:t>to fire</w:t>
+        <w:t>getting them to fire</w:t>
       </w:r>
       <w:r>
         <w:rPr>
@@ -778,7 +778,7 @@
           <w:sz w:val="17"/>
           <w:u w:val="none"/>
         </w:rPr>
-        <w:t xml:space="preserve">, …  → 제시 교정: </w:t>
+        <w:t xml:space="preserve">, and seeing what they are capable of, …  → 제시 교정: </w:t>
       </w:r>
       <w:r>
         <w:rPr>
@@ -787,7 +787,7 @@
           <w:sz w:val="17"/>
           <w:u w:val="none"/>
         </w:rPr>
-        <w:t>firing</w:t>
+        <w:t>getting them firing</w:t>
       </w:r>
       <w:r>
         <w:rPr>
@@ -820,18 +820,27 @@
           <w:rFonts w:ascii="맑은 고딕" w:hAnsi="맑은 고딕" w:eastAsia="맑은 고딕"/>
           <w:b w:val="0"/>
           <w:sz w:val="17"/>
-          <w:u w:val="single"/>
-        </w:rPr>
-        <w:t>That</w:t>
+          <w:u w:val="none"/>
+        </w:rPr>
+        <w:t xml:space="preserve">Because our running knowledge is buried so deeply …, </w:t>
       </w:r>
       <w:r>
         <w:rPr>
           <w:rFonts w:ascii="맑은 고딕" w:hAnsi="맑은 고딕" w:eastAsia="맑은 고딕"/>
           <w:b w:val="0"/>
           <w:sz w:val="17"/>
-          <w:u w:val="none"/>
-        </w:rPr>
-        <w:t xml:space="preserve"> doesn’t mean our bodies don’t know how to do it.  → 제시 교정: </w:t>
+          <w:u w:val="single"/>
+        </w:rPr>
+        <w:t>we have to accept that</w:t>
+      </w:r>
+      <w:r>
+        <w:rPr>
+          <w:rFonts w:ascii="맑은 고딕" w:hAnsi="맑은 고딕" w:eastAsia="맑은 고딕"/>
+          <w:b w:val="0"/>
+          <w:sz w:val="17"/>
+          <w:u w:val="none"/>
+        </w:rPr>
+        <w:t xml:space="preserve"> we cannot fully explain its complexities.  → 제시 교정: </w:t>
       </w:r>
       <w:r>
         <w:rPr>
@@ -840,7 +849,7 @@
           <w:sz w:val="17"/>
           <w:u w:val="none"/>
         </w:rPr>
-        <w:t>This</w:t>
+        <w:t>we must admit that</w:t>
       </w:r>
       <w:r>
         <w:rPr>
@@ -901,7 +910,7 @@
           <w:sz w:val="17"/>
           <w:u w:val="none"/>
         </w:rPr>
-        <w:t>달리기는 매우 쉬워 보이지만, 그것은 오직 우리 몸이 그것을 아주 잘하기 때문이다.</w:t>
+        <w:t>한편으로 달리기는 아주 쉬워 보이지만, 그것은 오직 우리 몸이 그것을 아주 잘하기 때문이다.</w:t>
       </w:r>
     </w:p>
     <w:p>
@@ -918,7 +927,7 @@
           <w:sz w:val="17"/>
           <w:u w:val="none"/>
         </w:rPr>
-        <w:t>running / seem / very easy / but / that / is / only / our bodies / are / so very good / at it / because of</w:t>
+        <w:t>running / very easy / on the one hand / but / seem / that / because / be / only / at it / are / our bodies / so very good / because of</w:t>
       </w:r>
     </w:p>
     <w:p>
@@ -953,7 +962,7 @@
           <w:sz w:val="17"/>
           <w:u w:val="none"/>
         </w:rPr>
-        <w:t>우리는 그것의 복잡성을 완전히 설명할 수 없다는 것을 받아들여야 한다.</w:t>
+        <w:t>우리의 달리기 지식은 근섬유, 세포, DNA 깊숙이 묻혀 있기 때문에, 우리는 그 복잡성을 완전히 설명할 수 없다는 것을 받아들여야 한다.</w:t>
       </w:r>
     </w:p>
     <w:p>
@@ -970,7 +979,7 @@
           <w:sz w:val="17"/>
           <w:u w:val="none"/>
         </w:rPr>
-        <w:t>we / have to / accept / we / cannot / fully / explain / its / complexity / complicated</w:t>
+        <w:t>our running knowledge / so deeply / within / muscle fibres, cells and our DNA / because / bury / have to / we / accept / we / its complexities / cannot / that / explain / fully / although</w:t>
       </w:r>
     </w:p>
     <w:p>
@@ -1031,7 +1040,7 @@
           <w:sz w:val="17"/>
           <w:u w:val="none"/>
         </w:rPr>
-        <w:t>지구상 가장 강력한 슈퍼컴퓨터도 두 다리로 달리는 데 필요한 엄청난 수의 계산을 처리할 수 없다.</w:t>
+        <w:t>지구상에서 가장 강력한 슈퍼컴퓨터도 줄에 매이지 않은 채 두 다리로 달리는 데 필요한 엄청난 수의 계산을 처리할 수 없다.</w:t>
       </w:r>
     </w:p>
     <w:p>
@@ -1048,7 +1057,7 @@
           <w:sz w:val="17"/>
           <w:u w:val="none"/>
         </w:rPr>
-        <w:t>the most powerful supercomputer / on the planet / cannot / administer / the enormous number of computations / it / take / to run / on two legs</w:t>
+        <w:t>on the planet / cannot / the most powerful supercomputer / administer / it / computations / the enormous number / of / take / untethered / to run / on two legs</w:t>
       </w:r>
     </w:p>
     <w:p>
@@ -1171,7 +1180,7 @@
           <w:sz w:val="17"/>
           <w:u w:val="none"/>
         </w:rPr>
-        <w:t xml:space="preserve"> is only because … — that이 가리키는 내용을 우리말로: ______________________________________</w:t>
+        <w:t xml:space="preserve"> is only because our bodies are so very good at it — that이 가리키는 내용을 우리말로: ______________________________________</w:t>
       </w:r>
     </w:p>
     <w:p>
@@ -1197,7 +1206,7 @@
           <w:sz w:val="17"/>
           <w:u w:val="none"/>
         </w:rPr>
-        <w:t xml:space="preserve">are able to do </w:t>
+        <w:t xml:space="preserve">only the T-1000 Terminators of our imagination are able to do </w:t>
       </w:r>
       <w:r>
         <w:rPr>
@@ -1290,7 +1299,7 @@
     </w:p>
     <w:p>
       <w:pPr>
-        <w:spacing w:before="0" w:after="20" w:line="360" w:lineRule="auto"/>
+        <w:spacing w:before="0" w:after="20" w:line="300" w:lineRule="auto"/>
         <w:jc w:val="both"/>
         <w:snapToGrid w:val="0"/>
       </w:pPr>
@@ -1301,7 +1310,7 @@
           <w:sz w:val="17"/>
           <w:u w:val="none"/>
         </w:rPr>
-        <w:t xml:space="preserve">Catching a ball is another task our bodies handle better than our minds can describe. A child </w:t>
+        <w:t xml:space="preserve">Riding a bicycle tells the same story. Ask a rider how she keeps her balance and she will probably say she just leans a little; in fact her body is making hundreds of tiny corrections every second, none of </w:t>
       </w:r>
       <w:r>
         <w:rPr>
@@ -1321,7 +1330,7 @@
           <w:sz w:val="17"/>
           <w:u w:val="none"/>
         </w:rPr>
-        <w:t>[ who / which ]</w:t>
+        <w:t>[ which / them ]</w:t>
       </w:r>
       <w:r>
         <w:rPr>
@@ -1330,7 +1339,7 @@
           <w:sz w:val="17"/>
           <w:u w:val="none"/>
         </w:rPr>
-        <w:t xml:space="preserve"> catches a high ball is solving, in a moment, problems of speed, angle, and wind that would take pages of equations </w:t>
+        <w:t xml:space="preserve"> she could write down. Engineers </w:t>
       </w:r>
       <w:r>
         <w:rPr>
@@ -1350,7 +1359,7 @@
           <w:sz w:val="17"/>
           <w:u w:val="none"/>
         </w:rPr>
-        <w:t>[ to write / writing ]</w:t>
+        <w:t>[ who / which ]</w:t>
       </w:r>
       <w:r>
         <w:rPr>
@@ -1359,7 +1368,7 @@
           <w:sz w:val="17"/>
           <w:u w:val="none"/>
         </w:rPr>
-        <w:t xml:space="preserve"> out. She cannot explain how she does it, yet her hands </w:t>
+        <w:t xml:space="preserve"> build self-balancing bikes need sensors, motors and pages of equations to do what a ten-year-old does without thinking. The rider does not understand balance; she simply has it, and the surest way to lose it </w:t>
       </w:r>
       <w:r>
         <w:rPr>
@@ -1379,7 +1388,7 @@
           <w:sz w:val="17"/>
           <w:u w:val="none"/>
         </w:rPr>
-        <w:t>[ arrive / arrives ]</w:t>
+        <w:t>[ is / are ]</w:t>
       </w:r>
       <w:r>
         <w:rPr>
@@ -1388,7 +1397,7 @@
           <w:sz w:val="17"/>
           <w:u w:val="none"/>
         </w:rPr>
-        <w:t xml:space="preserve"> at exactly the right place.</w:t>
+        <w:t xml:space="preserve"> to start thinking about it.</w:t>
       </w:r>
     </w:p>
     <w:p>
@@ -1440,7 +1449,7 @@
           <w:sz w:val="17"/>
           <w:u w:val="none"/>
         </w:rPr>
-        <w:t>Our bodies know how to run even though we cannot f____________ explain the process.</w:t>
+        <w:t>Our bodies possess a running knowledge too deep to be fully e____________.</w:t>
       </w:r>
     </w:p>
     <w:p>
@@ -1483,7 +1492,25 @@
           <w:sz w:val="17"/>
           <w:u w:val="none"/>
         </w:rPr>
-        <w:t xml:space="preserve"> 다음 글에 대한 &lt;보기&gt;의 설명 중 옳은 것만을 있는 대로 고른 것은? [3.3점]</w:t>
+        <w:t xml:space="preserve"> 다음 글에 대한 &lt;보기&gt;의 설명 중 </w:t>
+      </w:r>
+      <w:r>
+        <w:rPr>
+          <w:rFonts w:ascii="맑은 고딕" w:hAnsi="맑은 고딕" w:eastAsia="맑은 고딕"/>
+          <w:b w:val="0"/>
+          <w:sz w:val="17"/>
+          <w:u w:val="single"/>
+        </w:rPr>
+        <w:t>틀린</w:t>
+      </w:r>
+      <w:r>
+        <w:rPr>
+          <w:rFonts w:ascii="맑은 고딕" w:hAnsi="맑은 고딕" w:eastAsia="맑은 고딕"/>
+          <w:b w:val="0"/>
+          <w:sz w:val="17"/>
+          <w:u w:val="none"/>
+        </w:rPr>
+        <w:t xml:space="preserve"> 것만을 있는 대로 고른 것은? [3.3점]</w:t>
       </w:r>
     </w:p>
     <w:p>
@@ -1506,61 +1533,7 @@
           <w:sz w:val="17"/>
           <w:u w:val="none"/>
         </w:rPr>
-        <w:t>If our bodies know best, why are they so easily injured when we do something so seemingly natural as running? On the one hand, running seems very easy, but that is only because our bodies are so very good at it. The most powerful supercomputer on the planet cannot administer the enormous number of computations ⓐ</w:t>
-      </w:r>
-      <w:r>
-        <w:rPr>
-          <w:rFonts w:ascii="맑은 고딕" w:hAnsi="맑은 고딕" w:eastAsia="맑은 고딕"/>
-          <w:b w:val="0"/>
-          <w:sz w:val="17"/>
-          <w:u w:val="single"/>
-        </w:rPr>
-        <w:t>it takes to run</w:t>
-      </w:r>
-      <w:r>
-        <w:rPr>
-          <w:rFonts w:ascii="맑은 고딕" w:hAnsi="맑은 고딕" w:eastAsia="맑은 고딕"/>
-          <w:b w:val="0"/>
-          <w:sz w:val="17"/>
-          <w:u w:val="none"/>
-        </w:rPr>
-        <w:t>, ⓑ</w:t>
-      </w:r>
-      <w:r>
-        <w:rPr>
-          <w:rFonts w:ascii="맑은 고딕" w:hAnsi="맑은 고딕" w:eastAsia="맑은 고딕"/>
-          <w:b w:val="0"/>
-          <w:sz w:val="17"/>
-          <w:u w:val="single"/>
-        </w:rPr>
-        <w:t>untethered</w:t>
-      </w:r>
-      <w:r>
-        <w:rPr>
-          <w:rFonts w:ascii="맑은 고딕" w:hAnsi="맑은 고딕" w:eastAsia="맑은 고딕"/>
-          <w:b w:val="0"/>
-          <w:sz w:val="17"/>
-          <w:u w:val="none"/>
-        </w:rPr>
-        <w:t>, on two legs. Wherever our running intelligence is, running is not all conscious to us and is so complicated that only the T-1000 Terminators of our imagination are able to do it. Because our running knowledge is buried so deeply within muscle fibres, cells and our DNA, we have to accept that we cannot fully explain its complexities. That doesn’t mean our bodies don’t know how to do it. We may feel our way towards understanding the alchemy of running by learning how to use our senses, getting them to fire, and seeing what they are capable of, and accepting that our bodies know more about running ⓒ</w:t>
-      </w:r>
-      <w:r>
-        <w:rPr>
-          <w:rFonts w:ascii="맑은 고딕" w:hAnsi="맑은 고딕" w:eastAsia="맑은 고딕"/>
-          <w:b w:val="0"/>
-          <w:sz w:val="17"/>
-          <w:u w:val="single"/>
-        </w:rPr>
-        <w:t>than we ever will</w:t>
-      </w:r>
-      <w:r>
-        <w:rPr>
-          <w:rFonts w:ascii="맑은 고딕" w:hAnsi="맑은 고딕" w:eastAsia="맑은 고딕"/>
-          <w:b w:val="0"/>
-          <w:sz w:val="17"/>
-          <w:u w:val="none"/>
-        </w:rPr>
-        <w:t>.</w:t>
+        <w:t>If our bodies really do know best, why do they get hurt so easily when we do something as apparently natural as running? Running looks effortless, yet that impression exists only because our bodies handle it so well. Not even the most powerful supercomputer on Earth could manage the vast number of calculations required to run freely on two legs. Wherever our running intelligence may be located, running is not something we are fully aware of, and it is complicated enough (ⓐ) [that / what] only the T-1000 Terminators of our imagination could pull it off. Since this knowledge lies buried deep in our muscle fibres, our cells and our DNA, we must admit that we will never be able to explain it completely. That does not mean our bodies are ignorant of how to run. We can grope toward an understanding of running’s strange chemistry by learning to use our senses, getting them working, finding out what they can do—and by admitting that our bodies will always understand running better than we do.</w:t>
       </w:r>
     </w:p>
     <w:p>
@@ -1606,7 +1579,7 @@
           <w:sz w:val="17"/>
           <w:u w:val="none"/>
         </w:rPr>
-        <w:t>(a) The writer says running looks easy because it is actually a simple task.</w:t>
+        <w:t>(A) The T-1000 Terminators are mentioned as an example of real machines that can already run on two legs as well as humans.</w:t>
       </w:r>
     </w:p>
     <w:p>
@@ -1629,7 +1602,7 @@
           <w:sz w:val="17"/>
           <w:u w:val="none"/>
         </w:rPr>
-        <w:t>(b) In ⓐ, a relative pronoun is omitted before ‘it’, and ‘it’ is the subject of ‘takes’.</w:t>
+        <w:t>(B) ‘that’ is the right choice for (ⓐ), since ‘complicated enough … that’ introduces a result clause.</w:t>
       </w:r>
     </w:p>
     <w:p>
@@ -1652,7 +1625,1110 @@
           <w:sz w:val="17"/>
           <w:u w:val="none"/>
         </w:rPr>
-        <w:t>(c) In the context, ⓑ ‘untethered’ is close in meaning to ‘tied down’.</w:t>
+        <w:t>(C) ‘That does not mean our bodies are ignorant of how to run.’ means that although we cannot explain running, our bodies still know how to do it.</w:t>
+      </w:r>
+    </w:p>
+    <w:p>
+      <w:pPr>
+        <w:spacing w:before="0" w:after="60" w:line="288" w:lineRule="auto"/>
+        <w:ind w:left="40"/>
+        <w:snapToGrid w:val="0"/>
+        <w:pBdr>
+          <w:top w:val="single" w:sz="4" w:space="2" w:color="9B6BD0"/>
+          <w:left w:val="single" w:sz="4" w:space="2" w:color="9B6BD0"/>
+          <w:bottom w:val="single" w:sz="4" w:space="2" w:color="9B6BD0"/>
+          <w:right w:val="single" w:sz="4" w:space="2" w:color="9B6BD0"/>
+        </w:pBdr>
+        <w:shd w:val="clear" w:color="auto" w:fill="FAF5FF"/>
+      </w:pPr>
+      <w:r>
+        <w:rPr>
+          <w:rFonts w:ascii="맑은 고딕" w:hAnsi="맑은 고딕" w:eastAsia="맑은 고딕"/>
+          <w:b w:val="0"/>
+          <w:sz w:val="17"/>
+          <w:u w:val="none"/>
+        </w:rPr>
+        <w:t>(D) In the summary ‘Running, which our bodies perform with ease, are too complex for us to explain fully’, the verb ‘are’ agrees with its subject.</w:t>
+      </w:r>
+    </w:p>
+    <w:p>
+      <w:pPr>
+        <w:spacing w:before="0" w:after="20" w:line="276" w:lineRule="auto"/>
+        <w:ind w:left="80"/>
+        <w:snapToGrid w:val="0"/>
+      </w:pPr>
+      <w:r>
+        <w:rPr>
+          <w:rFonts w:ascii="맑은 고딕" w:hAnsi="맑은 고딕" w:eastAsia="맑은 고딕"/>
+          <w:b w:val="0"/>
+          <w:sz w:val="17"/>
+          <w:u w:val="none"/>
+        </w:rPr>
+        <w:t>① (A), (B)    ② (B), (C)    ③ (C), (D)    ④ (A), (D)    ⑤ (A), (C), (D)</w:t>
+      </w:r>
+    </w:p>
+    <w:p>
+      <w:pPr>
+        <w:keepNext/>
+        <w:spacing w:before="80" w:after="20" w:line="276" w:lineRule="auto"/>
+        <w:snapToGrid w:val="0"/>
+      </w:pPr>
+      <w:r>
+        <w:rPr>
+          <w:rFonts w:ascii="맑은 고딕" w:hAnsi="맑은 고딕" w:eastAsia="맑은 고딕"/>
+          <w:b/>
+          <w:sz w:val="17"/>
+          <w:u w:val="none"/>
+        </w:rPr>
+        <w:t>34-2.</w:t>
+      </w:r>
+      <w:r>
+        <w:rPr>
+          <w:rFonts w:ascii="맑은 고딕" w:hAnsi="맑은 고딕" w:eastAsia="맑은 고딕"/>
+          <w:b w:val="0"/>
+          <w:sz w:val="17"/>
+          <w:u w:val="none"/>
+        </w:rPr>
+        <w:t xml:space="preserve"> [A]와 [B]를 읽고 이해한 것으로 가장 적절하지 </w:t>
+      </w:r>
+      <w:r>
+        <w:rPr>
+          <w:rFonts w:ascii="맑은 고딕" w:hAnsi="맑은 고딕" w:eastAsia="맑은 고딕"/>
+          <w:b w:val="0"/>
+          <w:sz w:val="17"/>
+          <w:u w:val="single"/>
+        </w:rPr>
+        <w:t>않은</w:t>
+      </w:r>
+      <w:r>
+        <w:rPr>
+          <w:rFonts w:ascii="맑은 고딕" w:hAnsi="맑은 고딕" w:eastAsia="맑은 고딕"/>
+          <w:b w:val="0"/>
+          <w:sz w:val="17"/>
+          <w:u w:val="none"/>
+        </w:rPr>
+        <w:t xml:space="preserve"> 것은? [3.2점]</w:t>
+      </w:r>
+    </w:p>
+    <w:p>
+      <w:pPr>
+        <w:spacing w:before="0" w:after="60" w:line="288" w:lineRule="auto"/>
+        <w:ind w:left="40"/>
+        <w:snapToGrid w:val="0"/>
+        <w:pBdr>
+          <w:top w:val="single" w:sz="4" w:space="2" w:color="999999"/>
+          <w:left w:val="single" w:sz="4" w:space="2" w:color="999999"/>
+          <w:bottom w:val="single" w:sz="4" w:space="2" w:color="999999"/>
+          <w:right w:val="single" w:sz="4" w:space="2" w:color="999999"/>
+        </w:pBdr>
+        <w:shd w:val="clear" w:color="auto" w:fill="F6F3EA"/>
+      </w:pPr>
+      <w:r>
+        <w:rPr>
+          <w:rFonts w:ascii="맑은 고딕" w:hAnsi="맑은 고딕" w:eastAsia="맑은 고딕"/>
+          <w:b w:val="0"/>
+          <w:sz w:val="17"/>
+          <w:u w:val="none"/>
+        </w:rPr>
+        <w:t>[A] The most powerful supercomputer on the planet cannot administer the enormous number of computations it takes to run, untethered, on two legs. Wherever our running intelligence is, running is not all conscious to us and is so complicated that only the T-1000 Terminators of our imagination are able to do it. Because our running knowledge is buried so deeply within muscle fibres, cells and our DNA, we have to accept that we cannot fully explain its complexities. That doesn’t mean our bodies don’t know how to do it. We may feel our way towards understanding the alchemy of running by learning how to use our senses, getting them to fire, and seeing what they are capable of, and accepting that our bodies know more about running than we ever will.</w:t>
+      </w:r>
+    </w:p>
+    <w:p>
+      <w:pPr>
+        <w:spacing w:before="0" w:after="60" w:line="288" w:lineRule="auto"/>
+        <w:ind w:left="40"/>
+        <w:snapToGrid w:val="0"/>
+        <w:pBdr>
+          <w:top w:val="single" w:sz="4" w:space="2" w:color="6B7FB8"/>
+          <w:left w:val="single" w:sz="4" w:space="2" w:color="6B7FB8"/>
+          <w:bottom w:val="single" w:sz="4" w:space="2" w:color="6B7FB8"/>
+          <w:right w:val="single" w:sz="4" w:space="2" w:color="6B7FB8"/>
+        </w:pBdr>
+        <w:shd w:val="clear" w:color="auto" w:fill="EEF2FF"/>
+      </w:pPr>
+      <w:r>
+        <w:rPr>
+          <w:rFonts w:ascii="맑은 고딕" w:hAnsi="맑은 고딕" w:eastAsia="맑은 고딕"/>
+          <w:b w:val="0"/>
+          <w:sz w:val="17"/>
+          <w:u w:val="none"/>
+        </w:rPr>
+        <w:t>[B] Riding a bicycle tells the same story. Ask a rider how she keeps her balance and she will probably say she just leans a little; in fact her body is making hundreds of tiny corrections every second, none of which she could write down. Engineers who build self-balancing bikes need sensors, motors and pages of equations to do what a ten-year-old does without thinking. The rider does not understand balance; she simply has it, and the surest way to lose it is to start thinking about it.</w:t>
+      </w:r>
+    </w:p>
+    <w:p>
+      <w:pPr>
+        <w:spacing w:before="0" w:after="0" w:line="269" w:lineRule="auto"/>
+        <w:ind w:left="180" w:hanging="180"/>
+        <w:snapToGrid w:val="0"/>
+      </w:pPr>
+      <w:r>
+        <w:rPr>
+          <w:rFonts w:ascii="맑은 고딕" w:hAnsi="맑은 고딕" w:eastAsia="맑은 고딕"/>
+          <w:b w:val="0"/>
+          <w:sz w:val="17"/>
+          <w:u w:val="none"/>
+        </w:rPr>
+        <w:t>① Both texts suggest that a skill the body performs with ease may be impossible for us to put into words.</w:t>
+      </w:r>
+    </w:p>
+    <w:p>
+      <w:pPr>
+        <w:spacing w:before="0" w:after="0" w:line="269" w:lineRule="auto"/>
+        <w:ind w:left="180" w:hanging="180"/>
+        <w:snapToGrid w:val="0"/>
+      </w:pPr>
+      <w:r>
+        <w:rPr>
+          <w:rFonts w:ascii="맑은 고딕" w:hAnsi="맑은 고딕" w:eastAsia="맑은 고딕"/>
+          <w:b w:val="0"/>
+          <w:sz w:val="17"/>
+          <w:u w:val="none"/>
+        </w:rPr>
+        <w:t>② The supercomputer in [A] and the self-balancing bike in [B] both stand for the enormous machine effort needed to copy what the body does naturally.</w:t>
+      </w:r>
+    </w:p>
+    <w:p>
+      <w:pPr>
+        <w:spacing w:before="0" w:after="0" w:line="269" w:lineRule="auto"/>
+        <w:ind w:left="180" w:hanging="180"/>
+        <w:snapToGrid w:val="0"/>
+      </w:pPr>
+      <w:r>
+        <w:rPr>
+          <w:rFonts w:ascii="맑은 고딕" w:hAnsi="맑은 고딕" w:eastAsia="맑은 고딕"/>
+          <w:b w:val="0"/>
+          <w:sz w:val="17"/>
+          <w:u w:val="none"/>
+        </w:rPr>
+        <w:t>③ [B] claims that thinking carefully about balance is the best way to improve it, which matches [A]’s advice to use our senses.</w:t>
+      </w:r>
+    </w:p>
+    <w:p>
+      <w:pPr>
+        <w:spacing w:before="0" w:after="0" w:line="269" w:lineRule="auto"/>
+        <w:ind w:left="180" w:hanging="180"/>
+        <w:snapToGrid w:val="0"/>
+      </w:pPr>
+      <w:r>
+        <w:rPr>
+          <w:rFonts w:ascii="맑은 고딕" w:hAnsi="맑은 고딕" w:eastAsia="맑은 고딕"/>
+          <w:b w:val="0"/>
+          <w:sz w:val="17"/>
+          <w:u w:val="none"/>
+        </w:rPr>
+        <w:t>④ [A] locates running knowledge in muscles, cells and DNA, while [B] describes balance as tiny corrections the rider cannot write down.</w:t>
+      </w:r>
+    </w:p>
+    <w:p>
+      <w:pPr>
+        <w:spacing w:before="0" w:after="0" w:line="269" w:lineRule="auto"/>
+        <w:ind w:left="180" w:hanging="180"/>
+        <w:snapToGrid w:val="0"/>
+      </w:pPr>
+      <w:r>
+        <w:rPr>
+          <w:rFonts w:ascii="맑은 고딕" w:hAnsi="맑은 고딕" w:eastAsia="맑은 고딕"/>
+          <w:b w:val="0"/>
+          <w:sz w:val="17"/>
+          <w:u w:val="none"/>
+        </w:rPr>
+        <w:t>⑤ Neither text says that the body’s inability to explain a skill means the body does not know how to perform it.</w:t>
+      </w:r>
+    </w:p>
+    <w:p>
+      <w:pPr>
+        <w:keepNext/>
+        <w:spacing w:before="80" w:after="20" w:line="276" w:lineRule="auto"/>
+        <w:snapToGrid w:val="0"/>
+      </w:pPr>
+      <w:r>
+        <w:rPr>
+          <w:rFonts w:ascii="맑은 고딕" w:hAnsi="맑은 고딕" w:eastAsia="맑은 고딕"/>
+          <w:b/>
+          <w:sz w:val="17"/>
+          <w:u w:val="none"/>
+        </w:rPr>
+        <w:t>34-3.</w:t>
+      </w:r>
+      <w:r>
+        <w:rPr>
+          <w:rFonts w:ascii="맑은 고딕" w:hAnsi="맑은 고딕" w:eastAsia="맑은 고딕"/>
+          <w:b w:val="0"/>
+          <w:sz w:val="17"/>
+          <w:u w:val="none"/>
+        </w:rPr>
+        <w:t xml:space="preserve"> 윗글의 밑줄 친 </w:t>
+      </w:r>
+      <w:r>
+        <w:rPr>
+          <w:rFonts w:ascii="맑은 고딕" w:hAnsi="맑은 고딕" w:eastAsia="맑은 고딕"/>
+          <w:b w:val="0"/>
+          <w:sz w:val="17"/>
+          <w:u w:val="single"/>
+        </w:rPr>
+        <w:t>the alchemy of running</w:t>
+      </w:r>
+      <w:r>
+        <w:rPr>
+          <w:rFonts w:ascii="맑은 고딕" w:hAnsi="맑은 고딕" w:eastAsia="맑은 고딕"/>
+          <w:b w:val="0"/>
+          <w:sz w:val="17"/>
+          <w:u w:val="none"/>
+        </w:rPr>
+        <w:t>이 의미하는 바로 가장 적절한 것은? [2.9점]</w:t>
+      </w:r>
+    </w:p>
+    <w:p>
+      <w:pPr>
+        <w:spacing w:before="0" w:after="60" w:line="288" w:lineRule="auto"/>
+        <w:ind w:left="40"/>
+        <w:snapToGrid w:val="0"/>
+        <w:pBdr>
+          <w:top w:val="single" w:sz="4" w:space="2" w:color="999999"/>
+          <w:left w:val="single" w:sz="4" w:space="2" w:color="999999"/>
+          <w:bottom w:val="single" w:sz="4" w:space="2" w:color="999999"/>
+          <w:right w:val="single" w:sz="4" w:space="2" w:color="999999"/>
+        </w:pBdr>
+        <w:shd w:val="clear" w:color="auto" w:fill="F6F3EA"/>
+      </w:pPr>
+      <w:r>
+        <w:rPr>
+          <w:rFonts w:ascii="맑은 고딕" w:hAnsi="맑은 고딕" w:eastAsia="맑은 고딕"/>
+          <w:b w:val="0"/>
+          <w:sz w:val="17"/>
+          <w:u w:val="none"/>
+        </w:rPr>
+        <w:t xml:space="preserve">Because our running knowledge is buried so deeply within muscle fibres, cells and our DNA, we have to accept that we cannot fully explain its complexities. That doesn’t mean our bodies don’t know how to do it. We may feel our way towards understanding </w:t>
+      </w:r>
+      <w:r>
+        <w:rPr>
+          <w:rFonts w:ascii="맑은 고딕" w:hAnsi="맑은 고딕" w:eastAsia="맑은 고딕"/>
+          <w:b w:val="0"/>
+          <w:sz w:val="17"/>
+          <w:u w:val="single"/>
+        </w:rPr>
+        <w:t>the alchemy of running</w:t>
+      </w:r>
+      <w:r>
+        <w:rPr>
+          <w:rFonts w:ascii="맑은 고딕" w:hAnsi="맑은 고딕" w:eastAsia="맑은 고딕"/>
+          <w:b w:val="0"/>
+          <w:sz w:val="17"/>
+          <w:u w:val="none"/>
+        </w:rPr>
+        <w:t xml:space="preserve"> by learning how to use our senses, getting them to fire, and seeing what they are capable of, and accepting that our bodies know more about running than we ever will.</w:t>
+      </w:r>
+    </w:p>
+    <w:p>
+      <w:pPr>
+        <w:spacing w:before="0" w:after="0" w:line="269" w:lineRule="auto"/>
+        <w:ind w:left="180" w:hanging="180"/>
+        <w:snapToGrid w:val="0"/>
+      </w:pPr>
+      <w:r>
+        <w:rPr>
+          <w:rFonts w:ascii="맑은 고딕" w:hAnsi="맑은 고딕" w:eastAsia="맑은 고딕"/>
+          <w:b w:val="0"/>
+          <w:sz w:val="17"/>
+          <w:u w:val="none"/>
+        </w:rPr>
+        <w:t>① the chemical reactions that produce energy in a runner’s muscles</w:t>
+      </w:r>
+    </w:p>
+    <w:p>
+      <w:pPr>
+        <w:spacing w:before="0" w:after="0" w:line="269" w:lineRule="auto"/>
+        <w:ind w:left="180" w:hanging="180"/>
+        <w:snapToGrid w:val="0"/>
+      </w:pPr>
+      <w:r>
+        <w:rPr>
+          <w:rFonts w:ascii="맑은 고딕" w:hAnsi="맑은 고딕" w:eastAsia="맑은 고딕"/>
+          <w:b w:val="0"/>
+          <w:sz w:val="17"/>
+          <w:u w:val="none"/>
+        </w:rPr>
+        <w:t>② the mysterious process by which our bodies manage to run without our fully understanding it</w:t>
+      </w:r>
+    </w:p>
+    <w:p>
+      <w:pPr>
+        <w:spacing w:before="0" w:after="0" w:line="269" w:lineRule="auto"/>
+        <w:ind w:left="180" w:hanging="180"/>
+        <w:snapToGrid w:val="0"/>
+      </w:pPr>
+      <w:r>
+        <w:rPr>
+          <w:rFonts w:ascii="맑은 고딕" w:hAnsi="맑은 고딕" w:eastAsia="맑은 고딕"/>
+          <w:b w:val="0"/>
+          <w:sz w:val="17"/>
+          <w:u w:val="none"/>
+        </w:rPr>
+        <w:t>③ the special diet and training that turn an ordinary person into a runner</w:t>
+      </w:r>
+    </w:p>
+    <w:p>
+      <w:pPr>
+        <w:spacing w:before="0" w:after="0" w:line="269" w:lineRule="auto"/>
+        <w:ind w:left="180" w:hanging="180"/>
+        <w:snapToGrid w:val="0"/>
+      </w:pPr>
+      <w:r>
+        <w:rPr>
+          <w:rFonts w:ascii="맑은 고딕" w:hAnsi="맑은 고딕" w:eastAsia="맑은 고딕"/>
+          <w:b w:val="0"/>
+          <w:sz w:val="17"/>
+          <w:u w:val="none"/>
+        </w:rPr>
+        <w:t>④ the scientific formula that will one day explain running completely</w:t>
+      </w:r>
+    </w:p>
+    <w:p>
+      <w:pPr>
+        <w:spacing w:before="0" w:after="0" w:line="269" w:lineRule="auto"/>
+        <w:ind w:left="180" w:hanging="180"/>
+        <w:snapToGrid w:val="0"/>
+      </w:pPr>
+      <w:r>
+        <w:rPr>
+          <w:rFonts w:ascii="맑은 고딕" w:hAnsi="맑은 고딕" w:eastAsia="맑은 고딕"/>
+          <w:b w:val="0"/>
+          <w:sz w:val="17"/>
+          <w:u w:val="none"/>
+        </w:rPr>
+        <w:t>⑤ the mental effort we must make in order to run faster than other people</w:t>
+      </w:r>
+    </w:p>
+    <w:p>
+      <w:pPr>
+        <w:keepNext/>
+        <w:spacing w:before="80" w:after="20" w:line="276" w:lineRule="auto"/>
+        <w:snapToGrid w:val="0"/>
+      </w:pPr>
+      <w:r>
+        <w:rPr>
+          <w:rFonts w:ascii="맑은 고딕" w:hAnsi="맑은 고딕" w:eastAsia="맑은 고딕"/>
+          <w:b/>
+          <w:sz w:val="17"/>
+          <w:u w:val="none"/>
+        </w:rPr>
+        <w:t>34-4.</w:t>
+      </w:r>
+      <w:r>
+        <w:rPr>
+          <w:rFonts w:ascii="맑은 고딕" w:hAnsi="맑은 고딕" w:eastAsia="맑은 고딕"/>
+          <w:b w:val="0"/>
+          <w:sz w:val="17"/>
+          <w:u w:val="none"/>
+        </w:rPr>
+        <w:t xml:space="preserve"> 다음 글의 내용을 한 문장으로 요약하고자 한다. 빈칸 (A), (B)에 들어갈 말로 가장 적절한 것은? [3.0점]</w:t>
+      </w:r>
+    </w:p>
+    <w:p>
+      <w:pPr>
+        <w:spacing w:before="0" w:after="60" w:line="288" w:lineRule="auto"/>
+        <w:ind w:left="40"/>
+        <w:snapToGrid w:val="0"/>
+        <w:pBdr>
+          <w:top w:val="single" w:sz="4" w:space="2" w:color="999999"/>
+          <w:left w:val="single" w:sz="4" w:space="2" w:color="999999"/>
+          <w:bottom w:val="single" w:sz="4" w:space="2" w:color="999999"/>
+          <w:right w:val="single" w:sz="4" w:space="2" w:color="999999"/>
+        </w:pBdr>
+        <w:shd w:val="clear" w:color="auto" w:fill="F6F3EA"/>
+      </w:pPr>
+      <w:r>
+        <w:rPr>
+          <w:rFonts w:ascii="맑은 고딕" w:hAnsi="맑은 고딕" w:eastAsia="맑은 고딕"/>
+          <w:b w:val="0"/>
+          <w:sz w:val="17"/>
+          <w:u w:val="none"/>
+        </w:rPr>
+        <w:t>If our bodies really do know best, why do they get hurt so easily when we do something as apparently natural as running? Running looks effortless, yet that impression exists only because our bodies handle it so well. Not even the most powerful supercomputer on Earth could manage the vast number of calculations required to run freely on two legs. Wherever our running intelligence may be located, running is not something we are fully aware of, and it is complicated enough that only the T-1000 Terminators of our imagination could pull it off. Since this knowledge lies buried deep in our muscle fibres, our cells and our DNA, we must admit that we will never be able to explain it completely. That does not mean our bodies are ignorant of how to run. We can grope toward an understanding of running’s strange chemistry by learning to use our senses, getting them working, finding out what they can do—and by admitting that our bodies will always understand running better than we do.</w:t>
+      </w:r>
+    </w:p>
+    <w:p>
+      <w:pPr>
+        <w:spacing w:before="0" w:after="60" w:line="288" w:lineRule="auto"/>
+        <w:ind w:left="40"/>
+        <w:snapToGrid w:val="0"/>
+        <w:pBdr>
+          <w:top w:val="single" w:sz="4" w:space="2" w:color="C99B4E"/>
+          <w:left w:val="single" w:sz="4" w:space="2" w:color="C99B4E"/>
+          <w:bottom w:val="single" w:sz="4" w:space="2" w:color="C99B4E"/>
+          <w:right w:val="single" w:sz="4" w:space="2" w:color="C99B4E"/>
+        </w:pBdr>
+        <w:shd w:val="clear" w:color="auto" w:fill="FFF8E1"/>
+      </w:pPr>
+      <w:r>
+        <w:rPr>
+          <w:rFonts w:ascii="맑은 고딕" w:hAnsi="맑은 고딕" w:eastAsia="맑은 고딕"/>
+          <w:b w:val="0"/>
+          <w:sz w:val="17"/>
+          <w:u w:val="none"/>
+        </w:rPr>
+        <w:t>Although running feels (A) ________ to us, the body performs it through a knowledge too deep to be (B) ________, so we should trust the body rather than expect a complete account of how it runs.</w:t>
+      </w:r>
+    </w:p>
+    <w:p>
+      <w:pPr>
+        <w:spacing w:before="0" w:after="0" w:line="269" w:lineRule="auto"/>
+        <w:ind w:left="180" w:hanging="180"/>
+        <w:snapToGrid w:val="0"/>
+      </w:pPr>
+      <w:r>
+        <w:rPr>
+          <w:rFonts w:ascii="맑은 고딕" w:hAnsi="맑은 고딕" w:eastAsia="맑은 고딕"/>
+          <w:b w:val="0"/>
+          <w:sz w:val="17"/>
+          <w:u w:val="none"/>
+        </w:rPr>
+        <w:t>① (A) effortless  (B) ignored</w:t>
+      </w:r>
+    </w:p>
+    <w:p>
+      <w:pPr>
+        <w:spacing w:before="0" w:after="0" w:line="269" w:lineRule="auto"/>
+        <w:ind w:left="180" w:hanging="180"/>
+        <w:snapToGrid w:val="0"/>
+      </w:pPr>
+      <w:r>
+        <w:rPr>
+          <w:rFonts w:ascii="맑은 고딕" w:hAnsi="맑은 고딕" w:eastAsia="맑은 고딕"/>
+          <w:b w:val="0"/>
+          <w:sz w:val="17"/>
+          <w:u w:val="none"/>
+        </w:rPr>
+        <w:t>② (A) painful  (B) explained</w:t>
+      </w:r>
+    </w:p>
+    <w:p>
+      <w:pPr>
+        <w:spacing w:before="0" w:after="0" w:line="269" w:lineRule="auto"/>
+        <w:ind w:left="180" w:hanging="180"/>
+        <w:snapToGrid w:val="0"/>
+      </w:pPr>
+      <w:r>
+        <w:rPr>
+          <w:rFonts w:ascii="맑은 고딕" w:hAnsi="맑은 고딕" w:eastAsia="맑은 고딕"/>
+          <w:b w:val="0"/>
+          <w:sz w:val="17"/>
+          <w:u w:val="none"/>
+        </w:rPr>
+        <w:t>③ (A) conscious  (B) explained</w:t>
+      </w:r>
+    </w:p>
+    <w:p>
+      <w:pPr>
+        <w:spacing w:before="0" w:after="0" w:line="269" w:lineRule="auto"/>
+        <w:ind w:left="180" w:hanging="180"/>
+        <w:snapToGrid w:val="0"/>
+      </w:pPr>
+      <w:r>
+        <w:rPr>
+          <w:rFonts w:ascii="맑은 고딕" w:hAnsi="맑은 고딕" w:eastAsia="맑은 고딕"/>
+          <w:b w:val="0"/>
+          <w:sz w:val="17"/>
+          <w:u w:val="none"/>
+        </w:rPr>
+        <w:t>④ (A) effortless  (B) improved</w:t>
+      </w:r>
+    </w:p>
+    <w:p>
+      <w:pPr>
+        <w:spacing w:before="0" w:after="0" w:line="269" w:lineRule="auto"/>
+        <w:ind w:left="180" w:hanging="180"/>
+        <w:snapToGrid w:val="0"/>
+      </w:pPr>
+      <w:r>
+        <w:rPr>
+          <w:rFonts w:ascii="맑은 고딕" w:hAnsi="맑은 고딕" w:eastAsia="맑은 고딕"/>
+          <w:b w:val="0"/>
+          <w:sz w:val="17"/>
+          <w:u w:val="none"/>
+        </w:rPr>
+        <w:t>⑤ (A) effortless  (B) explained</w:t>
+      </w:r>
+    </w:p>
+    <w:p>
+      <w:pPr>
+        <w:keepNext/>
+        <w:spacing w:before="80" w:after="20" w:line="276" w:lineRule="auto"/>
+        <w:snapToGrid w:val="0"/>
+      </w:pPr>
+      <w:r>
+        <w:rPr>
+          <w:rFonts w:ascii="맑은 고딕" w:hAnsi="맑은 고딕" w:eastAsia="맑은 고딕"/>
+          <w:b/>
+          <w:sz w:val="17"/>
+          <w:u w:val="none"/>
+        </w:rPr>
+        <w:t>34-5.</w:t>
+      </w:r>
+      <w:r>
+        <w:rPr>
+          <w:rFonts w:ascii="맑은 고딕" w:hAnsi="맑은 고딕" w:eastAsia="맑은 고딕"/>
+          <w:b w:val="0"/>
+          <w:sz w:val="17"/>
+          <w:u w:val="none"/>
+        </w:rPr>
+        <w:t xml:space="preserve"> 다음 글의 밑줄 친 ⓐ ~ ⓕ 중, 어법상 </w:t>
+      </w:r>
+      <w:r>
+        <w:rPr>
+          <w:rFonts w:ascii="맑은 고딕" w:hAnsi="맑은 고딕" w:eastAsia="맑은 고딕"/>
+          <w:b w:val="0"/>
+          <w:sz w:val="17"/>
+          <w:u w:val="single"/>
+        </w:rPr>
+        <w:t>틀린</w:t>
+      </w:r>
+      <w:r>
+        <w:rPr>
+          <w:rFonts w:ascii="맑은 고딕" w:hAnsi="맑은 고딕" w:eastAsia="맑은 고딕"/>
+          <w:b w:val="0"/>
+          <w:sz w:val="17"/>
+          <w:u w:val="none"/>
+        </w:rPr>
+        <w:t xml:space="preserve"> 것을 모두 고른 것은? [3.1점]</w:t>
+      </w:r>
+    </w:p>
+    <w:p>
+      <w:pPr>
+        <w:spacing w:before="0" w:after="60" w:line="288" w:lineRule="auto"/>
+        <w:ind w:left="40"/>
+        <w:snapToGrid w:val="0"/>
+        <w:pBdr>
+          <w:top w:val="single" w:sz="4" w:space="2" w:color="999999"/>
+          <w:left w:val="single" w:sz="4" w:space="2" w:color="999999"/>
+          <w:bottom w:val="single" w:sz="4" w:space="2" w:color="999999"/>
+          <w:right w:val="single" w:sz="4" w:space="2" w:color="999999"/>
+        </w:pBdr>
+        <w:shd w:val="clear" w:color="auto" w:fill="F6F3EA"/>
+      </w:pPr>
+      <w:r>
+        <w:rPr>
+          <w:rFonts w:ascii="맑은 고딕" w:hAnsi="맑은 고딕" w:eastAsia="맑은 고딕"/>
+          <w:b w:val="0"/>
+          <w:sz w:val="17"/>
+          <w:u w:val="none"/>
+        </w:rPr>
+        <w:t>If our bodies know best, why are they so ⓐ</w:t>
+      </w:r>
+      <w:r>
+        <w:rPr>
+          <w:rFonts w:ascii="맑은 고딕" w:hAnsi="맑은 고딕" w:eastAsia="맑은 고딕"/>
+          <w:b w:val="0"/>
+          <w:sz w:val="17"/>
+          <w:u w:val="single"/>
+        </w:rPr>
+        <w:t>easy</w:t>
+      </w:r>
+      <w:r>
+        <w:rPr>
+          <w:rFonts w:ascii="맑은 고딕" w:hAnsi="맑은 고딕" w:eastAsia="맑은 고딕"/>
+          <w:b w:val="0"/>
+          <w:sz w:val="17"/>
+          <w:u w:val="none"/>
+        </w:rPr>
+        <w:t xml:space="preserve"> injured when we do something so ⓑ</w:t>
+      </w:r>
+      <w:r>
+        <w:rPr>
+          <w:rFonts w:ascii="맑은 고딕" w:hAnsi="맑은 고딕" w:eastAsia="맑은 고딕"/>
+          <w:b w:val="0"/>
+          <w:sz w:val="17"/>
+          <w:u w:val="single"/>
+        </w:rPr>
+        <w:t>seemingly</w:t>
+      </w:r>
+      <w:r>
+        <w:rPr>
+          <w:rFonts w:ascii="맑은 고딕" w:hAnsi="맑은 고딕" w:eastAsia="맑은 고딕"/>
+          <w:b w:val="0"/>
+          <w:sz w:val="17"/>
+          <w:u w:val="none"/>
+        </w:rPr>
+        <w:t xml:space="preserve"> natural as running? Running looks effortless, yet that impression exists only because our bodies handle it so well. The most powerful supercomputer on the planet cannot administer the enormous number of computations it ⓒ</w:t>
+      </w:r>
+      <w:r>
+        <w:rPr>
+          <w:rFonts w:ascii="맑은 고딕" w:hAnsi="맑은 고딕" w:eastAsia="맑은 고딕"/>
+          <w:b w:val="0"/>
+          <w:sz w:val="17"/>
+          <w:u w:val="single"/>
+        </w:rPr>
+        <w:t>takes</w:t>
+      </w:r>
+      <w:r>
+        <w:rPr>
+          <w:rFonts w:ascii="맑은 고딕" w:hAnsi="맑은 고딕" w:eastAsia="맑은 고딕"/>
+          <w:b w:val="0"/>
+          <w:sz w:val="17"/>
+          <w:u w:val="none"/>
+        </w:rPr>
+        <w:t xml:space="preserve"> to run, untethered, on two legs. Wherever our running intelligence is, running is not all conscious to us and is so complicated that only the T-1000 Terminators of our imagination ⓓ</w:t>
+      </w:r>
+      <w:r>
+        <w:rPr>
+          <w:rFonts w:ascii="맑은 고딕" w:hAnsi="맑은 고딕" w:eastAsia="맑은 고딕"/>
+          <w:b w:val="0"/>
+          <w:sz w:val="17"/>
+          <w:u w:val="single"/>
+        </w:rPr>
+        <w:t>is able</w:t>
+      </w:r>
+      <w:r>
+        <w:rPr>
+          <w:rFonts w:ascii="맑은 고딕" w:hAnsi="맑은 고딕" w:eastAsia="맑은 고딕"/>
+          <w:b w:val="0"/>
+          <w:sz w:val="17"/>
+          <w:u w:val="none"/>
+        </w:rPr>
+        <w:t xml:space="preserve"> to do it. Because our running knowledge is buried so deeply within muscle fibres, cells and our DNA, we have to accept that we cannot ⓔ</w:t>
+      </w:r>
+      <w:r>
+        <w:rPr>
+          <w:rFonts w:ascii="맑은 고딕" w:hAnsi="맑은 고딕" w:eastAsia="맑은 고딕"/>
+          <w:b w:val="0"/>
+          <w:sz w:val="17"/>
+          <w:u w:val="single"/>
+        </w:rPr>
+        <w:t>fully</w:t>
+      </w:r>
+      <w:r>
+        <w:rPr>
+          <w:rFonts w:ascii="맑은 고딕" w:hAnsi="맑은 고딕" w:eastAsia="맑은 고딕"/>
+          <w:b w:val="0"/>
+          <w:sz w:val="17"/>
+          <w:u w:val="none"/>
+        </w:rPr>
+        <w:t xml:space="preserve"> explain its complexities. That doesn’t mean our bodies don’t know how to do it. We may feel our way towards understanding the alchemy of running by learning how to use our senses, getting them ⓕ</w:t>
+      </w:r>
+      <w:r>
+        <w:rPr>
+          <w:rFonts w:ascii="맑은 고딕" w:hAnsi="맑은 고딕" w:eastAsia="맑은 고딕"/>
+          <w:b w:val="0"/>
+          <w:sz w:val="17"/>
+          <w:u w:val="single"/>
+        </w:rPr>
+        <w:t>fire</w:t>
+      </w:r>
+      <w:r>
+        <w:rPr>
+          <w:rFonts w:ascii="맑은 고딕" w:hAnsi="맑은 고딕" w:eastAsia="맑은 고딕"/>
+          <w:b w:val="0"/>
+          <w:sz w:val="17"/>
+          <w:u w:val="none"/>
+        </w:rPr>
+        <w:t>, and seeing what they are capable of, and accepting that our bodies know more about running than we ever will.</w:t>
+      </w:r>
+    </w:p>
+    <w:p>
+      <w:pPr>
+        <w:spacing w:before="0" w:after="20" w:line="276" w:lineRule="auto"/>
+        <w:ind w:left="80"/>
+        <w:snapToGrid w:val="0"/>
+      </w:pPr>
+      <w:r>
+        <w:rPr>
+          <w:rFonts w:ascii="맑은 고딕" w:hAnsi="맑은 고딕" w:eastAsia="맑은 고딕"/>
+          <w:b w:val="0"/>
+          <w:sz w:val="17"/>
+          <w:u w:val="none"/>
+        </w:rPr>
+        <w:t>① ⓐ, ⓓ, ⓕ    ② ⓑ, ⓓ    ③ ⓐ, ⓒ, ⓔ    ④ ⓑ, ⓔ, ⓕ    ⑤ ⓒ, ⓓ, ⓕ</w:t>
+      </w:r>
+    </w:p>
+    <w:p>
+      <w:pPr>
+        <w:keepNext/>
+        <w:spacing w:before="80" w:after="20" w:line="276" w:lineRule="auto"/>
+        <w:snapToGrid w:val="0"/>
+      </w:pPr>
+      <w:r>
+        <w:rPr>
+          <w:rFonts w:ascii="맑은 고딕" w:hAnsi="맑은 고딕" w:eastAsia="맑은 고딕"/>
+          <w:b/>
+          <w:sz w:val="17"/>
+          <w:u w:val="none"/>
+        </w:rPr>
+        <w:t>34-6.</w:t>
+      </w:r>
+      <w:r>
+        <w:rPr>
+          <w:rFonts w:ascii="맑은 고딕" w:hAnsi="맑은 고딕" w:eastAsia="맑은 고딕"/>
+          <w:b w:val="0"/>
+          <w:sz w:val="17"/>
+          <w:u w:val="none"/>
+        </w:rPr>
+        <w:t xml:space="preserve"> According to the passage, which of the following is </w:t>
+      </w:r>
+      <w:r>
+        <w:rPr>
+          <w:rFonts w:ascii="맑은 고딕" w:hAnsi="맑은 고딕" w:eastAsia="맑은 고딕"/>
+          <w:b w:val="0"/>
+          <w:sz w:val="17"/>
+          <w:u w:val="single"/>
+        </w:rPr>
+        <w:t>NOT</w:t>
+      </w:r>
+      <w:r>
+        <w:rPr>
+          <w:rFonts w:ascii="맑은 고딕" w:hAnsi="맑은 고딕" w:eastAsia="맑은 고딕"/>
+          <w:b w:val="0"/>
+          <w:sz w:val="17"/>
+          <w:u w:val="none"/>
+        </w:rPr>
+        <w:t xml:space="preserve"> true? [2.8점]</w:t>
+      </w:r>
+    </w:p>
+    <w:p>
+      <w:pPr>
+        <w:spacing w:before="0" w:after="60" w:line="288" w:lineRule="auto"/>
+        <w:ind w:left="40"/>
+        <w:snapToGrid w:val="0"/>
+        <w:pBdr>
+          <w:top w:val="single" w:sz="4" w:space="2" w:color="999999"/>
+          <w:left w:val="single" w:sz="4" w:space="2" w:color="999999"/>
+          <w:bottom w:val="single" w:sz="4" w:space="2" w:color="999999"/>
+          <w:right w:val="single" w:sz="4" w:space="2" w:color="999999"/>
+        </w:pBdr>
+        <w:shd w:val="clear" w:color="auto" w:fill="F6F3EA"/>
+      </w:pPr>
+      <w:r>
+        <w:rPr>
+          <w:rFonts w:ascii="맑은 고딕" w:hAnsi="맑은 고딕" w:eastAsia="맑은 고딕"/>
+          <w:b w:val="0"/>
+          <w:sz w:val="17"/>
+          <w:u w:val="none"/>
+        </w:rPr>
+        <w:t>If our bodies really do know best, why do they get hurt so easily when we do something as apparently natural as running? Running looks effortless, yet that impression exists only because our bodies handle it so well. Not even the most powerful supercomputer on Earth could manage the vast number of calculations required to run freely on two legs. Wherever our running intelligence may be located, running is not something we are fully aware of, and it is complicated enough that only the T-1000 Terminators of our imagination could pull it off. Since this knowledge lies buried deep in our muscle fibres, our cells and our DNA, we must admit that we will never be able to explain it completely. That does not mean our bodies are ignorant of how to run. We can grope toward an understanding of running’s strange chemistry by learning to use our senses, getting them working, finding out what they can do—and by admitting that our bodies will always understand running better than we do.</w:t>
+      </w:r>
+    </w:p>
+    <w:p>
+      <w:pPr>
+        <w:spacing w:before="0" w:after="0" w:line="269" w:lineRule="auto"/>
+        <w:ind w:left="180" w:hanging="180"/>
+        <w:snapToGrid w:val="0"/>
+      </w:pPr>
+      <w:r>
+        <w:rPr>
+          <w:rFonts w:ascii="맑은 고딕" w:hAnsi="맑은 고딕" w:eastAsia="맑은 고딕"/>
+          <w:b w:val="0"/>
+          <w:sz w:val="17"/>
+          <w:u w:val="none"/>
+        </w:rPr>
+        <w:t>① Running looks easy only because our bodies are extremely good at it.</w:t>
+      </w:r>
+    </w:p>
+    <w:p>
+      <w:pPr>
+        <w:spacing w:before="0" w:after="0" w:line="269" w:lineRule="auto"/>
+        <w:ind w:left="180" w:hanging="180"/>
+        <w:snapToGrid w:val="0"/>
+      </w:pPr>
+      <w:r>
+        <w:rPr>
+          <w:rFonts w:ascii="맑은 고딕" w:hAnsi="맑은 고딕" w:eastAsia="맑은 고딕"/>
+          <w:b w:val="0"/>
+          <w:sz w:val="17"/>
+          <w:u w:val="none"/>
+        </w:rPr>
+        <w:t>② The writer doubts that even the most powerful supercomputer could handle the calculations running requires.</w:t>
+      </w:r>
+    </w:p>
+    <w:p>
+      <w:pPr>
+        <w:spacing w:before="0" w:after="0" w:line="269" w:lineRule="auto"/>
+        <w:ind w:left="180" w:hanging="180"/>
+        <w:snapToGrid w:val="0"/>
+      </w:pPr>
+      <w:r>
+        <w:rPr>
+          <w:rFonts w:ascii="맑은 고딕" w:hAnsi="맑은 고딕" w:eastAsia="맑은 고딕"/>
+          <w:b w:val="0"/>
+          <w:sz w:val="17"/>
+          <w:u w:val="none"/>
+        </w:rPr>
+        <w:t>③ According to the writer, our knowledge of running is stored mainly in the conscious mind.</w:t>
+      </w:r>
+    </w:p>
+    <w:p>
+      <w:pPr>
+        <w:spacing w:before="0" w:after="0" w:line="269" w:lineRule="auto"/>
+        <w:ind w:left="180" w:hanging="180"/>
+        <w:snapToGrid w:val="0"/>
+      </w:pPr>
+      <w:r>
+        <w:rPr>
+          <w:rFonts w:ascii="맑은 고딕" w:hAnsi="맑은 고딕" w:eastAsia="맑은 고딕"/>
+          <w:b w:val="0"/>
+          <w:sz w:val="17"/>
+          <w:u w:val="none"/>
+        </w:rPr>
+        <w:t>④ The writer admits that we will never be able to explain running completely.</w:t>
+      </w:r>
+    </w:p>
+    <w:p>
+      <w:pPr>
+        <w:spacing w:before="0" w:after="0" w:line="269" w:lineRule="auto"/>
+        <w:ind w:left="180" w:hanging="180"/>
+        <w:snapToGrid w:val="0"/>
+      </w:pPr>
+      <w:r>
+        <w:rPr>
+          <w:rFonts w:ascii="맑은 고딕" w:hAnsi="맑은 고딕" w:eastAsia="맑은 고딕"/>
+          <w:b w:val="0"/>
+          <w:sz w:val="17"/>
+          <w:u w:val="none"/>
+        </w:rPr>
+        <w:t>⑤ We can learn something about running by using our senses and finding out what they can do.</w:t>
+      </w:r>
+    </w:p>
+    <w:p>
+      <w:pPr>
+        <w:keepNext/>
+        <w:spacing w:before="80" w:after="20" w:line="276" w:lineRule="auto"/>
+        <w:snapToGrid w:val="0"/>
+      </w:pPr>
+      <w:r>
+        <w:rPr>
+          <w:rFonts w:ascii="맑은 고딕" w:hAnsi="맑은 고딕" w:eastAsia="맑은 고딕"/>
+          <w:b/>
+          <w:sz w:val="17"/>
+          <w:u w:val="none"/>
+        </w:rPr>
+        <w:t>34-7.</w:t>
+      </w:r>
+      <w:r>
+        <w:rPr>
+          <w:rFonts w:ascii="맑은 고딕" w:hAnsi="맑은 고딕" w:eastAsia="맑은 고딕"/>
+          <w:b w:val="0"/>
+          <w:sz w:val="17"/>
+          <w:u w:val="none"/>
+        </w:rPr>
+        <w:t xml:space="preserve"> What is the main idea of the passage? [2.7점]</w:t>
+      </w:r>
+    </w:p>
+    <w:p>
+      <w:pPr>
+        <w:spacing w:before="0" w:after="60" w:line="288" w:lineRule="auto"/>
+        <w:ind w:left="40"/>
+        <w:snapToGrid w:val="0"/>
+        <w:pBdr>
+          <w:top w:val="single" w:sz="4" w:space="2" w:color="999999"/>
+          <w:left w:val="single" w:sz="4" w:space="2" w:color="999999"/>
+          <w:bottom w:val="single" w:sz="4" w:space="2" w:color="999999"/>
+          <w:right w:val="single" w:sz="4" w:space="2" w:color="999999"/>
+        </w:pBdr>
+        <w:shd w:val="clear" w:color="auto" w:fill="F6F3EA"/>
+      </w:pPr>
+      <w:r>
+        <w:rPr>
+          <w:rFonts w:ascii="맑은 고딕" w:hAnsi="맑은 고딕" w:eastAsia="맑은 고딕"/>
+          <w:b w:val="0"/>
+          <w:sz w:val="17"/>
+          <w:u w:val="none"/>
+        </w:rPr>
+        <w:t>If our bodies really do know best, why do they get hurt so easily when we do something as apparently natural as running? Running looks effortless, yet that impression exists only because our bodies handle it so well. Not even the most powerful supercomputer on Earth could manage the vast number of calculations required to run freely on two legs. Wherever our running intelligence may be located, running is not something we are fully aware of, and it is complicated enough that only the T-1000 Terminators of our imagination could pull it off. Since this knowledge lies buried deep in our muscle fibres, our cells and our DNA, we must admit that we will never be able to explain it completely. That does not mean our bodies are ignorant of how to run. We can grope toward an understanding of running’s strange chemistry by learning to use our senses, getting them working, finding out what they can do—and by admitting that our bodies will always understand running better than we do.</w:t>
+      </w:r>
+    </w:p>
+    <w:p>
+      <w:pPr>
+        <w:spacing w:before="0" w:after="0" w:line="269" w:lineRule="auto"/>
+        <w:ind w:left="180" w:hanging="180"/>
+        <w:snapToGrid w:val="0"/>
+      </w:pPr>
+      <w:r>
+        <w:rPr>
+          <w:rFonts w:ascii="맑은 고딕" w:hAnsi="맑은 고딕" w:eastAsia="맑은 고딕"/>
+          <w:b w:val="0"/>
+          <w:sz w:val="17"/>
+          <w:u w:val="none"/>
+        </w:rPr>
+        <w:t>① Our bodies know how to run far better than we can ever explain, so we should trust them.</w:t>
+      </w:r>
+    </w:p>
+    <w:p>
+      <w:pPr>
+        <w:spacing w:before="0" w:after="0" w:line="269" w:lineRule="auto"/>
+        <w:ind w:left="180" w:hanging="180"/>
+        <w:snapToGrid w:val="0"/>
+      </w:pPr>
+      <w:r>
+        <w:rPr>
+          <w:rFonts w:ascii="맑은 고딕" w:hAnsi="맑은 고딕" w:eastAsia="맑은 고딕"/>
+          <w:b w:val="0"/>
+          <w:sz w:val="17"/>
+          <w:u w:val="none"/>
+        </w:rPr>
+        <w:t>② Running injuries happen because people ignore the advice of sports scientists.</w:t>
+      </w:r>
+    </w:p>
+    <w:p>
+      <w:pPr>
+        <w:spacing w:before="0" w:after="0" w:line="269" w:lineRule="auto"/>
+        <w:ind w:left="180" w:hanging="180"/>
+        <w:snapToGrid w:val="0"/>
+      </w:pPr>
+      <w:r>
+        <w:rPr>
+          <w:rFonts w:ascii="맑은 고딕" w:hAnsi="맑은 고딕" w:eastAsia="맑은 고딕"/>
+          <w:b w:val="0"/>
+          <w:sz w:val="17"/>
+          <w:u w:val="none"/>
+        </w:rPr>
+        <w:t>③ Supercomputers will eventually model human running in complete detail.</w:t>
+      </w:r>
+    </w:p>
+    <w:p>
+      <w:pPr>
+        <w:spacing w:before="0" w:after="0" w:line="269" w:lineRule="auto"/>
+        <w:ind w:left="180" w:hanging="180"/>
+        <w:snapToGrid w:val="0"/>
+      </w:pPr>
+      <w:r>
+        <w:rPr>
+          <w:rFonts w:ascii="맑은 고딕" w:hAnsi="맑은 고딕" w:eastAsia="맑은 고딕"/>
+          <w:b w:val="0"/>
+          <w:sz w:val="17"/>
+          <w:u w:val="none"/>
+        </w:rPr>
+        <w:t>④ Learning to run well requires the conscious study of muscle fibres and DNA.</w:t>
+      </w:r>
+    </w:p>
+    <w:p>
+      <w:pPr>
+        <w:spacing w:before="0" w:after="0" w:line="269" w:lineRule="auto"/>
+        <w:ind w:left="180" w:hanging="180"/>
+        <w:snapToGrid w:val="0"/>
+      </w:pPr>
+      <w:r>
+        <w:rPr>
+          <w:rFonts w:ascii="맑은 고딕" w:hAnsi="맑은 고딕" w:eastAsia="맑은 고딕"/>
+          <w:b w:val="0"/>
+          <w:sz w:val="17"/>
+          <w:u w:val="none"/>
+        </w:rPr>
+        <w:t>⑤ Humans are the only animals able to run freely on two legs.</w:t>
+      </w:r>
+    </w:p>
+    <w:p>
+      <w:pPr>
+        <w:keepNext/>
+        <w:spacing w:before="80" w:after="40" w:line="276" w:lineRule="auto"/>
+        <w:snapToGrid w:val="0"/>
+        <w:shd w:val="clear" w:color="auto" w:fill="8A3A12"/>
+      </w:pPr>
+      <w:r>
+        <w:rPr>
+          <w:rFonts w:ascii="맑은 고딕" w:hAnsi="맑은 고딕" w:eastAsia="맑은 고딕"/>
+          <w:b/>
+          <w:color w:val="FFFFFF"/>
+          <w:sz w:val="17"/>
+          <w:u w:val="none"/>
+        </w:rPr>
+        <w:t>서답형  34-서1 ~ 34-서2</w:t>
+      </w:r>
+    </w:p>
+    <w:p>
+      <w:pPr>
+        <w:keepNext/>
+        <w:spacing w:before="80" w:after="20" w:line="276" w:lineRule="auto"/>
+        <w:snapToGrid w:val="0"/>
+      </w:pPr>
+      <w:r>
+        <w:rPr>
+          <w:rFonts w:ascii="맑은 고딕" w:hAnsi="맑은 고딕" w:eastAsia="맑은 고딕"/>
+          <w:b/>
+          <w:sz w:val="17"/>
+          <w:u w:val="none"/>
+        </w:rPr>
+        <w:t>34-서1.</w:t>
+      </w:r>
+      <w:r>
+        <w:rPr>
+          <w:rFonts w:ascii="맑은 고딕" w:hAnsi="맑은 고딕" w:eastAsia="맑은 고딕"/>
+          <w:b w:val="0"/>
+          <w:sz w:val="17"/>
+          <w:u w:val="none"/>
+        </w:rPr>
+        <w:t xml:space="preserve"> 다음 글의 밑줄 친 문장과 같은 뜻이 되도록 &lt;보기&gt;의 표현을 모두 사용하여 &lt;조건&gt;에 맞게 영작하시오. [3점] [3.0점]</w:t>
+      </w:r>
+    </w:p>
+    <w:p>
+      <w:pPr>
+        <w:spacing w:before="0" w:after="60" w:line="288" w:lineRule="auto"/>
+        <w:ind w:left="40"/>
+        <w:snapToGrid w:val="0"/>
+        <w:pBdr>
+          <w:top w:val="single" w:sz="4" w:space="2" w:color="999999"/>
+          <w:left w:val="single" w:sz="4" w:space="2" w:color="999999"/>
+          <w:bottom w:val="single" w:sz="4" w:space="2" w:color="999999"/>
+          <w:right w:val="single" w:sz="4" w:space="2" w:color="999999"/>
+        </w:pBdr>
+        <w:shd w:val="clear" w:color="auto" w:fill="F6F3EA"/>
+      </w:pPr>
+      <w:r>
+        <w:rPr>
+          <w:rFonts w:ascii="맑은 고딕" w:hAnsi="맑은 고딕" w:eastAsia="맑은 고딕"/>
+          <w:b w:val="0"/>
+          <w:sz w:val="17"/>
+          <w:u w:val="none"/>
+        </w:rPr>
+        <w:t xml:space="preserve">If our bodies know best, why are they so easily injured when we do something so seemingly natural as running? </w:t>
+      </w:r>
+      <w:r>
+        <w:rPr>
+          <w:rFonts w:ascii="맑은 고딕" w:hAnsi="맑은 고딕" w:eastAsia="맑은 고딕"/>
+          <w:b w:val="0"/>
+          <w:sz w:val="17"/>
+          <w:u w:val="single"/>
+        </w:rPr>
+        <w:t>On the one hand, running seems very easy, but that is only because our bodies are so very good at it.</w:t>
+      </w:r>
+      <w:r>
+        <w:rPr>
+          <w:rFonts w:ascii="맑은 고딕" w:hAnsi="맑은 고딕" w:eastAsia="맑은 고딕"/>
+          <w:b w:val="0"/>
+          <w:sz w:val="17"/>
+          <w:u w:val="none"/>
+        </w:rPr>
+        <w:t xml:space="preserve"> The most powerful supercomputer on the planet cannot administer the enormous number of computations it takes to run, untethered, on two legs.</w:t>
+      </w:r>
+    </w:p>
+    <w:p>
+      <w:pPr>
+        <w:spacing w:before="0" w:after="60" w:line="288" w:lineRule="auto"/>
+        <w:ind w:left="40"/>
+        <w:snapToGrid w:val="0"/>
+        <w:pBdr>
+          <w:top w:val="single" w:sz="4" w:space="2" w:color="9B6BD0"/>
+          <w:left w:val="single" w:sz="4" w:space="2" w:color="9B6BD0"/>
+          <w:bottom w:val="single" w:sz="4" w:space="2" w:color="9B6BD0"/>
+          <w:right w:val="single" w:sz="4" w:space="2" w:color="9B6BD0"/>
+        </w:pBdr>
+        <w:shd w:val="clear" w:color="auto" w:fill="FAF5FF"/>
+      </w:pPr>
+      <w:r>
+        <w:rPr>
+          <w:rFonts w:ascii="맑은 고딕" w:hAnsi="맑은 고딕" w:eastAsia="맑은 고딕"/>
+          <w:b/>
+          <w:sz w:val="17"/>
+          <w:u w:val="none"/>
+        </w:rPr>
+        <w:t>&lt;보 기&gt;</w:t>
+      </w:r>
+      <w:r>
+        <w:rPr>
+          <w:rFonts w:ascii="맑은 고딕" w:hAnsi="맑은 고딕" w:eastAsia="맑은 고딕"/>
+          <w:b w:val="0"/>
+          <w:sz w:val="17"/>
+          <w:u w:val="none"/>
+        </w:rPr>
+        <w:t xml:space="preserve"> it / is / only / because / our bodies / are / so very good / at it / that / running / seems / very easy</w:t>
       </w:r>
     </w:p>
     <w:p>
@@ -1671,11 +2747,103 @@
       <w:r>
         <w:rPr>
           <w:rFonts w:ascii="맑은 고딕" w:hAnsi="맑은 고딕" w:eastAsia="맑은 고딕"/>
+          <w:b/>
+          <w:sz w:val="17"/>
+          <w:u w:val="none"/>
+        </w:rPr>
+        <w:t>&lt;조 건&gt;</w:t>
+      </w:r>
+    </w:p>
+    <w:p>
+      <w:pPr>
+        <w:spacing w:before="0" w:after="0" w:line="288" w:lineRule="auto"/>
+        <w:ind w:left="40"/>
+        <w:snapToGrid w:val="0"/>
+        <w:pBdr>
+          <w:top w:val="single" w:sz="4" w:space="2" w:color="9B6BD0"/>
+          <w:left w:val="single" w:sz="4" w:space="2" w:color="9B6BD0"/>
+          <w:bottom w:val="single" w:sz="4" w:space="2" w:color="9B6BD0"/>
+          <w:right w:val="single" w:sz="4" w:space="2" w:color="9B6BD0"/>
+        </w:pBdr>
+        <w:shd w:val="clear" w:color="auto" w:fill="FAF5FF"/>
+      </w:pPr>
+      <w:r>
+        <w:rPr>
+          <w:rFonts w:ascii="맑은 고딕" w:hAnsi="맑은 고딕" w:eastAsia="맑은 고딕"/>
           <w:b w:val="0"/>
           <w:sz w:val="17"/>
           <w:u w:val="none"/>
         </w:rPr>
-        <w:t>(d) The writer suggests that we can approach an understanding of running by using our senses.</w:t>
+        <w:t>1. Use ALL the expressions in the box, each only once.</w:t>
+      </w:r>
+    </w:p>
+    <w:p>
+      <w:pPr>
+        <w:spacing w:before="0" w:after="0" w:line="288" w:lineRule="auto"/>
+        <w:ind w:left="40"/>
+        <w:snapToGrid w:val="0"/>
+        <w:pBdr>
+          <w:top w:val="single" w:sz="4" w:space="2" w:color="9B6BD0"/>
+          <w:left w:val="single" w:sz="4" w:space="2" w:color="9B6BD0"/>
+          <w:bottom w:val="single" w:sz="4" w:space="2" w:color="9B6BD0"/>
+          <w:right w:val="single" w:sz="4" w:space="2" w:color="9B6BD0"/>
+        </w:pBdr>
+        <w:shd w:val="clear" w:color="auto" w:fill="FAF5FF"/>
+      </w:pPr>
+      <w:r>
+        <w:rPr>
+          <w:rFonts w:ascii="맑은 고딕" w:hAnsi="맑은 고딕" w:eastAsia="맑은 고딕"/>
+          <w:b w:val="0"/>
+          <w:sz w:val="17"/>
+          <w:u w:val="none"/>
+        </w:rPr>
+        <w:t>2. Do NOT change the form of any word, and do NOT add any other words.</w:t>
+      </w:r>
+    </w:p>
+    <w:p>
+      <w:pPr>
+        <w:spacing w:before="0" w:after="0" w:line="288" w:lineRule="auto"/>
+        <w:ind w:left="40"/>
+        <w:snapToGrid w:val="0"/>
+        <w:pBdr>
+          <w:top w:val="single" w:sz="4" w:space="2" w:color="9B6BD0"/>
+          <w:left w:val="single" w:sz="4" w:space="2" w:color="9B6BD0"/>
+          <w:bottom w:val="single" w:sz="4" w:space="2" w:color="9B6BD0"/>
+          <w:right w:val="single" w:sz="4" w:space="2" w:color="9B6BD0"/>
+        </w:pBdr>
+        <w:shd w:val="clear" w:color="auto" w:fill="FAF5FF"/>
+      </w:pPr>
+      <w:r>
+        <w:rPr>
+          <w:rFonts w:ascii="맑은 고딕" w:hAnsi="맑은 고딕" w:eastAsia="맑은 고딕"/>
+          <w:b w:val="0"/>
+          <w:sz w:val="17"/>
+          <w:u w:val="none"/>
+        </w:rPr>
+        <w:t>3. Begin with ‘It is only because’ and use the ‘It is ~ that’ emphasis structure; leave out ‘On the one hand’.</w:t>
+      </w:r>
+    </w:p>
+    <w:p>
+      <w:pPr>
+        <w:spacing w:before="0" w:after="0" w:line="288" w:lineRule="auto"/>
+        <w:ind w:left="40"/>
+        <w:snapToGrid w:val="0"/>
+        <w:pBdr>
+          <w:top w:val="single" w:sz="4" w:space="2" w:color="9B6BD0"/>
+          <w:left w:val="single" w:sz="4" w:space="2" w:color="9B6BD0"/>
+          <w:bottom w:val="single" w:sz="4" w:space="2" w:color="9B6BD0"/>
+          <w:right w:val="single" w:sz="4" w:space="2" w:color="9B6BD0"/>
+        </w:pBdr>
+        <w:shd w:val="clear" w:color="auto" w:fill="FAF5FF"/>
+      </w:pPr>
+      <w:r>
+        <w:rPr>
+          <w:rFonts w:ascii="맑은 고딕" w:hAnsi="맑은 고딕" w:eastAsia="맑은 고딕"/>
+          <w:b w:val="0"/>
+          <w:sz w:val="17"/>
+          <w:u w:val="none"/>
+        </w:rPr>
+        <w:t>4. Write 17 words in total.</w:t>
       </w:r>
     </w:p>
     <w:p>
@@ -1698,13 +2866,12 @@
           <w:sz w:val="17"/>
           <w:u w:val="none"/>
         </w:rPr>
-        <w:t>(e) In ⓒ, ‘will’ can be replaced by ‘do’ without changing the meaning.</w:t>
+        <w:t>5. 답안지에 소문항 번호를 정확하게 기입할 것</w:t>
       </w:r>
     </w:p>
     <w:p>
       <w:pPr>
-        <w:spacing w:before="0" w:after="20" w:line="276" w:lineRule="auto"/>
-        <w:ind w:left="80"/>
+        <w:spacing w:before="0" w:after="40" w:line="360" w:lineRule="auto"/>
         <w:snapToGrid w:val="0"/>
       </w:pPr>
       <w:r>
@@ -1714,7 +2881,7 @@
           <w:sz w:val="17"/>
           <w:u w:val="none"/>
         </w:rPr>
-        <w:t>① (a), (c)    ② (b), (e)    ③ (c), (d), (e)    ④ (a), (b), (d)    ⑤ (b), (d)</w:t>
+        <w:t>⇒ It is only because ________________________________________________________________________ .</w:t>
       </w:r>
     </w:p>
     <w:p>
@@ -1730,7 +2897,7 @@
           <w:sz w:val="17"/>
           <w:u w:val="none"/>
         </w:rPr>
-        <w:t>34-2.</w:t>
+        <w:t>34-서2.</w:t>
       </w:r>
       <w:r>
         <w:rPr>
@@ -1739,7 +2906,7 @@
           <w:sz w:val="17"/>
           <w:u w:val="none"/>
         </w:rPr>
-        <w:t xml:space="preserve"> 다음 글의 밑줄 친 ⓐ ~ ⓕ 중, 어법상 </w:t>
+        <w:t xml:space="preserve"> 다음 글의 요약문을 완성하시오. 빈칸 (1)~(4)에 &lt;보기&gt;에서 알맞은 단어를 골라 </w:t>
       </w:r>
       <w:r>
         <w:rPr>
@@ -1748,7 +2915,7 @@
           <w:sz w:val="17"/>
           <w:u w:val="single"/>
         </w:rPr>
-        <w:t>틀린</w:t>
+        <w:t>필요하면 어형을 바꾸어</w:t>
       </w:r>
       <w:r>
         <w:rPr>
@@ -1757,7 +2924,7 @@
           <w:sz w:val="17"/>
           <w:u w:val="none"/>
         </w:rPr>
-        <w:t xml:space="preserve"> 것을 모두 고른 것은? [3.1점]</w:t>
+        <w:t xml:space="preserve"> 쓰시오. (한 칸에 한 단어, 중복 사용 불가) [각 0.75점, 총 3점] [3.0점]</w:t>
       </w:r>
     </w:p>
     <w:p>
@@ -1780,16 +2947,53 @@
           <w:sz w:val="17"/>
           <w:u w:val="none"/>
         </w:rPr>
-        <w:t>If our bodies know best, why ⓐ</w:t>
-      </w:r>
+        <w:t>If our bodies really do know best, why do they get hurt so easily when we do something as apparently natural as running? Running looks effortless, yet that impression exists only because our bodies handle it so well. Not even the most powerful supercomputer on Earth could manage the vast number of calculations required to run freely on two legs. Wherever our running intelligence may be located, running is not something we are fully aware of, and it is complicated enough that only the T-1000 Terminators of our imagination could pull it off. Since this knowledge lies buried deep in our muscle fibres, our cells and our DNA, we must admit that we will never be able to explain it completely. That does not mean our bodies are ignorant of how to run. We can grope toward an understanding of running’s strange chemistry by learning to use our senses, getting them working, finding out what they can do—and by admitting that our bodies will always understand running better than we do.</w:t>
+      </w:r>
+    </w:p>
+    <w:p>
+      <w:pPr>
+        <w:spacing w:before="0" w:after="60" w:line="288" w:lineRule="auto"/>
+        <w:ind w:left="40"/>
+        <w:snapToGrid w:val="0"/>
+        <w:pBdr>
+          <w:top w:val="single" w:sz="4" w:space="2" w:color="C99B4E"/>
+          <w:left w:val="single" w:sz="4" w:space="2" w:color="C99B4E"/>
+          <w:bottom w:val="single" w:sz="4" w:space="2" w:color="C99B4E"/>
+          <w:right w:val="single" w:sz="4" w:space="2" w:color="C99B4E"/>
+        </w:pBdr>
+        <w:shd w:val="clear" w:color="auto" w:fill="FFF8E1"/>
+      </w:pPr>
       <w:r>
         <w:rPr>
           <w:rFonts w:ascii="맑은 고딕" w:hAnsi="맑은 고딕" w:eastAsia="맑은 고딕"/>
           <w:b w:val="0"/>
           <w:sz w:val="17"/>
-          <w:u w:val="single"/>
-        </w:rPr>
-        <w:t>they are</w:t>
+          <w:u w:val="none"/>
+        </w:rPr>
+        <w:t>Running (1) ________ simple, but our bodies carry out an (2) ________ number of calculations that no computer could manage; because this knowledge is (3) ________ deep inside us, we cannot (4) ________ explain it, even though our bodies clearly know how to run.</w:t>
+      </w:r>
+    </w:p>
+    <w:p>
+      <w:pPr>
+        <w:spacing w:before="0" w:after="60" w:line="288" w:lineRule="auto"/>
+        <w:ind w:left="40"/>
+        <w:snapToGrid w:val="0"/>
+        <w:pBdr>
+          <w:top w:val="single" w:sz="4" w:space="2" w:color="9B6BD0"/>
+          <w:left w:val="single" w:sz="4" w:space="2" w:color="9B6BD0"/>
+          <w:bottom w:val="single" w:sz="4" w:space="2" w:color="9B6BD0"/>
+          <w:right w:val="single" w:sz="4" w:space="2" w:color="9B6BD0"/>
+        </w:pBdr>
+        <w:shd w:val="clear" w:color="auto" w:fill="FAF5FF"/>
+      </w:pPr>
+      <w:r>
+        <w:rPr>
+          <w:rFonts w:ascii="맑은 고딕" w:hAnsi="맑은 고딕" w:eastAsia="맑은 고딕"/>
+          <w:b/>
+          <w:sz w:val="17"/>
+          <w:u w:val="none"/>
+        </w:rPr>
+        <w:t>&lt;보 기&gt;</w:t>
       </w:r>
       <w:r>
         <w:rPr>
@@ -1798,17 +3002,68 @@
           <w:sz w:val="17"/>
           <w:u w:val="none"/>
         </w:rPr>
-        <w:t xml:space="preserve"> so easily injured when we do something so ⓑ</w:t>
-      </w:r>
+        <w:t xml:space="preserve"> seem / enormous / bury / full / conscious / complicate / accept / imagine / fire / sense</w:t>
+      </w:r>
+    </w:p>
+    <w:p>
+      <w:pPr>
+        <w:spacing w:before="0" w:after="0" w:line="288" w:lineRule="auto"/>
+        <w:ind w:left="40"/>
+        <w:snapToGrid w:val="0"/>
+        <w:pBdr>
+          <w:top w:val="single" w:sz="4" w:space="2" w:color="9B6BD0"/>
+          <w:left w:val="single" w:sz="4" w:space="2" w:color="9B6BD0"/>
+          <w:bottom w:val="single" w:sz="4" w:space="2" w:color="9B6BD0"/>
+          <w:right w:val="single" w:sz="4" w:space="2" w:color="9B6BD0"/>
+        </w:pBdr>
+        <w:shd w:val="clear" w:color="auto" w:fill="FAF5FF"/>
+      </w:pPr>
+      <w:r>
+        <w:rPr>
+          <w:rFonts w:ascii="맑은 고딕" w:hAnsi="맑은 고딕" w:eastAsia="맑은 고딕"/>
+          <w:b/>
+          <w:sz w:val="17"/>
+          <w:u w:val="none"/>
+        </w:rPr>
+        <w:t>&lt;조 건&gt;</w:t>
+      </w:r>
+    </w:p>
+    <w:p>
+      <w:pPr>
+        <w:spacing w:before="0" w:after="0" w:line="288" w:lineRule="auto"/>
+        <w:ind w:left="40"/>
+        <w:snapToGrid w:val="0"/>
+        <w:pBdr>
+          <w:top w:val="single" w:sz="4" w:space="2" w:color="9B6BD0"/>
+          <w:left w:val="single" w:sz="4" w:space="2" w:color="9B6BD0"/>
+          <w:bottom w:val="single" w:sz="4" w:space="2" w:color="9B6BD0"/>
+          <w:right w:val="single" w:sz="4" w:space="2" w:color="9B6BD0"/>
+        </w:pBdr>
+        <w:shd w:val="clear" w:color="auto" w:fill="FAF5FF"/>
+      </w:pPr>
       <w:r>
         <w:rPr>
           <w:rFonts w:ascii="맑은 고딕" w:hAnsi="맑은 고딕" w:eastAsia="맑은 고딕"/>
           <w:b w:val="0"/>
           <w:sz w:val="17"/>
-          <w:u w:val="single"/>
-        </w:rPr>
-        <w:t>seemingly</w:t>
-      </w:r>
+          <w:u w:val="none"/>
+        </w:rPr>
+        <w:t>1. &lt;보기&gt;의 단어를 골라 필요하면 어형(품사·시제·태)을 바꾸어 쓸 것</w:t>
+      </w:r>
+    </w:p>
+    <w:p>
+      <w:pPr>
+        <w:spacing w:before="0" w:after="60" w:line="288" w:lineRule="auto"/>
+        <w:ind w:left="40"/>
+        <w:snapToGrid w:val="0"/>
+        <w:pBdr>
+          <w:top w:val="single" w:sz="4" w:space="2" w:color="9B6BD0"/>
+          <w:left w:val="single" w:sz="4" w:space="2" w:color="9B6BD0"/>
+          <w:bottom w:val="single" w:sz="4" w:space="2" w:color="9B6BD0"/>
+          <w:right w:val="single" w:sz="4" w:space="2" w:color="9B6BD0"/>
+        </w:pBdr>
+        <w:shd w:val="clear" w:color="auto" w:fill="FAF5FF"/>
+      </w:pPr>
       <w:r>
         <w:rPr>
           <w:rFonts w:ascii="맑은 고딕" w:hAnsi="맑은 고딕" w:eastAsia="맑은 고딕"/>
@@ -1816,95 +3071,40 @@
           <w:sz w:val="17"/>
           <w:u w:val="none"/>
         </w:rPr>
-        <w:t xml:space="preserve"> natural as running? On the one hand, running seems very easy, but that is only because our bodies are so very good at it. The most powerful supercomputer on the planet cannot administer the enormous number of computations it takes to run, untethered, on two legs. Wherever our running intelligence is, running is not all conscious to us and is ⓒ</w:t>
-      </w:r>
+        <w:t>2. 답안지에 소문항 번호를 정확하게 기입할 것  예) 2-(1) 2-(2)</w:t>
+      </w:r>
+    </w:p>
+    <w:p>
+      <w:pPr>
+        <w:spacing w:before="0" w:after="40" w:line="360" w:lineRule="auto"/>
+        <w:snapToGrid w:val="0"/>
+      </w:pPr>
       <w:r>
         <w:rPr>
           <w:rFonts w:ascii="맑은 고딕" w:hAnsi="맑은 고딕" w:eastAsia="맑은 고딕"/>
           <w:b w:val="0"/>
           <w:sz w:val="17"/>
-          <w:u w:val="single"/>
-        </w:rPr>
-        <w:t>such</w:t>
-      </w:r>
-      <w:r>
-        <w:rPr>
-          <w:rFonts w:ascii="맑은 고딕" w:hAnsi="맑은 고딕" w:eastAsia="맑은 고딕"/>
-          <w:b w:val="0"/>
-          <w:sz w:val="17"/>
-          <w:u w:val="none"/>
-        </w:rPr>
-        <w:t xml:space="preserve"> complicated that only the T-1000 Terminators of our imagination are able to do it. Because our running knowledge is ⓓ</w:t>
-      </w:r>
-      <w:r>
-        <w:rPr>
-          <w:rFonts w:ascii="맑은 고딕" w:hAnsi="맑은 고딕" w:eastAsia="맑은 고딕"/>
-          <w:b w:val="0"/>
-          <w:sz w:val="17"/>
-          <w:u w:val="single"/>
-        </w:rPr>
-        <w:t>buried</w:t>
-      </w:r>
-      <w:r>
-        <w:rPr>
-          <w:rFonts w:ascii="맑은 고딕" w:hAnsi="맑은 고딕" w:eastAsia="맑은 고딕"/>
-          <w:b w:val="0"/>
-          <w:sz w:val="17"/>
-          <w:u w:val="none"/>
-        </w:rPr>
-        <w:t xml:space="preserve"> so deeply within muscle fibres, cells and our DNA, we have to accept that we cannot fully explain its complexities. That doesn’t mean our bodies don’t know how to do it. We may feel our way towards understanding the alchemy of running by learning how to use our senses, getting them ⓔ</w:t>
-      </w:r>
-      <w:r>
-        <w:rPr>
-          <w:rFonts w:ascii="맑은 고딕" w:hAnsi="맑은 고딕" w:eastAsia="맑은 고딕"/>
-          <w:b w:val="0"/>
-          <w:sz w:val="17"/>
-          <w:u w:val="single"/>
-        </w:rPr>
-        <w:t>to fire</w:t>
-      </w:r>
-      <w:r>
-        <w:rPr>
-          <w:rFonts w:ascii="맑은 고딕" w:hAnsi="맑은 고딕" w:eastAsia="맑은 고딕"/>
-          <w:b w:val="0"/>
-          <w:sz w:val="17"/>
-          <w:u w:val="none"/>
-        </w:rPr>
-        <w:t>, and ⓕ</w:t>
-      </w:r>
-      <w:r>
-        <w:rPr>
-          <w:rFonts w:ascii="맑은 고딕" w:hAnsi="맑은 고딕" w:eastAsia="맑은 고딕"/>
-          <w:b w:val="0"/>
-          <w:sz w:val="17"/>
-          <w:u w:val="single"/>
-        </w:rPr>
-        <w:t>see</w:t>
-      </w:r>
-      <w:r>
-        <w:rPr>
-          <w:rFonts w:ascii="맑은 고딕" w:hAnsi="맑은 고딕" w:eastAsia="맑은 고딕"/>
-          <w:b w:val="0"/>
-          <w:sz w:val="17"/>
-          <w:u w:val="none"/>
-        </w:rPr>
-        <w:t xml:space="preserve"> what they are capable of, and accepting that our bodies know more about running than we ever will.</w:t>
+          <w:u w:val="none"/>
+        </w:rPr>
+        <w:t>(1) ______________  (2) ______________  (3) ______________  (4) ______________</w:t>
       </w:r>
     </w:p>
     <w:p>
       <w:pPr>
-        <w:spacing w:before="0" w:after="20" w:line="276" w:lineRule="auto"/>
-        <w:ind w:left="80"/>
+        <w:keepNext/>
+        <w:spacing w:before="80" w:after="40" w:line="276" w:lineRule="auto"/>
         <w:snapToGrid w:val="0"/>
-      </w:pPr>
-      <w:r>
-        <w:rPr>
-          <w:rFonts w:ascii="맑은 고딕" w:hAnsi="맑은 고딕" w:eastAsia="맑은 고딕"/>
-          <w:b w:val="0"/>
+        <w:shd w:val="clear" w:color="auto" w:fill="6B21A8"/>
+      </w:pPr>
+      <w:r>
+        <w:rPr>
+          <w:rFonts w:ascii="맑은 고딕" w:hAnsi="맑은 고딕" w:eastAsia="맑은 고딕"/>
+          <w:b/>
+          <w:color w:val="FFFFFF"/>
           <w:sz w:val="17"/>
           <w:u w:val="none"/>
         </w:rPr>
-        <w:t>① ⓑ, ⓓ    ② ⓐ, ⓔ    ③ ⓐ, ⓒ, ⓕ    ④ ⓒ, ⓓ, ⓔ    ⑤ ⓑ, ⓕ</w:t>
+        <w:t>[지문 구조]  ※ 앞 문항을 모두 푼 뒤에 풀 것</w:t>
       </w:r>
     </w:p>
     <w:p>
@@ -1920,7 +3120,7 @@
           <w:sz w:val="17"/>
           <w:u w:val="none"/>
         </w:rPr>
-        <w:t>34-3.</w:t>
+        <w:t>34-8.</w:t>
       </w:r>
       <w:r>
         <w:rPr>
@@ -1929,7 +3129,76 @@
           <w:sz w:val="17"/>
           <w:u w:val="none"/>
         </w:rPr>
-        <w:t xml:space="preserve"> 다음 글의 (A), (B), (C)의 각 괄호 안에서 문맥에 맞는 낱말로 가장 적절한 것은? [3.0점]</w:t>
+        <w:t xml:space="preserve"> 주어진 글 다음에 이어질 글의 순서로 가장 적절한 것은? [3.0점]</w:t>
+      </w:r>
+    </w:p>
+    <w:p>
+      <w:pPr>
+        <w:spacing w:before="0" w:after="60" w:line="288" w:lineRule="auto"/>
+        <w:ind w:left="40"/>
+        <w:snapToGrid w:val="0"/>
+        <w:pBdr>
+          <w:top w:val="single" w:sz="4" w:space="2" w:color="C99B4E"/>
+          <w:left w:val="single" w:sz="4" w:space="2" w:color="C99B4E"/>
+          <w:bottom w:val="single" w:sz="4" w:space="2" w:color="C99B4E"/>
+          <w:right w:val="single" w:sz="4" w:space="2" w:color="C99B4E"/>
+        </w:pBdr>
+        <w:shd w:val="clear" w:color="auto" w:fill="FFF8E1"/>
+      </w:pPr>
+      <w:r>
+        <w:rPr>
+          <w:rFonts w:ascii="맑은 고딕" w:hAnsi="맑은 고딕" w:eastAsia="맑은 고딕"/>
+          <w:b w:val="0"/>
+          <w:sz w:val="17"/>
+          <w:u w:val="none"/>
+        </w:rPr>
+        <w:t>If our bodies know best, why are they so easily injured when we do something so seemingly natural as running?</w:t>
+      </w:r>
+    </w:p>
+    <w:p>
+      <w:pPr>
+        <w:spacing w:before="0" w:after="0" w:line="288" w:lineRule="auto"/>
+        <w:ind w:left="40"/>
+        <w:snapToGrid w:val="0"/>
+        <w:pBdr>
+          <w:top w:val="single" w:sz="4" w:space="2" w:color="999999"/>
+          <w:left w:val="single" w:sz="4" w:space="2" w:color="999999"/>
+          <w:bottom w:val="single" w:sz="4" w:space="2" w:color="999999"/>
+          <w:right w:val="single" w:sz="4" w:space="2" w:color="999999"/>
+        </w:pBdr>
+        <w:shd w:val="clear" w:color="auto" w:fill="F6F3EA"/>
+      </w:pPr>
+      <w:r>
+        <w:rPr>
+          <w:rFonts w:ascii="맑은 고딕" w:hAnsi="맑은 고딕" w:eastAsia="맑은 고딕"/>
+          <w:b w:val="0"/>
+          <w:sz w:val="17"/>
+          <w:u w:val="none"/>
+        </w:rPr>
+        <w:t>(A) Because our running knowledge is buried so deeply within muscle fibres, cells and our DNA, we have to accept that we cannot fully explain its complexities. That doesn’t mean our bodies don’t know how to do it. We may feel our way towards understanding the alchemy of running by learning how to use our senses, getting them to fire, and seeing what they are capable of, and accepting that our bodies know more about running than we ever will.</w:t>
+      </w:r>
+    </w:p>
+    <w:p>
+      <w:pPr>
+        <w:spacing w:before="0" w:after="0" w:line="288" w:lineRule="auto"/>
+        <w:ind w:left="40"/>
+        <w:snapToGrid w:val="0"/>
+        <w:pBdr>
+          <w:top w:val="single" w:sz="4" w:space="2" w:color="999999"/>
+          <w:left w:val="single" w:sz="4" w:space="2" w:color="999999"/>
+          <w:bottom w:val="single" w:sz="4" w:space="2" w:color="999999"/>
+          <w:right w:val="single" w:sz="4" w:space="2" w:color="999999"/>
+        </w:pBdr>
+        <w:shd w:val="clear" w:color="auto" w:fill="F6F3EA"/>
+      </w:pPr>
+      <w:r>
+        <w:rPr>
+          <w:rFonts w:ascii="맑은 고딕" w:hAnsi="맑은 고딕" w:eastAsia="맑은 고딕"/>
+          <w:b w:val="0"/>
+          <w:sz w:val="17"/>
+          <w:u w:val="none"/>
+        </w:rPr>
+        <w:t>(B) On the one hand, running seems very easy, but that is only because our bodies are so very good at it. The most powerful supercomputer on the planet cannot administer the enormous number of computations it takes to run, untethered, on two legs.</w:t>
       </w:r>
     </w:p>
     <w:p>
@@ -1952,7 +3221,7 @@
           <w:sz w:val="17"/>
           <w:u w:val="none"/>
         </w:rPr>
-        <w:t>If our bodies know best, why are they so easily injured when we do something so seemingly natural as running? On the one hand, running seems very easy, but that is only because our bodies are so very good at it. The most powerful supercomputer on the planet cannot administer the (A) [enormous / tiny] number of computations it takes to run, untethered, on two legs. Wherever our running intelligence is, running is not all (B) [conscious / unconscious] to us and is so complicated that only the T-1000 Terminators of our imagination are able to do it. Because our running knowledge is (C) [buried / displayed] so deeply within muscle fibres, cells and our DNA, we have to accept that we cannot fully explain its complexities. That doesn’t mean our bodies don’t know how to do it. We may feel our way towards understanding the alchemy of running by learning how to use our senses, getting them to fire, and seeing what they are capable of, and accepting that our bodies know more about running than we ever will.</w:t>
+        <w:t>(C) Wherever our running intelligence is, running is not all conscious to us and is so complicated that only the T-1000 Terminators of our imagination are able to do it.</w:t>
       </w:r>
     </w:p>
     <w:p>
@@ -1968,7 +3237,7 @@
           <w:sz w:val="17"/>
           <w:u w:val="none"/>
         </w:rPr>
-        <w:t>① (A) tiny  (B) conscious  (C) buried</w:t>
+        <w:t>① (A) - (B) - (C)</w:t>
       </w:r>
     </w:p>
     <w:p>
@@ -1984,7 +3253,7 @@
           <w:sz w:val="17"/>
           <w:u w:val="none"/>
         </w:rPr>
-        <w:t>② (A) enormous  (B) conscious  (C) buried</w:t>
+        <w:t>② (A) - (C) - (B)</w:t>
       </w:r>
     </w:p>
     <w:p>
@@ -2000,7 +3269,7 @@
           <w:sz w:val="17"/>
           <w:u w:val="none"/>
         </w:rPr>
-        <w:t>③ (A) enormous  (B) unconscious  (C) buried</w:t>
+        <w:t>③ (B) - (A) - (C)</w:t>
       </w:r>
     </w:p>
     <w:p>
@@ -2016,7 +3285,7 @@
           <w:sz w:val="17"/>
           <w:u w:val="none"/>
         </w:rPr>
-        <w:t>④ (A) tiny  (B) unconscious  (C) displayed</w:t>
+        <w:t>④ (C) - (A) - (B)</w:t>
       </w:r>
     </w:p>
     <w:p>
@@ -2032,1129 +3301,7 @@
           <w:sz w:val="17"/>
           <w:u w:val="none"/>
         </w:rPr>
-        <w:t>⑤ (A) enormous  (B) conscious  (C) displayed</w:t>
-      </w:r>
-    </w:p>
-    <w:p>
-      <w:pPr>
-        <w:keepNext/>
-        <w:spacing w:before="80" w:after="20" w:line="276" w:lineRule="auto"/>
-        <w:snapToGrid w:val="0"/>
-      </w:pPr>
-      <w:r>
-        <w:rPr>
-          <w:rFonts w:ascii="맑은 고딕" w:hAnsi="맑은 고딕" w:eastAsia="맑은 고딕"/>
-          <w:b/>
-          <w:sz w:val="17"/>
-          <w:u w:val="none"/>
-        </w:rPr>
-        <w:t>34-4.</w:t>
-      </w:r>
-      <w:r>
-        <w:rPr>
-          <w:rFonts w:ascii="맑은 고딕" w:hAnsi="맑은 고딕" w:eastAsia="맑은 고딕"/>
-          <w:b w:val="0"/>
-          <w:sz w:val="17"/>
-          <w:u w:val="none"/>
-        </w:rPr>
-        <w:t xml:space="preserve"> According to the passage, which of the following is </w:t>
-      </w:r>
-      <w:r>
-        <w:rPr>
-          <w:rFonts w:ascii="맑은 고딕" w:hAnsi="맑은 고딕" w:eastAsia="맑은 고딕"/>
-          <w:b w:val="0"/>
-          <w:sz w:val="17"/>
-          <w:u w:val="single"/>
-        </w:rPr>
-        <w:t>NOT</w:t>
-      </w:r>
-      <w:r>
-        <w:rPr>
-          <w:rFonts w:ascii="맑은 고딕" w:hAnsi="맑은 고딕" w:eastAsia="맑은 고딕"/>
-          <w:b w:val="0"/>
-          <w:sz w:val="17"/>
-          <w:u w:val="none"/>
-        </w:rPr>
-        <w:t xml:space="preserve"> true? [2.8점]</w:t>
-      </w:r>
-    </w:p>
-    <w:p>
-      <w:pPr>
-        <w:spacing w:before="0" w:after="60" w:line="288" w:lineRule="auto"/>
-        <w:ind w:left="40"/>
-        <w:snapToGrid w:val="0"/>
-        <w:pBdr>
-          <w:top w:val="single" w:sz="4" w:space="2" w:color="999999"/>
-          <w:left w:val="single" w:sz="4" w:space="2" w:color="999999"/>
-          <w:bottom w:val="single" w:sz="4" w:space="2" w:color="999999"/>
-          <w:right w:val="single" w:sz="4" w:space="2" w:color="999999"/>
-        </w:pBdr>
-        <w:shd w:val="clear" w:color="auto" w:fill="F6F3EA"/>
-      </w:pPr>
-      <w:r>
-        <w:rPr>
-          <w:rFonts w:ascii="맑은 고딕" w:hAnsi="맑은 고딕" w:eastAsia="맑은 고딕"/>
-          <w:b w:val="0"/>
-          <w:sz w:val="17"/>
-          <w:u w:val="none"/>
-        </w:rPr>
-        <w:t>If our bodies know best, why are they so easily injured when we do something so seemingly natural as running? On the one hand, running seems very easy, but that is only because our bodies are so very good at it. The most powerful supercomputer on the planet cannot administer the enormous number of computations it takes to run, untethered, on two legs. Wherever our running intelligence is, running is not all conscious to us and is so complicated that only the T-1000 Terminators of our imagination are able to do it. Because our running knowledge is buried so deeply within muscle fibres, cells and our DNA, we have to accept that we cannot fully explain its complexities. That doesn’t mean our bodies don’t know how to do it. We may feel our way towards understanding the alchemy of running by learning how to use our senses, getting them to fire, and seeing what they are capable of, and accepting that our bodies know more about running than we ever will.</w:t>
-      </w:r>
-    </w:p>
-    <w:p>
-      <w:pPr>
-        <w:spacing w:before="0" w:after="0" w:line="269" w:lineRule="auto"/>
-        <w:ind w:left="180" w:hanging="180"/>
-        <w:snapToGrid w:val="0"/>
-      </w:pPr>
-      <w:r>
-        <w:rPr>
-          <w:rFonts w:ascii="맑은 고딕" w:hAnsi="맑은 고딕" w:eastAsia="맑은 고딕"/>
-          <w:b w:val="0"/>
-          <w:sz w:val="17"/>
-          <w:u w:val="none"/>
-        </w:rPr>
-        <w:t>① Running seems easy because our bodies are very skilled at it.</w:t>
-      </w:r>
-    </w:p>
-    <w:p>
-      <w:pPr>
-        <w:spacing w:before="0" w:after="0" w:line="269" w:lineRule="auto"/>
-        <w:ind w:left="180" w:hanging="180"/>
-        <w:snapToGrid w:val="0"/>
-      </w:pPr>
-      <w:r>
-        <w:rPr>
-          <w:rFonts w:ascii="맑은 고딕" w:hAnsi="맑은 고딕" w:eastAsia="맑은 고딕"/>
-          <w:b w:val="0"/>
-          <w:sz w:val="17"/>
-          <w:u w:val="none"/>
-        </w:rPr>
-        <w:t>② Even the strongest supercomputer cannot handle the calculations needed for running.</w:t>
-      </w:r>
-    </w:p>
-    <w:p>
-      <w:pPr>
-        <w:spacing w:before="0" w:after="0" w:line="269" w:lineRule="auto"/>
-        <w:ind w:left="180" w:hanging="180"/>
-        <w:snapToGrid w:val="0"/>
-      </w:pPr>
-      <w:r>
-        <w:rPr>
-          <w:rFonts w:ascii="맑은 고딕" w:hAnsi="맑은 고딕" w:eastAsia="맑은 고딕"/>
-          <w:b w:val="0"/>
-          <w:sz w:val="17"/>
-          <w:u w:val="none"/>
-        </w:rPr>
-        <w:t>③ Our knowledge of running lies deep in our muscles, cells, and DNA.</w:t>
-      </w:r>
-    </w:p>
-    <w:p>
-      <w:pPr>
-        <w:spacing w:before="0" w:after="0" w:line="269" w:lineRule="auto"/>
-        <w:ind w:left="180" w:hanging="180"/>
-        <w:snapToGrid w:val="0"/>
-      </w:pPr>
-      <w:r>
-        <w:rPr>
-          <w:rFonts w:ascii="맑은 고딕" w:hAnsi="맑은 고딕" w:eastAsia="맑은 고딕"/>
-          <w:b w:val="0"/>
-          <w:sz w:val="17"/>
-          <w:u w:val="none"/>
-        </w:rPr>
-        <w:t>④ Since we cannot explain running fully, our bodies do not really know how to run.</w:t>
-      </w:r>
-    </w:p>
-    <w:p>
-      <w:pPr>
-        <w:spacing w:before="0" w:after="0" w:line="269" w:lineRule="auto"/>
-        <w:ind w:left="180" w:hanging="180"/>
-        <w:snapToGrid w:val="0"/>
-      </w:pPr>
-      <w:r>
-        <w:rPr>
-          <w:rFonts w:ascii="맑은 고딕" w:hAnsi="맑은 고딕" w:eastAsia="맑은 고딕"/>
-          <w:b w:val="0"/>
-          <w:sz w:val="17"/>
-          <w:u w:val="none"/>
-        </w:rPr>
-        <w:t>⑤ The writer believes our bodies know more about running than we will ever know.</w:t>
-      </w:r>
-    </w:p>
-    <w:p>
-      <w:pPr>
-        <w:keepNext/>
-        <w:spacing w:before="80" w:after="20" w:line="276" w:lineRule="auto"/>
-        <w:snapToGrid w:val="0"/>
-      </w:pPr>
-      <w:r>
-        <w:rPr>
-          <w:rFonts w:ascii="맑은 고딕" w:hAnsi="맑은 고딕" w:eastAsia="맑은 고딕"/>
-          <w:b/>
-          <w:sz w:val="17"/>
-          <w:u w:val="none"/>
-        </w:rPr>
-        <w:t>34-5.</w:t>
-      </w:r>
-      <w:r>
-        <w:rPr>
-          <w:rFonts w:ascii="맑은 고딕" w:hAnsi="맑은 고딕" w:eastAsia="맑은 고딕"/>
-          <w:b w:val="0"/>
-          <w:sz w:val="17"/>
-          <w:u w:val="none"/>
-        </w:rPr>
-        <w:t xml:space="preserve"> [A]와 [B]를 읽고 이해한 것으로 가장 적절하지 </w:t>
-      </w:r>
-      <w:r>
-        <w:rPr>
-          <w:rFonts w:ascii="맑은 고딕" w:hAnsi="맑은 고딕" w:eastAsia="맑은 고딕"/>
-          <w:b w:val="0"/>
-          <w:sz w:val="17"/>
-          <w:u w:val="single"/>
-        </w:rPr>
-        <w:t>않은</w:t>
-      </w:r>
-      <w:r>
-        <w:rPr>
-          <w:rFonts w:ascii="맑은 고딕" w:hAnsi="맑은 고딕" w:eastAsia="맑은 고딕"/>
-          <w:b w:val="0"/>
-          <w:sz w:val="17"/>
-          <w:u w:val="none"/>
-        </w:rPr>
-        <w:t xml:space="preserve"> 것은? [3.2점]</w:t>
-      </w:r>
-    </w:p>
-    <w:p>
-      <w:pPr>
-        <w:spacing w:before="0" w:after="60" w:line="288" w:lineRule="auto"/>
-        <w:ind w:left="40"/>
-        <w:snapToGrid w:val="0"/>
-        <w:pBdr>
-          <w:top w:val="single" w:sz="4" w:space="2" w:color="999999"/>
-          <w:left w:val="single" w:sz="4" w:space="2" w:color="999999"/>
-          <w:bottom w:val="single" w:sz="4" w:space="2" w:color="999999"/>
-          <w:right w:val="single" w:sz="4" w:space="2" w:color="999999"/>
-        </w:pBdr>
-        <w:shd w:val="clear" w:color="auto" w:fill="F6F3EA"/>
-      </w:pPr>
-      <w:r>
-        <w:rPr>
-          <w:rFonts w:ascii="맑은 고딕" w:hAnsi="맑은 고딕" w:eastAsia="맑은 고딕"/>
-          <w:b w:val="0"/>
-          <w:sz w:val="17"/>
-          <w:u w:val="none"/>
-        </w:rPr>
-        <w:t>[A] Because our running knowledge is buried so deeply within muscle fibres, cells and our DNA, we have to accept that we cannot fully explain its complexities. That doesn’t mean our bodies don’t know how to do it.</w:t>
-      </w:r>
-    </w:p>
-    <w:p>
-      <w:pPr>
-        <w:spacing w:before="0" w:after="60" w:line="288" w:lineRule="auto"/>
-        <w:ind w:left="40"/>
-        <w:snapToGrid w:val="0"/>
-        <w:pBdr>
-          <w:top w:val="single" w:sz="4" w:space="2" w:color="6B7FB8"/>
-          <w:left w:val="single" w:sz="4" w:space="2" w:color="6B7FB8"/>
-          <w:bottom w:val="single" w:sz="4" w:space="2" w:color="6B7FB8"/>
-          <w:right w:val="single" w:sz="4" w:space="2" w:color="6B7FB8"/>
-        </w:pBdr>
-        <w:shd w:val="clear" w:color="auto" w:fill="EEF2FF"/>
-      </w:pPr>
-      <w:r>
-        <w:rPr>
-          <w:rFonts w:ascii="맑은 고딕" w:hAnsi="맑은 고딕" w:eastAsia="맑은 고딕"/>
-          <w:b w:val="0"/>
-          <w:sz w:val="17"/>
-          <w:u w:val="none"/>
-        </w:rPr>
-        <w:t>[B] Ask an experienced cyclist exactly how she keeps her balance, and she will probably struggle to answer. She cannot list the tiny turns of the handlebars or the shifts of her weight, yet she rides through traffic without a second thought. Her body holds a skill that her words cannot reach.</w:t>
-      </w:r>
-    </w:p>
-    <w:p>
-      <w:pPr>
-        <w:spacing w:before="0" w:after="0" w:line="269" w:lineRule="auto"/>
-        <w:ind w:left="180" w:hanging="180"/>
-        <w:snapToGrid w:val="0"/>
-      </w:pPr>
-      <w:r>
-        <w:rPr>
-          <w:rFonts w:ascii="맑은 고딕" w:hAnsi="맑은 고딕" w:eastAsia="맑은 고딕"/>
-          <w:b w:val="0"/>
-          <w:sz w:val="17"/>
-          <w:u w:val="none"/>
-        </w:rPr>
-        <w:t>① Riding a bicycle, rather than words, is offered as the best way to explain balance.</w:t>
-      </w:r>
-    </w:p>
-    <w:p>
-      <w:pPr>
-        <w:spacing w:before="0" w:after="0" w:line="269" w:lineRule="auto"/>
-        <w:ind w:left="180" w:hanging="180"/>
-        <w:snapToGrid w:val="0"/>
-      </w:pPr>
-      <w:r>
-        <w:rPr>
-          <w:rFonts w:ascii="맑은 고딕" w:hAnsi="맑은 고딕" w:eastAsia="맑은 고딕"/>
-          <w:b w:val="0"/>
-          <w:sz w:val="17"/>
-          <w:u w:val="none"/>
-        </w:rPr>
-        <w:t>② Both texts describe a skill the body performs well but the mind cannot fully explain.</w:t>
-      </w:r>
-    </w:p>
-    <w:p>
-      <w:pPr>
-        <w:spacing w:before="0" w:after="0" w:line="269" w:lineRule="auto"/>
-        <w:ind w:left="180" w:hanging="180"/>
-        <w:snapToGrid w:val="0"/>
-      </w:pPr>
-      <w:r>
-        <w:rPr>
-          <w:rFonts w:ascii="맑은 고딕" w:hAnsi="맑은 고딕" w:eastAsia="맑은 고딕"/>
-          <w:b w:val="0"/>
-          <w:sz w:val="17"/>
-          <w:u w:val="none"/>
-        </w:rPr>
-        <w:t>③ In both texts, a lack of explanation does not mean a lack of ability.</w:t>
-      </w:r>
-    </w:p>
-    <w:p>
-      <w:pPr>
-        <w:spacing w:before="0" w:after="0" w:line="269" w:lineRule="auto"/>
-        <w:ind w:left="180" w:hanging="180"/>
-        <w:snapToGrid w:val="0"/>
-      </w:pPr>
-      <w:r>
-        <w:rPr>
-          <w:rFonts w:ascii="맑은 고딕" w:hAnsi="맑은 고딕" w:eastAsia="맑은 고딕"/>
-          <w:b w:val="0"/>
-          <w:sz w:val="17"/>
-          <w:u w:val="none"/>
-        </w:rPr>
-        <w:t>④ [B]’s ‘a skill that her words cannot reach’ matches [A]’s idea that we cannot fully explain running.</w:t>
-      </w:r>
-    </w:p>
-    <w:p>
-      <w:pPr>
-        <w:spacing w:before="0" w:after="0" w:line="269" w:lineRule="auto"/>
-        <w:ind w:left="180" w:hanging="180"/>
-        <w:snapToGrid w:val="0"/>
-      </w:pPr>
-      <w:r>
-        <w:rPr>
-          <w:rFonts w:ascii="맑은 고딕" w:hAnsi="맑은 고딕" w:eastAsia="맑은 고딕"/>
-          <w:b w:val="0"/>
-          <w:sz w:val="17"/>
-          <w:u w:val="none"/>
-        </w:rPr>
-        <w:t>⑤ Both texts suggest that bodily knowledge can exist outside conscious thought.</w:t>
-      </w:r>
-    </w:p>
-    <w:p>
-      <w:pPr>
-        <w:keepNext/>
-        <w:spacing w:before="80" w:after="20" w:line="276" w:lineRule="auto"/>
-        <w:snapToGrid w:val="0"/>
-      </w:pPr>
-      <w:r>
-        <w:rPr>
-          <w:rFonts w:ascii="맑은 고딕" w:hAnsi="맑은 고딕" w:eastAsia="맑은 고딕"/>
-          <w:b/>
-          <w:sz w:val="17"/>
-          <w:u w:val="none"/>
-        </w:rPr>
-        <w:t>34-6.</w:t>
-      </w:r>
-      <w:r>
-        <w:rPr>
-          <w:rFonts w:ascii="맑은 고딕" w:hAnsi="맑은 고딕" w:eastAsia="맑은 고딕"/>
-          <w:b w:val="0"/>
-          <w:sz w:val="17"/>
-          <w:u w:val="none"/>
-        </w:rPr>
-        <w:t xml:space="preserve"> 밑줄 친 </w:t>
-      </w:r>
-      <w:r>
-        <w:rPr>
-          <w:rFonts w:ascii="맑은 고딕" w:hAnsi="맑은 고딕" w:eastAsia="맑은 고딕"/>
-          <w:b w:val="0"/>
-          <w:sz w:val="17"/>
-          <w:u w:val="single"/>
-        </w:rPr>
-        <w:t>the alchemy of running</w:t>
-      </w:r>
-      <w:r>
-        <w:rPr>
-          <w:rFonts w:ascii="맑은 고딕" w:hAnsi="맑은 고딕" w:eastAsia="맑은 고딕"/>
-          <w:b w:val="0"/>
-          <w:sz w:val="17"/>
-          <w:u w:val="none"/>
-        </w:rPr>
-        <w:t>이 의미하는 바로 가장 적절한 것은? [2.9점]</w:t>
-      </w:r>
-    </w:p>
-    <w:p>
-      <w:pPr>
-        <w:spacing w:before="0" w:after="60" w:line="288" w:lineRule="auto"/>
-        <w:ind w:left="40"/>
-        <w:snapToGrid w:val="0"/>
-        <w:pBdr>
-          <w:top w:val="single" w:sz="4" w:space="2" w:color="999999"/>
-          <w:left w:val="single" w:sz="4" w:space="2" w:color="999999"/>
-          <w:bottom w:val="single" w:sz="4" w:space="2" w:color="999999"/>
-          <w:right w:val="single" w:sz="4" w:space="2" w:color="999999"/>
-        </w:pBdr>
-        <w:shd w:val="clear" w:color="auto" w:fill="F6F3EA"/>
-      </w:pPr>
-      <w:r>
-        <w:rPr>
-          <w:rFonts w:ascii="맑은 고딕" w:hAnsi="맑은 고딕" w:eastAsia="맑은 고딕"/>
-          <w:b w:val="0"/>
-          <w:sz w:val="17"/>
-          <w:u w:val="none"/>
-        </w:rPr>
-        <w:t xml:space="preserve">If our bodies know best, why are they so easily injured when we do something so seemingly natural as running? On the one hand, running seems very easy, but that is only because our bodies are so very good at it. The most powerful supercomputer on the planet cannot administer the enormous number of computations it takes to run, untethered, on two legs. Wherever our running intelligence is, running is not all conscious to us and is so complicated that only the T-1000 Terminators of our imagination are able to do it. Because our running knowledge is buried so deeply within muscle fibres, cells and our DNA, we have to accept that we cannot fully explain its complexities. That doesn’t mean our bodies don’t know how to do it. We may feel our way towards understanding </w:t>
-      </w:r>
-      <w:r>
-        <w:rPr>
-          <w:rFonts w:ascii="맑은 고딕" w:hAnsi="맑은 고딕" w:eastAsia="맑은 고딕"/>
-          <w:b w:val="0"/>
-          <w:sz w:val="17"/>
-          <w:u w:val="single"/>
-        </w:rPr>
-        <w:t>the alchemy of running</w:t>
-      </w:r>
-      <w:r>
-        <w:rPr>
-          <w:rFonts w:ascii="맑은 고딕" w:hAnsi="맑은 고딕" w:eastAsia="맑은 고딕"/>
-          <w:b w:val="0"/>
-          <w:sz w:val="17"/>
-          <w:u w:val="none"/>
-        </w:rPr>
-        <w:t xml:space="preserve"> by learning how to use our senses, getting them to fire, and seeing what they are capable of, and accepting that our bodies know more about running than we ever will.</w:t>
-      </w:r>
-    </w:p>
-    <w:p>
-      <w:pPr>
-        <w:spacing w:before="0" w:after="0" w:line="269" w:lineRule="auto"/>
-        <w:ind w:left="180" w:hanging="180"/>
-        <w:snapToGrid w:val="0"/>
-      </w:pPr>
-      <w:r>
-        <w:rPr>
-          <w:rFonts w:ascii="맑은 고딕" w:hAnsi="맑은 고딕" w:eastAsia="맑은 고딕"/>
-          <w:b w:val="0"/>
-          <w:sz w:val="17"/>
-          <w:u w:val="none"/>
-        </w:rPr>
-        <w:t>① the chemical changes in muscles caused by running shoes</w:t>
-      </w:r>
-    </w:p>
-    <w:p>
-      <w:pPr>
-        <w:spacing w:before="0" w:after="0" w:line="269" w:lineRule="auto"/>
-        <w:ind w:left="180" w:hanging="180"/>
-        <w:snapToGrid w:val="0"/>
-      </w:pPr>
-      <w:r>
-        <w:rPr>
-          <w:rFonts w:ascii="맑은 고딕" w:hAnsi="맑은 고딕" w:eastAsia="맑은 고딕"/>
-          <w:b w:val="0"/>
-          <w:sz w:val="17"/>
-          <w:u w:val="none"/>
-        </w:rPr>
-        <w:t>② the history of running as a sport</w:t>
-      </w:r>
-    </w:p>
-    <w:p>
-      <w:pPr>
-        <w:spacing w:before="0" w:after="0" w:line="269" w:lineRule="auto"/>
-        <w:ind w:left="180" w:hanging="180"/>
-        <w:snapToGrid w:val="0"/>
-      </w:pPr>
-      <w:r>
-        <w:rPr>
-          <w:rFonts w:ascii="맑은 고딕" w:hAnsi="맑은 고딕" w:eastAsia="맑은 고딕"/>
-          <w:b w:val="0"/>
-          <w:sz w:val="17"/>
-          <w:u w:val="none"/>
-        </w:rPr>
-        <w:t>③ the training programs used by professional runners</w:t>
-      </w:r>
-    </w:p>
-    <w:p>
-      <w:pPr>
-        <w:spacing w:before="0" w:after="0" w:line="269" w:lineRule="auto"/>
-        <w:ind w:left="180" w:hanging="180"/>
-        <w:snapToGrid w:val="0"/>
-      </w:pPr>
-      <w:r>
-        <w:rPr>
-          <w:rFonts w:ascii="맑은 고딕" w:hAnsi="맑은 고딕" w:eastAsia="맑은 고딕"/>
-          <w:b w:val="0"/>
-          <w:sz w:val="17"/>
-          <w:u w:val="none"/>
-        </w:rPr>
-        <w:t>④ the mysterious and complex way our bodies manage to run</w:t>
-      </w:r>
-    </w:p>
-    <w:p>
-      <w:pPr>
-        <w:spacing w:before="0" w:after="0" w:line="269" w:lineRule="auto"/>
-        <w:ind w:left="180" w:hanging="180"/>
-        <w:snapToGrid w:val="0"/>
-      </w:pPr>
-      <w:r>
-        <w:rPr>
-          <w:rFonts w:ascii="맑은 고딕" w:hAnsi="맑은 고딕" w:eastAsia="맑은 고딕"/>
-          <w:b w:val="0"/>
-          <w:sz w:val="17"/>
-          <w:u w:val="none"/>
-        </w:rPr>
-        <w:t>⑤ the fastest possible speed a human can reach</w:t>
-      </w:r>
-    </w:p>
-    <w:p>
-      <w:pPr>
-        <w:keepNext/>
-        <w:spacing w:before="80" w:after="20" w:line="276" w:lineRule="auto"/>
-        <w:snapToGrid w:val="0"/>
-      </w:pPr>
-      <w:r>
-        <w:rPr>
-          <w:rFonts w:ascii="맑은 고딕" w:hAnsi="맑은 고딕" w:eastAsia="맑은 고딕"/>
-          <w:b/>
-          <w:sz w:val="17"/>
-          <w:u w:val="none"/>
-        </w:rPr>
-        <w:t>34-7.</w:t>
-      </w:r>
-      <w:r>
-        <w:rPr>
-          <w:rFonts w:ascii="맑은 고딕" w:hAnsi="맑은 고딕" w:eastAsia="맑은 고딕"/>
-          <w:b w:val="0"/>
-          <w:sz w:val="17"/>
-          <w:u w:val="none"/>
-        </w:rPr>
-        <w:t xml:space="preserve"> 다음 글에서 전체 흐름과 관계 </w:t>
-      </w:r>
-      <w:r>
-        <w:rPr>
-          <w:rFonts w:ascii="맑은 고딕" w:hAnsi="맑은 고딕" w:eastAsia="맑은 고딕"/>
-          <w:b w:val="0"/>
-          <w:sz w:val="17"/>
-          <w:u w:val="single"/>
-        </w:rPr>
-        <w:t>없는</w:t>
-      </w:r>
-      <w:r>
-        <w:rPr>
-          <w:rFonts w:ascii="맑은 고딕" w:hAnsi="맑은 고딕" w:eastAsia="맑은 고딕"/>
-          <w:b w:val="0"/>
-          <w:sz w:val="17"/>
-          <w:u w:val="none"/>
-        </w:rPr>
-        <w:t xml:space="preserve"> 문장은? [3.0점]</w:t>
-      </w:r>
-    </w:p>
-    <w:p>
-      <w:pPr>
-        <w:spacing w:before="0" w:after="60" w:line="288" w:lineRule="auto"/>
-        <w:ind w:left="40"/>
-        <w:snapToGrid w:val="0"/>
-        <w:pBdr>
-          <w:top w:val="single" w:sz="4" w:space="2" w:color="999999"/>
-          <w:left w:val="single" w:sz="4" w:space="2" w:color="999999"/>
-          <w:bottom w:val="single" w:sz="4" w:space="2" w:color="999999"/>
-          <w:right w:val="single" w:sz="4" w:space="2" w:color="999999"/>
-        </w:pBdr>
-        <w:shd w:val="clear" w:color="auto" w:fill="F6F3EA"/>
-      </w:pPr>
-      <w:r>
-        <w:rPr>
-          <w:rFonts w:ascii="맑은 고딕" w:hAnsi="맑은 고딕" w:eastAsia="맑은 고딕"/>
-          <w:b w:val="0"/>
-          <w:sz w:val="17"/>
-          <w:u w:val="none"/>
-        </w:rPr>
-        <w:t>If our bodies know best, why are they so easily injured when we do something so seemingly natural as running? ① On the one hand, running seems very easy, but that is only because our bodies are so very good at it. ② Supercomputers have doubled in speed almost every two years since the 1970s. ③ The most powerful supercomputer on the planet cannot administer the enormous number of computations it takes to run, untethered, on two legs. ④ Wherever our running intelligence is, running is not all conscious to us and is so complicated that only the T-1000 Terminators of our imagination are able to do it. ⑤ Because our running knowledge is buried so deeply within muscle fibres, cells and our DNA, we have to accept that we cannot fully explain its complexities.</w:t>
-      </w:r>
-    </w:p>
-    <w:p>
-      <w:pPr>
-        <w:spacing w:before="0" w:after="20" w:line="276" w:lineRule="auto"/>
-        <w:ind w:left="80"/>
-        <w:snapToGrid w:val="0"/>
-      </w:pPr>
-      <w:r>
-        <w:rPr>
-          <w:rFonts w:ascii="맑은 고딕" w:hAnsi="맑은 고딕" w:eastAsia="맑은 고딕"/>
-          <w:b w:val="0"/>
-          <w:sz w:val="17"/>
-          <w:u w:val="none"/>
-        </w:rPr>
-        <w:t>① ①    ② ②    ③ ③    ④ ④    ⑤ ⑤</w:t>
-      </w:r>
-    </w:p>
-    <w:p>
-      <w:pPr>
-        <w:keepNext/>
-        <w:spacing w:before="80" w:after="40" w:line="276" w:lineRule="auto"/>
-        <w:snapToGrid w:val="0"/>
-        <w:shd w:val="clear" w:color="auto" w:fill="8A3A12"/>
-      </w:pPr>
-      <w:r>
-        <w:rPr>
-          <w:rFonts w:ascii="맑은 고딕" w:hAnsi="맑은 고딕" w:eastAsia="맑은 고딕"/>
-          <w:b/>
-          <w:color w:val="FFFFFF"/>
-          <w:sz w:val="17"/>
-          <w:u w:val="none"/>
-        </w:rPr>
-        <w:t>서답형  34-서1 ~ 34-서2</w:t>
-      </w:r>
-    </w:p>
-    <w:p>
-      <w:pPr>
-        <w:keepNext/>
-        <w:spacing w:before="80" w:after="20" w:line="276" w:lineRule="auto"/>
-        <w:snapToGrid w:val="0"/>
-      </w:pPr>
-      <w:r>
-        <w:rPr>
-          <w:rFonts w:ascii="맑은 고딕" w:hAnsi="맑은 고딕" w:eastAsia="맑은 고딕"/>
-          <w:b/>
-          <w:sz w:val="17"/>
-          <w:u w:val="none"/>
-        </w:rPr>
-        <w:t>34-서1.</w:t>
-      </w:r>
-      <w:r>
-        <w:rPr>
-          <w:rFonts w:ascii="맑은 고딕" w:hAnsi="맑은 고딕" w:eastAsia="맑은 고딕"/>
-          <w:b w:val="0"/>
-          <w:sz w:val="17"/>
-          <w:u w:val="none"/>
-        </w:rPr>
-        <w:t xml:space="preserve"> 다음 글의 내용을 요약하고자 한다. 빈칸 (1)~(3)에 들어갈 말을 본문에서 찾아 </w:t>
-      </w:r>
-      <w:r>
-        <w:rPr>
-          <w:rFonts w:ascii="맑은 고딕" w:hAnsi="맑은 고딕" w:eastAsia="맑은 고딕"/>
-          <w:b w:val="0"/>
-          <w:sz w:val="17"/>
-          <w:u w:val="single"/>
-        </w:rPr>
-        <w:t>반드시 변형하여</w:t>
-      </w:r>
-      <w:r>
-        <w:rPr>
-          <w:rFonts w:ascii="맑은 고딕" w:hAnsi="맑은 고딕" w:eastAsia="맑은 고딕"/>
-          <w:b w:val="0"/>
-          <w:sz w:val="17"/>
-          <w:u w:val="none"/>
-        </w:rPr>
-        <w:t xml:space="preserve"> 쓰시오. (한 칸에 한 단어) [각 1점, 총 3점] [3.0점]</w:t>
-      </w:r>
-    </w:p>
-    <w:p>
-      <w:pPr>
-        <w:spacing w:before="0" w:after="60" w:line="288" w:lineRule="auto"/>
-        <w:ind w:left="40"/>
-        <w:snapToGrid w:val="0"/>
-        <w:pBdr>
-          <w:top w:val="single" w:sz="4" w:space="2" w:color="999999"/>
-          <w:left w:val="single" w:sz="4" w:space="2" w:color="999999"/>
-          <w:bottom w:val="single" w:sz="4" w:space="2" w:color="999999"/>
-          <w:right w:val="single" w:sz="4" w:space="2" w:color="999999"/>
-        </w:pBdr>
-        <w:shd w:val="clear" w:color="auto" w:fill="F6F3EA"/>
-      </w:pPr>
-      <w:r>
-        <w:rPr>
-          <w:rFonts w:ascii="맑은 고딕" w:hAnsi="맑은 고딕" w:eastAsia="맑은 고딕"/>
-          <w:b w:val="0"/>
-          <w:sz w:val="17"/>
-          <w:u w:val="none"/>
-        </w:rPr>
-        <w:t>If our bodies know best, why are they so easily injured when we do something so seemingly natural as running? On the one hand, running seems very easy, but that is only because our bodies are so very good at it. The most powerful supercomputer on the planet cannot administer the enormous number of computations it takes to run, untethered, on two legs. Wherever our running intelligence is, running is not all conscious to us and is so complicated that only the T-1000 Terminators of our imagination are able to do it. Because our running knowledge is buried so deeply within muscle fibres, cells and our DNA, we have to accept that we cannot fully explain its complexities. That doesn’t mean our bodies don’t know how to do it. We may feel our way towards understanding the alchemy of running by learning how to use our senses, getting them to fire, and seeing what they are capable of, and accepting that our bodies know more about running than we ever will.</w:t>
-      </w:r>
-    </w:p>
-    <w:p>
-      <w:pPr>
-        <w:spacing w:before="0" w:after="60" w:line="288" w:lineRule="auto"/>
-        <w:ind w:left="40"/>
-        <w:snapToGrid w:val="0"/>
-        <w:pBdr>
-          <w:top w:val="single" w:sz="4" w:space="2" w:color="C99B4E"/>
-          <w:left w:val="single" w:sz="4" w:space="2" w:color="C99B4E"/>
-          <w:bottom w:val="single" w:sz="4" w:space="2" w:color="C99B4E"/>
-          <w:right w:val="single" w:sz="4" w:space="2" w:color="C99B4E"/>
-        </w:pBdr>
-        <w:shd w:val="clear" w:color="auto" w:fill="FFF8E1"/>
-      </w:pPr>
-      <w:r>
-        <w:rPr>
-          <w:rFonts w:ascii="맑은 고딕" w:hAnsi="맑은 고딕" w:eastAsia="맑은 고딕"/>
-          <w:b w:val="0"/>
-          <w:sz w:val="17"/>
-          <w:u w:val="none"/>
-        </w:rPr>
-        <w:t>Running may (1) ________ simple, but it is too complex for full (2) ________; our bodies run well without our (3) ________ controlling every step.</w:t>
-      </w:r>
-    </w:p>
-    <w:p>
-      <w:pPr>
-        <w:spacing w:before="0" w:after="0" w:line="288" w:lineRule="auto"/>
-        <w:ind w:left="40"/>
-        <w:snapToGrid w:val="0"/>
-        <w:pBdr>
-          <w:top w:val="single" w:sz="4" w:space="2" w:color="9B6BD0"/>
-          <w:left w:val="single" w:sz="4" w:space="2" w:color="9B6BD0"/>
-          <w:bottom w:val="single" w:sz="4" w:space="2" w:color="9B6BD0"/>
-          <w:right w:val="single" w:sz="4" w:space="2" w:color="9B6BD0"/>
-        </w:pBdr>
-        <w:shd w:val="clear" w:color="auto" w:fill="FAF5FF"/>
-      </w:pPr>
-      <w:r>
-        <w:rPr>
-          <w:rFonts w:ascii="맑은 고딕" w:hAnsi="맑은 고딕" w:eastAsia="맑은 고딕"/>
-          <w:b/>
-          <w:sz w:val="17"/>
-          <w:u w:val="none"/>
-        </w:rPr>
-        <w:t>&lt;조 건&gt;</w:t>
-      </w:r>
-    </w:p>
-    <w:p>
-      <w:pPr>
-        <w:spacing w:before="0" w:after="0" w:line="288" w:lineRule="auto"/>
-        <w:ind w:left="40"/>
-        <w:snapToGrid w:val="0"/>
-        <w:pBdr>
-          <w:top w:val="single" w:sz="4" w:space="2" w:color="9B6BD0"/>
-          <w:left w:val="single" w:sz="4" w:space="2" w:color="9B6BD0"/>
-          <w:bottom w:val="single" w:sz="4" w:space="2" w:color="9B6BD0"/>
-          <w:right w:val="single" w:sz="4" w:space="2" w:color="9B6BD0"/>
-        </w:pBdr>
-        <w:shd w:val="clear" w:color="auto" w:fill="FAF5FF"/>
-      </w:pPr>
-      <w:r>
-        <w:rPr>
-          <w:rFonts w:ascii="맑은 고딕" w:hAnsi="맑은 고딕" w:eastAsia="맑은 고딕"/>
-          <w:b w:val="0"/>
-          <w:sz w:val="17"/>
-          <w:u w:val="none"/>
-        </w:rPr>
-        <w:t>1. 본문의 단어를 반드시 변형(품사·어형)하여 쓸 것 — 본문 형태 그대로 쓰면 0점</w:t>
-      </w:r>
-    </w:p>
-    <w:p>
-      <w:pPr>
-        <w:spacing w:before="0" w:after="60" w:line="288" w:lineRule="auto"/>
-        <w:ind w:left="40"/>
-        <w:snapToGrid w:val="0"/>
-        <w:pBdr>
-          <w:top w:val="single" w:sz="4" w:space="2" w:color="9B6BD0"/>
-          <w:left w:val="single" w:sz="4" w:space="2" w:color="9B6BD0"/>
-          <w:bottom w:val="single" w:sz="4" w:space="2" w:color="9B6BD0"/>
-          <w:right w:val="single" w:sz="4" w:space="2" w:color="9B6BD0"/>
-        </w:pBdr>
-        <w:shd w:val="clear" w:color="auto" w:fill="FAF5FF"/>
-      </w:pPr>
-      <w:r>
-        <w:rPr>
-          <w:rFonts w:ascii="맑은 고딕" w:hAnsi="맑은 고딕" w:eastAsia="맑은 고딕"/>
-          <w:b w:val="0"/>
-          <w:sz w:val="17"/>
-          <w:u w:val="none"/>
-        </w:rPr>
-        <w:t>2. 답안지에 소문항 번호를 정확하게 기입할 것  예) 1-(1) 1-(2) 1-(3)</w:t>
-      </w:r>
-    </w:p>
-    <w:p>
-      <w:pPr>
-        <w:spacing w:before="0" w:after="40" w:line="360" w:lineRule="auto"/>
-        <w:snapToGrid w:val="0"/>
-      </w:pPr>
-      <w:r>
-        <w:rPr>
-          <w:rFonts w:ascii="맑은 고딕" w:hAnsi="맑은 고딕" w:eastAsia="맑은 고딕"/>
-          <w:b w:val="0"/>
-          <w:sz w:val="17"/>
-          <w:u w:val="none"/>
-        </w:rPr>
-        <w:t>(1) ______________   (2) ______________   (3) ______________</w:t>
-      </w:r>
-    </w:p>
-    <w:p>
-      <w:pPr>
-        <w:keepNext/>
-        <w:spacing w:before="80" w:after="20" w:line="276" w:lineRule="auto"/>
-        <w:snapToGrid w:val="0"/>
-      </w:pPr>
-      <w:r>
-        <w:rPr>
-          <w:rFonts w:ascii="맑은 고딕" w:hAnsi="맑은 고딕" w:eastAsia="맑은 고딕"/>
-          <w:b/>
-          <w:sz w:val="17"/>
-          <w:u w:val="none"/>
-        </w:rPr>
-        <w:t>34-서2.</w:t>
-      </w:r>
-      <w:r>
-        <w:rPr>
-          <w:rFonts w:ascii="맑은 고딕" w:hAnsi="맑은 고딕" w:eastAsia="맑은 고딕"/>
-          <w:b w:val="0"/>
-          <w:sz w:val="17"/>
-          <w:u w:val="none"/>
-        </w:rPr>
-        <w:t xml:space="preserve"> 다음 우리말과 같은 뜻이 되도록 &lt;보기&gt;의 표현을 모두 사용하여 &lt;조건&gt;에 맞게 영작하시오. [3점] [3.0점]</w:t>
-      </w:r>
-    </w:p>
-    <w:p>
-      <w:pPr>
-        <w:spacing w:before="0" w:after="60" w:line="288" w:lineRule="auto"/>
-        <w:ind w:left="40"/>
-        <w:snapToGrid w:val="0"/>
-        <w:pBdr>
-          <w:top w:val="single" w:sz="4" w:space="2" w:color="999999"/>
-          <w:left w:val="single" w:sz="4" w:space="2" w:color="999999"/>
-          <w:bottom w:val="single" w:sz="4" w:space="2" w:color="999999"/>
-          <w:right w:val="single" w:sz="4" w:space="2" w:color="999999"/>
-        </w:pBdr>
-        <w:shd w:val="clear" w:color="auto" w:fill="F6F3EA"/>
-      </w:pPr>
-      <w:r>
-        <w:rPr>
-          <w:rFonts w:ascii="맑은 고딕" w:hAnsi="맑은 고딕" w:eastAsia="맑은 고딕"/>
-          <w:b w:val="0"/>
-          <w:sz w:val="17"/>
-          <w:u w:val="none"/>
-        </w:rPr>
-        <w:t xml:space="preserve">Wherever our running intelligence is, running is not all conscious to us and </w:t>
-      </w:r>
-      <w:r>
-        <w:rPr>
-          <w:rFonts w:ascii="맑은 고딕" w:hAnsi="맑은 고딕" w:eastAsia="맑은 고딕"/>
-          <w:b w:val="0"/>
-          <w:sz w:val="17"/>
-          <w:u w:val="single"/>
-        </w:rPr>
-        <w:t>is so complicated that only the T-1000 Terminators of our imagination are able to do it.</w:t>
-      </w:r>
-    </w:p>
-    <w:p>
-      <w:pPr>
-        <w:spacing w:before="0" w:after="60" w:line="288" w:lineRule="auto"/>
-        <w:ind w:left="40"/>
-        <w:snapToGrid w:val="0"/>
-        <w:pBdr>
-          <w:top w:val="single" w:sz="4" w:space="2" w:color="C99B4E"/>
-          <w:left w:val="single" w:sz="4" w:space="2" w:color="C99B4E"/>
-          <w:bottom w:val="single" w:sz="4" w:space="2" w:color="C99B4E"/>
-          <w:right w:val="single" w:sz="4" w:space="2" w:color="C99B4E"/>
-        </w:pBdr>
-        <w:shd w:val="clear" w:color="auto" w:fill="FFF8E1"/>
-      </w:pPr>
-      <w:r>
-        <w:rPr>
-          <w:rFonts w:ascii="맑은 고딕" w:hAnsi="맑은 고딕" w:eastAsia="맑은 고딕"/>
-          <w:b w:val="0"/>
-          <w:sz w:val="17"/>
-          <w:u w:val="none"/>
-        </w:rPr>
-        <w:t>달리기는 너무나 복잡해서 우리 상상 속의 터미네이터만이 그것을 할 수 있다.</w:t>
-      </w:r>
-    </w:p>
-    <w:p>
-      <w:pPr>
-        <w:spacing w:before="0" w:after="60" w:line="288" w:lineRule="auto"/>
-        <w:ind w:left="40"/>
-        <w:snapToGrid w:val="0"/>
-        <w:pBdr>
-          <w:top w:val="single" w:sz="4" w:space="2" w:color="9B6BD0"/>
-          <w:left w:val="single" w:sz="4" w:space="2" w:color="9B6BD0"/>
-          <w:bottom w:val="single" w:sz="4" w:space="2" w:color="9B6BD0"/>
-          <w:right w:val="single" w:sz="4" w:space="2" w:color="9B6BD0"/>
-        </w:pBdr>
-        <w:shd w:val="clear" w:color="auto" w:fill="FAF5FF"/>
-      </w:pPr>
-      <w:r>
-        <w:rPr>
-          <w:rFonts w:ascii="맑은 고딕" w:hAnsi="맑은 고딕" w:eastAsia="맑은 고딕"/>
-          <w:b/>
-          <w:sz w:val="17"/>
-          <w:u w:val="none"/>
-        </w:rPr>
-        <w:t>&lt;보 기&gt;</w:t>
-      </w:r>
-      <w:r>
-        <w:rPr>
-          <w:rFonts w:ascii="맑은 고딕" w:hAnsi="맑은 고딕" w:eastAsia="맑은 고딕"/>
-          <w:b w:val="0"/>
-          <w:sz w:val="17"/>
-          <w:u w:val="none"/>
-        </w:rPr>
-        <w:t xml:space="preserve"> running / be / so / complicated / that / only / the Terminators / of our imagination / are able to / do / it</w:t>
-      </w:r>
-    </w:p>
-    <w:p>
-      <w:pPr>
-        <w:spacing w:before="0" w:after="0" w:line="288" w:lineRule="auto"/>
-        <w:ind w:left="40"/>
-        <w:snapToGrid w:val="0"/>
-        <w:pBdr>
-          <w:top w:val="single" w:sz="4" w:space="2" w:color="9B6BD0"/>
-          <w:left w:val="single" w:sz="4" w:space="2" w:color="9B6BD0"/>
-          <w:bottom w:val="single" w:sz="4" w:space="2" w:color="9B6BD0"/>
-          <w:right w:val="single" w:sz="4" w:space="2" w:color="9B6BD0"/>
-        </w:pBdr>
-        <w:shd w:val="clear" w:color="auto" w:fill="FAF5FF"/>
-      </w:pPr>
-      <w:r>
-        <w:rPr>
-          <w:rFonts w:ascii="맑은 고딕" w:hAnsi="맑은 고딕" w:eastAsia="맑은 고딕"/>
-          <w:b/>
-          <w:sz w:val="17"/>
-          <w:u w:val="none"/>
-        </w:rPr>
-        <w:t>&lt;조 건&gt;</w:t>
-      </w:r>
-    </w:p>
-    <w:p>
-      <w:pPr>
-        <w:spacing w:before="0" w:after="0" w:line="288" w:lineRule="auto"/>
-        <w:ind w:left="40"/>
-        <w:snapToGrid w:val="0"/>
-        <w:pBdr>
-          <w:top w:val="single" w:sz="4" w:space="2" w:color="9B6BD0"/>
-          <w:left w:val="single" w:sz="4" w:space="2" w:color="9B6BD0"/>
-          <w:bottom w:val="single" w:sz="4" w:space="2" w:color="9B6BD0"/>
-          <w:right w:val="single" w:sz="4" w:space="2" w:color="9B6BD0"/>
-        </w:pBdr>
-        <w:shd w:val="clear" w:color="auto" w:fill="FAF5FF"/>
-      </w:pPr>
-      <w:r>
-        <w:rPr>
-          <w:rFonts w:ascii="맑은 고딕" w:hAnsi="맑은 고딕" w:eastAsia="맑은 고딕"/>
-          <w:b w:val="0"/>
-          <w:sz w:val="17"/>
-          <w:u w:val="none"/>
-        </w:rPr>
-        <w:t>1. &lt;보기&gt;의 표현을 모두 한 번씩만 사용할 것</w:t>
-      </w:r>
-    </w:p>
-    <w:p>
-      <w:pPr>
-        <w:spacing w:before="0" w:after="0" w:line="288" w:lineRule="auto"/>
-        <w:ind w:left="40"/>
-        <w:snapToGrid w:val="0"/>
-        <w:pBdr>
-          <w:top w:val="single" w:sz="4" w:space="2" w:color="9B6BD0"/>
-          <w:left w:val="single" w:sz="4" w:space="2" w:color="9B6BD0"/>
-          <w:bottom w:val="single" w:sz="4" w:space="2" w:color="9B6BD0"/>
-          <w:right w:val="single" w:sz="4" w:space="2" w:color="9B6BD0"/>
-        </w:pBdr>
-        <w:shd w:val="clear" w:color="auto" w:fill="FAF5FF"/>
-      </w:pPr>
-      <w:r>
-        <w:rPr>
-          <w:rFonts w:ascii="맑은 고딕" w:hAnsi="맑은 고딕" w:eastAsia="맑은 고딕"/>
-          <w:b w:val="0"/>
-          <w:sz w:val="17"/>
-          <w:u w:val="none"/>
-        </w:rPr>
-        <w:t>2. 필요시 어형을 바꾸되 다른 단어를 추가하지 말 것</w:t>
-      </w:r>
-    </w:p>
-    <w:p>
-      <w:pPr>
-        <w:spacing w:before="0" w:after="0" w:line="288" w:lineRule="auto"/>
-        <w:ind w:left="40"/>
-        <w:snapToGrid w:val="0"/>
-        <w:pBdr>
-          <w:top w:val="single" w:sz="4" w:space="2" w:color="9B6BD0"/>
-          <w:left w:val="single" w:sz="4" w:space="2" w:color="9B6BD0"/>
-          <w:bottom w:val="single" w:sz="4" w:space="2" w:color="9B6BD0"/>
-          <w:right w:val="single" w:sz="4" w:space="2" w:color="9B6BD0"/>
-        </w:pBdr>
-        <w:shd w:val="clear" w:color="auto" w:fill="FAF5FF"/>
-      </w:pPr>
-      <w:r>
-        <w:rPr>
-          <w:rFonts w:ascii="맑은 고딕" w:hAnsi="맑은 고딕" w:eastAsia="맑은 고딕"/>
-          <w:b w:val="0"/>
-          <w:sz w:val="17"/>
-          <w:u w:val="none"/>
-        </w:rPr>
-        <w:t>3. so ~ that 구문을 쓸 것</w:t>
-      </w:r>
-    </w:p>
-    <w:p>
-      <w:pPr>
-        <w:spacing w:before="0" w:after="0" w:line="288" w:lineRule="auto"/>
-        <w:ind w:left="40"/>
-        <w:snapToGrid w:val="0"/>
-        <w:pBdr>
-          <w:top w:val="single" w:sz="4" w:space="2" w:color="9B6BD0"/>
-          <w:left w:val="single" w:sz="4" w:space="2" w:color="9B6BD0"/>
-          <w:bottom w:val="single" w:sz="4" w:space="2" w:color="9B6BD0"/>
-          <w:right w:val="single" w:sz="4" w:space="2" w:color="9B6BD0"/>
-        </w:pBdr>
-        <w:shd w:val="clear" w:color="auto" w:fill="FAF5FF"/>
-      </w:pPr>
-      <w:r>
-        <w:rPr>
-          <w:rFonts w:ascii="맑은 고딕" w:hAnsi="맑은 고딕" w:eastAsia="맑은 고딕"/>
-          <w:b w:val="0"/>
-          <w:sz w:val="17"/>
-          <w:u w:val="none"/>
-        </w:rPr>
-        <w:t>4. 총 16단어로 쓸 것</w:t>
-      </w:r>
-    </w:p>
-    <w:p>
-      <w:pPr>
-        <w:spacing w:before="0" w:after="60" w:line="288" w:lineRule="auto"/>
-        <w:ind w:left="40"/>
-        <w:snapToGrid w:val="0"/>
-        <w:pBdr>
-          <w:top w:val="single" w:sz="4" w:space="2" w:color="9B6BD0"/>
-          <w:left w:val="single" w:sz="4" w:space="2" w:color="9B6BD0"/>
-          <w:bottom w:val="single" w:sz="4" w:space="2" w:color="9B6BD0"/>
-          <w:right w:val="single" w:sz="4" w:space="2" w:color="9B6BD0"/>
-        </w:pBdr>
-        <w:shd w:val="clear" w:color="auto" w:fill="FAF5FF"/>
-      </w:pPr>
-      <w:r>
-        <w:rPr>
-          <w:rFonts w:ascii="맑은 고딕" w:hAnsi="맑은 고딕" w:eastAsia="맑은 고딕"/>
-          <w:b w:val="0"/>
-          <w:sz w:val="17"/>
-          <w:u w:val="none"/>
-        </w:rPr>
-        <w:t>5. 답안지에 소문항 번호를 정확하게 기입할 것</w:t>
-      </w:r>
-    </w:p>
-    <w:p>
-      <w:pPr>
-        <w:spacing w:before="0" w:after="40" w:line="360" w:lineRule="auto"/>
-        <w:snapToGrid w:val="0"/>
-      </w:pPr>
-      <w:r>
-        <w:rPr>
-          <w:rFonts w:ascii="맑은 고딕" w:hAnsi="맑은 고딕" w:eastAsia="맑은 고딕"/>
-          <w:b w:val="0"/>
-          <w:sz w:val="17"/>
-          <w:u w:val="none"/>
-        </w:rPr>
-        <w:t>⇒ ______________________________________________________________ .</w:t>
-      </w:r>
-    </w:p>
-    <w:p>
-      <w:pPr>
-        <w:keepNext/>
-        <w:spacing w:before="80" w:after="40" w:line="276" w:lineRule="auto"/>
-        <w:snapToGrid w:val="0"/>
-        <w:shd w:val="clear" w:color="auto" w:fill="6B21A8"/>
-      </w:pPr>
-      <w:r>
-        <w:rPr>
-          <w:rFonts w:ascii="맑은 고딕" w:hAnsi="맑은 고딕" w:eastAsia="맑은 고딕"/>
-          <w:b/>
-          <w:color w:val="FFFFFF"/>
-          <w:sz w:val="17"/>
-          <w:u w:val="none"/>
-        </w:rPr>
-        <w:t>[지문 구조]  ※ 앞 문항을 모두 푼 뒤에 풀 것</w:t>
-      </w:r>
-    </w:p>
-    <w:p>
-      <w:pPr>
-        <w:keepNext/>
-        <w:spacing w:before="80" w:after="20" w:line="276" w:lineRule="auto"/>
-        <w:snapToGrid w:val="0"/>
-      </w:pPr>
-      <w:r>
-        <w:rPr>
-          <w:rFonts w:ascii="맑은 고딕" w:hAnsi="맑은 고딕" w:eastAsia="맑은 고딕"/>
-          <w:b/>
-          <w:sz w:val="17"/>
-          <w:u w:val="none"/>
-        </w:rPr>
-        <w:t>34-8.</w:t>
-      </w:r>
-      <w:r>
-        <w:rPr>
-          <w:rFonts w:ascii="맑은 고딕" w:hAnsi="맑은 고딕" w:eastAsia="맑은 고딕"/>
-          <w:b w:val="0"/>
-          <w:sz w:val="17"/>
-          <w:u w:val="none"/>
-        </w:rPr>
-        <w:t xml:space="preserve"> 글의 흐름으로 보아, 주어진 문장이 들어가기에 가장 적절한 곳은? [2.7점]</w:t>
-      </w:r>
-    </w:p>
-    <w:p>
-      <w:pPr>
-        <w:spacing w:before="0" w:after="60" w:line="288" w:lineRule="auto"/>
-        <w:ind w:left="40"/>
-        <w:snapToGrid w:val="0"/>
-        <w:pBdr>
-          <w:top w:val="single" w:sz="4" w:space="2" w:color="C99B4E"/>
-          <w:left w:val="single" w:sz="4" w:space="2" w:color="C99B4E"/>
-          <w:bottom w:val="single" w:sz="4" w:space="2" w:color="C99B4E"/>
-          <w:right w:val="single" w:sz="4" w:space="2" w:color="C99B4E"/>
-        </w:pBdr>
-        <w:shd w:val="clear" w:color="auto" w:fill="FFF8E1"/>
-      </w:pPr>
-      <w:r>
-        <w:rPr>
-          <w:rFonts w:ascii="맑은 고딕" w:hAnsi="맑은 고딕" w:eastAsia="맑은 고딕"/>
-          <w:b w:val="0"/>
-          <w:sz w:val="17"/>
-          <w:u w:val="none"/>
-        </w:rPr>
-        <w:t>That doesn’t mean our bodies don’t know how to do it.</w:t>
-      </w:r>
-    </w:p>
-    <w:p>
-      <w:pPr>
-        <w:spacing w:before="0" w:after="60" w:line="288" w:lineRule="auto"/>
-        <w:ind w:left="40"/>
-        <w:snapToGrid w:val="0"/>
-        <w:pBdr>
-          <w:top w:val="single" w:sz="4" w:space="2" w:color="999999"/>
-          <w:left w:val="single" w:sz="4" w:space="2" w:color="999999"/>
-          <w:bottom w:val="single" w:sz="4" w:space="2" w:color="999999"/>
-          <w:right w:val="single" w:sz="4" w:space="2" w:color="999999"/>
-        </w:pBdr>
-        <w:shd w:val="clear" w:color="auto" w:fill="F6F3EA"/>
-      </w:pPr>
-      <w:r>
-        <w:rPr>
-          <w:rFonts w:ascii="맑은 고딕" w:hAnsi="맑은 고딕" w:eastAsia="맑은 고딕"/>
-          <w:b w:val="0"/>
-          <w:sz w:val="17"/>
-          <w:u w:val="none"/>
-        </w:rPr>
-        <w:t>If our bodies know best, why are they so easily injured when we do something so seemingly natural as running? ( ① ) On the one hand, running seems very easy, but that is only because our bodies are so very good at it. ( ② ) The most powerful supercomputer on the planet cannot administer the enormous number of computations it takes to run, untethered, on two legs. ( ③ ) Wherever our running intelligence is, running is not all conscious to us and is so complicated that only the T-1000 Terminators of our imagination are able to do it. ( ④ ) Because our running knowledge is buried so deeply within muscle fibres, cells and our DNA, we have to accept that we cannot fully explain its complexities. ( ⑤ ) We may feel our way towards understanding the alchemy of running by learning how to use our senses, getting them to fire, and seeing what they are capable of, and accepting that our bodies know more about running than we ever will.</w:t>
-      </w:r>
-    </w:p>
-    <w:p>
-      <w:pPr>
-        <w:spacing w:before="0" w:after="20" w:line="276" w:lineRule="auto"/>
-        <w:ind w:left="80"/>
-        <w:snapToGrid w:val="0"/>
-      </w:pPr>
-      <w:r>
-        <w:rPr>
-          <w:rFonts w:ascii="맑은 고딕" w:hAnsi="맑은 고딕" w:eastAsia="맑은 고딕"/>
-          <w:b w:val="0"/>
-          <w:sz w:val="17"/>
-          <w:u w:val="none"/>
-        </w:rPr>
-        <w:t>① ①    ② ②    ③ ③    ④ ④    ⑤ ⑤</w:t>
+        <w:t>⑤ (B) - (C) - (A)</w:t>
       </w:r>
     </w:p>
     <w:p>
@@ -3232,7 +3379,7 @@
           <w:sz w:val="15"/>
           <w:u w:val="none"/>
         </w:rPr>
-        <w:t xml:space="preserve"> ★are they (의문사 why + be + 주어 어순)</w:t>
+        <w:t xml:space="preserve"> ★are they (의문사 why + be동사 + 주어 — 직접의문문 어순)</w:t>
       </w:r>
     </w:p>
     <w:p>
@@ -3307,7 +3454,7 @@
           <w:sz w:val="15"/>
           <w:u w:val="none"/>
         </w:rPr>
-        <w:t xml:space="preserve"> easy (쉬운 ↔ difficult — but 뒤 이유와 호응)</w:t>
+        <w:t xml:space="preserve"> easy (쉬워 보인다 — 뒤 ‘몸이 아주 잘하기 때문’과 호응; difficult는 반대)</w:t>
       </w:r>
     </w:p>
     <w:p>
@@ -3382,7 +3529,7 @@
           <w:sz w:val="15"/>
           <w:u w:val="none"/>
         </w:rPr>
-        <w:t xml:space="preserve"> enormous (엄청난 ↔ tiny)</w:t>
+        <w:t xml:space="preserve"> enormous (슈퍼컴퓨터도 못 다루는 ‘엄청난’ 수; tiny는 반대)</w:t>
       </w:r>
     </w:p>
     <w:p>
@@ -3407,7 +3554,7 @@
           <w:sz w:val="15"/>
           <w:u w:val="none"/>
         </w:rPr>
-        <w:t xml:space="preserve"> ★takes (it takes ~ to-v, 주어 it 단수)</w:t>
+        <w:t xml:space="preserve"> ★takes (it takes ~ to-v — 주어 it 단수)</w:t>
       </w:r>
     </w:p>
     <w:p>
@@ -3457,7 +3604,7 @@
           <w:sz w:val="15"/>
           <w:u w:val="none"/>
         </w:rPr>
-        <w:t xml:space="preserve"> conscious (의식적인 — not all과 결합 ‘전부 의식되는 것은 아닌’)</w:t>
+        <w:t xml:space="preserve"> conscious</w:t>
       </w:r>
     </w:p>
     <w:p>
@@ -3482,7 +3629,7 @@
           <w:sz w:val="15"/>
           <w:u w:val="none"/>
         </w:rPr>
-        <w:t xml:space="preserve"> ★so (so + 형용사 + that — such는 명사 앞)</w:t>
+        <w:t xml:space="preserve"> ★so (so + 형용사 + that; such는 명사 앞)</w:t>
       </w:r>
     </w:p>
     <w:p>
@@ -3657,7 +3804,7 @@
           <w:sz w:val="15"/>
           <w:u w:val="none"/>
         </w:rPr>
-        <w:t xml:space="preserve"> senses</w:t>
+        <w:t xml:space="preserve"> ★to fire (get + 목적어 + to-v ‘~하게 하다’)</w:t>
       </w:r>
     </w:p>
     <w:p>
@@ -3682,7 +3829,7 @@
           <w:sz w:val="15"/>
           <w:u w:val="none"/>
         </w:rPr>
-        <w:t xml:space="preserve"> ★to fire (get + O + to-v)</w:t>
+        <w:t xml:space="preserve"> ★seeing (learning·getting과 병렬 동명사)</w:t>
       </w:r>
     </w:p>
     <w:p>
@@ -3707,7 +3854,7 @@
           <w:sz w:val="15"/>
           <w:u w:val="none"/>
         </w:rPr>
-        <w:t xml:space="preserve"> ★seeing (learning·getting과 병렬 동명사)</w:t>
+        <w:t xml:space="preserve"> ★accepting (주제문 마지막 핵심어 — 몸이 더 잘 안다는 것을 ‘받아들임’; rejecting은 글 전체와 반대 — 2026 중간 24번 출제 좌표)</w:t>
       </w:r>
     </w:p>
     <w:p>
@@ -3732,7 +3879,7 @@
           <w:sz w:val="15"/>
           <w:u w:val="none"/>
         </w:rPr>
-        <w:t xml:space="preserve"> ★will (앞으로도 결코 알 수 없을 것 — know more … than we ever will (know))</w:t>
+        <w:t xml:space="preserve"> ★will (than we ever will (know) — 앞으로도 결코 알지 못할 것; do는 현재)</w:t>
       </w:r>
     </w:p>
     <w:p>
@@ -3757,7 +3904,7 @@
           <w:sz w:val="15"/>
           <w:u w:val="none"/>
         </w:rPr>
-        <w:t xml:space="preserve"> ★✕ — 바른 형태: so complicated that (so + 형용사)</w:t>
+        <w:t xml:space="preserve"> ★✕ — 바른 형태: so complicated that (so + 형용사 + that; such는 명사구 앞)</w:t>
       </w:r>
     </w:p>
     <w:p>
@@ -3782,7 +3929,7 @@
           <w:sz w:val="15"/>
           <w:u w:val="none"/>
         </w:rPr>
-        <w:t xml:space="preserve"> ○ (get + O + to-v / -ing 모두 가능)</w:t>
+        <w:t xml:space="preserve"> ○ (get + O + to-v / -ing 모두 ‘작동하게 하다’)</w:t>
       </w:r>
     </w:p>
     <w:p>
@@ -3807,7 +3954,7 @@
           <w:sz w:val="15"/>
           <w:u w:val="none"/>
         </w:rPr>
-        <w:t xml:space="preserve"> ○ (앞 문장 전체를 받는 That = This)</w:t>
+        <w:t xml:space="preserve"> ○ (have to accept = must admit)</w:t>
       </w:r>
     </w:p>
     <w:p>
@@ -3832,7 +3979,7 @@
           <w:sz w:val="15"/>
           <w:u w:val="none"/>
         </w:rPr>
-        <w:t xml:space="preserve"> Running seems very easy, but that is only because our bodies are so very good at it. (보충 because / 제외 because of / seem→seems)</w:t>
+        <w:t xml:space="preserve"> On the one hand, running seems very easy, but that is only because our bodies are so very good at it. (보충 only / 제외 because of / seem→seems, be→is)</w:t>
       </w:r>
     </w:p>
     <w:p>
@@ -3857,7 +4004,7 @@
           <w:sz w:val="15"/>
           <w:u w:val="none"/>
         </w:rPr>
-        <w:t xml:space="preserve"> We have to accept that we cannot fully explain its complexities. (보충 that / 제외 complicated / complexity→complexities)</w:t>
+        <w:t xml:space="preserve"> Because our running knowledge is buried so deeply within muscle fibres, cells and our DNA, we have to accept that we cannot fully explain its complexities. (보충 within / 제외 although / bury→is buried)</w:t>
       </w:r>
     </w:p>
     <w:p>
@@ -3882,7 +4029,7 @@
           <w:sz w:val="15"/>
           <w:u w:val="none"/>
         </w:rPr>
-        <w:t xml:space="preserve"> The most powerful supercomputer on the planet cannot administer the enormous number of computations it takes to run on two legs. (take→takes)</w:t>
+        <w:t xml:space="preserve"> The most powerful supercomputer on the planet cannot administer the enormous number of computations it takes to run, untethered, on two legs. (take→takes)</w:t>
       </w:r>
     </w:p>
     <w:p>
@@ -3932,7 +4079,7 @@
           <w:sz w:val="15"/>
           <w:u w:val="none"/>
         </w:rPr>
-        <w:t xml:space="preserve"> 달리기가 매우 쉬워 보인다는 것</w:t>
+        <w:t xml:space="preserve"> 달리기가 아주 쉬워 보인다는 것</w:t>
       </w:r>
     </w:p>
     <w:p>
@@ -4007,7 +4154,7 @@
           <w:sz w:val="15"/>
           <w:u w:val="none"/>
         </w:rPr>
-        <w:t xml:space="preserve"> ★who (선행사 A child 사람)</w:t>
+        <w:t xml:space="preserve"> ★which (none of which — 앞 절 corrections를 받는 관계대명사; them이면 두 절이 접속사 없이 이어져 비문)</w:t>
       </w:r>
     </w:p>
     <w:p>
@@ -4032,7 +4179,7 @@
           <w:sz w:val="15"/>
           <w:u w:val="none"/>
         </w:rPr>
-        <w:t xml:space="preserve"> ★to write (take + 시간·노력 + to-v)</w:t>
+        <w:t xml:space="preserve"> ★who (선행사 Engineers 사람)</w:t>
       </w:r>
     </w:p>
     <w:p>
@@ -4057,7 +4204,7 @@
           <w:sz w:val="15"/>
           <w:u w:val="none"/>
         </w:rPr>
-        <w:t xml:space="preserve"> ★arrive (주어 her hands 복수)</w:t>
+        <w:t xml:space="preserve"> ★is (주어 the surest way 단수)</w:t>
       </w:r>
     </w:p>
     <w:p>
@@ -4082,7 +4229,7 @@
           <w:sz w:val="15"/>
           <w:u w:val="none"/>
         </w:rPr>
-        <w:t xml:space="preserve"> fully</w:t>
+        <w:t xml:space="preserve"> explained</w:t>
       </w:r>
     </w:p>
     <w:p>
@@ -4123,7 +4270,7 @@
           <w:sz w:val="15"/>
           <w:u w:val="none"/>
         </w:rPr>
-        <w:t xml:space="preserve"> 정답 ⑤ — (a) ✕ (b) ○ (c) ✕ (d) ○ (e) ✕</w:t>
+        <w:t xml:space="preserve"> 정답 ④ — (A) ✕ (B) ○ (C) ○ (D) ✕</w:t>
       </w:r>
     </w:p>
     <w:p>
@@ -4148,7 +4295,7 @@
           <w:sz w:val="15"/>
           <w:u w:val="none"/>
         </w:rPr>
-        <w:t xml:space="preserve"> 정답 ③ — ⓐ they are → are they / ⓒ such → so / ⓕ see → seeing</w:t>
+        <w:t xml:space="preserve"> 정답 ③</w:t>
       </w:r>
     </w:p>
     <w:p>
@@ -4173,7 +4320,7 @@
           <w:sz w:val="15"/>
           <w:u w:val="none"/>
         </w:rPr>
-        <w:t xml:space="preserve"> 정답 ② — enormous · conscious · buried</w:t>
+        <w:t xml:space="preserve"> 정답 ②</w:t>
       </w:r>
     </w:p>
     <w:p>
@@ -4198,7 +4345,7 @@
           <w:sz w:val="15"/>
           <w:u w:val="none"/>
         </w:rPr>
-        <w:t xml:space="preserve"> 정답 ④</w:t>
+        <w:t xml:space="preserve"> 정답 ⑤ — effortless · explained</w:t>
       </w:r>
     </w:p>
     <w:p>
@@ -4223,7 +4370,7 @@
           <w:sz w:val="15"/>
           <w:u w:val="none"/>
         </w:rPr>
-        <w:t xml:space="preserve"> 정답 ①</w:t>
+        <w:t xml:space="preserve"> 정답 ① — ⓐ easy → easily / ⓓ is able → are able / ⓕ fire → to fire</w:t>
       </w:r>
     </w:p>
     <w:p>
@@ -4248,7 +4395,7 @@
           <w:sz w:val="15"/>
           <w:u w:val="none"/>
         </w:rPr>
-        <w:t xml:space="preserve"> 정답 ④</w:t>
+        <w:t xml:space="preserve"> 정답 ③</w:t>
       </w:r>
     </w:p>
     <w:p>
@@ -4273,7 +4420,7 @@
           <w:sz w:val="15"/>
           <w:u w:val="none"/>
         </w:rPr>
-        <w:t xml:space="preserve"> 정답 ②</w:t>
+        <w:t xml:space="preserve"> 정답 ①</w:t>
       </w:r>
     </w:p>
     <w:p>
@@ -4298,7 +4445,7 @@
           <w:sz w:val="15"/>
           <w:u w:val="none"/>
         </w:rPr>
-        <w:t xml:space="preserve"> (1) seem  (2) explanation  (3) consciously</w:t>
+        <w:t xml:space="preserve"> It is only because our bodies are so very good at it that running seems very easy.</w:t>
       </w:r>
     </w:p>
     <w:p>
@@ -4323,7 +4470,7 @@
           <w:sz w:val="15"/>
           <w:u w:val="none"/>
         </w:rPr>
-        <w:t xml:space="preserve"> Running is so complicated that only the Terminators of our imagination are able to do it.</w:t>
+        <w:t xml:space="preserve"> (1) seems  (2) enormous  (3) buried  (4) fully</w:t>
       </w:r>
     </w:p>
     <w:p>
@@ -4398,7 +4545,7 @@
           <w:sz w:val="14"/>
           <w:u w:val="none"/>
         </w:rPr>
-        <w:t>(e) [시제 decoy]</w:t>
+        <w:t>(A) [허구 ↔ 실재]</w:t>
       </w:r>
       <w:r>
         <w:rPr>
@@ -4407,7 +4554,7 @@
           <w:sz w:val="14"/>
           <w:u w:val="none"/>
         </w:rPr>
-        <w:t xml:space="preserve"> 비교 대상 생략만 보면 do도 가능해 보이지만 ever will은 ‘미래에도’의 의미 — 고르면 ②. </w:t>
+        <w:t xml:space="preserve"> our imagination을 놓치면 실재 사례로 읽는다. </w:t>
       </w:r>
       <w:r>
         <w:rPr>
@@ -4416,7 +4563,7 @@
           <w:sz w:val="14"/>
           <w:u w:val="none"/>
         </w:rPr>
-        <w:t>(a) [이유 바꿔치기]</w:t>
+        <w:t>(D) [삽입절 함정]</w:t>
       </w:r>
       <w:r>
         <w:rPr>
@@ -4425,7 +4572,25 @@
           <w:sz w:val="14"/>
           <w:u w:val="none"/>
         </w:rPr>
-        <w:t xml:space="preserve"> but that is only because …의 이유를 뒤집음.</w:t>
+        <w:t xml:space="preserve"> which our bodies perform 안의 bodies(복수)에 끌려 are를 옳다고 본다. </w:t>
+      </w:r>
+      <w:r>
+        <w:rPr>
+          <w:rFonts w:ascii="맑은 고딕" w:hAnsi="맑은 고딕" w:eastAsia="맑은 고딕"/>
+          <w:b/>
+          <w:sz w:val="14"/>
+          <w:u w:val="none"/>
+        </w:rPr>
+        <w:t>(B) [decoy]</w:t>
+      </w:r>
+      <w:r>
+        <w:rPr>
+          <w:rFonts w:ascii="맑은 고딕" w:hAnsi="맑은 고딕" w:eastAsia="맑은 고딕"/>
+          <w:b w:val="0"/>
+          <w:sz w:val="14"/>
+          <w:u w:val="none"/>
+        </w:rPr>
+        <w:t xml:space="preserve"> what을 떠올리기 쉽지만 뒤 절이 완전하므로 that — 옳은 진술.</w:t>
       </w:r>
     </w:p>
     <w:p>
@@ -4459,7 +4624,7 @@
           <w:sz w:val="14"/>
           <w:u w:val="none"/>
         </w:rPr>
-        <w:t>ⓔ [사역 decoy]</w:t>
+        <w:t>③ [원인 귀속 치환]</w:t>
       </w:r>
       <w:r>
         <w:rPr>
@@ -4468,7 +4633,7 @@
           <w:sz w:val="14"/>
           <w:u w:val="none"/>
         </w:rPr>
-        <w:t xml:space="preserve"> make/have처럼 원형을 써야 한다고 착각하면 ②·④. get은 to부정사. </w:t>
+        <w:t xml:space="preserve"> [A]의 learning how to use our senses를 ‘생각하기’로 바꿔 [B]와 연결한 함정. </w:t>
       </w:r>
       <w:r>
         <w:rPr>
@@ -4477,7 +4642,7 @@
           <w:sz w:val="14"/>
           <w:u w:val="none"/>
         </w:rPr>
-        <w:t>ⓐ</w:t>
+        <w:t>⑤ [한 끗 정답지]</w:t>
       </w:r>
       <w:r>
         <w:rPr>
@@ -4486,7 +4651,7 @@
           <w:sz w:val="14"/>
           <w:u w:val="none"/>
         </w:rPr>
-        <w:t xml:space="preserve"> 문장 끝 물음표 확인 — 간접의문문이 아니다.</w:t>
+        <w:t xml:space="preserve"> 이중 부정이라 헷갈리지만 두 글의 공통 주장(That doesn’t mean … / she simply has it) — 참.</w:t>
       </w:r>
     </w:p>
     <w:p>
@@ -4520,7 +4685,7 @@
           <w:sz w:val="14"/>
           <w:u w:val="none"/>
         </w:rPr>
-        <w:t>③ [부분부정 함정]</w:t>
+        <w:t>① [직역 함정]</w:t>
       </w:r>
       <w:r>
         <w:rPr>
@@ -4529,7 +4694,43 @@
           <w:sz w:val="14"/>
           <w:u w:val="none"/>
         </w:rPr>
-        <w:t xml:space="preserve"> ‘의식하지 못한다’는 우리말에 끌려 unconscious를 고르면 not all unconscious = ‘전부 무의식인 것은 아니다’로 뜻이 뒤집힌다.</w:t>
+        <w:t xml:space="preserve"> alchemy를 ‘화학’으로 읽은 오답. </w:t>
+      </w:r>
+      <w:r>
+        <w:rPr>
+          <w:rFonts w:ascii="맑은 고딕" w:hAnsi="맑은 고딕" w:eastAsia="맑은 고딕"/>
+          <w:b/>
+          <w:sz w:val="14"/>
+          <w:u w:val="none"/>
+        </w:rPr>
+        <w:t>④ [방향 역전]</w:t>
+      </w:r>
+      <w:r>
+        <w:rPr>
+          <w:rFonts w:ascii="맑은 고딕" w:hAnsi="맑은 고딕" w:eastAsia="맑은 고딕"/>
+          <w:b w:val="0"/>
+          <w:sz w:val="14"/>
+          <w:u w:val="none"/>
+        </w:rPr>
+        <w:t xml:space="preserve"> 필자는 완전한 설명은 불가능하다고 했다. </w:t>
+      </w:r>
+      <w:r>
+        <w:rPr>
+          <w:rFonts w:ascii="맑은 고딕" w:hAnsi="맑은 고딕" w:eastAsia="맑은 고딕"/>
+          <w:b/>
+          <w:sz w:val="14"/>
+          <w:u w:val="none"/>
+        </w:rPr>
+        <w:t>⑤</w:t>
+      </w:r>
+      <w:r>
+        <w:rPr>
+          <w:rFonts w:ascii="맑은 고딕" w:hAnsi="맑은 고딕" w:eastAsia="맑은 고딕"/>
+          <w:b w:val="0"/>
+          <w:sz w:val="14"/>
+          <w:u w:val="none"/>
+        </w:rPr>
+        <w:t xml:space="preserve"> 속도 경쟁은 본문에 없는 축.</w:t>
       </w:r>
     </w:p>
     <w:p>
@@ -4563,7 +4764,7 @@
           <w:sz w:val="14"/>
           <w:u w:val="none"/>
         </w:rPr>
-        <w:t>④ [이중부정 함정]</w:t>
+        <w:t>③ [한 끗]</w:t>
       </w:r>
       <w:r>
         <w:rPr>
@@ -4572,7 +4773,43 @@
           <w:sz w:val="14"/>
           <w:u w:val="none"/>
         </w:rPr>
-        <w:t xml:space="preserve"> doesn’t mean … don’t know를 한 번만 부정으로 읽으면 참처럼 보인다.</w:t>
+        <w:t xml:space="preserve"> (B)는 맞지만 (A) conscious — 본문은 running is not all conscious to us. </w:t>
+      </w:r>
+      <w:r>
+        <w:rPr>
+          <w:rFonts w:ascii="맑은 고딕" w:hAnsi="맑은 고딕" w:eastAsia="맑은 고딕"/>
+          <w:b/>
+          <w:sz w:val="14"/>
+          <w:u w:val="none"/>
+        </w:rPr>
+        <w:t>④ [범위 이탈]</w:t>
+      </w:r>
+      <w:r>
+        <w:rPr>
+          <w:rFonts w:ascii="맑은 고딕" w:hAnsi="맑은 고딕" w:eastAsia="맑은 고딕"/>
+          <w:b w:val="0"/>
+          <w:sz w:val="14"/>
+          <w:u w:val="none"/>
+        </w:rPr>
+        <w:t xml:space="preserve"> 개선 가능성은 글의 논점이 아니다. </w:t>
+      </w:r>
+      <w:r>
+        <w:rPr>
+          <w:rFonts w:ascii="맑은 고딕" w:hAnsi="맑은 고딕" w:eastAsia="맑은 고딕"/>
+          <w:b/>
+          <w:sz w:val="14"/>
+          <w:u w:val="none"/>
+        </w:rPr>
+        <w:t>①</w:t>
+      </w:r>
+      <w:r>
+        <w:rPr>
+          <w:rFonts w:ascii="맑은 고딕" w:hAnsi="맑은 고딕" w:eastAsia="맑은 고딕"/>
+          <w:b w:val="0"/>
+          <w:sz w:val="14"/>
+          <w:u w:val="none"/>
+        </w:rPr>
+        <w:t xml:space="preserve"> (B) ignored는 글의 결론(몸을 믿으라)과 무관.</w:t>
       </w:r>
     </w:p>
     <w:p>
@@ -4606,7 +4843,7 @@
           <w:sz w:val="14"/>
           <w:u w:val="none"/>
         </w:rPr>
-        <w:t>① [목적 바꿔치기]</w:t>
+        <w:t>ⓓ [거리 함정]</w:t>
       </w:r>
       <w:r>
         <w:rPr>
@@ -4615,7 +4852,7 @@
           <w:sz w:val="14"/>
           <w:u w:val="none"/>
         </w:rPr>
-        <w:t xml:space="preserve"> [B]는 설명의 ‘방법’을 제시하지 않는다 — 설명할 수 없다는 것이 요점. </w:t>
+        <w:t xml:space="preserve"> of our imagination(단수)이 동사 바로 앞에 있어 is를 옳다고 보기 쉽다 — 주어는 Terminators. </w:t>
       </w:r>
       <w:r>
         <w:rPr>
@@ -4624,7 +4861,7 @@
           <w:sz w:val="14"/>
           <w:u w:val="none"/>
         </w:rPr>
-        <w:t>⑤</w:t>
+        <w:t>ⓕ [사역 혼동]</w:t>
       </w:r>
       <w:r>
         <w:rPr>
@@ -4633,7 +4870,7 @@
           <w:sz w:val="14"/>
           <w:u w:val="none"/>
         </w:rPr>
-        <w:t xml:space="preserve"> [A] not all conscious, [B] without a second thought — 적절.</w:t>
+        <w:t xml:space="preserve"> make/have/let은 원형을 취하지만 get은 to부정사. ⑤는 ⓐ를 놓치고 옳은 ⓒ를 고른 경우.</w:t>
       </w:r>
     </w:p>
     <w:p>
@@ -4667,7 +4904,7 @@
           <w:sz w:val="14"/>
           <w:u w:val="none"/>
         </w:rPr>
-        <w:t>① [단어 직역 함정]</w:t>
+        <w:t>③ [위치 교체]</w:t>
       </w:r>
       <w:r>
         <w:rPr>
@@ -4676,7 +4913,43 @@
           <w:sz w:val="14"/>
           <w:u w:val="none"/>
         </w:rPr>
-        <w:t xml:space="preserve"> alchemy를 ‘화학’으로 직역. 비유는 앞의 ‘설명할 수 없는 복잡성’과 연결해 해석.</w:t>
+        <w:t xml:space="preserve"> ‘지식이 어디에 있는가’를 뒤집었다 — 본문은 몸(근육·세포·DNA). </w:t>
+      </w:r>
+      <w:r>
+        <w:rPr>
+          <w:rFonts w:ascii="맑은 고딕" w:hAnsi="맑은 고딕" w:eastAsia="맑은 고딕"/>
+          <w:b/>
+          <w:sz w:val="14"/>
+          <w:u w:val="none"/>
+        </w:rPr>
+        <w:t>② [한 끗 정답지]</w:t>
+      </w:r>
+      <w:r>
+        <w:rPr>
+          <w:rFonts w:ascii="맑은 고딕" w:hAnsi="맑은 고딕" w:eastAsia="맑은 고딕"/>
+          <w:b w:val="0"/>
+          <w:sz w:val="14"/>
+          <w:u w:val="none"/>
+        </w:rPr>
+        <w:t xml:space="preserve"> Not even the most powerful supercomputer could manage — 참. </w:t>
+      </w:r>
+      <w:r>
+        <w:rPr>
+          <w:rFonts w:ascii="맑은 고딕" w:hAnsi="맑은 고딕" w:eastAsia="맑은 고딕"/>
+          <w:b/>
+          <w:sz w:val="14"/>
+          <w:u w:val="none"/>
+        </w:rPr>
+        <w:t>④</w:t>
+      </w:r>
+      <w:r>
+        <w:rPr>
+          <w:rFonts w:ascii="맑은 고딕" w:hAnsi="맑은 고딕" w:eastAsia="맑은 고딕"/>
+          <w:b w:val="0"/>
+          <w:sz w:val="14"/>
+          <w:u w:val="none"/>
+        </w:rPr>
+        <w:t xml:space="preserve"> we will never be able to explain it completely — 참.</w:t>
       </w:r>
     </w:p>
     <w:p>
@@ -4710,7 +4983,7 @@
           <w:sz w:val="14"/>
           <w:u w:val="none"/>
         </w:rPr>
-        <w:t>② [소재어 재사용 함정]</w:t>
+        <w:t>④ [방향 역전]</w:t>
       </w:r>
       <w:r>
         <w:rPr>
@@ -4719,7 +4992,43 @@
           <w:sz w:val="14"/>
           <w:u w:val="none"/>
         </w:rPr>
-        <w:t xml:space="preserve"> supercomputer가 ③과 이어져 자연스러워 보이지만, 달리기의 복잡성이 아닌 컴퓨터 자체로 화제가 이탈했다. ②를 빼면 ①의 ‘쉬워 보일 뿐’ → ③의 ‘실은 엄청난 계산’이 바로 이어진다.</w:t>
+        <w:t xml:space="preserve"> 근섬유·DNA는 ‘지식이 묻혀 있어 설명할 수 없는 곳’이지 공부 대상이 아니다. </w:t>
+      </w:r>
+      <w:r>
+        <w:rPr>
+          <w:rFonts w:ascii="맑은 고딕" w:hAnsi="맑은 고딕" w:eastAsia="맑은 고딕"/>
+          <w:b/>
+          <w:sz w:val="14"/>
+          <w:u w:val="none"/>
+        </w:rPr>
+        <w:t>③ [방향 역전]</w:t>
+      </w:r>
+      <w:r>
+        <w:rPr>
+          <w:rFonts w:ascii="맑은 고딕" w:hAnsi="맑은 고딕" w:eastAsia="맑은 고딕"/>
+          <w:b w:val="0"/>
+          <w:sz w:val="14"/>
+          <w:u w:val="none"/>
+        </w:rPr>
+        <w:t xml:space="preserve"> 슈퍼컴퓨터는 ‘못 한다’의 예. </w:t>
+      </w:r>
+      <w:r>
+        <w:rPr>
+          <w:rFonts w:ascii="맑은 고딕" w:hAnsi="맑은 고딕" w:eastAsia="맑은 고딕"/>
+          <w:b/>
+          <w:sz w:val="14"/>
+          <w:u w:val="none"/>
+        </w:rPr>
+        <w:t>②</w:t>
+      </w:r>
+      <w:r>
+        <w:rPr>
+          <w:rFonts w:ascii="맑은 고딕" w:hAnsi="맑은 고딕" w:eastAsia="맑은 고딕"/>
+          <w:b w:val="0"/>
+          <w:sz w:val="14"/>
+          <w:u w:val="none"/>
+        </w:rPr>
+        <w:t xml:space="preserve"> 부상 원인은 글이 답하지 않은 질문.</w:t>
       </w:r>
     </w:p>
     <w:p>
@@ -4744,7 +5053,43 @@
           <w:sz w:val="14"/>
           <w:u w:val="none"/>
         </w:rPr>
-        <w:t xml:space="preserve"> (1) seems ✕ — 조동사 뒤 원형(본문 형태 seems도 변형 아님). (2) explain ✕. (3) conscious ✕ — 동명사 수식은 부사. [채점] 각 1점.</w:t>
+        <w:t xml:space="preserve"> </w:t>
+      </w:r>
+      <w:r>
+        <w:rPr>
+          <w:rFonts w:ascii="맑은 고딕" w:hAnsi="맑은 고딕" w:eastAsia="맑은 고딕"/>
+          <w:b/>
+          <w:sz w:val="14"/>
+          <w:u w:val="none"/>
+        </w:rPr>
+        <w:t>It is only because … , running seems</w:t>
+      </w:r>
+      <w:r>
+        <w:rPr>
+          <w:rFonts w:ascii="맑은 고딕" w:hAnsi="맑은 고딕" w:eastAsia="맑은 고딕"/>
+          <w:b w:val="0"/>
+          <w:sz w:val="14"/>
+          <w:u w:val="none"/>
+        </w:rPr>
+        <w:t xml:space="preserve"> ✕ — 강조 구문의 that 누락. </w:t>
+      </w:r>
+      <w:r>
+        <w:rPr>
+          <w:rFonts w:ascii="맑은 고딕" w:hAnsi="맑은 고딕" w:eastAsia="맑은 고딕"/>
+          <w:b/>
+          <w:sz w:val="14"/>
+          <w:u w:val="none"/>
+        </w:rPr>
+        <w:t>It is that running seems very easy only because …</w:t>
+      </w:r>
+      <w:r>
+        <w:rPr>
+          <w:rFonts w:ascii="맑은 고딕" w:hAnsi="맑은 고딕" w:eastAsia="맑은 고딕"/>
+          <w:b w:val="0"/>
+          <w:sz w:val="14"/>
+          <w:u w:val="none"/>
+        </w:rPr>
+        <w:t xml:space="preserve"> ✕ — 강조 대상이 that 앞에 와야 함. [채점] It is … that 구조 1.5 / 어순·보기 전부 1 / 철자·단어 수 0.5.</w:t>
       </w:r>
     </w:p>
     <w:p>
@@ -4778,7 +5123,7 @@
           <w:sz w:val="14"/>
           <w:u w:val="none"/>
         </w:rPr>
-        <w:t>such complicated that</w:t>
+        <w:t>complicated</w:t>
       </w:r>
       <w:r>
         <w:rPr>
@@ -4787,7 +5132,7 @@
           <w:sz w:val="14"/>
           <w:u w:val="none"/>
         </w:rPr>
-        <w:t xml:space="preserve"> ✕ — 형용사 단독 앞은 so. </w:t>
+        <w:t xml:space="preserve"> ✕ — (2)는 ‘수가 많다’는 뜻이라 enormous; complicated number는 비문. </w:t>
       </w:r>
       <w:r>
         <w:rPr>
@@ -4796,7 +5141,7 @@
           <w:sz w:val="14"/>
           <w:u w:val="none"/>
         </w:rPr>
-        <w:t>Running are</w:t>
+        <w:t>consciously</w:t>
       </w:r>
       <w:r>
         <w:rPr>
@@ -4805,7 +5150,25 @@
           <w:sz w:val="14"/>
           <w:u w:val="none"/>
         </w:rPr>
-        <w:t xml:space="preserve"> ✕. [채점] so~that 1.5 / 수 일치 0.5 / 어순 1.</w:t>
+        <w:t xml:space="preserve"> ✕ — (4)에 넣으면 ‘의식적으로 설명 못 한다’로 의미 어긋남. </w:t>
+      </w:r>
+      <w:r>
+        <w:rPr>
+          <w:rFonts w:ascii="맑은 고딕" w:hAnsi="맑은 고딕" w:eastAsia="맑은 고딕"/>
+          <w:b/>
+          <w:sz w:val="14"/>
+          <w:u w:val="none"/>
+        </w:rPr>
+        <w:t>accepted</w:t>
+      </w:r>
+      <w:r>
+        <w:rPr>
+          <w:rFonts w:ascii="맑은 고딕" w:hAnsi="맑은 고딕" w:eastAsia="맑은 고딕"/>
+          <w:b w:val="0"/>
+          <w:sz w:val="14"/>
+          <w:u w:val="none"/>
+        </w:rPr>
+        <w:t xml:space="preserve"> ✕ — (3)의 ‘깊이 묻힌’과 무관. [채점] 각 0.75, 어형 오류는 0.</w:t>
       </w:r>
     </w:p>
     <w:p>
@@ -4839,7 +5202,7 @@
           <w:sz w:val="14"/>
           <w:u w:val="none"/>
         </w:rPr>
-        <w:t>④ [한 끗]</w:t>
+        <w:t>③ [한 끗]</w:t>
       </w:r>
       <w:r>
         <w:rPr>
@@ -4848,7 +5211,25 @@
           <w:sz w:val="14"/>
           <w:u w:val="none"/>
         </w:rPr>
-        <w:t xml:space="preserve"> Because 문장 바로 ‘앞’과 ‘뒤’를 구분 — 지시어 That은 ‘설명 불가’ 진술 뒤에 와야 한다.</w:t>
+        <w:t xml:space="preserve"> (B)-(A)-(C)는 (A)의 결론(받아들이라) 뒤에 (C)의 ‘복잡하다’가 와서 논리가 되돌아간다. </w:t>
+      </w:r>
+      <w:r>
+        <w:rPr>
+          <w:rFonts w:ascii="맑은 고딕" w:hAnsi="맑은 고딕" w:eastAsia="맑은 고딕"/>
+          <w:b/>
+          <w:sz w:val="14"/>
+          <w:u w:val="none"/>
+        </w:rPr>
+        <w:t>④·②</w:t>
+      </w:r>
+      <w:r>
+        <w:rPr>
+          <w:rFonts w:ascii="맑은 고딕" w:hAnsi="맑은 고딕" w:eastAsia="맑은 고딕"/>
+          <w:b w:val="0"/>
+          <w:sz w:val="14"/>
+          <w:u w:val="none"/>
+        </w:rPr>
+        <w:t xml:space="preserve"> (C)의 our running intelligence는 (B)의 계산 능력 얘기 뒤에야 자연스럽다.</w:t>
       </w:r>
     </w:p>
     <w:p>
@@ -4873,7 +5254,7 @@
           <w:sz w:val="14"/>
           <w:u w:val="none"/>
         </w:rPr>
-        <w:t xml:space="preserve"> 우리 몸이 가장 잘 안다면, 달리기처럼 겉보기에 너무나 자연스러운 일을 할 때 왜 몸은 그렇게 쉽게 다치는가? 한편으로 달리기는 아주 쉬워 보이지만, 그것은 오직 우리 몸이 그것을 아주 잘하기 때문이다. 지구상에서 가장 강력한 슈퍼컴퓨터도 줄에 매이지 않은 채 두 다리로 달리는 데 필요한 엄청난 수의 계산을 처리할 수 없다. 우리의 달리기 지능이 어디에 있든, 달리기가 우리에게 전부 의식되는 것은 아니며, 너무나 복잡해서 우리 상상 속의 T-1000 터미네이터만이 그것을 할 수 있을 정도다. 우리의 달리기 지식은 근섬유, 세포, DNA 깊숙이 묻혀 있기 때문에, 우리는 그 복잡성을 완전히 설명할 수 없다는 것을 받아들여야 한다. 그렇다고 우리 몸이 달리는 법을 모른다는 뜻은 아니다. 우리는 감각을 사용하는 법을 배우고, 감각이 작동하게 하고, 감각이 무엇을 할 수 있는지 보고, 우리 몸이 우리가 앞으로 알게 될 것보다 달리기에 대해 더 많이 안다는 것을 받아들임으로써 달리기의 연금술을 이해하는 쪽으로 더듬어 나아갈 수 있을 것이다.</w:t>
+        <w:t xml:space="preserve"> ['우리 몸이 가장 잘 안다면, 달리기처럼 겉보기에 너무나 자연스러운 일을 할 때 왜 몸은 그렇게 쉽게 다치는가?', '한편으로 달리기는 아주 쉬워 보이지만, 그것은 오직 우리 몸이 그것을 아주 잘하기 때문이다.', '지구상에서 가장 강력한 슈퍼컴퓨터도 줄에 매이지 않은 채 두 다리로 달리는 데 필요한 엄청난 수의 계산을 처리할 수 없다.', '우리의 달리기 지능이 어디에 있든, 달리기는 우리에게 전부 의식되는 것은 아니며, 너무나 복잡해서 우리 상상 속의 T-1000 터미네이터만이 그것을 할 수 있을 정도다.', '우리의 달리기 지식은 근섬유, 세포, DNA 깊숙이 묻혀 있기 때문에, 우리는 그 복잡성을 완전히 설명할 수 없다는 것을 받아들여야 한다.', '그렇다고 우리 몸이 달리는 법을 모른다는 뜻은 아니다.', '우리는 감각을 사용하는 법을 배우고, 감각이 작동하게 하고, 감각이 무엇을 할 수 있는지 보고, 우리 몸이 우리가 앞으로 알게 될 것보다 달리기에 대해 더 많이 안다는 것을 받아들임으로써 달리기의 연금술을 이해하는 쪽으로 더듬어 나아갈 수 있을 것이다.']</w:t>
       </w:r>
     </w:p>
     <w:p>
@@ -4898,7 +5279,7 @@
           <w:sz w:val="14"/>
           <w:u w:val="none"/>
         </w:rPr>
-        <w:t xml:space="preserve"> 공을 잡는 것도 우리 몸이 마음이 설명할 수 있는 것보다 더 잘 해내는 또 하나의 일이다. 높이 뜬 공을 잡는 아이는 순식간에 속도, 각도, 바람의 문제를 풀고 있는데, 그것을 적어 내려면 방정식 몇 쪽이 필요할 것이다. 아이는 자신이 어떻게 그렇게 하는지 설명할 수 없지만, 그 손은 정확히 맞는 자리에 도착한다.</w:t>
+        <w:t xml:space="preserve"> ['자전거 타기도 같은 이야기를 들려준다.', '타는 사람에게 어떻게 균형을 잡느냐고 물으면 아마 그냥 조금 기울일 뿐이라고 말하겠지만, 실제로 그녀의 몸은 매초 수백 번의 미세한 교정을 하고 있으며, 그중 어느 것도 그녀가 글로 적을 수는 없다.', '스스로 균형을 잡는 자전거를 만드는 공학자들은 열 살짜리가 생각 없이 해내는 일을 하기 위해 센서, 모터, 그리고 몇 쪽의 방정식이 필요하다.', '타는 사람은 균형을 이해하는 것이 아니라 그저 가지고 있을 뿐이며, 그것을 잃는 가장 확실한 방법은 그것에 대해 생각하기 시작하는 것이다.']</w:t>
       </w:r>
     </w:p>
     <w:sectPr>
